--- a/manuscript/Manuscript_v4.docx
+++ b/manuscript/Manuscript_v4.docx
@@ -511,7 +511,13 @@
         <w:jc w:val="left"/>
       </w:pPr>
       <w:r>
-        <w:t>This research was supported by the Fish Futures programme funded through a Ministry of Business, Innovation and Employment grant (CAWX2101).</w:t>
+        <w:t>This research was supported by the Fish Futures programme funded through a Ministry of Business, Innovation and Employment grant (CAWX2101)</w:t>
+      </w:r>
+      <w:r>
+        <w:t xml:space="preserve"> </w:t>
+      </w:r>
+      <w:r>
+        <w:t>with additional funding provided by the Bay of Plenty Regional Council under the Toihuarewa Waimāori - Bay of Plenty Regional Council Chair in Lake and Freshwater Science programme.</w:t>
       </w:r>
     </w:p>
     <w:p>
@@ -619,6 +625,7 @@
           <w:b/>
           <w:bCs/>
         </w:rPr>
+        <w:lastRenderedPageBreak/>
         <w:t>Declarations</w:t>
       </w:r>
     </w:p>
@@ -628,7 +635,6 @@
         <w:jc w:val="left"/>
       </w:pPr>
       <w:r>
-        <w:lastRenderedPageBreak/>
         <w:t xml:space="preserve">The </w:t>
       </w:r>
       <w:r>
@@ -714,7 +720,13 @@
         <w:t xml:space="preserve">Paranephrops planifrons </w:t>
       </w:r>
       <w:r>
-        <w:t>(kōura) have declined by up to 91%. Identifying key habitat requirements is essential to improve the conservation of crayfish facing multiple threats. To assess littoral habitat associations, we surveyed shoreline habitats in five Aotearoa lakes and modelled kōura occupancy, abundance, and biomass using generalised additive mixed models. Kōura occupancy increased with shoreline habitat complexity, particularly coarser substrate types and greater riparian vegetation cover. Elevated summer surface water temperatures were negatively associated with kōura occupancy and abundance, indicating reduced habitat suitability during warm periods. pH was positively correlated with kōura abundance and biomass. Our results suggest that the composition and physical structure of littoral habitats are important drivers of kōura distribution and abundance. As climatic drivers resulting in warmer water temperatures and reduced dissolved oxygen are difficult to manage, targeted protection and restoration of coarse substrate shoreline habitats may provide a practical conservation response.</w:t>
+        <w:t>(kōura) have declined by up to 91</w:t>
+      </w:r>
+      <w:r>
+        <w:t xml:space="preserve"> </w:t>
+      </w:r>
+      <w:r>
+        <w:t>%. Identifying key habitat requirements is essential to improve the conservation of crayfish facing multiple threats. To assess littoral habitat associations, we surveyed shoreline habitats in five Aotearoa lakes and modelled kōura occupancy, abundance, and biomass using generalised additive mixed models. Kōura occupancy increased with shoreline habitat complexity, particularly coarser substrate types and greater riparian vegetation cover. Elevated summer surface water temperatures were negatively associated with kōura occupancy and abundance, indicating reduced habitat suitability during warm periods. pH was positively correlated with kōura abundance and biomass. Our results suggest that the composition and physical structure of littoral habitats are important drivers of kōura distribution and abundance. As climatic drivers resulting in warmer water temperatures and reduced dissolved oxygen are difficult to manage, targeted protection and restoration of coarse substrate shoreline habitats may provide a practical conservation response.</w:t>
       </w:r>
     </w:p>
     <w:p>
@@ -5559,10 +5571,7 @@
         <w:t>Eleocharis sphacelata</w:t>
       </w:r>
       <w:r>
-        <w:t xml:space="preserve"> </w:t>
-      </w:r>
-      <w:r>
-        <w:t>R.Br.</w:t>
+        <w:t xml:space="preserve"> R.Br.</w:t>
       </w:r>
       <w:r>
         <w:t xml:space="preserve">), </w:t>
@@ -6278,15 +6287,7 @@
       </w:r>
       <w:proofErr w:type="spellEnd"/>
       <w:r>
-        <w:t xml:space="preserve"> &amp; de </w:t>
-      </w:r>
-      <w:proofErr w:type="spellStart"/>
-      <w:r>
-        <w:t>los</w:t>
-      </w:r>
-      <w:proofErr w:type="spellEnd"/>
-      <w:r>
-        <w:t xml:space="preserve"> Ángeles González-Sagrario, 2022)</w:t>
+        <w:t xml:space="preserve"> &amp; de los Ángeles González-Sagrario, 2022)</w:t>
       </w:r>
       <w:r>
         <w:t>.</w:t>
@@ -6396,3819 +6397,5371 @@
     </w:p>
     <w:p>
       <w:pPr>
-        <w:spacing w:line="360" w:lineRule="auto"/>
-        <w:ind w:left="810" w:hanging="720"/>
+        <w:spacing w:line="276" w:lineRule="auto"/>
+        <w:ind w:left="284" w:hanging="284"/>
         <w:jc w:val="left"/>
         <w:rPr>
-          <w:sz w:val="18"/>
-          <w:szCs w:val="18"/>
+          <w:rFonts w:cstheme="minorHAnsi"/>
+          <w:sz w:val="20"/>
+          <w:szCs w:val="20"/>
         </w:rPr>
       </w:pPr>
       <w:r>
         <w:rPr>
-          <w:sz w:val="18"/>
-          <w:szCs w:val="18"/>
-        </w:rPr>
-        <w:t xml:space="preserve">Albertson, L. K., &amp; Daniels, M. D. (2018). Crayfish ecosystem engineering effects on riverbed disturbance and topography are mediated by size and behavior. </w:t>
-      </w:r>
-      <w:r>
-        <w:rPr>
-          <w:i/>
-          <w:iCs/>
-          <w:sz w:val="18"/>
-          <w:szCs w:val="18"/>
-        </w:rPr>
-        <w:t>Freshwater Science</w:t>
-      </w:r>
-      <w:r>
-        <w:rPr>
-          <w:sz w:val="18"/>
-          <w:szCs w:val="18"/>
-        </w:rPr>
-        <w:t>, 37(4), 836–844. https://doi.org/10.1086/700884</w:t>
-      </w:r>
-    </w:p>
-    <w:p>
-      <w:pPr>
-        <w:spacing w:line="360" w:lineRule="auto"/>
-        <w:ind w:left="810" w:hanging="720"/>
-        <w:jc w:val="left"/>
-        <w:rPr>
-          <w:sz w:val="18"/>
-          <w:szCs w:val="18"/>
-        </w:rPr>
-      </w:pPr>
-      <w:r>
-        <w:rPr>
-          <w:sz w:val="18"/>
-          <w:szCs w:val="18"/>
-        </w:rPr>
-        <w:t xml:space="preserve">Angilletta, M. J., Jr., Steury, T. D., &amp; Sears, M. W. (2004). Temperature, Growth Rate, and Body Size in Ectotherms: Fitting Pieces of a Life-History Puzzle1. </w:t>
-      </w:r>
-      <w:r>
-        <w:rPr>
-          <w:i/>
-          <w:iCs/>
-          <w:sz w:val="18"/>
-          <w:szCs w:val="18"/>
-        </w:rPr>
-        <w:t>Integrative and Comparative Biology</w:t>
-      </w:r>
-      <w:r>
-        <w:rPr>
-          <w:sz w:val="18"/>
-          <w:szCs w:val="18"/>
-        </w:rPr>
-        <w:t>, 44(6), 498–509. https://doi.org/10.1093/icb/44.6.498</w:t>
-      </w:r>
-    </w:p>
-    <w:p>
-      <w:pPr>
-        <w:spacing w:line="360" w:lineRule="auto"/>
-        <w:ind w:left="810" w:hanging="720"/>
-        <w:jc w:val="left"/>
-        <w:rPr>
-          <w:sz w:val="18"/>
-          <w:szCs w:val="18"/>
-        </w:rPr>
-      </w:pPr>
-      <w:r>
-        <w:rPr>
-          <w:sz w:val="18"/>
-          <w:szCs w:val="18"/>
-        </w:rPr>
-        <w:t>Barnes, G. E. (1996). The biology and general ecology of the brown bullhead catfish (</w:t>
-      </w:r>
-      <w:r>
-        <w:rPr>
-          <w:i/>
-          <w:iCs/>
-          <w:sz w:val="18"/>
-          <w:szCs w:val="18"/>
-        </w:rPr>
-        <w:t>Ameiurus nebulosus</w:t>
-      </w:r>
-      <w:r>
-        <w:rPr>
-          <w:sz w:val="18"/>
-          <w:szCs w:val="18"/>
-        </w:rPr>
-        <w:t xml:space="preserve">) in Lake Taupo (Thesis, Master of Science (MSc)). </w:t>
+          <w:rFonts w:cstheme="minorHAnsi"/>
+          <w:sz w:val="20"/>
+          <w:szCs w:val="20"/>
+        </w:rPr>
+        <w:t>Albertson, L. K., &amp; M. D. Daniels, 2018. Crayfish ecosystem engineering effects on riverbed disturbance and topography are mediated by size and behavior. Freshwater Science 37: 836–844.</w:t>
+      </w:r>
+      <w:r>
+        <w:rPr>
+          <w:rFonts w:cstheme="minorHAnsi"/>
+          <w:sz w:val="20"/>
+          <w:szCs w:val="20"/>
+        </w:rPr>
+        <w:t xml:space="preserve"> </w:t>
       </w:r>
       <w:hyperlink r:id="rId9" w:history="1">
         <w:r>
           <w:rPr>
             <w:rStyle w:val="Hyperlink"/>
-            <w:color w:val="auto"/>
-            <w:sz w:val="18"/>
-            <w:szCs w:val="18"/>
-            <w:u w:val="none"/>
+            <w:rFonts w:cstheme="minorHAnsi"/>
+            <w:sz w:val="20"/>
+            <w:szCs w:val="20"/>
           </w:rPr>
-          <w:t>https://researchcommons.waikato.ac.nz/items/24cf02c1-8c2f-4b63-ba89-e8a509e9ba05</w:t>
+          <w:t>https://doi.org/10.1086/700884</w:t>
         </w:r>
       </w:hyperlink>
+      <w:r>
+        <w:rPr>
+          <w:rFonts w:cstheme="minorHAnsi"/>
+          <w:sz w:val="20"/>
+          <w:szCs w:val="20"/>
+        </w:rPr>
+        <w:t>.</w:t>
+      </w:r>
     </w:p>
     <w:p>
       <w:pPr>
-        <w:spacing w:line="360" w:lineRule="auto"/>
-        <w:ind w:left="810" w:hanging="720"/>
+        <w:spacing w:line="276" w:lineRule="auto"/>
+        <w:ind w:left="284" w:hanging="284"/>
         <w:jc w:val="left"/>
         <w:rPr>
-          <w:sz w:val="18"/>
-          <w:szCs w:val="18"/>
+          <w:rFonts w:cstheme="minorHAnsi"/>
+          <w:sz w:val="20"/>
+          <w:szCs w:val="20"/>
         </w:rPr>
       </w:pPr>
       <w:r>
         <w:rPr>
-          <w:sz w:val="18"/>
-          <w:szCs w:val="18"/>
-        </w:rPr>
-        <w:t>Barnes, G. E., &amp; Hicks, B. J. (2003). Brown bullhead catfish (</w:t>
-      </w:r>
-      <w:r>
-        <w:rPr>
-          <w:i/>
-          <w:iCs/>
-          <w:sz w:val="18"/>
-          <w:szCs w:val="18"/>
-        </w:rPr>
-        <w:t>Ameiurus nebulosus</w:t>
-      </w:r>
-      <w:r>
-        <w:rPr>
-          <w:sz w:val="18"/>
-          <w:szCs w:val="18"/>
-        </w:rPr>
-        <w:t>) in Lake Taupo (Managing Invasive Freshwater Fish in New Zealand) [Proceedings of a workshop hosted by Department of Conservation, 10-12 May 2001, Hamilton]. Department of Conservation.</w:t>
-      </w:r>
-    </w:p>
-    <w:p>
-      <w:pPr>
-        <w:spacing w:line="360" w:lineRule="auto"/>
-        <w:ind w:left="810" w:hanging="720"/>
-        <w:jc w:val="left"/>
-        <w:rPr>
-          <w:sz w:val="18"/>
-          <w:szCs w:val="18"/>
-        </w:rPr>
-      </w:pPr>
-      <w:r>
-        <w:rPr>
-          <w:sz w:val="18"/>
-          <w:szCs w:val="18"/>
-        </w:rPr>
-        <w:t xml:space="preserve">Bolker, B. M., Brooks, M. E., Clark, C. J., Geange, S. W., Poulsen, J. R., Stevens, M. H. H., &amp; White, J.-S. S. (2009). Generalized linear mixed models: A practical guide for ecology and evolution. </w:t>
-      </w:r>
-      <w:r>
-        <w:rPr>
-          <w:i/>
-          <w:iCs/>
-          <w:sz w:val="18"/>
-          <w:szCs w:val="18"/>
-        </w:rPr>
-        <w:t>Trends in Ecology &amp; Evolution</w:t>
-      </w:r>
-      <w:r>
-        <w:rPr>
-          <w:sz w:val="18"/>
-          <w:szCs w:val="18"/>
-        </w:rPr>
-        <w:t xml:space="preserve">, </w:t>
-      </w:r>
-      <w:r>
-        <w:rPr>
-          <w:i/>
-          <w:iCs/>
-          <w:sz w:val="18"/>
-          <w:szCs w:val="18"/>
-        </w:rPr>
-        <w:t>24</w:t>
-      </w:r>
-      <w:r>
-        <w:rPr>
-          <w:sz w:val="18"/>
-          <w:szCs w:val="18"/>
-        </w:rPr>
-        <w:t xml:space="preserve">(3), 127–135. </w:t>
+          <w:rFonts w:cstheme="minorHAnsi"/>
+          <w:sz w:val="20"/>
+          <w:szCs w:val="20"/>
+        </w:rPr>
+        <w:t>Angilletta, M. J., T. D. Steury, &amp; M. W. Sears, 2004. Temperature, growth rate, and body size in ectotherms: Fitting pieces of a life-history puzzle. Integrative and Comparative Biology 44: 498–509.</w:t>
+      </w:r>
+      <w:r>
+        <w:rPr>
+          <w:rFonts w:cstheme="minorHAnsi"/>
+          <w:sz w:val="20"/>
+          <w:szCs w:val="20"/>
+        </w:rPr>
+        <w:t xml:space="preserve"> </w:t>
       </w:r>
       <w:hyperlink r:id="rId10" w:history="1">
         <w:r>
           <w:rPr>
             <w:rStyle w:val="Hyperlink"/>
-            <w:color w:val="auto"/>
-            <w:sz w:val="18"/>
-            <w:szCs w:val="18"/>
-            <w:u w:val="none"/>
+            <w:rFonts w:cstheme="minorHAnsi"/>
+            <w:sz w:val="20"/>
+            <w:szCs w:val="20"/>
+          </w:rPr>
+          <w:t>https://doi.org/10.1093/icb/44.6.498</w:t>
+        </w:r>
+      </w:hyperlink>
+      <w:r>
+        <w:rPr>
+          <w:rFonts w:cstheme="minorHAnsi"/>
+          <w:sz w:val="20"/>
+          <w:szCs w:val="20"/>
+        </w:rPr>
+        <w:t>.</w:t>
+      </w:r>
+    </w:p>
+    <w:p>
+      <w:pPr>
+        <w:spacing w:line="276" w:lineRule="auto"/>
+        <w:ind w:left="284" w:hanging="284"/>
+        <w:jc w:val="left"/>
+        <w:rPr>
+          <w:rFonts w:cstheme="minorHAnsi"/>
+          <w:sz w:val="20"/>
+          <w:szCs w:val="20"/>
+        </w:rPr>
+      </w:pPr>
+      <w:r>
+        <w:rPr>
+          <w:rFonts w:cstheme="minorHAnsi"/>
+          <w:sz w:val="20"/>
+          <w:szCs w:val="20"/>
+        </w:rPr>
+        <w:t>Barnes, G. E., 1996.</w:t>
+      </w:r>
+      <w:r>
+        <w:rPr>
+          <w:rFonts w:cstheme="minorHAnsi"/>
+          <w:sz w:val="20"/>
+          <w:szCs w:val="20"/>
+        </w:rPr>
+        <w:t xml:space="preserve"> </w:t>
+      </w:r>
+      <w:hyperlink r:id="rId11" w:history="1">
+        <w:r>
+          <w:rPr>
+            <w:rStyle w:val="Hyperlink"/>
+            <w:rFonts w:cstheme="minorHAnsi"/>
+            <w:sz w:val="20"/>
+            <w:szCs w:val="20"/>
+          </w:rPr>
+          <w:t>The biology and general ecology of the brown bullhead catfish (</w:t>
+        </w:r>
+        <w:r>
+          <w:rPr>
+            <w:rStyle w:val="Hyperlink"/>
+            <w:rFonts w:cstheme="minorHAnsi"/>
+            <w:sz w:val="20"/>
+            <w:szCs w:val="20"/>
+          </w:rPr>
+          <w:t>A</w:t>
+        </w:r>
+        <w:r>
+          <w:rPr>
+            <w:rStyle w:val="Hyperlink"/>
+            <w:rFonts w:cstheme="minorHAnsi"/>
+            <w:i/>
+            <w:iCs/>
+            <w:sz w:val="20"/>
+            <w:szCs w:val="20"/>
+          </w:rPr>
+          <w:t>meiurus nebulosus</w:t>
+        </w:r>
+        <w:r>
+          <w:rPr>
+            <w:rStyle w:val="Hyperlink"/>
+            <w:rFonts w:cstheme="minorHAnsi"/>
+            <w:sz w:val="20"/>
+            <w:szCs w:val="20"/>
+          </w:rPr>
+          <w:t xml:space="preserve">) in </w:t>
+        </w:r>
+        <w:r>
+          <w:rPr>
+            <w:rStyle w:val="Hyperlink"/>
+            <w:rFonts w:cstheme="minorHAnsi"/>
+            <w:sz w:val="20"/>
+            <w:szCs w:val="20"/>
+          </w:rPr>
+          <w:t>L</w:t>
+        </w:r>
+        <w:r>
+          <w:rPr>
+            <w:rStyle w:val="Hyperlink"/>
+            <w:rFonts w:cstheme="minorHAnsi"/>
+            <w:sz w:val="20"/>
+            <w:szCs w:val="20"/>
+          </w:rPr>
+          <w:t xml:space="preserve">ake </w:t>
+        </w:r>
+        <w:r>
+          <w:rPr>
+            <w:rStyle w:val="Hyperlink"/>
+            <w:rFonts w:cstheme="minorHAnsi"/>
+            <w:sz w:val="20"/>
+            <w:szCs w:val="20"/>
+          </w:rPr>
+          <w:t>Taupō</w:t>
+        </w:r>
+      </w:hyperlink>
+      <w:r>
+        <w:rPr>
+          <w:rFonts w:cstheme="minorHAnsi"/>
+          <w:sz w:val="20"/>
+          <w:szCs w:val="20"/>
+        </w:rPr>
+        <w:t>. Master of Science thesis, University of Waikato.</w:t>
+      </w:r>
+    </w:p>
+    <w:p>
+      <w:pPr>
+        <w:spacing w:line="276" w:lineRule="auto"/>
+        <w:ind w:left="284" w:hanging="284"/>
+        <w:jc w:val="left"/>
+        <w:rPr>
+          <w:rFonts w:cstheme="minorHAnsi"/>
+          <w:sz w:val="20"/>
+          <w:szCs w:val="20"/>
+        </w:rPr>
+      </w:pPr>
+      <w:r>
+        <w:rPr>
+          <w:rFonts w:cstheme="minorHAnsi"/>
+          <w:sz w:val="20"/>
+          <w:szCs w:val="20"/>
+        </w:rPr>
+        <w:t>Barnes, G. E., &amp; B. J. Hicks, 2003. Brown bullhead catfish (</w:t>
+      </w:r>
+      <w:r>
+        <w:rPr>
+          <w:rFonts w:cstheme="minorHAnsi"/>
+          <w:i/>
+          <w:iCs/>
+          <w:sz w:val="20"/>
+          <w:szCs w:val="20"/>
+        </w:rPr>
+        <w:t>A</w:t>
+      </w:r>
+      <w:r>
+        <w:rPr>
+          <w:rFonts w:cstheme="minorHAnsi"/>
+          <w:i/>
+          <w:iCs/>
+          <w:sz w:val="20"/>
+          <w:szCs w:val="20"/>
+        </w:rPr>
+        <w:t>meiurus nebulosus</w:t>
+      </w:r>
+      <w:r>
+        <w:rPr>
+          <w:rFonts w:cstheme="minorHAnsi"/>
+          <w:sz w:val="20"/>
+          <w:szCs w:val="20"/>
+        </w:rPr>
+        <w:t xml:space="preserve">) in </w:t>
+      </w:r>
+      <w:r>
+        <w:rPr>
+          <w:rFonts w:cstheme="minorHAnsi"/>
+          <w:sz w:val="20"/>
+          <w:szCs w:val="20"/>
+        </w:rPr>
+        <w:t>L</w:t>
+      </w:r>
+      <w:r>
+        <w:rPr>
+          <w:rFonts w:cstheme="minorHAnsi"/>
+          <w:sz w:val="20"/>
+          <w:szCs w:val="20"/>
+        </w:rPr>
+        <w:t xml:space="preserve">ake </w:t>
+      </w:r>
+      <w:r>
+        <w:rPr>
+          <w:rFonts w:cstheme="minorHAnsi"/>
+          <w:sz w:val="20"/>
+          <w:szCs w:val="20"/>
+        </w:rPr>
+        <w:t>Taupō</w:t>
+      </w:r>
+      <w:r>
+        <w:rPr>
+          <w:rFonts w:cstheme="minorHAnsi"/>
+          <w:sz w:val="20"/>
+          <w:szCs w:val="20"/>
+        </w:rPr>
+        <w:t xml:space="preserve">. In Managing invasive freshwater fish in </w:t>
+      </w:r>
+      <w:r>
+        <w:rPr>
+          <w:rFonts w:cstheme="minorHAnsi"/>
+          <w:sz w:val="20"/>
+          <w:szCs w:val="20"/>
+        </w:rPr>
+        <w:t>N</w:t>
+      </w:r>
+      <w:r>
+        <w:rPr>
+          <w:rFonts w:cstheme="minorHAnsi"/>
+          <w:sz w:val="20"/>
+          <w:szCs w:val="20"/>
+        </w:rPr>
+        <w:t xml:space="preserve">ew </w:t>
+      </w:r>
+      <w:r>
+        <w:rPr>
+          <w:rFonts w:cstheme="minorHAnsi"/>
+          <w:sz w:val="20"/>
+          <w:szCs w:val="20"/>
+        </w:rPr>
+        <w:t>Zealand</w:t>
+      </w:r>
+      <w:r>
+        <w:rPr>
+          <w:rFonts w:cstheme="minorHAnsi"/>
+          <w:sz w:val="20"/>
+          <w:szCs w:val="20"/>
+        </w:rPr>
+        <w:t xml:space="preserve">: Proceedings of a workshop hosted by department of conservation, 10–12 </w:t>
+      </w:r>
+      <w:r>
+        <w:rPr>
+          <w:rFonts w:cstheme="minorHAnsi"/>
+          <w:sz w:val="20"/>
+          <w:szCs w:val="20"/>
+        </w:rPr>
+        <w:t>May</w:t>
+      </w:r>
+      <w:r>
+        <w:rPr>
+          <w:rFonts w:cstheme="minorHAnsi"/>
+          <w:sz w:val="20"/>
+          <w:szCs w:val="20"/>
+        </w:rPr>
+        <w:t xml:space="preserve"> 2001, </w:t>
+      </w:r>
+      <w:r>
+        <w:rPr>
+          <w:rFonts w:cstheme="minorHAnsi"/>
+          <w:sz w:val="20"/>
+          <w:szCs w:val="20"/>
+        </w:rPr>
+        <w:t>Hamilton</w:t>
+      </w:r>
+      <w:r>
+        <w:rPr>
+          <w:rFonts w:cstheme="minorHAnsi"/>
+          <w:sz w:val="20"/>
+          <w:szCs w:val="20"/>
+        </w:rPr>
+        <w:t>. Department of Conservation.</w:t>
+      </w:r>
+    </w:p>
+    <w:p>
+      <w:pPr>
+        <w:spacing w:line="276" w:lineRule="auto"/>
+        <w:ind w:left="284" w:hanging="284"/>
+        <w:jc w:val="left"/>
+        <w:rPr>
+          <w:rFonts w:cstheme="minorHAnsi"/>
+          <w:sz w:val="20"/>
+          <w:szCs w:val="20"/>
+        </w:rPr>
+      </w:pPr>
+      <w:r>
+        <w:rPr>
+          <w:rFonts w:cstheme="minorHAnsi"/>
+          <w:sz w:val="20"/>
+          <w:szCs w:val="20"/>
+        </w:rPr>
+        <w:t>Bolker, B. M., M. E. Brooks, C. J. Clark, S. W. Geange, J. R. Poulsen, M. H. H. Stevens, &amp; J.-S. S. White, 2009. Generalized linear mixed models: A practical guide for ecology and evolution. Trends in Ecology &amp; Evolution 24: 127–135.</w:t>
+      </w:r>
+      <w:r>
+        <w:rPr>
+          <w:rFonts w:cstheme="minorHAnsi"/>
+          <w:sz w:val="20"/>
+          <w:szCs w:val="20"/>
+        </w:rPr>
+        <w:t xml:space="preserve"> </w:t>
+      </w:r>
+      <w:hyperlink r:id="rId12" w:history="1">
+        <w:r>
+          <w:rPr>
+            <w:rStyle w:val="Hyperlink"/>
+            <w:rFonts w:cstheme="minorHAnsi"/>
+            <w:sz w:val="20"/>
+            <w:szCs w:val="20"/>
           </w:rPr>
           <w:t>https://doi.org/10.1016/j.tree.2008.10.008</w:t>
         </w:r>
       </w:hyperlink>
+      <w:r>
+        <w:rPr>
+          <w:rFonts w:cstheme="minorHAnsi"/>
+          <w:sz w:val="20"/>
+          <w:szCs w:val="20"/>
+        </w:rPr>
+        <w:t>.</w:t>
+      </w:r>
     </w:p>
     <w:p>
       <w:pPr>
-        <w:spacing w:line="360" w:lineRule="auto"/>
-        <w:ind w:left="810" w:hanging="720"/>
+        <w:spacing w:line="276" w:lineRule="auto"/>
+        <w:ind w:left="284" w:hanging="284"/>
         <w:jc w:val="left"/>
         <w:rPr>
-          <w:sz w:val="18"/>
-          <w:szCs w:val="18"/>
+          <w:rFonts w:cstheme="minorHAnsi"/>
+          <w:sz w:val="20"/>
+          <w:szCs w:val="20"/>
         </w:rPr>
       </w:pPr>
       <w:r>
         <w:rPr>
-          <w:sz w:val="18"/>
-          <w:szCs w:val="18"/>
-        </w:rPr>
-        <w:t xml:space="preserve">Brooks, M. E., Kristensen, K., van Benthem, K. J., Magnusson, A., Berg, C. W., Nielsen, A., Skaug, H. J., Mächler, M., &amp; Bolker, B. M. (2017). glmmTMB Balances Speed and Flexibility Among Packages for Zero-inflated Generalized Linear Mixed Modeling. </w:t>
-      </w:r>
-      <w:r>
-        <w:rPr>
-          <w:i/>
-          <w:iCs/>
-          <w:sz w:val="18"/>
-          <w:szCs w:val="18"/>
-        </w:rPr>
-        <w:t>The R Journal</w:t>
-      </w:r>
-      <w:r>
-        <w:rPr>
-          <w:sz w:val="18"/>
-          <w:szCs w:val="18"/>
-        </w:rPr>
-        <w:t xml:space="preserve">, </w:t>
-      </w:r>
-      <w:r>
-        <w:rPr>
-          <w:i/>
-          <w:iCs/>
-          <w:sz w:val="18"/>
-          <w:szCs w:val="18"/>
-        </w:rPr>
-        <w:t>9</w:t>
-      </w:r>
-      <w:r>
-        <w:rPr>
-          <w:sz w:val="18"/>
-          <w:szCs w:val="18"/>
-        </w:rPr>
-        <w:t xml:space="preserve">(2), 378. </w:t>
-      </w:r>
-      <w:hyperlink r:id="rId11" w:history="1">
+          <w:rFonts w:cstheme="minorHAnsi"/>
+          <w:sz w:val="20"/>
+          <w:szCs w:val="20"/>
+        </w:rPr>
+        <w:t>Brooks, M. E., K. Kristensen, K. J. van Benthem, A. Magnusson, C. W. Berg, A. Nielsen, H. J. Skaug, M. Mächler, &amp; B. M. Bolker, 2017.</w:t>
+      </w:r>
+      <w:r>
+        <w:rPr>
+          <w:rFonts w:cstheme="minorHAnsi"/>
+          <w:sz w:val="20"/>
+          <w:szCs w:val="20"/>
+        </w:rPr>
+        <w:t xml:space="preserve"> </w:t>
+      </w:r>
+      <w:r>
+        <w:rPr>
+          <w:rFonts w:cstheme="minorHAnsi"/>
+          <w:sz w:val="20"/>
+          <w:szCs w:val="20"/>
+        </w:rPr>
+        <w:t>glmmTMB</w:t>
+      </w:r>
+      <w:r>
+        <w:rPr>
+          <w:rFonts w:cstheme="minorHAnsi"/>
+          <w:sz w:val="20"/>
+          <w:szCs w:val="20"/>
+        </w:rPr>
+        <w:t xml:space="preserve"> </w:t>
+      </w:r>
+      <w:r>
+        <w:rPr>
+          <w:rFonts w:cstheme="minorHAnsi"/>
+          <w:sz w:val="20"/>
+          <w:szCs w:val="20"/>
+        </w:rPr>
+        <w:t xml:space="preserve">balances speed and flexibility among packages for zero-inflated generalized linear mixed </w:t>
+      </w:r>
+      <w:r>
+        <w:rPr>
+          <w:rFonts w:cstheme="minorHAnsi"/>
+          <w:sz w:val="20"/>
+          <w:szCs w:val="20"/>
+        </w:rPr>
+        <w:t>modelling</w:t>
+      </w:r>
+      <w:r>
+        <w:rPr>
+          <w:rFonts w:cstheme="minorHAnsi"/>
+          <w:sz w:val="20"/>
+          <w:szCs w:val="20"/>
+        </w:rPr>
+        <w:t>. The R Journal 9: 378–400.</w:t>
+      </w:r>
+      <w:r>
+        <w:rPr>
+          <w:rFonts w:cstheme="minorHAnsi"/>
+          <w:sz w:val="20"/>
+          <w:szCs w:val="20"/>
+        </w:rPr>
+        <w:t xml:space="preserve"> </w:t>
+      </w:r>
+      <w:hyperlink r:id="rId13" w:history="1">
         <w:r>
           <w:rPr>
             <w:rStyle w:val="Hyperlink"/>
-            <w:color w:val="auto"/>
-            <w:sz w:val="18"/>
-            <w:szCs w:val="18"/>
-            <w:u w:val="none"/>
+            <w:rFonts w:cstheme="minorHAnsi"/>
+            <w:sz w:val="20"/>
+            <w:szCs w:val="20"/>
           </w:rPr>
           <w:t>https://doi.org/10.32614/RJ-2017-066</w:t>
         </w:r>
       </w:hyperlink>
+      <w:r>
+        <w:rPr>
+          <w:rFonts w:cstheme="minorHAnsi"/>
+          <w:sz w:val="20"/>
+          <w:szCs w:val="20"/>
+        </w:rPr>
+        <w:t>.</w:t>
+      </w:r>
     </w:p>
     <w:p>
       <w:pPr>
-        <w:spacing w:line="360" w:lineRule="auto"/>
-        <w:ind w:left="810" w:hanging="720"/>
+        <w:spacing w:line="276" w:lineRule="auto"/>
+        <w:ind w:left="284" w:hanging="284"/>
         <w:jc w:val="left"/>
         <w:rPr>
-          <w:sz w:val="18"/>
-          <w:szCs w:val="18"/>
+          <w:rFonts w:cstheme="minorHAnsi"/>
+          <w:sz w:val="20"/>
+          <w:szCs w:val="20"/>
         </w:rPr>
       </w:pPr>
       <w:r>
         <w:rPr>
-          <w:sz w:val="18"/>
-          <w:szCs w:val="18"/>
-        </w:rPr>
-        <w:lastRenderedPageBreak/>
-        <w:t xml:space="preserve">Broughton, R. J., Marsden, I. D., Hill, J. V., &amp; Glover, C. N. (2017). Behavioural, physiological and biochemical responses to aquatic hypoxia in the freshwater crayfish, </w:t>
-      </w:r>
-      <w:r>
-        <w:rPr>
-          <w:i/>
-          <w:iCs/>
-          <w:sz w:val="18"/>
-          <w:szCs w:val="18"/>
-        </w:rPr>
-        <w:t>Paranephrops zealandicus</w:t>
-      </w:r>
-      <w:r>
-        <w:rPr>
-          <w:sz w:val="18"/>
-          <w:szCs w:val="18"/>
-        </w:rPr>
-        <w:t xml:space="preserve">. </w:t>
-      </w:r>
-      <w:r>
-        <w:rPr>
-          <w:i/>
-          <w:iCs/>
-          <w:sz w:val="18"/>
-          <w:szCs w:val="18"/>
-        </w:rPr>
-        <w:t>Comparative Biochemistry and Physiology Part A: Molecular &amp; Integrative Physiology,</w:t>
-      </w:r>
-      <w:r>
-        <w:rPr>
-          <w:sz w:val="18"/>
-          <w:szCs w:val="18"/>
-        </w:rPr>
-        <w:t xml:space="preserve"> 212, 72–80. </w:t>
-      </w:r>
-      <w:hyperlink r:id="rId12">
+          <w:rFonts w:cstheme="minorHAnsi"/>
+          <w:sz w:val="20"/>
+          <w:szCs w:val="20"/>
+        </w:rPr>
+        <w:t xml:space="preserve">Bunch, A. J., M. S. Allen, &amp; D. C. Gwinn, 2010. Spatial and temporal hypoxia dynamics in dense emergent macrophytes in a </w:t>
+      </w:r>
+      <w:r>
+        <w:rPr>
+          <w:rFonts w:cstheme="minorHAnsi"/>
+          <w:sz w:val="20"/>
+          <w:szCs w:val="20"/>
+        </w:rPr>
+        <w:t>Florida</w:t>
+      </w:r>
+      <w:r>
+        <w:rPr>
+          <w:rFonts w:cstheme="minorHAnsi"/>
+          <w:sz w:val="20"/>
+          <w:szCs w:val="20"/>
+        </w:rPr>
+        <w:t xml:space="preserve"> lake. Wetlands 30: 429–435.</w:t>
+      </w:r>
+      <w:r>
+        <w:rPr>
+          <w:rFonts w:cstheme="minorHAnsi"/>
+          <w:sz w:val="20"/>
+          <w:szCs w:val="20"/>
+        </w:rPr>
+        <w:t xml:space="preserve"> </w:t>
+      </w:r>
+      <w:hyperlink r:id="rId14" w:history="1">
         <w:r>
           <w:rPr>
             <w:rStyle w:val="Hyperlink"/>
-            <w:color w:val="auto"/>
-            <w:sz w:val="18"/>
-            <w:szCs w:val="18"/>
-            <w:u w:val="none"/>
-          </w:rPr>
-          <w:t>https://doi.org/10.1016/j.cbpa.2017.07.013</w:t>
-        </w:r>
-      </w:hyperlink>
-    </w:p>
-    <w:p>
-      <w:pPr>
-        <w:spacing w:line="360" w:lineRule="auto"/>
-        <w:ind w:left="810" w:hanging="720"/>
-        <w:jc w:val="left"/>
-        <w:rPr>
-          <w:sz w:val="18"/>
-          <w:szCs w:val="18"/>
-        </w:rPr>
-      </w:pPr>
-      <w:r>
-        <w:rPr>
-          <w:sz w:val="18"/>
-          <w:szCs w:val="18"/>
-        </w:rPr>
-        <w:t xml:space="preserve">Bunch, A. J., Allen, M. S., &amp; Gwinn, D. C. (2010). Spatial and Temporal Hypoxia Dynamics in Dense Emergent Macrophytes in a Florida Lake. </w:t>
-      </w:r>
-      <w:r>
-        <w:rPr>
-          <w:i/>
-          <w:iCs/>
-          <w:sz w:val="18"/>
-          <w:szCs w:val="18"/>
-        </w:rPr>
-        <w:t>Wetlands</w:t>
-      </w:r>
-      <w:r>
-        <w:rPr>
-          <w:sz w:val="18"/>
-          <w:szCs w:val="18"/>
-        </w:rPr>
-        <w:t xml:space="preserve">, </w:t>
-      </w:r>
-      <w:r>
-        <w:rPr>
-          <w:i/>
-          <w:iCs/>
-          <w:sz w:val="18"/>
-          <w:szCs w:val="18"/>
-        </w:rPr>
-        <w:t>30</w:t>
-      </w:r>
-      <w:r>
-        <w:rPr>
-          <w:sz w:val="18"/>
-          <w:szCs w:val="18"/>
-        </w:rPr>
-        <w:t xml:space="preserve">(3), 429–435. </w:t>
-      </w:r>
-      <w:hyperlink r:id="rId13" w:history="1">
-        <w:r>
-          <w:rPr>
-            <w:rStyle w:val="Hyperlink"/>
-            <w:color w:val="auto"/>
-            <w:sz w:val="18"/>
-            <w:szCs w:val="18"/>
-            <w:u w:val="none"/>
+            <w:rFonts w:cstheme="minorHAnsi"/>
+            <w:sz w:val="20"/>
+            <w:szCs w:val="20"/>
           </w:rPr>
           <w:t>https://doi.org/10.1007/s13157-010-0051-9</w:t>
         </w:r>
       </w:hyperlink>
+      <w:r>
+        <w:rPr>
+          <w:rFonts w:cstheme="minorHAnsi"/>
+          <w:sz w:val="20"/>
+          <w:szCs w:val="20"/>
+        </w:rPr>
+        <w:t>.</w:t>
+      </w:r>
     </w:p>
     <w:p>
       <w:pPr>
-        <w:spacing w:line="360" w:lineRule="auto"/>
-        <w:ind w:left="810" w:hanging="720"/>
+        <w:spacing w:line="276" w:lineRule="auto"/>
+        <w:ind w:left="284" w:hanging="284"/>
         <w:jc w:val="left"/>
         <w:rPr>
-          <w:sz w:val="18"/>
-          <w:szCs w:val="18"/>
+          <w:rFonts w:cstheme="minorHAnsi"/>
+          <w:sz w:val="20"/>
+          <w:szCs w:val="20"/>
         </w:rPr>
       </w:pPr>
       <w:r>
         <w:rPr>
-          <w:sz w:val="18"/>
-          <w:szCs w:val="18"/>
-        </w:rPr>
-        <w:t xml:space="preserve">Capinha, C., Larson, E. R., Tricarico, E., Olden, J. D., &amp; Gherardi, F. (2013). Effects of Climate Change, Invasive Species, and Disease on the Distribution of Native European Crayfishes. </w:t>
-      </w:r>
-      <w:r>
-        <w:rPr>
-          <w:i/>
-          <w:iCs/>
-          <w:sz w:val="18"/>
-          <w:szCs w:val="18"/>
-        </w:rPr>
-        <w:t>Conservation Biology</w:t>
-      </w:r>
-      <w:r>
-        <w:rPr>
-          <w:sz w:val="18"/>
-          <w:szCs w:val="18"/>
-        </w:rPr>
-        <w:t>, 27(4), 731–740. https://doi.org/10.1111/cobi.12043</w:t>
+          <w:rFonts w:cstheme="minorHAnsi"/>
+          <w:sz w:val="20"/>
+          <w:szCs w:val="20"/>
+        </w:rPr>
+        <w:t xml:space="preserve">Capinha, C., E. R. Larson, E. Tricarico, J. D. Olden, &amp; F. Gherardi, 2013. Effects of climate change, invasive species, and disease on the distribution of native </w:t>
+      </w:r>
+      <w:r>
+        <w:rPr>
+          <w:rFonts w:cstheme="minorHAnsi"/>
+          <w:sz w:val="20"/>
+          <w:szCs w:val="20"/>
+        </w:rPr>
+        <w:t>European</w:t>
+      </w:r>
+      <w:r>
+        <w:rPr>
+          <w:rFonts w:cstheme="minorHAnsi"/>
+          <w:sz w:val="20"/>
+          <w:szCs w:val="20"/>
+        </w:rPr>
+        <w:t xml:space="preserve"> crayfishes. Conservation Biology 27: 731–740.</w:t>
+      </w:r>
+      <w:r>
+        <w:rPr>
+          <w:rFonts w:cstheme="minorHAnsi"/>
+          <w:sz w:val="20"/>
+          <w:szCs w:val="20"/>
+        </w:rPr>
+        <w:t xml:space="preserve"> </w:t>
+      </w:r>
+      <w:hyperlink r:id="rId15" w:history="1">
+        <w:r>
+          <w:rPr>
+            <w:rStyle w:val="Hyperlink"/>
+            <w:rFonts w:cstheme="minorHAnsi"/>
+            <w:sz w:val="20"/>
+            <w:szCs w:val="20"/>
+          </w:rPr>
+          <w:t>https://doi.org/10.1111/cobi.12043</w:t>
+        </w:r>
+      </w:hyperlink>
+      <w:r>
+        <w:rPr>
+          <w:rFonts w:cstheme="minorHAnsi"/>
+          <w:sz w:val="20"/>
+          <w:szCs w:val="20"/>
+        </w:rPr>
+        <w:t>.</w:t>
       </w:r>
     </w:p>
     <w:p>
       <w:pPr>
-        <w:spacing w:line="360" w:lineRule="auto"/>
-        <w:ind w:left="810" w:hanging="720"/>
+        <w:spacing w:line="276" w:lineRule="auto"/>
+        <w:ind w:left="284" w:hanging="284"/>
         <w:jc w:val="left"/>
         <w:rPr>
-          <w:sz w:val="18"/>
-          <w:szCs w:val="18"/>
+          <w:rFonts w:cstheme="minorHAnsi"/>
+          <w:sz w:val="20"/>
+          <w:szCs w:val="20"/>
         </w:rPr>
       </w:pPr>
       <w:r>
         <w:rPr>
-          <w:sz w:val="18"/>
-          <w:szCs w:val="18"/>
-        </w:rPr>
-        <w:t xml:space="preserve">Chambers, P. A. (1987). Nearshore Occurrence of Submersed Aquatic Macrophytes in Relation to Wave Action. </w:t>
-      </w:r>
-      <w:r>
-        <w:rPr>
-          <w:i/>
-          <w:iCs/>
-          <w:sz w:val="18"/>
-          <w:szCs w:val="18"/>
-        </w:rPr>
-        <w:t>Canadian Journal of Fisheries and Aquatic Sciences</w:t>
-      </w:r>
-      <w:r>
-        <w:rPr>
-          <w:sz w:val="18"/>
-          <w:szCs w:val="18"/>
-        </w:rPr>
-        <w:t>, 44(9), 1666–1669. https://doi.org/10.1139/f87-204</w:t>
+          <w:rFonts w:cstheme="minorHAnsi"/>
+          <w:sz w:val="20"/>
+          <w:szCs w:val="20"/>
+        </w:rPr>
+        <w:lastRenderedPageBreak/>
+        <w:t>Chambers, P. A., 1987. Nearshore occurrence of submersed aquatic macrophytes in relation to wave action. Canadian Journal of Fisheries and Aquatic Sciences 44: 1666–1669.</w:t>
+      </w:r>
+      <w:r>
+        <w:rPr>
+          <w:rFonts w:cstheme="minorHAnsi"/>
+          <w:sz w:val="20"/>
+          <w:szCs w:val="20"/>
+        </w:rPr>
+        <w:t xml:space="preserve"> </w:t>
+      </w:r>
+      <w:hyperlink r:id="rId16" w:history="1">
+        <w:r>
+          <w:rPr>
+            <w:rStyle w:val="Hyperlink"/>
+            <w:rFonts w:cstheme="minorHAnsi"/>
+            <w:sz w:val="20"/>
+            <w:szCs w:val="20"/>
+          </w:rPr>
+          <w:t>https://doi.org/10.1139/f87-204</w:t>
+        </w:r>
+      </w:hyperlink>
+      <w:r>
+        <w:rPr>
+          <w:rFonts w:cstheme="minorHAnsi"/>
+          <w:sz w:val="20"/>
+          <w:szCs w:val="20"/>
+        </w:rPr>
+        <w:t>.</w:t>
       </w:r>
     </w:p>
     <w:p>
       <w:pPr>
-        <w:spacing w:line="360" w:lineRule="auto"/>
-        <w:ind w:left="810" w:hanging="720"/>
+        <w:spacing w:line="276" w:lineRule="auto"/>
+        <w:ind w:left="284" w:hanging="284"/>
         <w:jc w:val="left"/>
         <w:rPr>
-          <w:sz w:val="18"/>
-          <w:szCs w:val="18"/>
+          <w:rFonts w:cstheme="minorHAnsi"/>
+          <w:sz w:val="20"/>
+          <w:szCs w:val="20"/>
         </w:rPr>
       </w:pPr>
       <w:r>
         <w:rPr>
-          <w:sz w:val="18"/>
-          <w:szCs w:val="18"/>
-        </w:rPr>
-        <w:t>Coffey, B. T., &amp; Clayton, J. S. (1988). Contrasting deep‐water macrophyte communities in two highly transparent New Zealand lakes and their possible association with freshwater crayfish, Par</w:t>
-      </w:r>
-      <w:r>
-        <w:rPr>
-          <w:i/>
-          <w:iCs/>
-          <w:sz w:val="18"/>
-          <w:szCs w:val="18"/>
-        </w:rPr>
-        <w:t>anephrops spp.</w:t>
-      </w:r>
-      <w:r>
-        <w:rPr>
-          <w:sz w:val="18"/>
-          <w:szCs w:val="18"/>
-        </w:rPr>
-        <w:t xml:space="preserve"> </w:t>
-      </w:r>
-      <w:r>
-        <w:rPr>
-          <w:i/>
-          <w:iCs/>
-          <w:sz w:val="18"/>
-          <w:szCs w:val="18"/>
-        </w:rPr>
-        <w:t>New Zealand Journal of Marine and Freshwater Research</w:t>
-      </w:r>
-      <w:r>
-        <w:rPr>
-          <w:sz w:val="18"/>
-          <w:szCs w:val="18"/>
-        </w:rPr>
-        <w:t>, 22(2), 225–230. https://doi.org/10.1080/00288330.1988.9516294</w:t>
+          <w:rFonts w:cstheme="minorHAnsi"/>
+          <w:sz w:val="20"/>
+          <w:szCs w:val="20"/>
+        </w:rPr>
+        <w:t>Collier, K. J., S. M. Parkyn, &amp; C. F. Rabeni, 1997. Koura: A keystone species. Water and Atmosphere 5: 18–20.</w:t>
       </w:r>
     </w:p>
     <w:p>
       <w:pPr>
-        <w:spacing w:line="360" w:lineRule="auto"/>
-        <w:ind w:left="810" w:hanging="720"/>
+        <w:spacing w:line="276" w:lineRule="auto"/>
+        <w:ind w:left="284" w:hanging="284"/>
         <w:jc w:val="left"/>
         <w:rPr>
-          <w:sz w:val="18"/>
-          <w:szCs w:val="18"/>
+          <w:rFonts w:cstheme="minorHAnsi"/>
+          <w:sz w:val="20"/>
+          <w:szCs w:val="20"/>
         </w:rPr>
       </w:pPr>
       <w:r>
         <w:rPr>
-          <w:sz w:val="18"/>
-          <w:szCs w:val="18"/>
-        </w:rPr>
-        <w:t>Collier, K. J., Parkyn, S. M., &amp; Rabeni, C. F. (1997). Koura: A keystone species. Water and Atmosphere, 5(1), 18–20.</w:t>
+          <w:rFonts w:cstheme="minorHAnsi"/>
+          <w:sz w:val="20"/>
+          <w:szCs w:val="20"/>
+        </w:rPr>
+        <w:t>Creed, R. P., &amp; J. M. Reed, 2004. Ecosystem engineering by crayfish in a headwater stream community. Journal of the North American Benthological Society 23: 224–236.</w:t>
+      </w:r>
+      <w:r>
+        <w:rPr>
+          <w:rFonts w:cstheme="minorHAnsi"/>
+          <w:sz w:val="20"/>
+          <w:szCs w:val="20"/>
+        </w:rPr>
+        <w:t xml:space="preserve"> </w:t>
+      </w:r>
+      <w:hyperlink r:id="rId17" w:history="1">
+        <w:r>
+          <w:rPr>
+            <w:rStyle w:val="Hyperlink"/>
+            <w:rFonts w:cstheme="minorHAnsi"/>
+            <w:sz w:val="20"/>
+            <w:szCs w:val="20"/>
+          </w:rPr>
+          <w:t>https://doi.org/10.1899/0887-3593(2004)023&lt;0224:EEBCIA&gt;2.0.CO;2</w:t>
+        </w:r>
+      </w:hyperlink>
+      <w:r>
+        <w:rPr>
+          <w:rFonts w:cstheme="minorHAnsi"/>
+          <w:sz w:val="20"/>
+          <w:szCs w:val="20"/>
+        </w:rPr>
+        <w:t>.</w:t>
       </w:r>
     </w:p>
     <w:p>
       <w:pPr>
-        <w:spacing w:line="360" w:lineRule="auto"/>
-        <w:ind w:left="810" w:hanging="720"/>
+        <w:spacing w:line="276" w:lineRule="auto"/>
+        <w:ind w:left="284" w:hanging="284"/>
         <w:jc w:val="left"/>
         <w:rPr>
-          <w:sz w:val="18"/>
-          <w:szCs w:val="18"/>
+          <w:rFonts w:cstheme="minorHAnsi"/>
+          <w:sz w:val="20"/>
+          <w:szCs w:val="20"/>
         </w:rPr>
       </w:pPr>
       <w:r>
         <w:rPr>
-          <w:sz w:val="18"/>
-          <w:szCs w:val="18"/>
-        </w:rPr>
-        <w:t xml:space="preserve">Creed, R. P., &amp; Reed, J. M. (2004). Ecosystem engineering by crayfish in a headwater stream community. </w:t>
-      </w:r>
-      <w:r>
-        <w:rPr>
-          <w:i/>
-          <w:iCs/>
-          <w:sz w:val="18"/>
-          <w:szCs w:val="18"/>
-        </w:rPr>
-        <w:t xml:space="preserve">The North American </w:t>
-      </w:r>
-      <w:proofErr w:type="spellStart"/>
-      <w:r>
-        <w:rPr>
-          <w:i/>
-          <w:iCs/>
-          <w:sz w:val="18"/>
-          <w:szCs w:val="18"/>
-        </w:rPr>
-        <w:t>Benthological</w:t>
-      </w:r>
-      <w:proofErr w:type="spellEnd"/>
-      <w:r>
-        <w:rPr>
-          <w:i/>
-          <w:iCs/>
-          <w:sz w:val="18"/>
-          <w:szCs w:val="18"/>
-        </w:rPr>
-        <w:t xml:space="preserve"> Society</w:t>
-      </w:r>
-      <w:r>
-        <w:rPr>
-          <w:sz w:val="18"/>
-          <w:szCs w:val="18"/>
-        </w:rPr>
-        <w:t>, 23(2), 224–236. https://doi.org/10.1899/0887-3593(2004)023%253C0224:EEBCIA%253E2.0.CO;2</w:t>
+          <w:rFonts w:cstheme="minorHAnsi"/>
+          <w:sz w:val="20"/>
+          <w:szCs w:val="20"/>
+        </w:rPr>
+        <w:t>Danilović, M., I. Maguire, &amp; L. Füreder, 2022. Overlooked keystone species in conservation plans of fluvial ecosystems in</w:t>
+      </w:r>
+      <w:r>
+        <w:rPr>
+          <w:rFonts w:cstheme="minorHAnsi"/>
+          <w:sz w:val="20"/>
+          <w:szCs w:val="20"/>
+        </w:rPr>
+        <w:t xml:space="preserve"> </w:t>
+      </w:r>
+      <w:r>
+        <w:rPr>
+          <w:rFonts w:cstheme="minorHAnsi"/>
+          <w:sz w:val="20"/>
+          <w:szCs w:val="20"/>
+        </w:rPr>
+        <w:t>Southeast Europe: A review of native freshwater crayfish species. Knowledge &amp; Management of Aquatic Ecosystems 423: 21.</w:t>
+      </w:r>
+      <w:r>
+        <w:rPr>
+          <w:rFonts w:cstheme="minorHAnsi"/>
+          <w:sz w:val="20"/>
+          <w:szCs w:val="20"/>
+        </w:rPr>
+        <w:t xml:space="preserve"> </w:t>
+      </w:r>
+      <w:hyperlink r:id="rId18" w:history="1">
+        <w:r>
+          <w:rPr>
+            <w:rStyle w:val="Hyperlink"/>
+            <w:rFonts w:cstheme="minorHAnsi"/>
+            <w:sz w:val="20"/>
+            <w:szCs w:val="20"/>
+          </w:rPr>
+          <w:t>https://doi.org/10.1051/kmae/2022016</w:t>
+        </w:r>
+      </w:hyperlink>
+      <w:r>
+        <w:rPr>
+          <w:rFonts w:cstheme="minorHAnsi"/>
+          <w:sz w:val="20"/>
+          <w:szCs w:val="20"/>
+        </w:rPr>
+        <w:t>.</w:t>
       </w:r>
     </w:p>
     <w:p>
       <w:pPr>
-        <w:spacing w:line="360" w:lineRule="auto"/>
-        <w:ind w:left="810" w:hanging="720"/>
+        <w:spacing w:line="276" w:lineRule="auto"/>
+        <w:ind w:left="284" w:hanging="284"/>
         <w:jc w:val="left"/>
         <w:rPr>
-          <w:sz w:val="18"/>
-          <w:szCs w:val="18"/>
+          <w:rFonts w:cstheme="minorHAnsi"/>
+          <w:sz w:val="20"/>
+          <w:szCs w:val="20"/>
         </w:rPr>
       </w:pPr>
       <w:r>
         <w:rPr>
-          <w:sz w:val="18"/>
-          <w:szCs w:val="18"/>
-        </w:rPr>
-        <w:t xml:space="preserve">Danilović, M., Maguire, I., &amp; Füreder, L. (2022). Overlooked keystone species in conservation plans of fluvial ecosystems in Southeast Europe: A review of native freshwater crayfish species. </w:t>
-      </w:r>
-      <w:r>
-        <w:rPr>
-          <w:i/>
-          <w:iCs/>
-          <w:sz w:val="18"/>
-          <w:szCs w:val="18"/>
-        </w:rPr>
-        <w:t>Knowledge &amp; Management of Aquatic Ecosystems</w:t>
-      </w:r>
-      <w:r>
-        <w:rPr>
-          <w:sz w:val="18"/>
-          <w:szCs w:val="18"/>
-        </w:rPr>
-        <w:t>, 423, 21. https://doi.org/10.1051/kmae/2022016</w:t>
+          <w:rFonts w:cstheme="minorHAnsi"/>
+          <w:sz w:val="20"/>
+          <w:szCs w:val="20"/>
+        </w:rPr>
+        <w:t>Dedual, M., 2002.</w:t>
+      </w:r>
+      <w:r>
+        <w:rPr>
+          <w:rFonts w:cstheme="minorHAnsi"/>
+          <w:sz w:val="20"/>
+          <w:szCs w:val="20"/>
+        </w:rPr>
+        <w:t xml:space="preserve"> </w:t>
+      </w:r>
+      <w:hyperlink r:id="rId19" w:history="1">
+        <w:r>
+          <w:rPr>
+            <w:rStyle w:val="Hyperlink"/>
+            <w:rFonts w:cstheme="minorHAnsi"/>
+            <w:sz w:val="20"/>
+            <w:szCs w:val="20"/>
+          </w:rPr>
+          <w:t>Vertical distribution and movements of brown bullhead (</w:t>
+        </w:r>
+        <w:r>
+          <w:rPr>
+            <w:rStyle w:val="Hyperlink"/>
+            <w:rFonts w:cstheme="minorHAnsi"/>
+            <w:i/>
+            <w:iCs/>
+            <w:sz w:val="20"/>
+            <w:szCs w:val="20"/>
+          </w:rPr>
+          <w:t>ameiurus nebulosus</w:t>
+        </w:r>
+        <w:r>
+          <w:rPr>
+            <w:rStyle w:val="Hyperlink"/>
+            <w:rFonts w:cstheme="minorHAnsi"/>
+            <w:sz w:val="20"/>
+            <w:szCs w:val="20"/>
+          </w:rPr>
+          <w:t xml:space="preserve"> </w:t>
+        </w:r>
+        <w:r>
+          <w:rPr>
+            <w:rStyle w:val="Hyperlink"/>
+            <w:rFonts w:cstheme="minorHAnsi"/>
+            <w:sz w:val="20"/>
+            <w:szCs w:val="20"/>
+          </w:rPr>
+          <w:t>L</w:t>
+        </w:r>
+        <w:r>
+          <w:rPr>
+            <w:rStyle w:val="Hyperlink"/>
+            <w:rFonts w:cstheme="minorHAnsi"/>
+            <w:sz w:val="20"/>
+            <w:szCs w:val="20"/>
+          </w:rPr>
+          <w:t xml:space="preserve">esueur 1819) in </w:t>
+        </w:r>
+        <w:r>
+          <w:rPr>
+            <w:rStyle w:val="Hyperlink"/>
+            <w:rFonts w:cstheme="minorHAnsi"/>
+            <w:sz w:val="20"/>
+            <w:szCs w:val="20"/>
+          </w:rPr>
+          <w:t>Motuoapa</w:t>
+        </w:r>
+        <w:r>
+          <w:rPr>
+            <w:rStyle w:val="Hyperlink"/>
+            <w:rFonts w:cstheme="minorHAnsi"/>
+            <w:sz w:val="20"/>
+            <w:szCs w:val="20"/>
+          </w:rPr>
+          <w:t xml:space="preserve"> bay, southern </w:t>
+        </w:r>
+        <w:r>
+          <w:rPr>
+            <w:rStyle w:val="Hyperlink"/>
+            <w:rFonts w:cstheme="minorHAnsi"/>
+            <w:sz w:val="20"/>
+            <w:szCs w:val="20"/>
+          </w:rPr>
+          <w:t>L</w:t>
+        </w:r>
+        <w:r>
+          <w:rPr>
+            <w:rStyle w:val="Hyperlink"/>
+            <w:rFonts w:cstheme="minorHAnsi"/>
+            <w:sz w:val="20"/>
+            <w:szCs w:val="20"/>
+          </w:rPr>
+          <w:t xml:space="preserve">ake </w:t>
+        </w:r>
+        <w:r>
+          <w:rPr>
+            <w:rStyle w:val="Hyperlink"/>
+            <w:rFonts w:cstheme="minorHAnsi"/>
+            <w:sz w:val="20"/>
+            <w:szCs w:val="20"/>
+          </w:rPr>
+          <w:t>Taupō</w:t>
+        </w:r>
+        <w:r>
+          <w:rPr>
+            <w:rStyle w:val="Hyperlink"/>
+            <w:rFonts w:cstheme="minorHAnsi"/>
+            <w:sz w:val="20"/>
+            <w:szCs w:val="20"/>
+          </w:rPr>
+          <w:t>,</w:t>
+        </w:r>
+        <w:r>
+          <w:rPr>
+            <w:rStyle w:val="Hyperlink"/>
+            <w:rFonts w:cstheme="minorHAnsi"/>
+            <w:sz w:val="20"/>
+            <w:szCs w:val="20"/>
+          </w:rPr>
+          <w:t xml:space="preserve"> </w:t>
+        </w:r>
+        <w:r>
+          <w:rPr>
+            <w:rStyle w:val="Hyperlink"/>
+            <w:rFonts w:cstheme="minorHAnsi"/>
+            <w:sz w:val="20"/>
+            <w:szCs w:val="20"/>
+          </w:rPr>
+          <w:t>New Zealand</w:t>
+        </w:r>
+      </w:hyperlink>
+      <w:r>
+        <w:rPr>
+          <w:rFonts w:cstheme="minorHAnsi"/>
+          <w:sz w:val="20"/>
+          <w:szCs w:val="20"/>
+        </w:rPr>
+        <w:t>. In Thorstad, E. B., I. A. Fleming, &amp; T. F. Næsje (eds) Aquatic telemetry. Springer Netherlands. pp. 129–135.</w:t>
       </w:r>
     </w:p>
     <w:p>
       <w:pPr>
-        <w:spacing w:line="360" w:lineRule="auto"/>
-        <w:ind w:left="810" w:hanging="720"/>
+        <w:spacing w:line="276" w:lineRule="auto"/>
+        <w:ind w:left="284" w:hanging="284"/>
         <w:jc w:val="left"/>
         <w:rPr>
-          <w:sz w:val="18"/>
-          <w:szCs w:val="18"/>
+          <w:rFonts w:cstheme="minorHAnsi"/>
+          <w:sz w:val="20"/>
+          <w:szCs w:val="20"/>
         </w:rPr>
       </w:pPr>
       <w:r>
         <w:rPr>
-          <w:sz w:val="18"/>
-          <w:szCs w:val="18"/>
-        </w:rPr>
-        <w:t>Dedual, M. (2002). Vertical distribution and movements of brown bullhead (</w:t>
-      </w:r>
-      <w:r>
-        <w:rPr>
+          <w:rFonts w:cstheme="minorHAnsi"/>
+          <w:sz w:val="20"/>
+          <w:szCs w:val="20"/>
+        </w:rPr>
+        <w:t>Devcich, A. A., 1979. An ecological study of</w:t>
+      </w:r>
+      <w:r>
+        <w:rPr>
+          <w:rFonts w:cstheme="minorHAnsi"/>
+          <w:sz w:val="20"/>
+          <w:szCs w:val="20"/>
+        </w:rPr>
+        <w:t xml:space="preserve"> </w:t>
+      </w:r>
+      <w:r>
+        <w:rPr>
+          <w:rFonts w:cstheme="minorHAnsi"/>
+          <w:sz w:val="20"/>
+          <w:szCs w:val="20"/>
+        </w:rPr>
+        <w:t>P</w:t>
+      </w:r>
+      <w:r>
+        <w:rPr>
+          <w:rFonts w:cstheme="minorHAnsi"/>
           <w:i/>
           <w:iCs/>
-          <w:sz w:val="18"/>
-          <w:szCs w:val="18"/>
-        </w:rPr>
-        <w:t>Ameiurus nebulosus</w:t>
-      </w:r>
-      <w:r>
-        <w:rPr>
-          <w:sz w:val="18"/>
-          <w:szCs w:val="18"/>
-        </w:rPr>
-        <w:t xml:space="preserve"> Lesueur 1819) in Motuoapa Bay, southern Lake Taupo, New Zealand. In E. B. Thorstad, I. A. Fleming, &amp; T. F. Næsje (Eds.), Aquatic Telemetry (pp. 129–135). Springer Netherlands. https://doi.org/10.1007/978-94-017-0771-8_15</w:t>
+          <w:sz w:val="20"/>
+          <w:szCs w:val="20"/>
+        </w:rPr>
+        <w:t>aranephrops planifrons</w:t>
+      </w:r>
+      <w:r>
+        <w:rPr>
+          <w:rFonts w:cstheme="minorHAnsi"/>
+          <w:sz w:val="20"/>
+          <w:szCs w:val="20"/>
+        </w:rPr>
+        <w:t xml:space="preserve"> </w:t>
+      </w:r>
+      <w:r>
+        <w:rPr>
+          <w:rFonts w:cstheme="minorHAnsi"/>
+          <w:sz w:val="20"/>
+          <w:szCs w:val="20"/>
+        </w:rPr>
+        <w:t>white (Decapoda:</w:t>
+      </w:r>
+      <w:r>
+        <w:rPr>
+          <w:rFonts w:cstheme="minorHAnsi"/>
+          <w:sz w:val="20"/>
+          <w:szCs w:val="20"/>
+        </w:rPr>
+        <w:t xml:space="preserve"> </w:t>
+      </w:r>
+      <w:r>
+        <w:rPr>
+          <w:rFonts w:cstheme="minorHAnsi"/>
+          <w:sz w:val="20"/>
+          <w:szCs w:val="20"/>
+        </w:rPr>
+        <w:t xml:space="preserve">Parastacidae) in lake </w:t>
+      </w:r>
+      <w:r>
+        <w:rPr>
+          <w:rFonts w:cstheme="minorHAnsi"/>
+          <w:sz w:val="20"/>
+          <w:szCs w:val="20"/>
+        </w:rPr>
+        <w:t>Rotoiti</w:t>
+      </w:r>
+      <w:r>
+        <w:rPr>
+          <w:rFonts w:cstheme="minorHAnsi"/>
+          <w:sz w:val="20"/>
+          <w:szCs w:val="20"/>
+        </w:rPr>
+        <w:t xml:space="preserve">, </w:t>
+      </w:r>
+      <w:r>
+        <w:rPr>
+          <w:rFonts w:cstheme="minorHAnsi"/>
+          <w:sz w:val="20"/>
+          <w:szCs w:val="20"/>
+        </w:rPr>
+        <w:t>N</w:t>
+      </w:r>
+      <w:r>
+        <w:rPr>
+          <w:rFonts w:cstheme="minorHAnsi"/>
+          <w:sz w:val="20"/>
+          <w:szCs w:val="20"/>
+        </w:rPr>
+        <w:t xml:space="preserve">orth </w:t>
+      </w:r>
+      <w:r>
+        <w:rPr>
+          <w:rFonts w:cstheme="minorHAnsi"/>
+          <w:sz w:val="20"/>
+          <w:szCs w:val="20"/>
+        </w:rPr>
+        <w:t>I</w:t>
+      </w:r>
+      <w:r>
+        <w:rPr>
+          <w:rFonts w:cstheme="minorHAnsi"/>
+          <w:sz w:val="20"/>
+          <w:szCs w:val="20"/>
+        </w:rPr>
+        <w:t>sland. PhD thesis, University of Waikato.</w:t>
       </w:r>
     </w:p>
     <w:p>
       <w:pPr>
-        <w:spacing w:line="360" w:lineRule="auto"/>
-        <w:ind w:left="810" w:hanging="720"/>
+        <w:spacing w:line="276" w:lineRule="auto"/>
+        <w:ind w:left="284" w:hanging="284"/>
         <w:jc w:val="left"/>
         <w:rPr>
-          <w:sz w:val="18"/>
-          <w:szCs w:val="18"/>
+          <w:rFonts w:cstheme="minorHAnsi"/>
+          <w:sz w:val="20"/>
+          <w:szCs w:val="20"/>
         </w:rPr>
       </w:pPr>
       <w:r>
         <w:rPr>
-          <w:sz w:val="18"/>
-          <w:szCs w:val="18"/>
-        </w:rPr>
-        <w:t xml:space="preserve">Devcich, A. A. (1979). An ecological study of </w:t>
-      </w:r>
-      <w:r>
-        <w:rPr>
-          <w:i/>
-          <w:iCs/>
-          <w:sz w:val="18"/>
-          <w:szCs w:val="18"/>
-        </w:rPr>
-        <w:t>Paranephrops planifrons</w:t>
-      </w:r>
-      <w:r>
-        <w:rPr>
-          <w:sz w:val="18"/>
-          <w:szCs w:val="18"/>
-        </w:rPr>
-        <w:t xml:space="preserve"> White (Decapoda: </w:t>
-      </w:r>
-      <w:r>
-        <w:rPr>
-          <w:i/>
-          <w:iCs/>
-          <w:sz w:val="18"/>
-          <w:szCs w:val="18"/>
-        </w:rPr>
-        <w:t>Parastacidae</w:t>
-      </w:r>
-      <w:r>
-        <w:rPr>
-          <w:sz w:val="18"/>
-          <w:szCs w:val="18"/>
-        </w:rPr>
-        <w:t>) in Lake Rotoiti, North Island. University of Waikato.</w:t>
-      </w:r>
-    </w:p>
-    <w:p>
-      <w:pPr>
-        <w:spacing w:line="360" w:lineRule="auto"/>
-        <w:ind w:left="810" w:hanging="720"/>
-        <w:jc w:val="left"/>
-        <w:rPr>
-          <w:sz w:val="18"/>
-          <w:szCs w:val="18"/>
-        </w:rPr>
-      </w:pPr>
-      <w:r>
-        <w:rPr>
-          <w:sz w:val="18"/>
-          <w:szCs w:val="18"/>
-        </w:rPr>
-        <w:t xml:space="preserve">Dumelle, M., Kincaid, T., Olsen, A. R., &amp; Weber, M. (2023). spsurvey: Spatial Sampling Design and Analysis in R. </w:t>
-      </w:r>
-      <w:r>
-        <w:rPr>
-          <w:i/>
-          <w:iCs/>
-          <w:sz w:val="18"/>
-          <w:szCs w:val="18"/>
-        </w:rPr>
-        <w:t>Journal of Statistical Software</w:t>
-      </w:r>
-      <w:r>
-        <w:rPr>
-          <w:sz w:val="18"/>
-          <w:szCs w:val="18"/>
-        </w:rPr>
-        <w:t xml:space="preserve">, 105(3). </w:t>
-      </w:r>
-      <w:hyperlink r:id="rId14" w:history="1">
+          <w:rFonts w:cstheme="minorHAnsi"/>
+          <w:sz w:val="20"/>
+          <w:szCs w:val="20"/>
+        </w:rPr>
+        <w:t>Dumelle, M., T. Kincaid, A. R. Olsen, &amp; M. Weber, 2023. Spsurvey: Spatial sampling design and analysis in</w:t>
+      </w:r>
+      <w:r>
+        <w:rPr>
+          <w:rFonts w:cstheme="minorHAnsi"/>
+          <w:sz w:val="20"/>
+          <w:szCs w:val="20"/>
+        </w:rPr>
+        <w:t xml:space="preserve"> </w:t>
+      </w:r>
+      <w:r>
+        <w:rPr>
+          <w:rFonts w:cstheme="minorHAnsi"/>
+          <w:sz w:val="20"/>
+          <w:szCs w:val="20"/>
+        </w:rPr>
+        <w:t>R. Journal of Statistical Software 105:</w:t>
+      </w:r>
+      <w:r>
+        <w:rPr>
+          <w:rFonts w:cstheme="minorHAnsi"/>
+          <w:sz w:val="20"/>
+          <w:szCs w:val="20"/>
+        </w:rPr>
+        <w:t xml:space="preserve"> </w:t>
+      </w:r>
+      <w:hyperlink r:id="rId20" w:history="1">
         <w:r>
           <w:rPr>
             <w:rStyle w:val="Hyperlink"/>
-            <w:color w:val="auto"/>
-            <w:sz w:val="18"/>
-            <w:szCs w:val="18"/>
-            <w:u w:val="none"/>
+            <w:rFonts w:cstheme="minorHAnsi"/>
+            <w:sz w:val="20"/>
+            <w:szCs w:val="20"/>
           </w:rPr>
           <w:t>https://doi.org/10.18637/jss.v105.i03</w:t>
         </w:r>
       </w:hyperlink>
+      <w:r>
+        <w:rPr>
+          <w:rFonts w:cstheme="minorHAnsi"/>
+          <w:sz w:val="20"/>
+          <w:szCs w:val="20"/>
+        </w:rPr>
+        <w:t>.</w:t>
+      </w:r>
     </w:p>
     <w:p>
       <w:pPr>
-        <w:spacing w:line="360" w:lineRule="auto"/>
-        <w:ind w:left="810" w:hanging="720"/>
+        <w:spacing w:line="276" w:lineRule="auto"/>
+        <w:ind w:left="284" w:hanging="284"/>
         <w:jc w:val="left"/>
         <w:rPr>
-          <w:sz w:val="18"/>
-          <w:szCs w:val="18"/>
+          <w:rFonts w:cstheme="minorHAnsi"/>
+          <w:sz w:val="20"/>
+          <w:szCs w:val="20"/>
         </w:rPr>
       </w:pPr>
       <w:r>
         <w:rPr>
-          <w:sz w:val="18"/>
-          <w:szCs w:val="18"/>
-        </w:rPr>
-        <w:t xml:space="preserve">Fielding, A. H., &amp; Bell, J. F. (1997). A review of methods for the assessment of prediction errors in conservation presence/absence models. </w:t>
-      </w:r>
-      <w:r>
-        <w:rPr>
-          <w:i/>
-          <w:iCs/>
-          <w:sz w:val="18"/>
-          <w:szCs w:val="18"/>
-        </w:rPr>
-        <w:t>Environmental Conservation</w:t>
-      </w:r>
-      <w:r>
-        <w:rPr>
-          <w:sz w:val="18"/>
-          <w:szCs w:val="18"/>
-        </w:rPr>
-        <w:t xml:space="preserve">, </w:t>
-      </w:r>
-      <w:r>
-        <w:rPr>
-          <w:i/>
-          <w:iCs/>
-          <w:sz w:val="18"/>
-          <w:szCs w:val="18"/>
-        </w:rPr>
-        <w:t>24</w:t>
-      </w:r>
-      <w:r>
-        <w:rPr>
-          <w:sz w:val="18"/>
-          <w:szCs w:val="18"/>
-        </w:rPr>
-        <w:t xml:space="preserve">(1), 38–49. </w:t>
-      </w:r>
-      <w:hyperlink r:id="rId15" w:history="1">
+          <w:rFonts w:cstheme="minorHAnsi"/>
+          <w:sz w:val="20"/>
+          <w:szCs w:val="20"/>
+        </w:rPr>
+        <w:t>Fielding, A. H., &amp; J. F. Bell, 1997. A review of methods for the assessment of prediction errors in conservation presence/absence models. Environmental Conservation 24: 38–49.</w:t>
+      </w:r>
+      <w:r>
+        <w:rPr>
+          <w:rFonts w:cstheme="minorHAnsi"/>
+          <w:sz w:val="20"/>
+          <w:szCs w:val="20"/>
+        </w:rPr>
+        <w:t xml:space="preserve"> </w:t>
+      </w:r>
+      <w:hyperlink r:id="rId21" w:history="1">
         <w:r>
           <w:rPr>
             <w:rStyle w:val="Hyperlink"/>
-            <w:color w:val="auto"/>
-            <w:sz w:val="18"/>
-            <w:szCs w:val="18"/>
-            <w:u w:val="none"/>
+            <w:rFonts w:cstheme="minorHAnsi"/>
+            <w:sz w:val="20"/>
+            <w:szCs w:val="20"/>
           </w:rPr>
           <w:t>https://doi.org/10.1017/S0376892997000088</w:t>
         </w:r>
       </w:hyperlink>
+      <w:r>
+        <w:rPr>
+          <w:rFonts w:cstheme="minorHAnsi"/>
+          <w:sz w:val="20"/>
+          <w:szCs w:val="20"/>
+        </w:rPr>
+        <w:t>.</w:t>
+      </w:r>
     </w:p>
     <w:p>
       <w:pPr>
-        <w:spacing w:line="360" w:lineRule="auto"/>
-        <w:ind w:left="810" w:hanging="720"/>
+        <w:spacing w:line="276" w:lineRule="auto"/>
+        <w:ind w:left="284" w:hanging="284"/>
         <w:jc w:val="left"/>
         <w:rPr>
-          <w:sz w:val="18"/>
-          <w:szCs w:val="18"/>
+          <w:rFonts w:cstheme="minorHAnsi"/>
+          <w:sz w:val="20"/>
+          <w:szCs w:val="20"/>
         </w:rPr>
       </w:pPr>
       <w:r>
         <w:rPr>
-          <w:sz w:val="18"/>
-          <w:szCs w:val="18"/>
-        </w:rPr>
-        <w:t xml:space="preserve">Ford, T., &amp; Beitinger, T. L. (2005). Temperature tolerance in the goldfish, </w:t>
-      </w:r>
-      <w:r>
-        <w:rPr>
+          <w:rFonts w:cstheme="minorHAnsi"/>
+          <w:sz w:val="20"/>
+          <w:szCs w:val="20"/>
+        </w:rPr>
+        <w:t>Ford, T., &amp; T. L. Beitinger, 2005. Temperature tolerance in the goldfish,</w:t>
+      </w:r>
+      <w:r>
+        <w:rPr>
+          <w:rFonts w:cstheme="minorHAnsi"/>
+          <w:sz w:val="20"/>
+          <w:szCs w:val="20"/>
+        </w:rPr>
+        <w:t xml:space="preserve"> </w:t>
+      </w:r>
+      <w:r>
+        <w:rPr>
+          <w:rFonts w:cstheme="minorHAnsi"/>
           <w:i/>
           <w:iCs/>
-          <w:sz w:val="18"/>
-          <w:szCs w:val="18"/>
-        </w:rPr>
-        <w:t>Carassius auratus</w:t>
-      </w:r>
-      <w:r>
-        <w:rPr>
-          <w:sz w:val="18"/>
-          <w:szCs w:val="18"/>
-        </w:rPr>
-        <w:t xml:space="preserve">. </w:t>
-      </w:r>
-      <w:r>
-        <w:rPr>
+          <w:sz w:val="20"/>
+          <w:szCs w:val="20"/>
+        </w:rPr>
+        <w:t>Carassius</w:t>
+      </w:r>
+      <w:r>
+        <w:rPr>
+          <w:rFonts w:cstheme="minorHAnsi"/>
           <w:i/>
           <w:iCs/>
-          <w:sz w:val="18"/>
-          <w:szCs w:val="18"/>
-        </w:rPr>
-        <w:t>Journal of Thermal Biology</w:t>
-      </w:r>
-      <w:r>
-        <w:rPr>
-          <w:sz w:val="18"/>
-          <w:szCs w:val="18"/>
-        </w:rPr>
-        <w:t xml:space="preserve">, 30(2), 147–152. </w:t>
-      </w:r>
-      <w:hyperlink r:id="rId16">
+          <w:sz w:val="20"/>
+          <w:szCs w:val="20"/>
+        </w:rPr>
+        <w:t xml:space="preserve"> auratus</w:t>
+      </w:r>
+      <w:r>
+        <w:rPr>
+          <w:rFonts w:cstheme="minorHAnsi"/>
+          <w:sz w:val="20"/>
+          <w:szCs w:val="20"/>
+        </w:rPr>
+        <w:t>. Journal of Thermal Biology 30: 147–152.</w:t>
+      </w:r>
+      <w:r>
+        <w:rPr>
+          <w:rFonts w:cstheme="minorHAnsi"/>
+          <w:sz w:val="20"/>
+          <w:szCs w:val="20"/>
+        </w:rPr>
+        <w:t xml:space="preserve"> </w:t>
+      </w:r>
+      <w:hyperlink r:id="rId22" w:history="1">
         <w:r>
           <w:rPr>
             <w:rStyle w:val="Hyperlink"/>
-            <w:color w:val="auto"/>
-            <w:sz w:val="18"/>
-            <w:szCs w:val="18"/>
-            <w:u w:val="none"/>
+            <w:rFonts w:cstheme="minorHAnsi"/>
+            <w:sz w:val="20"/>
+            <w:szCs w:val="20"/>
           </w:rPr>
           <w:t>https://doi.org/10.1016/j.jtherbio.2004.09.004</w:t>
         </w:r>
       </w:hyperlink>
+      <w:r>
+        <w:rPr>
+          <w:rFonts w:cstheme="minorHAnsi"/>
+          <w:sz w:val="20"/>
+          <w:szCs w:val="20"/>
+        </w:rPr>
+        <w:t>.</w:t>
+      </w:r>
     </w:p>
     <w:p>
       <w:pPr>
-        <w:spacing w:line="360" w:lineRule="auto"/>
-        <w:ind w:left="810" w:hanging="720"/>
+        <w:spacing w:line="276" w:lineRule="auto"/>
+        <w:ind w:left="284" w:hanging="284"/>
         <w:jc w:val="left"/>
         <w:rPr>
-          <w:sz w:val="18"/>
-          <w:szCs w:val="18"/>
+          <w:rFonts w:cstheme="minorHAnsi"/>
+          <w:sz w:val="20"/>
+          <w:szCs w:val="20"/>
         </w:rPr>
       </w:pPr>
       <w:r>
         <w:rPr>
-          <w:sz w:val="18"/>
-          <w:szCs w:val="18"/>
-        </w:rPr>
-        <w:t>Francis, L. B. (2019). Evaluating the effects of invasive brown bullhead catfish (</w:t>
-      </w:r>
-      <w:r>
-        <w:rPr>
-          <w:i/>
-          <w:iCs/>
-          <w:sz w:val="18"/>
-          <w:szCs w:val="18"/>
-        </w:rPr>
-        <w:t>Ameiurus nebulosus</w:t>
-      </w:r>
-      <w:r>
-        <w:rPr>
-          <w:sz w:val="18"/>
-          <w:szCs w:val="18"/>
-        </w:rPr>
-        <w:t xml:space="preserve">) on kōura (freshwater crayfish, </w:t>
-      </w:r>
-      <w:r>
-        <w:rPr>
-          <w:i/>
-          <w:iCs/>
-          <w:sz w:val="18"/>
-          <w:szCs w:val="18"/>
-        </w:rPr>
-        <w:t>Paranephrops planifrons</w:t>
-      </w:r>
-      <w:r>
-        <w:rPr>
-          <w:sz w:val="18"/>
-          <w:szCs w:val="18"/>
-        </w:rPr>
-        <w:t>) in Lake Rotoiti [Thesis, The University of Waikato]. https://researchcommons.waikato.ac.nz/handle/10289/12746</w:t>
+          <w:rFonts w:cstheme="minorHAnsi"/>
+          <w:sz w:val="20"/>
+          <w:szCs w:val="20"/>
+        </w:rPr>
+        <w:t>Francis, L. B., 2019.</w:t>
+      </w:r>
+      <w:r>
+        <w:rPr>
+          <w:rFonts w:cstheme="minorHAnsi"/>
+          <w:sz w:val="20"/>
+          <w:szCs w:val="20"/>
+        </w:rPr>
+        <w:t xml:space="preserve"> </w:t>
+      </w:r>
+      <w:hyperlink r:id="rId23" w:history="1">
+        <w:r>
+          <w:rPr>
+            <w:rStyle w:val="Hyperlink"/>
+            <w:rFonts w:cstheme="minorHAnsi"/>
+            <w:sz w:val="20"/>
+            <w:szCs w:val="20"/>
+          </w:rPr>
+          <w:t>Evaluating the effects of invasive brown bullhead catfish (</w:t>
+        </w:r>
+        <w:r>
+          <w:rPr>
+            <w:rStyle w:val="Hyperlink"/>
+            <w:rFonts w:cstheme="minorHAnsi"/>
+            <w:i/>
+            <w:iCs/>
+            <w:sz w:val="20"/>
+            <w:szCs w:val="20"/>
+          </w:rPr>
+          <w:t>A</w:t>
+        </w:r>
+        <w:r>
+          <w:rPr>
+            <w:rStyle w:val="Hyperlink"/>
+            <w:rFonts w:cstheme="minorHAnsi"/>
+            <w:i/>
+            <w:iCs/>
+            <w:sz w:val="20"/>
+            <w:szCs w:val="20"/>
+          </w:rPr>
+          <w:t>meiurus nebulosus</w:t>
+        </w:r>
+        <w:r>
+          <w:rPr>
+            <w:rStyle w:val="Hyperlink"/>
+            <w:rFonts w:cstheme="minorHAnsi"/>
+            <w:sz w:val="20"/>
+            <w:szCs w:val="20"/>
+          </w:rPr>
+          <w:t>) on kōura (freshwater crayfish,</w:t>
+        </w:r>
+        <w:r>
+          <w:rPr>
+            <w:rStyle w:val="Hyperlink"/>
+            <w:rFonts w:cstheme="minorHAnsi"/>
+            <w:sz w:val="20"/>
+            <w:szCs w:val="20"/>
+          </w:rPr>
+          <w:t xml:space="preserve"> </w:t>
+        </w:r>
+        <w:r>
+          <w:rPr>
+            <w:rStyle w:val="Hyperlink"/>
+            <w:rFonts w:cstheme="minorHAnsi"/>
+            <w:i/>
+            <w:iCs/>
+            <w:sz w:val="20"/>
+            <w:szCs w:val="20"/>
+          </w:rPr>
+          <w:t>P</w:t>
+        </w:r>
+        <w:r>
+          <w:rPr>
+            <w:rStyle w:val="Hyperlink"/>
+            <w:rFonts w:cstheme="minorHAnsi"/>
+            <w:i/>
+            <w:iCs/>
+            <w:sz w:val="20"/>
+            <w:szCs w:val="20"/>
+          </w:rPr>
+          <w:t>aranephrops planifrons</w:t>
+        </w:r>
+        <w:r>
+          <w:rPr>
+            <w:rStyle w:val="Hyperlink"/>
+            <w:rFonts w:cstheme="minorHAnsi"/>
+            <w:sz w:val="20"/>
+            <w:szCs w:val="20"/>
+          </w:rPr>
+          <w:t xml:space="preserve">) in </w:t>
+        </w:r>
+        <w:r>
+          <w:rPr>
+            <w:rStyle w:val="Hyperlink"/>
+            <w:rFonts w:cstheme="minorHAnsi"/>
+            <w:sz w:val="20"/>
+            <w:szCs w:val="20"/>
+          </w:rPr>
+          <w:t>L</w:t>
+        </w:r>
+        <w:r>
+          <w:rPr>
+            <w:rStyle w:val="Hyperlink"/>
+            <w:rFonts w:cstheme="minorHAnsi"/>
+            <w:sz w:val="20"/>
+            <w:szCs w:val="20"/>
+          </w:rPr>
+          <w:t xml:space="preserve">ake </w:t>
+        </w:r>
+        <w:r>
+          <w:rPr>
+            <w:rStyle w:val="Hyperlink"/>
+            <w:rFonts w:cstheme="minorHAnsi"/>
+            <w:sz w:val="20"/>
+            <w:szCs w:val="20"/>
+          </w:rPr>
+          <w:t>Rotoiti</w:t>
+        </w:r>
+      </w:hyperlink>
+      <w:r>
+        <w:rPr>
+          <w:rFonts w:cstheme="minorHAnsi"/>
+          <w:sz w:val="20"/>
+          <w:szCs w:val="20"/>
+        </w:rPr>
+        <w:t>. Master’s thesis, University of Waikato.</w:t>
       </w:r>
     </w:p>
     <w:p>
       <w:pPr>
-        <w:spacing w:line="360" w:lineRule="auto"/>
-        <w:ind w:left="810" w:hanging="720"/>
+        <w:spacing w:line="276" w:lineRule="auto"/>
+        <w:ind w:left="284" w:hanging="284"/>
         <w:jc w:val="left"/>
         <w:rPr>
-          <w:sz w:val="18"/>
-          <w:szCs w:val="18"/>
+          <w:rFonts w:cstheme="minorHAnsi"/>
+          <w:sz w:val="20"/>
+          <w:szCs w:val="20"/>
         </w:rPr>
       </w:pPr>
       <w:r>
         <w:rPr>
-          <w:sz w:val="18"/>
-          <w:szCs w:val="18"/>
-        </w:rPr>
-        <w:t xml:space="preserve">Froese, R. (2006). Cube law, condition factor and weight–length relationships: History, meta-analysis and recommendations. </w:t>
-      </w:r>
-      <w:r>
-        <w:rPr>
-          <w:i/>
-          <w:iCs/>
-          <w:sz w:val="18"/>
-          <w:szCs w:val="18"/>
-        </w:rPr>
-        <w:t>Journal of Applied Ichthyology</w:t>
-      </w:r>
-      <w:r>
-        <w:rPr>
-          <w:sz w:val="18"/>
-          <w:szCs w:val="18"/>
-        </w:rPr>
-        <w:t>, 22(4), 241–253. https://doi.org/10.1111/j.1439-0426.2006.00805.x</w:t>
+          <w:rFonts w:cstheme="minorHAnsi"/>
+          <w:sz w:val="20"/>
+          <w:szCs w:val="20"/>
+        </w:rPr>
+        <w:t>Fry, F. E. J., &amp; J. S. Hart, 1948. Cruising speed of goldfish in relation to water temperature. Journal of the Fisheries Research Board of Canada 7b: 169–175.</w:t>
+      </w:r>
+      <w:r>
+        <w:rPr>
+          <w:rFonts w:cstheme="minorHAnsi"/>
+          <w:sz w:val="20"/>
+          <w:szCs w:val="20"/>
+        </w:rPr>
+        <w:t xml:space="preserve"> </w:t>
+      </w:r>
+      <w:hyperlink r:id="rId24" w:history="1">
+        <w:r>
+          <w:rPr>
+            <w:rStyle w:val="Hyperlink"/>
+            <w:rFonts w:cstheme="minorHAnsi"/>
+            <w:sz w:val="20"/>
+            <w:szCs w:val="20"/>
+          </w:rPr>
+          <w:t>https://doi.org/10.1139/f47-018</w:t>
+        </w:r>
+      </w:hyperlink>
+      <w:r>
+        <w:rPr>
+          <w:rFonts w:cstheme="minorHAnsi"/>
+          <w:sz w:val="20"/>
+          <w:szCs w:val="20"/>
+        </w:rPr>
+        <w:t>.</w:t>
       </w:r>
     </w:p>
     <w:p>
       <w:pPr>
-        <w:spacing w:line="360" w:lineRule="auto"/>
-        <w:ind w:left="810" w:hanging="720"/>
+        <w:spacing w:line="276" w:lineRule="auto"/>
+        <w:ind w:left="284" w:hanging="284"/>
         <w:jc w:val="left"/>
         <w:rPr>
-          <w:sz w:val="18"/>
-          <w:szCs w:val="18"/>
+          <w:rFonts w:cstheme="minorHAnsi"/>
+          <w:sz w:val="20"/>
+          <w:szCs w:val="20"/>
         </w:rPr>
       </w:pPr>
       <w:r>
         <w:rPr>
-          <w:sz w:val="18"/>
-          <w:szCs w:val="18"/>
-        </w:rPr>
-        <w:t xml:space="preserve">Fry, F. E. J., &amp; Hart, J. S. (1948). Cruising Speed of Goldfish in Relation to Water Temperature. </w:t>
-      </w:r>
-      <w:r>
-        <w:rPr>
-          <w:i/>
-          <w:iCs/>
-          <w:sz w:val="18"/>
-          <w:szCs w:val="18"/>
-        </w:rPr>
-        <w:t>Journal of the Fisheries Research Board of Canada</w:t>
-      </w:r>
-      <w:r>
-        <w:rPr>
-          <w:sz w:val="18"/>
-          <w:szCs w:val="18"/>
-        </w:rPr>
-        <w:t>, 7b(4), 169–175. https://doi.org/10.1139/f47-018</w:t>
+          <w:rFonts w:cstheme="minorHAnsi"/>
+          <w:sz w:val="20"/>
+          <w:szCs w:val="20"/>
+        </w:rPr>
+        <w:t>Grayling, S., 2020.</w:t>
+      </w:r>
+      <w:r>
+        <w:rPr>
+          <w:rFonts w:cstheme="minorHAnsi"/>
+          <w:sz w:val="20"/>
+          <w:szCs w:val="20"/>
+        </w:rPr>
+        <w:t xml:space="preserve"> </w:t>
+      </w:r>
+      <w:hyperlink r:id="rId25" w:history="1">
+        <w:r>
+          <w:rPr>
+            <w:rStyle w:val="Hyperlink"/>
+            <w:rFonts w:cstheme="minorHAnsi"/>
+            <w:sz w:val="20"/>
+            <w:szCs w:val="20"/>
+          </w:rPr>
+          <w:t>Bay of plenty regional pest management plan 2011–2016 annual report for 2019/2020</w:t>
+        </w:r>
+      </w:hyperlink>
+      <w:r>
+        <w:rPr>
+          <w:rFonts w:cstheme="minorHAnsi"/>
+          <w:sz w:val="20"/>
+          <w:szCs w:val="20"/>
+        </w:rPr>
+        <w:t>. Bay of Plenty Regional Council.</w:t>
       </w:r>
     </w:p>
     <w:p>
       <w:pPr>
-        <w:spacing w:line="360" w:lineRule="auto"/>
-        <w:ind w:left="810" w:hanging="720"/>
+        <w:spacing w:line="276" w:lineRule="auto"/>
+        <w:ind w:left="284" w:hanging="284"/>
         <w:jc w:val="left"/>
         <w:rPr>
-          <w:sz w:val="18"/>
-          <w:szCs w:val="18"/>
+          <w:rFonts w:cstheme="minorHAnsi"/>
+          <w:sz w:val="20"/>
+          <w:szCs w:val="20"/>
         </w:rPr>
       </w:pPr>
       <w:r>
         <w:rPr>
-          <w:sz w:val="18"/>
-          <w:szCs w:val="18"/>
-        </w:rPr>
-        <w:t>Grayling, S. (2020). Bay of Plenty Regional Pest Management Plan 2011-2016 Annual Report for 2019/2020. Bay of Plenty Regional Council. p. 41 https://atlas.boprc.govt.nz/api/v1/edms/document/A3651696/content</w:t>
+          <w:rFonts w:cstheme="minorHAnsi"/>
+          <w:sz w:val="20"/>
+          <w:szCs w:val="20"/>
+        </w:rPr>
+        <w:t>Greenaway, P., 1985. Calcium balance and moulting in the</w:t>
+      </w:r>
+      <w:r>
+        <w:rPr>
+          <w:rFonts w:cstheme="minorHAnsi"/>
+          <w:sz w:val="20"/>
+          <w:szCs w:val="20"/>
+        </w:rPr>
+        <w:t xml:space="preserve"> </w:t>
+      </w:r>
+      <w:r>
+        <w:rPr>
+          <w:rFonts w:cstheme="minorHAnsi"/>
+          <w:sz w:val="20"/>
+          <w:szCs w:val="20"/>
+        </w:rPr>
+        <w:t>Crustacea. Biological Reviews 60: 425–454.</w:t>
       </w:r>
     </w:p>
     <w:p>
       <w:pPr>
-        <w:spacing w:line="360" w:lineRule="auto"/>
-        <w:ind w:left="810" w:hanging="720"/>
+        <w:spacing w:line="276" w:lineRule="auto"/>
+        <w:ind w:left="284" w:hanging="284"/>
         <w:jc w:val="left"/>
         <w:rPr>
-          <w:sz w:val="18"/>
-          <w:szCs w:val="18"/>
+          <w:rFonts w:cstheme="minorHAnsi"/>
+          <w:sz w:val="20"/>
+          <w:szCs w:val="20"/>
         </w:rPr>
       </w:pPr>
       <w:r>
         <w:rPr>
-          <w:sz w:val="18"/>
-          <w:szCs w:val="18"/>
-        </w:rPr>
-        <w:lastRenderedPageBreak/>
-        <w:t xml:space="preserve">Greenaway, P. (1985). Calcium balance and moulting in the Crustacea. </w:t>
-      </w:r>
-      <w:r>
-        <w:rPr>
-          <w:i/>
-          <w:iCs/>
-          <w:sz w:val="18"/>
-          <w:szCs w:val="18"/>
-        </w:rPr>
-        <w:t>Biological Reviews</w:t>
-      </w:r>
-      <w:r>
-        <w:rPr>
-          <w:sz w:val="18"/>
-          <w:szCs w:val="18"/>
-        </w:rPr>
-        <w:t>, 60, 425–454.</w:t>
+          <w:rFonts w:cstheme="minorHAnsi"/>
+          <w:sz w:val="20"/>
+          <w:szCs w:val="20"/>
+        </w:rPr>
+        <w:t xml:space="preserve">Hamilton, D., C. McBride, &amp; T. Uraoka, 2005. Lake </w:t>
+      </w:r>
+      <w:r>
+        <w:rPr>
+          <w:rFonts w:cstheme="minorHAnsi"/>
+          <w:sz w:val="20"/>
+          <w:szCs w:val="20"/>
+        </w:rPr>
+        <w:t>Rotoiti</w:t>
+      </w:r>
+      <w:r>
+        <w:rPr>
+          <w:rFonts w:cstheme="minorHAnsi"/>
+          <w:sz w:val="20"/>
+          <w:szCs w:val="20"/>
+        </w:rPr>
+        <w:t xml:space="preserve"> fieldwork and modelling to support considerations of</w:t>
+      </w:r>
+      <w:r>
+        <w:rPr>
+          <w:rFonts w:cstheme="minorHAnsi"/>
+          <w:sz w:val="20"/>
+          <w:szCs w:val="20"/>
+        </w:rPr>
+        <w:t xml:space="preserve"> </w:t>
+      </w:r>
+      <w:r>
+        <w:rPr>
+          <w:rFonts w:cstheme="minorHAnsi"/>
+          <w:sz w:val="20"/>
+          <w:szCs w:val="20"/>
+        </w:rPr>
+        <w:t>Ohau</w:t>
+      </w:r>
+      <w:r>
+        <w:rPr>
+          <w:rFonts w:cstheme="minorHAnsi"/>
+          <w:sz w:val="20"/>
+          <w:szCs w:val="20"/>
+        </w:rPr>
+        <w:t xml:space="preserve"> </w:t>
+      </w:r>
+      <w:r>
+        <w:rPr>
+          <w:rFonts w:cstheme="minorHAnsi"/>
+          <w:sz w:val="20"/>
+          <w:szCs w:val="20"/>
+        </w:rPr>
+        <w:t xml:space="preserve">channel diversion from lake </w:t>
+      </w:r>
+      <w:r>
+        <w:rPr>
+          <w:rFonts w:cstheme="minorHAnsi"/>
+          <w:sz w:val="20"/>
+          <w:szCs w:val="20"/>
+        </w:rPr>
+        <w:t>Rotoiti</w:t>
+      </w:r>
+      <w:r>
+        <w:rPr>
+          <w:rFonts w:cstheme="minorHAnsi"/>
+          <w:sz w:val="20"/>
+          <w:szCs w:val="20"/>
+        </w:rPr>
+        <w:t>. NIWA &amp; University of Waikato.</w:t>
       </w:r>
     </w:p>
     <w:p>
       <w:pPr>
-        <w:spacing w:line="360" w:lineRule="auto"/>
-        <w:ind w:left="810" w:hanging="720"/>
+        <w:spacing w:line="276" w:lineRule="auto"/>
+        <w:ind w:left="284" w:hanging="284"/>
         <w:jc w:val="left"/>
         <w:rPr>
-          <w:sz w:val="18"/>
-          <w:szCs w:val="18"/>
+          <w:rFonts w:cstheme="minorHAnsi"/>
+          <w:sz w:val="20"/>
+          <w:szCs w:val="20"/>
         </w:rPr>
       </w:pPr>
       <w:r>
         <w:rPr>
-          <w:sz w:val="18"/>
-          <w:szCs w:val="18"/>
-        </w:rPr>
-        <w:t>Hamilton, D., McBride, C., &amp; Uraoka, T. (2005). Lake Rotoiti fieldwork and modelling to support considerations of Ohau channel diversion from Lake Rotoiti. NIWA &amp; University of Waikato. p. 110</w:t>
+          <w:rFonts w:cstheme="minorHAnsi"/>
+          <w:sz w:val="20"/>
+          <w:szCs w:val="20"/>
+        </w:rPr>
+        <w:t>Hammond, K. S., J. W. Hollows, C. R. Townsend, &amp; P. M. Lokman, 2006. Effects of temperature and water calcium concentration on growth, survival and moulting of freshwater crayfish,</w:t>
+      </w:r>
+      <w:r>
+        <w:rPr>
+          <w:rFonts w:cstheme="minorHAnsi"/>
+          <w:sz w:val="20"/>
+          <w:szCs w:val="20"/>
+        </w:rPr>
+        <w:t xml:space="preserve"> </w:t>
+      </w:r>
+      <w:r>
+        <w:rPr>
+          <w:rFonts w:cstheme="minorHAnsi"/>
+          <w:i/>
+          <w:iCs/>
+          <w:sz w:val="20"/>
+          <w:szCs w:val="20"/>
+        </w:rPr>
+        <w:t>P</w:t>
+      </w:r>
+      <w:r>
+        <w:rPr>
+          <w:rFonts w:cstheme="minorHAnsi"/>
+          <w:i/>
+          <w:iCs/>
+          <w:sz w:val="20"/>
+          <w:szCs w:val="20"/>
+        </w:rPr>
+        <w:t>aranephrops zealandicus</w:t>
+      </w:r>
+      <w:r>
+        <w:rPr>
+          <w:rFonts w:cstheme="minorHAnsi"/>
+          <w:sz w:val="20"/>
+          <w:szCs w:val="20"/>
+        </w:rPr>
+        <w:t>. Aquaculture 251: 271–279.</w:t>
+      </w:r>
+      <w:r>
+        <w:rPr>
+          <w:rFonts w:cstheme="minorHAnsi"/>
+          <w:sz w:val="20"/>
+          <w:szCs w:val="20"/>
+        </w:rPr>
+        <w:t xml:space="preserve"> </w:t>
+      </w:r>
+      <w:hyperlink r:id="rId26" w:history="1">
+        <w:r>
+          <w:rPr>
+            <w:rStyle w:val="Hyperlink"/>
+            <w:rFonts w:cstheme="minorHAnsi"/>
+            <w:sz w:val="20"/>
+            <w:szCs w:val="20"/>
+          </w:rPr>
+          <w:t>https://doi.org/10.1016/j.aquaculture.2005.05.032</w:t>
+        </w:r>
+      </w:hyperlink>
+      <w:r>
+        <w:rPr>
+          <w:rFonts w:cstheme="minorHAnsi"/>
+          <w:sz w:val="20"/>
+          <w:szCs w:val="20"/>
+        </w:rPr>
+        <w:t>.</w:t>
       </w:r>
     </w:p>
     <w:p>
       <w:pPr>
-        <w:spacing w:line="360" w:lineRule="auto"/>
-        <w:ind w:left="810" w:hanging="720"/>
+        <w:spacing w:line="276" w:lineRule="auto"/>
+        <w:ind w:left="284" w:hanging="284"/>
         <w:jc w:val="left"/>
         <w:rPr>
-          <w:sz w:val="18"/>
-          <w:szCs w:val="18"/>
+          <w:rFonts w:cstheme="minorHAnsi"/>
+          <w:sz w:val="20"/>
+          <w:szCs w:val="20"/>
         </w:rPr>
       </w:pPr>
       <w:r>
         <w:rPr>
-          <w:sz w:val="18"/>
-          <w:szCs w:val="18"/>
-        </w:rPr>
-        <w:t xml:space="preserve">Hammond, K. S., Hollows, J. W., Townsend, C. R., &amp; Lokman, P. M. (2006). Effects of temperature and water calcium concentration on growth, survival and moulting of freshwater crayfish, </w:t>
-      </w:r>
-      <w:r>
-        <w:rPr>
-          <w:i/>
-          <w:iCs/>
-          <w:sz w:val="18"/>
-          <w:szCs w:val="18"/>
-        </w:rPr>
-        <w:t>Paranephrops zealandicus. Aquaculture</w:t>
-      </w:r>
-      <w:r>
-        <w:rPr>
-          <w:sz w:val="18"/>
-          <w:szCs w:val="18"/>
-        </w:rPr>
-        <w:t>, 251(2–4), 271–279. https://doi.org/10.1016/j.aquaculture.2005.05.032</w:t>
+          <w:rFonts w:cstheme="minorHAnsi"/>
+          <w:sz w:val="20"/>
+          <w:szCs w:val="20"/>
+        </w:rPr>
+        <w:t>Harding, J. S., J. E. Clapcott, J. M. Quinn, J. W. Hayes, M. K. Joy, R. G. Storey, H. S. Greig, J. Hay, T. James, M. A. Beech, R. Ozane, A. S. Meredith, &amp; I. K. G. Boothroyd, 2009. Stream habitat assessment protocols for wadeable rivers and streams of</w:t>
+      </w:r>
+      <w:r>
+        <w:rPr>
+          <w:rFonts w:cstheme="minorHAnsi"/>
+          <w:sz w:val="20"/>
+          <w:szCs w:val="20"/>
+        </w:rPr>
+        <w:t xml:space="preserve"> </w:t>
+      </w:r>
+      <w:r>
+        <w:rPr>
+          <w:rFonts w:cstheme="minorHAnsi"/>
+          <w:sz w:val="20"/>
+          <w:szCs w:val="20"/>
+        </w:rPr>
+        <w:t>New Zealand. School of Biological Sciences, University of Canterbury.</w:t>
       </w:r>
     </w:p>
     <w:p>
       <w:pPr>
-        <w:spacing w:line="360" w:lineRule="auto"/>
-        <w:ind w:left="810" w:hanging="720"/>
+        <w:spacing w:line="276" w:lineRule="auto"/>
+        <w:ind w:left="284" w:hanging="284"/>
         <w:jc w:val="left"/>
         <w:rPr>
-          <w:sz w:val="18"/>
-          <w:szCs w:val="18"/>
+          <w:rFonts w:cstheme="minorHAnsi"/>
+          <w:sz w:val="20"/>
+          <w:szCs w:val="20"/>
         </w:rPr>
       </w:pPr>
       <w:r>
         <w:rPr>
-          <w:sz w:val="18"/>
-          <w:szCs w:val="18"/>
-        </w:rPr>
-        <w:t>Harding, J. S., Clapcott, J. E., Quinn, J. M., Hayes, J. W., Joy, M. K., Storey, R. G., Greig, H. S., Hay, J., James, T., Beech, M. A., Ozane, R., Meredith, A. S., &amp; Boothroyd, I. K. G. (2009). Stream Habitat Assessment Protocols for wadeable rivers and streams of New Zealand. School of Biological Sciences, University of Canterbury.</w:t>
-      </w:r>
-    </w:p>
-    <w:p>
-      <w:pPr>
-        <w:spacing w:line="360" w:lineRule="auto"/>
-        <w:ind w:left="810" w:hanging="720"/>
-        <w:jc w:val="left"/>
-        <w:rPr>
-          <w:sz w:val="18"/>
-          <w:szCs w:val="18"/>
-        </w:rPr>
-      </w:pPr>
-      <w:r>
-        <w:rPr>
-          <w:sz w:val="18"/>
-          <w:szCs w:val="18"/>
-        </w:rPr>
-        <w:t xml:space="preserve">Haschenburger, J. K., &amp; Roest, P. (2009). Substrate indices as indicators of interstitial pore space in gravel-bed channels. </w:t>
-      </w:r>
-      <w:r>
-        <w:rPr>
-          <w:i/>
-          <w:iCs/>
-          <w:sz w:val="18"/>
-          <w:szCs w:val="18"/>
-        </w:rPr>
-        <w:t>River Research and Applications</w:t>
-      </w:r>
-      <w:r>
-        <w:rPr>
-          <w:sz w:val="18"/>
-          <w:szCs w:val="18"/>
-        </w:rPr>
-        <w:t xml:space="preserve">, </w:t>
-      </w:r>
-      <w:r>
-        <w:rPr>
-          <w:i/>
-          <w:iCs/>
-          <w:sz w:val="18"/>
-          <w:szCs w:val="18"/>
-        </w:rPr>
-        <w:t>25</w:t>
-      </w:r>
-      <w:r>
-        <w:rPr>
-          <w:sz w:val="18"/>
-          <w:szCs w:val="18"/>
-        </w:rPr>
-        <w:t xml:space="preserve">(1), 98–105. </w:t>
-      </w:r>
-      <w:hyperlink r:id="rId17" w:history="1">
+          <w:rFonts w:cstheme="minorHAnsi"/>
+          <w:sz w:val="20"/>
+          <w:szCs w:val="20"/>
+        </w:rPr>
+        <w:t>Haschenburger, J. K., &amp; P. Roest, 2009. Substrate indices as indicators of interstitial pore space in gravel-bed channels. River Research and Applications 25: 98–105.</w:t>
+      </w:r>
+      <w:r>
+        <w:rPr>
+          <w:rFonts w:cstheme="minorHAnsi"/>
+          <w:sz w:val="20"/>
+          <w:szCs w:val="20"/>
+        </w:rPr>
+        <w:t xml:space="preserve"> </w:t>
+      </w:r>
+      <w:hyperlink r:id="rId27" w:history="1">
         <w:r>
           <w:rPr>
             <w:rStyle w:val="Hyperlink"/>
-            <w:color w:val="auto"/>
-            <w:sz w:val="18"/>
-            <w:szCs w:val="18"/>
-            <w:u w:val="none"/>
+            <w:rFonts w:cstheme="minorHAnsi"/>
+            <w:sz w:val="20"/>
+            <w:szCs w:val="20"/>
           </w:rPr>
           <w:t>https://doi.org/10.1002/rra.1168</w:t>
         </w:r>
       </w:hyperlink>
+      <w:r>
+        <w:rPr>
+          <w:rFonts w:cstheme="minorHAnsi"/>
+          <w:sz w:val="20"/>
+          <w:szCs w:val="20"/>
+        </w:rPr>
+        <w:t>.</w:t>
+      </w:r>
     </w:p>
     <w:p>
       <w:pPr>
-        <w:spacing w:line="360" w:lineRule="auto"/>
-        <w:ind w:left="810" w:hanging="720"/>
+        <w:spacing w:line="276" w:lineRule="auto"/>
+        <w:ind w:left="284" w:hanging="284"/>
         <w:jc w:val="left"/>
         <w:rPr>
-          <w:sz w:val="18"/>
-          <w:szCs w:val="18"/>
+          <w:rFonts w:cstheme="minorHAnsi"/>
+          <w:sz w:val="20"/>
+          <w:szCs w:val="20"/>
         </w:rPr>
       </w:pPr>
       <w:r>
         <w:rPr>
-          <w:sz w:val="18"/>
-          <w:szCs w:val="18"/>
-        </w:rPr>
-        <w:t xml:space="preserve">Hesni M.A., </w:t>
-      </w:r>
-      <w:proofErr w:type="spellStart"/>
-      <w:r>
-        <w:rPr>
-          <w:sz w:val="18"/>
-          <w:szCs w:val="18"/>
-        </w:rPr>
-        <w:t>Shabanipour</w:t>
-      </w:r>
-      <w:proofErr w:type="spellEnd"/>
-      <w:r>
-        <w:rPr>
-          <w:sz w:val="18"/>
-          <w:szCs w:val="18"/>
-        </w:rPr>
-        <w:t xml:space="preserve"> N., </w:t>
-      </w:r>
-      <w:proofErr w:type="spellStart"/>
-      <w:r>
-        <w:rPr>
-          <w:sz w:val="18"/>
-          <w:szCs w:val="18"/>
-        </w:rPr>
-        <w:t>Zahmatkesh</w:t>
-      </w:r>
-      <w:proofErr w:type="spellEnd"/>
-      <w:r>
-        <w:rPr>
-          <w:sz w:val="18"/>
-          <w:szCs w:val="18"/>
-        </w:rPr>
-        <w:t xml:space="preserve"> A. &amp; </w:t>
-      </w:r>
-      <w:proofErr w:type="spellStart"/>
-      <w:r>
-        <w:rPr>
-          <w:sz w:val="18"/>
-          <w:szCs w:val="18"/>
-        </w:rPr>
-        <w:t>Toutouni</w:t>
-      </w:r>
-      <w:proofErr w:type="spellEnd"/>
-      <w:r>
-        <w:rPr>
-          <w:sz w:val="18"/>
-          <w:szCs w:val="18"/>
-        </w:rPr>
-        <w:t xml:space="preserve"> M.M. (2009). Effects of Temperature and Salinity on Survival and Moulting of the Narrow-Clawed Crayfish, </w:t>
-      </w:r>
-      <w:r>
-        <w:rPr>
+          <w:rFonts w:cstheme="minorHAnsi"/>
+          <w:sz w:val="20"/>
+          <w:szCs w:val="20"/>
+        </w:rPr>
+        <w:t>Hesni, M. A., N. Shabanipour, A. Zahmatkesh, &amp; M. M. Toutouni, 2009. Effects of temperature and salinity on survival and moulting of the narrow-clawed crayfish,</w:t>
+      </w:r>
+      <w:r>
+        <w:rPr>
+          <w:rFonts w:cstheme="minorHAnsi"/>
+          <w:sz w:val="20"/>
+          <w:szCs w:val="20"/>
+        </w:rPr>
+        <w:t xml:space="preserve"> </w:t>
+      </w:r>
+      <w:r>
+        <w:rPr>
+          <w:rFonts w:cstheme="minorHAnsi"/>
           <w:i/>
           <w:iCs/>
-          <w:sz w:val="18"/>
-          <w:szCs w:val="18"/>
-        </w:rPr>
-        <w:t>Astacus Leptodactylus</w:t>
-      </w:r>
-      <w:r>
-        <w:rPr>
-          <w:sz w:val="18"/>
-          <w:szCs w:val="18"/>
-        </w:rPr>
-        <w:t xml:space="preserve"> Eschscholtz, 1823 (</w:t>
-      </w:r>
-      <w:proofErr w:type="spellStart"/>
-      <w:r>
-        <w:rPr>
-          <w:sz w:val="18"/>
-          <w:szCs w:val="18"/>
-        </w:rPr>
-        <w:t>decapoda</w:t>
-      </w:r>
-      <w:proofErr w:type="spellEnd"/>
-      <w:r>
-        <w:rPr>
-          <w:sz w:val="18"/>
-          <w:szCs w:val="18"/>
-        </w:rPr>
-        <w:t xml:space="preserve">, Astacidea). </w:t>
-      </w:r>
-      <w:proofErr w:type="spellStart"/>
-      <w:r>
-        <w:rPr>
+          <w:sz w:val="20"/>
+          <w:szCs w:val="20"/>
+        </w:rPr>
+        <w:t>A</w:t>
+      </w:r>
+      <w:r>
+        <w:rPr>
+          <w:rFonts w:cstheme="minorHAnsi"/>
           <w:i/>
           <w:iCs/>
-          <w:sz w:val="18"/>
-          <w:szCs w:val="18"/>
+          <w:sz w:val="20"/>
+          <w:szCs w:val="20"/>
+        </w:rPr>
+        <w:t>stacus leptodactylus</w:t>
+      </w:r>
+      <w:r>
+        <w:rPr>
+          <w:rFonts w:cstheme="minorHAnsi"/>
+          <w:sz w:val="20"/>
+          <w:szCs w:val="20"/>
+        </w:rPr>
+        <w:t xml:space="preserve"> E</w:t>
+      </w:r>
+      <w:r>
+        <w:rPr>
+          <w:rFonts w:cstheme="minorHAnsi"/>
+          <w:sz w:val="20"/>
+          <w:szCs w:val="20"/>
+        </w:rPr>
+        <w:t>schscholtz, 1823 (</w:t>
+      </w:r>
+      <w:r>
+        <w:rPr>
+          <w:rFonts w:cstheme="minorHAnsi"/>
+          <w:sz w:val="20"/>
+          <w:szCs w:val="20"/>
+        </w:rPr>
+        <w:t>D</w:t>
+      </w:r>
+      <w:r>
+        <w:rPr>
+          <w:rFonts w:cstheme="minorHAnsi"/>
+          <w:sz w:val="20"/>
+          <w:szCs w:val="20"/>
+        </w:rPr>
+        <w:t xml:space="preserve">ecapoda, </w:t>
+      </w:r>
+      <w:r>
+        <w:rPr>
+          <w:rFonts w:cstheme="minorHAnsi"/>
+          <w:sz w:val="20"/>
+          <w:szCs w:val="20"/>
+        </w:rPr>
+        <w:t>A</w:t>
+      </w:r>
+      <w:r>
+        <w:rPr>
+          <w:rFonts w:cstheme="minorHAnsi"/>
+          <w:sz w:val="20"/>
+          <w:szCs w:val="20"/>
+        </w:rPr>
+        <w:t xml:space="preserve">stacidea). </w:t>
+      </w:r>
+      <w:proofErr w:type="spellStart"/>
+      <w:r>
+        <w:rPr>
+          <w:rFonts w:cstheme="minorHAnsi"/>
+          <w:sz w:val="20"/>
+          <w:szCs w:val="20"/>
         </w:rPr>
         <w:t>Crustaceana</w:t>
       </w:r>
       <w:proofErr w:type="spellEnd"/>
       <w:r>
         <w:rPr>
-          <w:sz w:val="18"/>
-          <w:szCs w:val="18"/>
+          <w:rFonts w:cstheme="minorHAnsi"/>
+          <w:sz w:val="20"/>
+          <w:szCs w:val="20"/>
+        </w:rPr>
+        <w:t xml:space="preserve"> 82: 1495–1507.</w:t>
+      </w:r>
+      <w:r>
+        <w:rPr>
+          <w:rFonts w:cstheme="minorHAnsi"/>
+          <w:sz w:val="20"/>
+          <w:szCs w:val="20"/>
         </w:rPr>
         <w:t xml:space="preserve"> </w:t>
       </w:r>
-      <w:r>
-        <w:rPr>
-          <w:sz w:val="18"/>
-          <w:szCs w:val="18"/>
-        </w:rPr>
-        <w:t>82</w:t>
-      </w:r>
-      <w:r>
-        <w:rPr>
-          <w:sz w:val="18"/>
-          <w:szCs w:val="18"/>
-        </w:rPr>
-        <w:t>, 1495–1507</w:t>
+      <w:hyperlink r:id="rId28" w:history="1">
+        <w:r>
+          <w:rPr>
+            <w:rStyle w:val="Hyperlink"/>
+            <w:rFonts w:cstheme="minorHAnsi"/>
+            <w:sz w:val="20"/>
+            <w:szCs w:val="20"/>
+          </w:rPr>
+          <w:t>https://doi.org/10.1163/156854009X407191</w:t>
+        </w:r>
+      </w:hyperlink>
+      <w:r>
+        <w:rPr>
+          <w:rFonts w:cstheme="minorHAnsi"/>
+          <w:sz w:val="20"/>
+          <w:szCs w:val="20"/>
+        </w:rPr>
+        <w:t>.</w:t>
       </w:r>
     </w:p>
     <w:p>
       <w:pPr>
-        <w:spacing w:line="360" w:lineRule="auto"/>
-        <w:ind w:left="810" w:hanging="720"/>
+        <w:spacing w:line="276" w:lineRule="auto"/>
+        <w:ind w:left="284" w:hanging="284"/>
         <w:jc w:val="left"/>
         <w:rPr>
-          <w:sz w:val="18"/>
-          <w:szCs w:val="18"/>
+          <w:rFonts w:cstheme="minorHAnsi"/>
+          <w:sz w:val="20"/>
+          <w:szCs w:val="20"/>
         </w:rPr>
       </w:pPr>
       <w:r>
         <w:rPr>
-          <w:sz w:val="18"/>
-          <w:szCs w:val="18"/>
-        </w:rPr>
-        <w:t xml:space="preserve">Hessen, D. O., Skurdal, J., &amp; Braathen, J. E. (2004). Plant Exclusion of </w:t>
+          <w:rFonts w:cstheme="minorHAnsi"/>
+          <w:sz w:val="20"/>
+          <w:szCs w:val="20"/>
+        </w:rPr>
+        <w:t xml:space="preserve">Hessen, D. O., J. Skurdal, &amp; J. E. Braathen, 2004. Plant exclusion of </w:t>
       </w:r>
       <w:proofErr w:type="gramStart"/>
       <w:r>
         <w:rPr>
-          <w:sz w:val="18"/>
-          <w:szCs w:val="18"/>
+          <w:rFonts w:cstheme="minorHAnsi"/>
+          <w:sz w:val="20"/>
+          <w:szCs w:val="20"/>
         </w:rPr>
         <w:t>a</w:t>
       </w:r>
       <w:proofErr w:type="gramEnd"/>
       <w:r>
         <w:rPr>
-          <w:sz w:val="18"/>
-          <w:szCs w:val="18"/>
-        </w:rPr>
-        <w:t xml:space="preserve"> Herbivore; Crayfish Population Decline caused by an Invading Waterweed. </w:t>
-      </w:r>
-      <w:r>
-        <w:rPr>
-          <w:i/>
-          <w:iCs/>
-          <w:sz w:val="18"/>
-          <w:szCs w:val="18"/>
-        </w:rPr>
-        <w:t>Biological Invasions</w:t>
-      </w:r>
-      <w:r>
-        <w:rPr>
-          <w:sz w:val="18"/>
-          <w:szCs w:val="18"/>
-        </w:rPr>
-        <w:t>, 6(2), 133–140. https://doi.org/10.1023/B:BINV.0000022131.40783.f0</w:t>
+          <w:rFonts w:cstheme="minorHAnsi"/>
+          <w:sz w:val="20"/>
+          <w:szCs w:val="20"/>
+        </w:rPr>
+        <w:t xml:space="preserve"> herbivore; crayfish population decline caused by an invading waterweed. Biological Invasions 6: 133–140.</w:t>
+      </w:r>
+      <w:r>
+        <w:rPr>
+          <w:rFonts w:cstheme="minorHAnsi"/>
+          <w:sz w:val="20"/>
+          <w:szCs w:val="20"/>
+        </w:rPr>
+        <w:t xml:space="preserve"> </w:t>
+      </w:r>
+      <w:hyperlink r:id="rId29" w:history="1">
+        <w:r>
+          <w:rPr>
+            <w:rStyle w:val="Hyperlink"/>
+            <w:rFonts w:cstheme="minorHAnsi"/>
+            <w:sz w:val="20"/>
+            <w:szCs w:val="20"/>
+          </w:rPr>
+          <w:t>https://doi.org/10.1023/B:BINV.0000022131.40783.f0</w:t>
+        </w:r>
+      </w:hyperlink>
+      <w:r>
+        <w:rPr>
+          <w:rFonts w:cstheme="minorHAnsi"/>
+          <w:sz w:val="20"/>
+          <w:szCs w:val="20"/>
+        </w:rPr>
+        <w:t>.</w:t>
       </w:r>
     </w:p>
     <w:p>
       <w:pPr>
-        <w:spacing w:line="360" w:lineRule="auto"/>
-        <w:ind w:left="810" w:hanging="720"/>
+        <w:spacing w:line="276" w:lineRule="auto"/>
+        <w:ind w:left="284" w:hanging="284"/>
         <w:jc w:val="left"/>
         <w:rPr>
-          <w:sz w:val="18"/>
-          <w:szCs w:val="18"/>
+          <w:rFonts w:cstheme="minorHAnsi"/>
+          <w:sz w:val="20"/>
+          <w:szCs w:val="20"/>
         </w:rPr>
       </w:pPr>
       <w:r>
         <w:rPr>
-          <w:sz w:val="18"/>
-          <w:szCs w:val="18"/>
-        </w:rPr>
-        <w:t xml:space="preserve">Hiroa, T. R. (1921). Māori Food-supplies of Lake Rotorua, with Methods of obtaining them, and Usages and Customs appertaining thereto. </w:t>
-      </w:r>
-      <w:r>
-        <w:rPr>
-          <w:i/>
-          <w:iCs/>
-          <w:sz w:val="18"/>
-          <w:szCs w:val="18"/>
-        </w:rPr>
-        <w:t>Transactions and Proceedings of the Royal Society of New Zealand</w:t>
-      </w:r>
-      <w:r>
-        <w:rPr>
-          <w:sz w:val="18"/>
-          <w:szCs w:val="18"/>
-        </w:rPr>
-        <w:t xml:space="preserve"> 1868-1961, 53, 433–451.</w:t>
+          <w:rFonts w:cstheme="minorHAnsi"/>
+          <w:sz w:val="20"/>
+          <w:szCs w:val="20"/>
+        </w:rPr>
+        <w:t xml:space="preserve">Hiroa, T. R., 1921. Māori food-supplies of </w:t>
+      </w:r>
+      <w:r>
+        <w:rPr>
+          <w:rFonts w:cstheme="minorHAnsi"/>
+          <w:sz w:val="20"/>
+          <w:szCs w:val="20"/>
+        </w:rPr>
+        <w:t>L</w:t>
+      </w:r>
+      <w:r>
+        <w:rPr>
+          <w:rFonts w:cstheme="minorHAnsi"/>
+          <w:sz w:val="20"/>
+          <w:szCs w:val="20"/>
+        </w:rPr>
+        <w:t xml:space="preserve">ake </w:t>
+      </w:r>
+      <w:r>
+        <w:rPr>
+          <w:rFonts w:cstheme="minorHAnsi"/>
+          <w:sz w:val="20"/>
+          <w:szCs w:val="20"/>
+        </w:rPr>
+        <w:t>R</w:t>
+      </w:r>
+      <w:r>
+        <w:rPr>
+          <w:rFonts w:cstheme="minorHAnsi"/>
+          <w:sz w:val="20"/>
+          <w:szCs w:val="20"/>
+        </w:rPr>
+        <w:t>otorua, with methods of obtaining them, and usages and customs appertaining thereto. Transactions and Proceedings of the Royal Society of New Zealand 1868–1961 53: 433–451.</w:t>
       </w:r>
     </w:p>
     <w:p>
       <w:pPr>
-        <w:spacing w:line="360" w:lineRule="auto"/>
-        <w:ind w:left="810" w:hanging="720"/>
+        <w:spacing w:line="276" w:lineRule="auto"/>
+        <w:ind w:left="284" w:hanging="284"/>
         <w:jc w:val="left"/>
         <w:rPr>
-          <w:sz w:val="18"/>
-          <w:szCs w:val="18"/>
+          <w:rFonts w:cstheme="minorHAnsi"/>
+          <w:sz w:val="20"/>
+          <w:szCs w:val="20"/>
         </w:rPr>
       </w:pPr>
       <w:r>
         <w:rPr>
-          <w:sz w:val="18"/>
-          <w:szCs w:val="18"/>
-        </w:rPr>
-        <w:t xml:space="preserve">Hopkins, C. L. (1970). Systematics of the New Zealand freshwater crayfish </w:t>
-      </w:r>
-      <w:r>
-        <w:rPr>
+          <w:rFonts w:cstheme="minorHAnsi"/>
+          <w:sz w:val="20"/>
+          <w:szCs w:val="20"/>
+        </w:rPr>
+        <w:lastRenderedPageBreak/>
+        <w:t>Hopkins, C. L., 1970. Systematics of the</w:t>
+      </w:r>
+      <w:r>
+        <w:rPr>
+          <w:rFonts w:cstheme="minorHAnsi"/>
+          <w:sz w:val="20"/>
+          <w:szCs w:val="20"/>
+        </w:rPr>
+        <w:t xml:space="preserve"> </w:t>
+      </w:r>
+      <w:r>
+        <w:rPr>
+          <w:rFonts w:cstheme="minorHAnsi"/>
+          <w:sz w:val="20"/>
+          <w:szCs w:val="20"/>
+        </w:rPr>
+        <w:t>New Zealand</w:t>
+      </w:r>
+      <w:r>
+        <w:rPr>
+          <w:rFonts w:cstheme="minorHAnsi"/>
+          <w:sz w:val="20"/>
+          <w:szCs w:val="20"/>
+        </w:rPr>
+        <w:t xml:space="preserve"> </w:t>
+      </w:r>
+      <w:r>
+        <w:rPr>
+          <w:rFonts w:cstheme="minorHAnsi"/>
+          <w:sz w:val="20"/>
+          <w:szCs w:val="20"/>
+        </w:rPr>
+        <w:t>freshwater crayfish</w:t>
+      </w:r>
+      <w:r>
+        <w:rPr>
+          <w:rFonts w:cstheme="minorHAnsi"/>
+          <w:sz w:val="20"/>
+          <w:szCs w:val="20"/>
+        </w:rPr>
+        <w:t xml:space="preserve"> </w:t>
+      </w:r>
+      <w:r>
+        <w:rPr>
+          <w:rFonts w:cstheme="minorHAnsi"/>
           <w:i/>
           <w:iCs/>
-          <w:sz w:val="18"/>
-          <w:szCs w:val="18"/>
-        </w:rPr>
-        <w:t>Paranephrops</w:t>
-      </w:r>
-      <w:r>
-        <w:rPr>
-          <w:sz w:val="18"/>
-          <w:szCs w:val="18"/>
-        </w:rPr>
-        <w:t xml:space="preserve"> (Crustacea: Decapoda: </w:t>
-      </w:r>
-      <w:r>
-        <w:rPr>
+          <w:sz w:val="20"/>
+          <w:szCs w:val="20"/>
+        </w:rPr>
+        <w:t>P</w:t>
+      </w:r>
+      <w:r>
+        <w:rPr>
+          <w:rFonts w:cstheme="minorHAnsi"/>
           <w:i/>
           <w:iCs/>
-          <w:sz w:val="18"/>
-          <w:szCs w:val="18"/>
-        </w:rPr>
-        <w:t>Parastacidae</w:t>
-      </w:r>
-      <w:r>
-        <w:rPr>
-          <w:sz w:val="18"/>
-          <w:szCs w:val="18"/>
-        </w:rPr>
-        <w:t xml:space="preserve">). </w:t>
-      </w:r>
-      <w:r>
-        <w:rPr>
-          <w:i/>
-          <w:iCs/>
-          <w:sz w:val="18"/>
-          <w:szCs w:val="18"/>
-        </w:rPr>
-        <w:t>New Zealand Journal of Marine and Freshwater Research</w:t>
-      </w:r>
-      <w:r>
-        <w:rPr>
-          <w:sz w:val="18"/>
-          <w:szCs w:val="18"/>
-        </w:rPr>
-        <w:t>, 4(3), 278–291. https://doi.org/10.1080/00288330.1970.9515347</w:t>
+          <w:sz w:val="20"/>
+          <w:szCs w:val="20"/>
+        </w:rPr>
+        <w:t>aranephrops</w:t>
+      </w:r>
+      <w:r>
+        <w:rPr>
+          <w:rFonts w:cstheme="minorHAnsi"/>
+          <w:sz w:val="20"/>
+          <w:szCs w:val="20"/>
+        </w:rPr>
+        <w:t xml:space="preserve"> </w:t>
+      </w:r>
+      <w:r>
+        <w:rPr>
+          <w:rFonts w:cstheme="minorHAnsi"/>
+          <w:sz w:val="20"/>
+          <w:szCs w:val="20"/>
+        </w:rPr>
+        <w:t>(Crustacea:</w:t>
+      </w:r>
+      <w:r>
+        <w:rPr>
+          <w:rFonts w:cstheme="minorHAnsi"/>
+          <w:sz w:val="20"/>
+          <w:szCs w:val="20"/>
+        </w:rPr>
+        <w:t xml:space="preserve"> </w:t>
+      </w:r>
+      <w:r>
+        <w:rPr>
+          <w:rFonts w:cstheme="minorHAnsi"/>
+          <w:sz w:val="20"/>
+          <w:szCs w:val="20"/>
+        </w:rPr>
+        <w:t>Decapoda:</w:t>
+      </w:r>
+      <w:r>
+        <w:rPr>
+          <w:rFonts w:cstheme="minorHAnsi"/>
+          <w:sz w:val="20"/>
+          <w:szCs w:val="20"/>
+        </w:rPr>
+        <w:t xml:space="preserve"> </w:t>
+      </w:r>
+      <w:r>
+        <w:rPr>
+          <w:rFonts w:cstheme="minorHAnsi"/>
+          <w:sz w:val="20"/>
+          <w:szCs w:val="20"/>
+        </w:rPr>
+        <w:t>Parastacidae). New Zealand Journal of Marine and Freshwater Research 4: 278–291.</w:t>
+      </w:r>
+      <w:r>
+        <w:rPr>
+          <w:rFonts w:cstheme="minorHAnsi"/>
+          <w:sz w:val="20"/>
+          <w:szCs w:val="20"/>
+        </w:rPr>
+        <w:t xml:space="preserve"> </w:t>
+      </w:r>
+      <w:hyperlink r:id="rId30" w:history="1">
+        <w:r>
+          <w:rPr>
+            <w:rStyle w:val="Hyperlink"/>
+            <w:rFonts w:cstheme="minorHAnsi"/>
+            <w:sz w:val="20"/>
+            <w:szCs w:val="20"/>
+          </w:rPr>
+          <w:t>https://doi.org/10.1080/00288330.1970.9515347</w:t>
+        </w:r>
+      </w:hyperlink>
+      <w:r>
+        <w:rPr>
+          <w:rFonts w:cstheme="minorHAnsi"/>
+          <w:sz w:val="20"/>
+          <w:szCs w:val="20"/>
+        </w:rPr>
+        <w:t>.</w:t>
       </w:r>
     </w:p>
     <w:p>
       <w:pPr>
-        <w:spacing w:line="360" w:lineRule="auto"/>
-        <w:ind w:left="810" w:hanging="720"/>
+        <w:spacing w:line="276" w:lineRule="auto"/>
+        <w:ind w:left="284" w:hanging="284"/>
         <w:jc w:val="left"/>
         <w:rPr>
-          <w:sz w:val="18"/>
-          <w:szCs w:val="18"/>
+          <w:rFonts w:cstheme="minorHAnsi"/>
+          <w:sz w:val="20"/>
+          <w:szCs w:val="20"/>
         </w:rPr>
       </w:pPr>
       <w:r>
         <w:rPr>
-          <w:sz w:val="18"/>
-          <w:szCs w:val="18"/>
-        </w:rPr>
-        <w:t xml:space="preserve">Jane, S. F., Hansen, G. J. A., Kraemer, B. M., Leavitt, P. R., Mincer, J. L., North, R. L., Pilla, R. M., Stetler, J. T., Williamson, C. E., Woolway, R. I., Arvola, L., Chandra, S., DeGasperi, C. L., Diemer, L., Dunalska, J., Erina, O., Flaim, G., Grossart, H.-P., Hambright, K. D., … Rose, K. C. (2021). Widespread deoxygenation of temperate lakes. </w:t>
-      </w:r>
-      <w:r>
-        <w:rPr>
-          <w:i/>
-          <w:iCs/>
-          <w:sz w:val="18"/>
-          <w:szCs w:val="18"/>
-        </w:rPr>
-        <w:t>Nature</w:t>
-      </w:r>
-      <w:r>
-        <w:rPr>
-          <w:sz w:val="18"/>
-          <w:szCs w:val="18"/>
-        </w:rPr>
-        <w:t>, 594(7861), 66–70. https://doi.org/10.1038/s41586-021-03550-y</w:t>
+          <w:rFonts w:cstheme="minorHAnsi"/>
+          <w:sz w:val="20"/>
+          <w:szCs w:val="20"/>
+        </w:rPr>
+        <w:t>Jane, S. F., G. J. A. Hansen, B. M. Kraemer, P. R. Leavitt, J. L. Mincer, R. L. North, R. M. Pilla, J. T. Stetler, C. E. Williamson, R. I. Woolway, &amp; others, 2021. Widespread deoxygenation of temperate lakes. Nature 594: 66–70.</w:t>
+      </w:r>
+      <w:r>
+        <w:rPr>
+          <w:rFonts w:cstheme="minorHAnsi"/>
+          <w:sz w:val="20"/>
+          <w:szCs w:val="20"/>
+        </w:rPr>
+        <w:t xml:space="preserve"> </w:t>
+      </w:r>
+      <w:hyperlink r:id="rId31" w:history="1">
+        <w:r>
+          <w:rPr>
+            <w:rStyle w:val="Hyperlink"/>
+            <w:rFonts w:cstheme="minorHAnsi"/>
+            <w:sz w:val="20"/>
+            <w:szCs w:val="20"/>
+          </w:rPr>
+          <w:t>https://doi.org/10.1038/s41586-021-03550-y</w:t>
+        </w:r>
+      </w:hyperlink>
+      <w:r>
+        <w:rPr>
+          <w:rFonts w:cstheme="minorHAnsi"/>
+          <w:sz w:val="20"/>
+          <w:szCs w:val="20"/>
+        </w:rPr>
+        <w:t>.</w:t>
       </w:r>
     </w:p>
     <w:p>
       <w:pPr>
-        <w:spacing w:line="360" w:lineRule="auto"/>
-        <w:ind w:left="810" w:hanging="720"/>
+        <w:spacing w:line="276" w:lineRule="auto"/>
+        <w:ind w:left="284" w:hanging="284"/>
         <w:jc w:val="left"/>
         <w:rPr>
-          <w:sz w:val="18"/>
-          <w:szCs w:val="18"/>
+          <w:rFonts w:cstheme="minorHAnsi"/>
+          <w:sz w:val="20"/>
+          <w:szCs w:val="20"/>
         </w:rPr>
       </w:pPr>
       <w:r>
         <w:rPr>
-          <w:sz w:val="18"/>
-          <w:szCs w:val="18"/>
-        </w:rPr>
-        <w:t>Johnsen, S. I., &amp; Taugbøl, T. (2008). Add Stones, Get Crayfish – Is it that Simple? Freshwater Crayfish, 16(1), 47–50.</w:t>
+          <w:rFonts w:cstheme="minorHAnsi"/>
+          <w:sz w:val="20"/>
+          <w:szCs w:val="20"/>
+        </w:rPr>
+        <w:t>Johnsen, S. I., &amp; T. Taugbøl, 2008. Add stones, get crayfish – is it that simple? Freshwater Crayfish 16: 47–50.</w:t>
       </w:r>
     </w:p>
     <w:p>
       <w:pPr>
-        <w:spacing w:line="360" w:lineRule="auto"/>
-        <w:ind w:left="810" w:hanging="720"/>
+        <w:spacing w:line="276" w:lineRule="auto"/>
+        <w:ind w:left="284" w:hanging="284"/>
         <w:jc w:val="left"/>
         <w:rPr>
-          <w:sz w:val="18"/>
-          <w:szCs w:val="18"/>
+          <w:rFonts w:cstheme="minorHAnsi"/>
+          <w:sz w:val="20"/>
+          <w:szCs w:val="20"/>
         </w:rPr>
       </w:pPr>
       <w:r>
         <w:rPr>
-          <w:sz w:val="18"/>
-          <w:szCs w:val="18"/>
-        </w:rPr>
-        <w:t xml:space="preserve">Jowett, I. G., &amp; Richardson, J. (1990). Microhabitat preferences of benthic invertebrates in a New Zealand river and the development of in‐stream flow‐habitat models for </w:t>
-      </w:r>
-      <w:r>
-        <w:rPr>
+          <w:rFonts w:cstheme="minorHAnsi"/>
+          <w:sz w:val="20"/>
+          <w:szCs w:val="20"/>
+        </w:rPr>
+        <w:t>Jowett, I. G., S. M. Parkyn, &amp; J. Richardson, 2008. Habitat characteristics of crayfish (</w:t>
+      </w:r>
+      <w:r>
+        <w:rPr>
+          <w:rFonts w:cstheme="minorHAnsi"/>
           <w:i/>
           <w:iCs/>
-          <w:sz w:val="18"/>
-          <w:szCs w:val="18"/>
-        </w:rPr>
-        <w:t>Deleatidium spp</w:t>
-      </w:r>
-      <w:r>
-        <w:rPr>
-          <w:sz w:val="18"/>
-          <w:szCs w:val="18"/>
-        </w:rPr>
-        <w:t>. New Zealand Journal of Marine and Freshwater Research, 24(1), 19–30. https://doi.org/10.1080/00288330.1990.9516399</w:t>
+          <w:sz w:val="20"/>
+          <w:szCs w:val="20"/>
+        </w:rPr>
+        <w:t>P</w:t>
+      </w:r>
+      <w:r>
+        <w:rPr>
+          <w:rFonts w:cstheme="minorHAnsi"/>
+          <w:i/>
+          <w:iCs/>
+          <w:sz w:val="20"/>
+          <w:szCs w:val="20"/>
+        </w:rPr>
+        <w:t>aranephrops planifrons</w:t>
+      </w:r>
+      <w:r>
+        <w:rPr>
+          <w:rFonts w:cstheme="minorHAnsi"/>
+          <w:sz w:val="20"/>
+          <w:szCs w:val="20"/>
+        </w:rPr>
+        <w:t>) in</w:t>
+      </w:r>
+      <w:r>
+        <w:rPr>
+          <w:rFonts w:cstheme="minorHAnsi"/>
+          <w:sz w:val="20"/>
+          <w:szCs w:val="20"/>
+        </w:rPr>
+        <w:t xml:space="preserve"> </w:t>
+      </w:r>
+      <w:r>
+        <w:rPr>
+          <w:rFonts w:cstheme="minorHAnsi"/>
+          <w:sz w:val="20"/>
+          <w:szCs w:val="20"/>
+        </w:rPr>
+        <w:t>New Zealand</w:t>
+      </w:r>
+      <w:r>
+        <w:rPr>
+          <w:rFonts w:cstheme="minorHAnsi"/>
+          <w:sz w:val="20"/>
+          <w:szCs w:val="20"/>
+        </w:rPr>
+        <w:t xml:space="preserve"> </w:t>
+      </w:r>
+      <w:r>
+        <w:rPr>
+          <w:rFonts w:cstheme="minorHAnsi"/>
+          <w:sz w:val="20"/>
+          <w:szCs w:val="20"/>
+        </w:rPr>
+        <w:t>streams using generalised additive models (GAMs). Hydrobiologia 596: 353–365.</w:t>
+      </w:r>
+      <w:r>
+        <w:rPr>
+          <w:rFonts w:cstheme="minorHAnsi"/>
+          <w:sz w:val="20"/>
+          <w:szCs w:val="20"/>
+        </w:rPr>
+        <w:t xml:space="preserve"> </w:t>
+      </w:r>
+      <w:hyperlink r:id="rId32" w:history="1">
+        <w:r>
+          <w:rPr>
+            <w:rStyle w:val="Hyperlink"/>
+            <w:rFonts w:cstheme="minorHAnsi"/>
+            <w:sz w:val="20"/>
+            <w:szCs w:val="20"/>
+          </w:rPr>
+          <w:t>https://doi.org/10.1007/s10750-007-9108-z</w:t>
+        </w:r>
+      </w:hyperlink>
+      <w:r>
+        <w:rPr>
+          <w:rFonts w:cstheme="minorHAnsi"/>
+          <w:sz w:val="20"/>
+          <w:szCs w:val="20"/>
+        </w:rPr>
+        <w:t>.</w:t>
       </w:r>
     </w:p>
     <w:p>
       <w:pPr>
-        <w:spacing w:line="360" w:lineRule="auto"/>
-        <w:ind w:left="810" w:hanging="720"/>
+        <w:spacing w:line="276" w:lineRule="auto"/>
+        <w:ind w:left="284" w:hanging="284"/>
         <w:jc w:val="left"/>
         <w:rPr>
-          <w:sz w:val="18"/>
-          <w:szCs w:val="18"/>
+          <w:rFonts w:cstheme="minorHAnsi"/>
+          <w:sz w:val="20"/>
+          <w:szCs w:val="20"/>
         </w:rPr>
       </w:pPr>
       <w:r>
         <w:rPr>
-          <w:sz w:val="18"/>
-          <w:szCs w:val="18"/>
-        </w:rPr>
-        <w:t>Jowett, I. G., Parkyn, S. M., &amp; Richardson, J. (2008). Habitat characteristics of crayfish (</w:t>
-      </w:r>
-      <w:r>
-        <w:rPr>
+          <w:rFonts w:cstheme="minorHAnsi"/>
+          <w:sz w:val="20"/>
+          <w:szCs w:val="20"/>
+        </w:rPr>
+        <w:t>Jowett, I. G., &amp; J. Richardson, 1990. Microhabitat preferences of benthic invertebrates in a</w:t>
+      </w:r>
+      <w:r>
+        <w:rPr>
+          <w:rFonts w:cstheme="minorHAnsi"/>
+          <w:sz w:val="20"/>
+          <w:szCs w:val="20"/>
+        </w:rPr>
+        <w:t xml:space="preserve"> </w:t>
+      </w:r>
+      <w:r>
+        <w:rPr>
+          <w:rFonts w:cstheme="minorHAnsi"/>
+          <w:sz w:val="20"/>
+          <w:szCs w:val="20"/>
+        </w:rPr>
+        <w:t>New Zealand</w:t>
+      </w:r>
+      <w:r>
+        <w:rPr>
+          <w:rFonts w:cstheme="minorHAnsi"/>
+          <w:sz w:val="20"/>
+          <w:szCs w:val="20"/>
+        </w:rPr>
+        <w:t xml:space="preserve"> </w:t>
+      </w:r>
+      <w:r>
+        <w:rPr>
+          <w:rFonts w:cstheme="minorHAnsi"/>
+          <w:sz w:val="20"/>
+          <w:szCs w:val="20"/>
+        </w:rPr>
+        <w:t>river and the development of in-stream flow-habitat models for</w:t>
+      </w:r>
+      <w:r>
+        <w:rPr>
+          <w:rFonts w:cstheme="minorHAnsi"/>
+          <w:sz w:val="20"/>
+          <w:szCs w:val="20"/>
+        </w:rPr>
+        <w:t xml:space="preserve"> D</w:t>
+      </w:r>
+      <w:r>
+        <w:rPr>
+          <w:rFonts w:cstheme="minorHAnsi"/>
           <w:i/>
           <w:iCs/>
-          <w:sz w:val="18"/>
-          <w:szCs w:val="18"/>
-        </w:rPr>
-        <w:t>Paranephrops planifrons</w:t>
-      </w:r>
-      <w:r>
-        <w:rPr>
-          <w:sz w:val="18"/>
-          <w:szCs w:val="18"/>
-        </w:rPr>
-        <w:t xml:space="preserve">) in New Zealand streams using generalised additive models (GAMs). </w:t>
-      </w:r>
-      <w:r>
-        <w:rPr>
-          <w:i/>
-          <w:iCs/>
-          <w:sz w:val="18"/>
-          <w:szCs w:val="18"/>
-        </w:rPr>
-        <w:t>Hydrobiologia</w:t>
-      </w:r>
-      <w:r>
-        <w:rPr>
-          <w:sz w:val="18"/>
-          <w:szCs w:val="18"/>
-        </w:rPr>
-        <w:t>, 596(1), 353–365. https://doi.org/10.1007/s10750-007-9108-z</w:t>
+          <w:sz w:val="20"/>
+          <w:szCs w:val="20"/>
+        </w:rPr>
+        <w:t>eleatidium</w:t>
+      </w:r>
+      <w:r>
+        <w:rPr>
+          <w:rFonts w:cstheme="minorHAnsi"/>
+          <w:sz w:val="20"/>
+          <w:szCs w:val="20"/>
+        </w:rPr>
+        <w:t xml:space="preserve"> </w:t>
+      </w:r>
+      <w:r>
+        <w:rPr>
+          <w:rFonts w:cstheme="minorHAnsi"/>
+          <w:sz w:val="20"/>
+          <w:szCs w:val="20"/>
+        </w:rPr>
+        <w:t>spp. New Zealand Journal of Marine and Freshwater Research 24: 19–30.</w:t>
+      </w:r>
+      <w:r>
+        <w:rPr>
+          <w:rFonts w:cstheme="minorHAnsi"/>
+          <w:sz w:val="20"/>
+          <w:szCs w:val="20"/>
+        </w:rPr>
+        <w:t xml:space="preserve"> </w:t>
+      </w:r>
+      <w:hyperlink r:id="rId33" w:history="1">
+        <w:r>
+          <w:rPr>
+            <w:rStyle w:val="Hyperlink"/>
+            <w:rFonts w:cstheme="minorHAnsi"/>
+            <w:sz w:val="20"/>
+            <w:szCs w:val="20"/>
+          </w:rPr>
+          <w:t>https://doi.org/10.1080/00288330.1990.9516399</w:t>
+        </w:r>
+      </w:hyperlink>
+      <w:r>
+        <w:rPr>
+          <w:rFonts w:cstheme="minorHAnsi"/>
+          <w:sz w:val="20"/>
+          <w:szCs w:val="20"/>
+        </w:rPr>
+        <w:t>.</w:t>
       </w:r>
     </w:p>
     <w:p>
       <w:pPr>
-        <w:spacing w:line="360" w:lineRule="auto"/>
-        <w:ind w:left="810" w:hanging="720"/>
+        <w:spacing w:line="276" w:lineRule="auto"/>
+        <w:ind w:left="284" w:hanging="284"/>
         <w:jc w:val="left"/>
         <w:rPr>
-          <w:sz w:val="18"/>
-          <w:szCs w:val="18"/>
+          <w:rFonts w:cstheme="minorHAnsi"/>
+          <w:sz w:val="20"/>
+          <w:szCs w:val="20"/>
         </w:rPr>
       </w:pPr>
       <w:r>
         <w:rPr>
-          <w:sz w:val="18"/>
-          <w:szCs w:val="18"/>
-        </w:rPr>
-        <w:t xml:space="preserve">Kusabs, I. A., &amp; Quinn, J. M. (2009). Use of a traditional Māori harvesting method, the tau kōura, for monitoring kōura (freshwater crayfish, </w:t>
-      </w:r>
-      <w:r>
-        <w:rPr>
-          <w:i/>
-          <w:iCs/>
-          <w:sz w:val="18"/>
-          <w:szCs w:val="18"/>
-        </w:rPr>
-        <w:t>Paranephrops planifrons</w:t>
-      </w:r>
-      <w:r>
-        <w:rPr>
-          <w:sz w:val="18"/>
-          <w:szCs w:val="18"/>
-        </w:rPr>
-        <w:t xml:space="preserve">) in Lake Rotoiti, North Island, New Zealand. </w:t>
-      </w:r>
-      <w:r>
-        <w:rPr>
-          <w:i/>
-          <w:iCs/>
-          <w:sz w:val="18"/>
-          <w:szCs w:val="18"/>
-        </w:rPr>
-        <w:t>New Zealand Journal of Marine and Freshwater Research</w:t>
-      </w:r>
-      <w:r>
-        <w:rPr>
-          <w:sz w:val="18"/>
-          <w:szCs w:val="18"/>
-        </w:rPr>
-        <w:t>, 43(3), 713–722. https://doi.org/10.1080/00288330909510036</w:t>
+          <w:rFonts w:cstheme="minorHAnsi"/>
+          <w:sz w:val="20"/>
+          <w:szCs w:val="20"/>
+        </w:rPr>
+        <w:t xml:space="preserve">Kusabs, I. A. K., I. C. Duggan, A. C. Bruere, P. Scholes, T. W. Te Kurapa, T. M. Grant, &amp; F. J. Burdon, 2026. Invasive catfish linked to the decline of freshwater crayfish in two </w:t>
+      </w:r>
+      <w:r>
+        <w:rPr>
+          <w:rFonts w:cstheme="minorHAnsi"/>
+          <w:sz w:val="20"/>
+          <w:szCs w:val="20"/>
+        </w:rPr>
+        <w:t>A</w:t>
+      </w:r>
+      <w:r>
+        <w:rPr>
+          <w:rFonts w:cstheme="minorHAnsi"/>
+          <w:sz w:val="20"/>
+          <w:szCs w:val="20"/>
+        </w:rPr>
+        <w:t xml:space="preserve">otearoa </w:t>
+      </w:r>
+      <w:r>
+        <w:rPr>
+          <w:rFonts w:cstheme="minorHAnsi"/>
+          <w:sz w:val="20"/>
+          <w:szCs w:val="20"/>
+        </w:rPr>
+        <w:t>N</w:t>
+      </w:r>
+      <w:r>
+        <w:rPr>
+          <w:rFonts w:cstheme="minorHAnsi"/>
+          <w:sz w:val="20"/>
+          <w:szCs w:val="20"/>
+        </w:rPr>
+        <w:t xml:space="preserve">ew </w:t>
+      </w:r>
+      <w:r>
+        <w:rPr>
+          <w:rFonts w:cstheme="minorHAnsi"/>
+          <w:sz w:val="20"/>
+          <w:szCs w:val="20"/>
+        </w:rPr>
+        <w:t>Z</w:t>
+      </w:r>
+      <w:r>
+        <w:rPr>
+          <w:rFonts w:cstheme="minorHAnsi"/>
+          <w:sz w:val="20"/>
+          <w:szCs w:val="20"/>
+        </w:rPr>
+        <w:t>ealand lakes. Springer Science; Business Media LLC. Biological Invasions 28:</w:t>
+      </w:r>
+      <w:r>
+        <w:rPr>
+          <w:rFonts w:cstheme="minorHAnsi"/>
+          <w:sz w:val="20"/>
+          <w:szCs w:val="20"/>
+        </w:rPr>
+        <w:t xml:space="preserve"> </w:t>
+      </w:r>
+      <w:hyperlink r:id="rId34" w:history="1">
+        <w:r>
+          <w:rPr>
+            <w:rStyle w:val="Hyperlink"/>
+            <w:rFonts w:cstheme="minorHAnsi"/>
+            <w:sz w:val="20"/>
+            <w:szCs w:val="20"/>
+          </w:rPr>
+          <w:t>https://doi.org/10.1007/s10530-026-03852-0</w:t>
+        </w:r>
+      </w:hyperlink>
+      <w:r>
+        <w:rPr>
+          <w:rFonts w:cstheme="minorHAnsi"/>
+          <w:sz w:val="20"/>
+          <w:szCs w:val="20"/>
+        </w:rPr>
+        <w:t>.</w:t>
       </w:r>
     </w:p>
     <w:p>
       <w:pPr>
-        <w:spacing w:line="360" w:lineRule="auto"/>
-        <w:ind w:left="810" w:hanging="720"/>
+        <w:spacing w:line="276" w:lineRule="auto"/>
+        <w:ind w:left="284" w:hanging="284"/>
         <w:jc w:val="left"/>
         <w:rPr>
-          <w:sz w:val="18"/>
-          <w:szCs w:val="18"/>
+          <w:rFonts w:cstheme="minorHAnsi"/>
+          <w:sz w:val="20"/>
+          <w:szCs w:val="20"/>
         </w:rPr>
       </w:pPr>
       <w:r>
         <w:rPr>
-          <w:sz w:val="18"/>
-          <w:szCs w:val="18"/>
-        </w:rPr>
-        <w:t xml:space="preserve">Kusabs, I. A., Hicks, B. J., Quinn, J. M., &amp; Hamilton, D. P. (2015a). Sustainable management of freshwater crayfish (kōura, </w:t>
-      </w:r>
-      <w:r>
-        <w:rPr>
+          <w:rFonts w:cstheme="minorHAnsi"/>
+          <w:sz w:val="20"/>
+          <w:szCs w:val="20"/>
+        </w:rPr>
+        <w:t>Kusabs, I. A., B. J. Hicks, J. M. Quinn, &amp; D. P. Hamilton, 2015a. Sustainable management of freshwater crayfish (kōura,</w:t>
+      </w:r>
+      <w:r>
+        <w:rPr>
+          <w:rFonts w:cstheme="minorHAnsi"/>
+          <w:sz w:val="20"/>
+          <w:szCs w:val="20"/>
+        </w:rPr>
+        <w:t xml:space="preserve"> </w:t>
+      </w:r>
+      <w:r>
+        <w:rPr>
+          <w:rFonts w:cstheme="minorHAnsi"/>
           <w:i/>
           <w:iCs/>
-          <w:sz w:val="18"/>
-          <w:szCs w:val="18"/>
-        </w:rPr>
-        <w:t>Paranephrops planifrons</w:t>
-      </w:r>
-      <w:r>
-        <w:rPr>
-          <w:sz w:val="18"/>
-          <w:szCs w:val="18"/>
-        </w:rPr>
-        <w:t xml:space="preserve">) in Te Arawa (Rotorua) lakes, North Island, New Zealand. </w:t>
-      </w:r>
-      <w:r>
-        <w:rPr>
+          <w:sz w:val="20"/>
+          <w:szCs w:val="20"/>
+        </w:rPr>
+        <w:t>P</w:t>
+      </w:r>
+      <w:r>
+        <w:rPr>
+          <w:rFonts w:cstheme="minorHAnsi"/>
           <w:i/>
           <w:iCs/>
-          <w:sz w:val="18"/>
-          <w:szCs w:val="18"/>
-        </w:rPr>
-        <w:t>Fisheries Research</w:t>
-      </w:r>
-      <w:r>
-        <w:rPr>
-          <w:sz w:val="18"/>
-          <w:szCs w:val="18"/>
-        </w:rPr>
-        <w:t>, 168, 35–46. https://doi.org/10.1016/j.fishres.2015.03.015</w:t>
+          <w:sz w:val="20"/>
+          <w:szCs w:val="20"/>
+        </w:rPr>
+        <w:t>aranephrops planifrons</w:t>
+      </w:r>
+      <w:r>
+        <w:rPr>
+          <w:rFonts w:cstheme="minorHAnsi"/>
+          <w:sz w:val="20"/>
+          <w:szCs w:val="20"/>
+        </w:rPr>
+        <w:t>) in</w:t>
+      </w:r>
+      <w:r>
+        <w:rPr>
+          <w:rFonts w:cstheme="minorHAnsi"/>
+          <w:sz w:val="20"/>
+          <w:szCs w:val="20"/>
+        </w:rPr>
+        <w:t xml:space="preserve"> </w:t>
+      </w:r>
+      <w:r>
+        <w:rPr>
+          <w:rFonts w:cstheme="minorHAnsi"/>
+          <w:sz w:val="20"/>
+          <w:szCs w:val="20"/>
+        </w:rPr>
+        <w:t>Te Arawa</w:t>
+      </w:r>
+      <w:r>
+        <w:rPr>
+          <w:rFonts w:cstheme="minorHAnsi"/>
+          <w:sz w:val="20"/>
+          <w:szCs w:val="20"/>
+        </w:rPr>
+        <w:t xml:space="preserve"> </w:t>
+      </w:r>
+      <w:r>
+        <w:rPr>
+          <w:rFonts w:cstheme="minorHAnsi"/>
+          <w:sz w:val="20"/>
+          <w:szCs w:val="20"/>
+        </w:rPr>
+        <w:t>(Rotorua) lakes,</w:t>
+      </w:r>
+      <w:r>
+        <w:rPr>
+          <w:rFonts w:cstheme="minorHAnsi"/>
+          <w:sz w:val="20"/>
+          <w:szCs w:val="20"/>
+        </w:rPr>
+        <w:t xml:space="preserve"> </w:t>
+      </w:r>
+      <w:r>
+        <w:rPr>
+          <w:rFonts w:cstheme="minorHAnsi"/>
+          <w:sz w:val="20"/>
+          <w:szCs w:val="20"/>
+        </w:rPr>
+        <w:t>North Island, New Zealand. Fisheries Research 168: 35–46.</w:t>
+      </w:r>
+      <w:r>
+        <w:rPr>
+          <w:rFonts w:cstheme="minorHAnsi"/>
+          <w:sz w:val="20"/>
+          <w:szCs w:val="20"/>
+        </w:rPr>
+        <w:t xml:space="preserve"> </w:t>
+      </w:r>
+      <w:hyperlink r:id="rId35" w:history="1">
+        <w:r>
+          <w:rPr>
+            <w:rStyle w:val="Hyperlink"/>
+            <w:rFonts w:cstheme="minorHAnsi"/>
+            <w:sz w:val="20"/>
+            <w:szCs w:val="20"/>
+          </w:rPr>
+          <w:t>https://doi.org/10.1016/j.fishres.2015.03.015</w:t>
+        </w:r>
+      </w:hyperlink>
+      <w:r>
+        <w:rPr>
+          <w:rFonts w:cstheme="minorHAnsi"/>
+          <w:sz w:val="20"/>
+          <w:szCs w:val="20"/>
+        </w:rPr>
+        <w:t>.</w:t>
       </w:r>
     </w:p>
     <w:p>
       <w:pPr>
-        <w:spacing w:line="360" w:lineRule="auto"/>
-        <w:ind w:left="810" w:hanging="720"/>
+        <w:spacing w:line="276" w:lineRule="auto"/>
+        <w:ind w:left="284" w:hanging="284"/>
         <w:jc w:val="left"/>
         <w:rPr>
-          <w:sz w:val="18"/>
-          <w:szCs w:val="18"/>
+          <w:rFonts w:cstheme="minorHAnsi"/>
+          <w:sz w:val="20"/>
+          <w:szCs w:val="20"/>
         </w:rPr>
       </w:pPr>
       <w:r>
         <w:rPr>
-          <w:sz w:val="18"/>
-          <w:szCs w:val="18"/>
-        </w:rPr>
-        <w:t xml:space="preserve">Kusabs, I. A., Quinn, J. M., &amp; Hamilton, D. P. (2015b). Effects of benthic substrate, nutrient enrichment and predatory fish on freshwater crayfish (kōura, </w:t>
-      </w:r>
-      <w:r>
-        <w:rPr>
+          <w:rFonts w:cstheme="minorHAnsi"/>
+          <w:sz w:val="20"/>
+          <w:szCs w:val="20"/>
+        </w:rPr>
+        <w:t>Kusabs, I. A., &amp; J. M. Quinn, 2009. Use of a traditional</w:t>
+      </w:r>
+      <w:r>
+        <w:rPr>
+          <w:rFonts w:cstheme="minorHAnsi"/>
+          <w:sz w:val="20"/>
+          <w:szCs w:val="20"/>
+        </w:rPr>
+        <w:t xml:space="preserve"> </w:t>
+      </w:r>
+      <w:r>
+        <w:rPr>
+          <w:rFonts w:cstheme="minorHAnsi"/>
+          <w:sz w:val="20"/>
+          <w:szCs w:val="20"/>
+        </w:rPr>
+        <w:t>Māori</w:t>
+      </w:r>
+      <w:r>
+        <w:rPr>
+          <w:rFonts w:cstheme="minorHAnsi"/>
+          <w:sz w:val="20"/>
+          <w:szCs w:val="20"/>
+        </w:rPr>
+        <w:t xml:space="preserve"> </w:t>
+      </w:r>
+      <w:r>
+        <w:rPr>
+          <w:rFonts w:cstheme="minorHAnsi"/>
+          <w:sz w:val="20"/>
+          <w:szCs w:val="20"/>
+        </w:rPr>
+        <w:t>harvesting method, the tau kōura, for monitoring kōura (freshwater crayfish,</w:t>
+      </w:r>
+      <w:r>
+        <w:rPr>
+          <w:rFonts w:cstheme="minorHAnsi"/>
+          <w:sz w:val="20"/>
+          <w:szCs w:val="20"/>
+        </w:rPr>
+        <w:t xml:space="preserve"> </w:t>
+      </w:r>
+      <w:r>
+        <w:rPr>
+          <w:rFonts w:cstheme="minorHAnsi"/>
           <w:i/>
           <w:iCs/>
-          <w:sz w:val="18"/>
-          <w:szCs w:val="18"/>
-        </w:rPr>
-        <w:t>Paranephrops planifrons</w:t>
-      </w:r>
-      <w:r>
-        <w:rPr>
-          <w:sz w:val="18"/>
-          <w:szCs w:val="18"/>
-        </w:rPr>
-        <w:t xml:space="preserve">) population characteristics in seven Te Arawa (Rotorua) </w:t>
-      </w:r>
-      <w:r>
-        <w:rPr>
-          <w:sz w:val="18"/>
-          <w:szCs w:val="18"/>
-        </w:rPr>
-        <w:lastRenderedPageBreak/>
-        <w:t xml:space="preserve">lakes, North Island, New Zealand. </w:t>
-      </w:r>
-      <w:r>
-        <w:rPr>
+          <w:sz w:val="20"/>
+          <w:szCs w:val="20"/>
+        </w:rPr>
+        <w:t>P</w:t>
+      </w:r>
+      <w:r>
+        <w:rPr>
+          <w:rFonts w:cstheme="minorHAnsi"/>
           <w:i/>
           <w:iCs/>
-          <w:sz w:val="18"/>
-          <w:szCs w:val="18"/>
-        </w:rPr>
-        <w:t>Marine and Freshwater Research</w:t>
-      </w:r>
-      <w:r>
-        <w:rPr>
-          <w:sz w:val="18"/>
-          <w:szCs w:val="18"/>
-        </w:rPr>
-        <w:t xml:space="preserve">, 66(7), 631. </w:t>
-      </w:r>
-      <w:hyperlink r:id="rId18">
+          <w:sz w:val="20"/>
+          <w:szCs w:val="20"/>
+        </w:rPr>
+        <w:t>aranephrops planifrons</w:t>
+      </w:r>
+      <w:r>
+        <w:rPr>
+          <w:rFonts w:cstheme="minorHAnsi"/>
+          <w:sz w:val="20"/>
+          <w:szCs w:val="20"/>
+        </w:rPr>
+        <w:t xml:space="preserve">) in </w:t>
+      </w:r>
+      <w:r>
+        <w:rPr>
+          <w:rFonts w:cstheme="minorHAnsi"/>
+          <w:sz w:val="20"/>
+          <w:szCs w:val="20"/>
+        </w:rPr>
+        <w:t>L</w:t>
+      </w:r>
+      <w:r>
+        <w:rPr>
+          <w:rFonts w:cstheme="minorHAnsi"/>
+          <w:sz w:val="20"/>
+          <w:szCs w:val="20"/>
+        </w:rPr>
+        <w:t xml:space="preserve">ake </w:t>
+      </w:r>
+      <w:r>
+        <w:rPr>
+          <w:rFonts w:cstheme="minorHAnsi"/>
+          <w:sz w:val="20"/>
+          <w:szCs w:val="20"/>
+        </w:rPr>
+        <w:t>R</w:t>
+      </w:r>
+      <w:r>
+        <w:rPr>
+          <w:rFonts w:cstheme="minorHAnsi"/>
+          <w:sz w:val="20"/>
+          <w:szCs w:val="20"/>
+        </w:rPr>
+        <w:t xml:space="preserve">otoiti, </w:t>
+      </w:r>
+      <w:r>
+        <w:rPr>
+          <w:rFonts w:cstheme="minorHAnsi"/>
+          <w:sz w:val="20"/>
+          <w:szCs w:val="20"/>
+        </w:rPr>
+        <w:t>N</w:t>
+      </w:r>
+      <w:r>
+        <w:rPr>
+          <w:rFonts w:cstheme="minorHAnsi"/>
+          <w:sz w:val="20"/>
+          <w:szCs w:val="20"/>
+        </w:rPr>
+        <w:t xml:space="preserve">orth </w:t>
+      </w:r>
+      <w:r>
+        <w:rPr>
+          <w:rFonts w:cstheme="minorHAnsi"/>
+          <w:sz w:val="20"/>
+          <w:szCs w:val="20"/>
+        </w:rPr>
+        <w:t>I</w:t>
+      </w:r>
+      <w:r>
+        <w:rPr>
+          <w:rFonts w:cstheme="minorHAnsi"/>
+          <w:sz w:val="20"/>
+          <w:szCs w:val="20"/>
+        </w:rPr>
+        <w:t>sland,</w:t>
+      </w:r>
+      <w:r>
+        <w:rPr>
+          <w:rFonts w:cstheme="minorHAnsi"/>
+          <w:sz w:val="20"/>
+          <w:szCs w:val="20"/>
+        </w:rPr>
+        <w:t xml:space="preserve"> </w:t>
+      </w:r>
+      <w:r>
+        <w:rPr>
+          <w:rFonts w:cstheme="minorHAnsi"/>
+          <w:sz w:val="20"/>
+          <w:szCs w:val="20"/>
+        </w:rPr>
+        <w:t>New Zealand. New Zealand Journal of Marine and Freshwater Research 43: 713–722.</w:t>
+      </w:r>
+      <w:r>
+        <w:rPr>
+          <w:rFonts w:cstheme="minorHAnsi"/>
+          <w:sz w:val="20"/>
+          <w:szCs w:val="20"/>
+        </w:rPr>
+        <w:t xml:space="preserve"> </w:t>
+      </w:r>
+      <w:hyperlink r:id="rId36" w:history="1">
         <w:r>
           <w:rPr>
             <w:rStyle w:val="Hyperlink"/>
-            <w:color w:val="auto"/>
-            <w:sz w:val="18"/>
-            <w:szCs w:val="18"/>
-            <w:u w:val="none"/>
+            <w:rFonts w:cstheme="minorHAnsi"/>
+            <w:sz w:val="20"/>
+            <w:szCs w:val="20"/>
+          </w:rPr>
+          <w:t>https://doi.org/10.1080/00288330909510036</w:t>
+        </w:r>
+      </w:hyperlink>
+      <w:r>
+        <w:rPr>
+          <w:rFonts w:cstheme="minorHAnsi"/>
+          <w:sz w:val="20"/>
+          <w:szCs w:val="20"/>
+        </w:rPr>
+        <w:t>.</w:t>
+      </w:r>
+    </w:p>
+    <w:p>
+      <w:pPr>
+        <w:spacing w:line="276" w:lineRule="auto"/>
+        <w:ind w:left="284" w:hanging="284"/>
+        <w:jc w:val="left"/>
+        <w:rPr>
+          <w:rFonts w:cstheme="minorHAnsi"/>
+          <w:sz w:val="20"/>
+          <w:szCs w:val="20"/>
+        </w:rPr>
+      </w:pPr>
+      <w:r>
+        <w:rPr>
+          <w:rFonts w:cstheme="minorHAnsi"/>
+          <w:sz w:val="20"/>
+          <w:szCs w:val="20"/>
+        </w:rPr>
+        <w:t>Kusabs, I. A., J. M. Quinn, &amp; D. P. Hamilton, 2015b. Effects of benthic substrate, nutrient enrichment and predatory fish on freshwater crayfish (kōura,</w:t>
+      </w:r>
+      <w:r>
+        <w:rPr>
+          <w:rFonts w:cstheme="minorHAnsi"/>
+          <w:sz w:val="20"/>
+          <w:szCs w:val="20"/>
+        </w:rPr>
+        <w:t xml:space="preserve"> </w:t>
+      </w:r>
+      <w:r>
+        <w:rPr>
+          <w:rFonts w:cstheme="minorHAnsi"/>
+          <w:i/>
+          <w:iCs/>
+          <w:sz w:val="20"/>
+          <w:szCs w:val="20"/>
+        </w:rPr>
+        <w:t>P</w:t>
+      </w:r>
+      <w:r>
+        <w:rPr>
+          <w:rFonts w:cstheme="minorHAnsi"/>
+          <w:i/>
+          <w:iCs/>
+          <w:sz w:val="20"/>
+          <w:szCs w:val="20"/>
+        </w:rPr>
+        <w:t>aranephrops planifrons</w:t>
+      </w:r>
+      <w:r>
+        <w:rPr>
+          <w:rFonts w:cstheme="minorHAnsi"/>
+          <w:sz w:val="20"/>
+          <w:szCs w:val="20"/>
+        </w:rPr>
+        <w:t>) population characteristics in seven</w:t>
+      </w:r>
+      <w:r>
+        <w:rPr>
+          <w:rFonts w:cstheme="minorHAnsi"/>
+          <w:sz w:val="20"/>
+          <w:szCs w:val="20"/>
+        </w:rPr>
+        <w:t xml:space="preserve"> </w:t>
+      </w:r>
+      <w:r>
+        <w:rPr>
+          <w:rFonts w:cstheme="minorHAnsi"/>
+          <w:sz w:val="20"/>
+          <w:szCs w:val="20"/>
+        </w:rPr>
+        <w:t>Te Arawa</w:t>
+      </w:r>
+      <w:r>
+        <w:rPr>
+          <w:rFonts w:cstheme="minorHAnsi"/>
+          <w:sz w:val="20"/>
+          <w:szCs w:val="20"/>
+        </w:rPr>
+        <w:t xml:space="preserve"> </w:t>
+      </w:r>
+      <w:r>
+        <w:rPr>
+          <w:rFonts w:cstheme="minorHAnsi"/>
+          <w:sz w:val="20"/>
+          <w:szCs w:val="20"/>
+        </w:rPr>
+        <w:t>(Rotorua) lakes,</w:t>
+      </w:r>
+      <w:r>
+        <w:rPr>
+          <w:rFonts w:cstheme="minorHAnsi"/>
+          <w:sz w:val="20"/>
+          <w:szCs w:val="20"/>
+        </w:rPr>
+        <w:t xml:space="preserve"> </w:t>
+      </w:r>
+      <w:r>
+        <w:rPr>
+          <w:rFonts w:cstheme="minorHAnsi"/>
+          <w:sz w:val="20"/>
+          <w:szCs w:val="20"/>
+        </w:rPr>
+        <w:t>North Island, New Zealand. Marine and Freshwater Research 66: 631–643.</w:t>
+      </w:r>
+      <w:r>
+        <w:rPr>
+          <w:rFonts w:cstheme="minorHAnsi"/>
+          <w:sz w:val="20"/>
+          <w:szCs w:val="20"/>
+        </w:rPr>
+        <w:t xml:space="preserve"> </w:t>
+      </w:r>
+      <w:hyperlink r:id="rId37" w:history="1">
+        <w:r>
+          <w:rPr>
+            <w:rStyle w:val="Hyperlink"/>
+            <w:rFonts w:cstheme="minorHAnsi"/>
+            <w:sz w:val="20"/>
+            <w:szCs w:val="20"/>
           </w:rPr>
           <w:t>https://doi.org/10.1071/MF14148</w:t>
         </w:r>
       </w:hyperlink>
+      <w:r>
+        <w:rPr>
+          <w:rFonts w:cstheme="minorHAnsi"/>
+          <w:sz w:val="20"/>
+          <w:szCs w:val="20"/>
+        </w:rPr>
+        <w:t>.</w:t>
+      </w:r>
     </w:p>
     <w:p>
       <w:pPr>
-        <w:spacing w:line="360" w:lineRule="auto"/>
-        <w:ind w:left="810" w:hanging="720"/>
+        <w:spacing w:line="276" w:lineRule="auto"/>
+        <w:ind w:left="284" w:hanging="284"/>
         <w:jc w:val="left"/>
         <w:rPr>
-          <w:sz w:val="18"/>
-          <w:szCs w:val="18"/>
+          <w:rFonts w:cstheme="minorHAnsi"/>
+          <w:sz w:val="20"/>
+          <w:szCs w:val="20"/>
         </w:rPr>
       </w:pPr>
       <w:r>
         <w:rPr>
-          <w:sz w:val="18"/>
-          <w:szCs w:val="18"/>
-        </w:rPr>
-        <w:t>Kusabs, I.A.K., Duggan, I.C., Bruere, A.C., Scholes, P., Kurapa, T.W.T, Grant, T.M., Burdon, F.J.</w:t>
-      </w:r>
-      <w:r>
-        <w:rPr>
-          <w:sz w:val="18"/>
-          <w:szCs w:val="18"/>
+          <w:rFonts w:cstheme="minorHAnsi"/>
+          <w:sz w:val="20"/>
+          <w:szCs w:val="20"/>
+        </w:rPr>
+        <w:t>Kutner, M. H., C. J. Nachtsheim, J. Neter, &amp; W. Li, 2005. Applied linear statistical models. McGraw-Hill Irwin.</w:t>
+      </w:r>
+    </w:p>
+    <w:p>
+      <w:pPr>
+        <w:spacing w:line="276" w:lineRule="auto"/>
+        <w:ind w:left="284" w:hanging="284"/>
+        <w:jc w:val="left"/>
+        <w:rPr>
+          <w:rFonts w:cstheme="minorHAnsi"/>
+          <w:sz w:val="20"/>
+          <w:szCs w:val="20"/>
+        </w:rPr>
+      </w:pPr>
+      <w:r>
+        <w:rPr>
+          <w:rFonts w:cstheme="minorHAnsi"/>
+          <w:sz w:val="20"/>
+          <w:szCs w:val="20"/>
+        </w:rPr>
+        <w:t>Land, Air, Water Aotearoa (LAWA), 2025. Lakes data for the</w:t>
+      </w:r>
+      <w:r>
+        <w:rPr>
+          <w:rFonts w:cstheme="minorHAnsi"/>
+          <w:sz w:val="20"/>
+          <w:szCs w:val="20"/>
         </w:rPr>
         <w:t xml:space="preserve"> </w:t>
       </w:r>
       <w:r>
         <w:rPr>
-          <w:sz w:val="18"/>
-          <w:szCs w:val="18"/>
-        </w:rPr>
-        <w:t>(2026)</w:t>
-      </w:r>
-      <w:r>
-        <w:rPr>
-          <w:sz w:val="18"/>
-          <w:szCs w:val="18"/>
-        </w:rPr>
-        <w:t>.</w:t>
-      </w:r>
-      <w:r>
-        <w:rPr>
-          <w:sz w:val="18"/>
-          <w:szCs w:val="18"/>
-        </w:rPr>
-        <w:t xml:space="preserve"> Invasive catfish linked to the decline of freshwater crayfish in two Aotearoa New Zealand lakes.</w:t>
-      </w:r>
-      <w:r>
-        <w:rPr>
-          <w:sz w:val="18"/>
-          <w:szCs w:val="18"/>
+          <w:rFonts w:cstheme="minorHAnsi"/>
+          <w:sz w:val="20"/>
+          <w:szCs w:val="20"/>
+        </w:rPr>
+        <w:t>Bay of Plenty</w:t>
+      </w:r>
+      <w:r>
+        <w:rPr>
+          <w:rFonts w:cstheme="minorHAnsi"/>
+          <w:sz w:val="20"/>
+          <w:szCs w:val="20"/>
         </w:rPr>
         <w:t xml:space="preserve"> </w:t>
       </w:r>
       <w:r>
         <w:rPr>
-          <w:i/>
-          <w:iCs/>
-          <w:sz w:val="18"/>
-          <w:szCs w:val="18"/>
-        </w:rPr>
-        <w:t>Biological Invasions</w:t>
-      </w:r>
-      <w:r>
-        <w:rPr>
-          <w:sz w:val="18"/>
-          <w:szCs w:val="18"/>
+          <w:rFonts w:cstheme="minorHAnsi"/>
+          <w:sz w:val="20"/>
+          <w:szCs w:val="20"/>
+        </w:rPr>
+        <w:t>region.</w:t>
+      </w:r>
+      <w:r>
+        <w:rPr>
+          <w:rFonts w:cstheme="minorHAnsi"/>
+          <w:sz w:val="20"/>
+          <w:szCs w:val="20"/>
         </w:rPr>
         <w:t xml:space="preserve"> </w:t>
       </w:r>
-      <w:r>
-        <w:rPr>
-          <w:sz w:val="18"/>
-          <w:szCs w:val="18"/>
-        </w:rPr>
-        <w:t>28</w:t>
-      </w:r>
-      <w:r>
-        <w:rPr>
-          <w:sz w:val="18"/>
-          <w:szCs w:val="18"/>
-        </w:rPr>
-        <w:t>, 143.</w:t>
-      </w:r>
-      <w:r>
-        <w:rPr>
-          <w:sz w:val="18"/>
-          <w:szCs w:val="18"/>
-        </w:rPr>
-        <w:t xml:space="preserve"> </w:t>
-      </w:r>
-      <w:hyperlink r:id="rId19" w:history="1">
+      <w:hyperlink r:id="rId38" w:history="1">
         <w:r>
           <w:rPr>
             <w:rStyle w:val="Hyperlink"/>
-            <w:color w:val="auto"/>
-            <w:sz w:val="18"/>
-            <w:szCs w:val="18"/>
-            <w:u w:val="none"/>
+            <w:rFonts w:cstheme="minorHAnsi"/>
+            <w:sz w:val="20"/>
+            <w:szCs w:val="20"/>
           </w:rPr>
-          <w:t>https://doi.org/10.1007/s10530-026-03852-0</w:t>
+          <w:t>https://www.lawa.org.nz/explore-data/bay-of-plenty-region/lakes</w:t>
         </w:r>
       </w:hyperlink>
+      <w:r>
+        <w:rPr>
+          <w:rFonts w:cstheme="minorHAnsi"/>
+          <w:sz w:val="20"/>
+          <w:szCs w:val="20"/>
+        </w:rPr>
+        <w:t>.</w:t>
+      </w:r>
     </w:p>
     <w:p>
       <w:pPr>
-        <w:spacing w:line="360" w:lineRule="auto"/>
-        <w:ind w:left="810" w:hanging="720"/>
+        <w:spacing w:line="276" w:lineRule="auto"/>
+        <w:ind w:left="284" w:hanging="284"/>
         <w:jc w:val="left"/>
         <w:rPr>
-          <w:sz w:val="18"/>
-          <w:szCs w:val="18"/>
+          <w:rFonts w:cstheme="minorHAnsi"/>
+          <w:sz w:val="20"/>
+          <w:szCs w:val="20"/>
         </w:rPr>
       </w:pPr>
       <w:r>
         <w:rPr>
-          <w:sz w:val="18"/>
-          <w:szCs w:val="18"/>
-        </w:rPr>
-        <w:t xml:space="preserve">Kutner, M. H., Nachtsheim, C. J., </w:t>
-      </w:r>
-      <w:proofErr w:type="spellStart"/>
-      <w:r>
-        <w:rPr>
-          <w:sz w:val="18"/>
-          <w:szCs w:val="18"/>
-        </w:rPr>
-        <w:t>Neter</w:t>
-      </w:r>
-      <w:proofErr w:type="spellEnd"/>
-      <w:r>
-        <w:rPr>
-          <w:sz w:val="18"/>
-          <w:szCs w:val="18"/>
-        </w:rPr>
-        <w:t xml:space="preserve">, J., &amp; Li, W. (2005). </w:t>
-      </w:r>
-      <w:r>
-        <w:rPr>
-          <w:i/>
-          <w:iCs/>
-          <w:sz w:val="18"/>
-          <w:szCs w:val="18"/>
-        </w:rPr>
-        <w:t>Applied linear statistical models</w:t>
-      </w:r>
-      <w:r>
-        <w:rPr>
-          <w:sz w:val="18"/>
-          <w:szCs w:val="18"/>
-        </w:rPr>
-        <w:t xml:space="preserve"> (5. ed). McGraw-Hill Irwin.</w:t>
-      </w:r>
-    </w:p>
-    <w:p>
-      <w:pPr>
-        <w:spacing w:line="360" w:lineRule="auto"/>
-        <w:ind w:left="810" w:hanging="720"/>
-        <w:jc w:val="left"/>
-        <w:rPr>
-          <w:sz w:val="18"/>
-          <w:szCs w:val="18"/>
-        </w:rPr>
-      </w:pPr>
-      <w:r>
-        <w:rPr>
-          <w:sz w:val="18"/>
-          <w:szCs w:val="18"/>
-        </w:rPr>
-        <w:t>Land, Air, Water Aotearoa (LAWA). (2025). Lakes data for the Bay of Plenty region. Retrieved 9 January 2026, from https://www.lawa.org.nz/explore-data/bay-of-plenty-region/lakes</w:t>
-      </w:r>
-    </w:p>
-    <w:p>
-      <w:pPr>
-        <w:spacing w:line="360" w:lineRule="auto"/>
-        <w:ind w:left="810" w:hanging="720"/>
-        <w:jc w:val="left"/>
-      </w:pPr>
-      <w:r>
-        <w:rPr>
-          <w:sz w:val="18"/>
-          <w:szCs w:val="18"/>
-        </w:rPr>
-        <w:t xml:space="preserve">Lee, F., Kusabs, I. A. K., Perry, G. L. W., &amp; MacNeil, C. (2025). Identifying refugia from the synergistic threats of climate change and invasive species. </w:t>
-      </w:r>
-      <w:r>
-        <w:rPr>
-          <w:i/>
-          <w:iCs/>
-          <w:sz w:val="18"/>
-          <w:szCs w:val="18"/>
-        </w:rPr>
-        <w:t>Web Ecology</w:t>
-      </w:r>
-      <w:r>
-        <w:rPr>
-          <w:sz w:val="18"/>
-          <w:szCs w:val="18"/>
-        </w:rPr>
-        <w:t xml:space="preserve">, 25(2), 221–239. </w:t>
-      </w:r>
-      <w:hyperlink r:id="rId20" w:history="1">
+          <w:rFonts w:cstheme="minorHAnsi"/>
+          <w:sz w:val="20"/>
+          <w:szCs w:val="20"/>
+        </w:rPr>
+        <w:t>Lee, F., I. A. K. Kusabs, G. L. W. Perry, &amp; C. MacNeil, 2025. Identifying refugia from the synergistic threats of climate change and invasive species. Web Ecology 25: 221–239.</w:t>
+      </w:r>
+      <w:r>
+        <w:rPr>
+          <w:rFonts w:cstheme="minorHAnsi"/>
+          <w:sz w:val="20"/>
+          <w:szCs w:val="20"/>
+        </w:rPr>
+        <w:t xml:space="preserve"> </w:t>
+      </w:r>
+      <w:hyperlink r:id="rId39" w:history="1">
         <w:r>
           <w:rPr>
             <w:rStyle w:val="Hyperlink"/>
-            <w:color w:val="auto"/>
-            <w:sz w:val="18"/>
-            <w:szCs w:val="18"/>
-            <w:u w:val="none"/>
+            <w:rFonts w:cstheme="minorHAnsi"/>
+            <w:sz w:val="20"/>
+            <w:szCs w:val="20"/>
           </w:rPr>
           <w:t>https://doi.org/10.5194/we-25-221-2025</w:t>
         </w:r>
       </w:hyperlink>
+      <w:r>
+        <w:rPr>
+          <w:rFonts w:cstheme="minorHAnsi"/>
+          <w:sz w:val="20"/>
+          <w:szCs w:val="20"/>
+        </w:rPr>
+        <w:t>.</w:t>
+      </w:r>
     </w:p>
     <w:p>
       <w:pPr>
-        <w:spacing w:line="360" w:lineRule="auto"/>
-        <w:ind w:left="810" w:hanging="720"/>
+        <w:spacing w:line="276" w:lineRule="auto"/>
+        <w:ind w:left="284" w:hanging="284"/>
         <w:jc w:val="left"/>
         <w:rPr>
-          <w:sz w:val="18"/>
-          <w:szCs w:val="18"/>
+          <w:rFonts w:cstheme="minorHAnsi"/>
+          <w:sz w:val="20"/>
+          <w:szCs w:val="20"/>
         </w:rPr>
       </w:pPr>
       <w:r>
         <w:rPr>
-          <w:sz w:val="18"/>
-          <w:szCs w:val="18"/>
-        </w:rPr>
-        <w:t xml:space="preserve">Levin, S. A. (1992). The Problem of Pattern and Scale in Ecology: The Robert H. MacArthur Award Lecture. </w:t>
-      </w:r>
-      <w:r>
-        <w:rPr>
-          <w:i/>
-          <w:iCs/>
-          <w:sz w:val="18"/>
-          <w:szCs w:val="18"/>
-        </w:rPr>
-        <w:t>Ecology</w:t>
-      </w:r>
-      <w:r>
-        <w:rPr>
-          <w:sz w:val="18"/>
-          <w:szCs w:val="18"/>
-        </w:rPr>
-        <w:t xml:space="preserve">, </w:t>
-      </w:r>
-      <w:r>
-        <w:rPr>
-          <w:i/>
-          <w:iCs/>
-          <w:sz w:val="18"/>
-          <w:szCs w:val="18"/>
-        </w:rPr>
-        <w:t>73</w:t>
-      </w:r>
-      <w:r>
-        <w:rPr>
-          <w:sz w:val="18"/>
-          <w:szCs w:val="18"/>
-        </w:rPr>
-        <w:t xml:space="preserve">(6), 1943–1967. </w:t>
-      </w:r>
-      <w:hyperlink r:id="rId21" w:history="1">
+          <w:rFonts w:cstheme="minorHAnsi"/>
+          <w:sz w:val="20"/>
+          <w:szCs w:val="20"/>
+        </w:rPr>
+        <w:t>Levin, S. A., 1992. The problem of pattern and scale in ecology: The</w:t>
+      </w:r>
+      <w:r>
+        <w:rPr>
+          <w:rFonts w:cstheme="minorHAnsi"/>
+          <w:sz w:val="20"/>
+          <w:szCs w:val="20"/>
+        </w:rPr>
+        <w:t xml:space="preserve"> </w:t>
+      </w:r>
+      <w:r>
+        <w:rPr>
+          <w:rFonts w:cstheme="minorHAnsi"/>
+          <w:sz w:val="20"/>
+          <w:szCs w:val="20"/>
+        </w:rPr>
+        <w:t>Robert H. MacArthur</w:t>
+      </w:r>
+      <w:r>
+        <w:rPr>
+          <w:rFonts w:cstheme="minorHAnsi"/>
+          <w:sz w:val="20"/>
+          <w:szCs w:val="20"/>
+        </w:rPr>
+        <w:t xml:space="preserve"> </w:t>
+      </w:r>
+      <w:r>
+        <w:rPr>
+          <w:rFonts w:cstheme="minorHAnsi"/>
+          <w:sz w:val="20"/>
+          <w:szCs w:val="20"/>
+        </w:rPr>
+        <w:t>award lecture. Ecology 73: 1943–1967.</w:t>
+      </w:r>
+      <w:r>
+        <w:rPr>
+          <w:rFonts w:cstheme="minorHAnsi"/>
+          <w:sz w:val="20"/>
+          <w:szCs w:val="20"/>
+        </w:rPr>
+        <w:t xml:space="preserve"> </w:t>
+      </w:r>
+      <w:hyperlink r:id="rId40" w:history="1">
         <w:r>
           <w:rPr>
             <w:rStyle w:val="Hyperlink"/>
-            <w:color w:val="auto"/>
-            <w:sz w:val="18"/>
-            <w:szCs w:val="18"/>
-            <w:u w:val="none"/>
+            <w:rFonts w:cstheme="minorHAnsi"/>
+            <w:sz w:val="20"/>
+            <w:szCs w:val="20"/>
           </w:rPr>
           <w:t>https://doi.org/10.2307/1941447</w:t>
         </w:r>
       </w:hyperlink>
+      <w:r>
+        <w:rPr>
+          <w:rFonts w:cstheme="minorHAnsi"/>
+          <w:sz w:val="20"/>
+          <w:szCs w:val="20"/>
+        </w:rPr>
+        <w:t>.</w:t>
+      </w:r>
     </w:p>
     <w:p>
       <w:pPr>
-        <w:spacing w:line="360" w:lineRule="auto"/>
-        <w:ind w:left="810" w:hanging="720"/>
+        <w:spacing w:line="276" w:lineRule="auto"/>
+        <w:ind w:left="284" w:hanging="284"/>
         <w:jc w:val="left"/>
+        <w:rPr>
+          <w:rFonts w:cstheme="minorHAnsi"/>
+          <w:sz w:val="20"/>
+          <w:szCs w:val="20"/>
+        </w:rPr>
       </w:pPr>
       <w:r>
         <w:rPr>
-          <w:sz w:val="18"/>
-          <w:szCs w:val="18"/>
-        </w:rPr>
-        <w:t xml:space="preserve">Lishawa, S. C., Schrank, A. J., Lawrence, B. A., Monks, A. M., &amp; Albert, D. A. (2023). Aquatic connectivity treatments increase fish and macroinvertebrate use of Typha-invaded Great Lakes coastal wetlands. </w:t>
-      </w:r>
-      <w:r>
-        <w:rPr>
+          <w:rFonts w:cstheme="minorHAnsi"/>
+          <w:sz w:val="20"/>
+          <w:szCs w:val="20"/>
+        </w:rPr>
+        <w:t>Lishawa, S. C., A. J. Schrank, B. A. Lawrence, A. M. Monks, &amp; D. A. Albert, 2023. Aquatic connectivity treatments increase fish and macroinvertebrate use of</w:t>
+      </w:r>
+      <w:r>
+        <w:rPr>
+          <w:rFonts w:cstheme="minorHAnsi"/>
+          <w:sz w:val="20"/>
+          <w:szCs w:val="20"/>
+        </w:rPr>
+        <w:t xml:space="preserve"> </w:t>
+      </w:r>
+      <w:r>
+        <w:rPr>
+          <w:rFonts w:cstheme="minorHAnsi"/>
           <w:i/>
           <w:iCs/>
-          <w:sz w:val="18"/>
-          <w:szCs w:val="18"/>
-        </w:rPr>
-        <w:t>Freshwater Biology</w:t>
-      </w:r>
-      <w:r>
-        <w:rPr>
-          <w:sz w:val="18"/>
-          <w:szCs w:val="18"/>
-        </w:rPr>
-        <w:t xml:space="preserve">, </w:t>
-      </w:r>
-      <w:r>
-        <w:rPr>
+          <w:sz w:val="20"/>
+          <w:szCs w:val="20"/>
+        </w:rPr>
+        <w:t>T</w:t>
+      </w:r>
+      <w:r>
+        <w:rPr>
+          <w:rFonts w:cstheme="minorHAnsi"/>
           <w:i/>
           <w:iCs/>
-          <w:sz w:val="18"/>
-          <w:szCs w:val="18"/>
-        </w:rPr>
-        <w:t>68</w:t>
-      </w:r>
-      <w:r>
-        <w:rPr>
-          <w:sz w:val="18"/>
-          <w:szCs w:val="18"/>
-        </w:rPr>
-        <w:t xml:space="preserve">(8), 1462–1477. </w:t>
-      </w:r>
-      <w:hyperlink r:id="rId22" w:history="1">
+          <w:sz w:val="20"/>
+          <w:szCs w:val="20"/>
+        </w:rPr>
+        <w:t>ypha</w:t>
+      </w:r>
+      <w:r>
+        <w:rPr>
+          <w:rFonts w:cstheme="minorHAnsi"/>
+          <w:sz w:val="20"/>
+          <w:szCs w:val="20"/>
+        </w:rPr>
+        <w:t>-invaded</w:t>
+      </w:r>
+      <w:r>
+        <w:rPr>
+          <w:rFonts w:cstheme="minorHAnsi"/>
+          <w:sz w:val="20"/>
+          <w:szCs w:val="20"/>
+        </w:rPr>
+        <w:t xml:space="preserve"> </w:t>
+      </w:r>
+      <w:r>
+        <w:rPr>
+          <w:rFonts w:cstheme="minorHAnsi"/>
+          <w:sz w:val="20"/>
+          <w:szCs w:val="20"/>
+        </w:rPr>
+        <w:t>Great Lakes</w:t>
+      </w:r>
+      <w:r>
+        <w:rPr>
+          <w:rFonts w:cstheme="minorHAnsi"/>
+          <w:sz w:val="20"/>
+          <w:szCs w:val="20"/>
+        </w:rPr>
+        <w:t xml:space="preserve"> </w:t>
+      </w:r>
+      <w:r>
+        <w:rPr>
+          <w:rFonts w:cstheme="minorHAnsi"/>
+          <w:sz w:val="20"/>
+          <w:szCs w:val="20"/>
+        </w:rPr>
+        <w:t>coastal wetlands. Freshwater Biology 68: 1462–1477.</w:t>
+      </w:r>
+      <w:r>
+        <w:rPr>
+          <w:rFonts w:cstheme="minorHAnsi"/>
+          <w:sz w:val="20"/>
+          <w:szCs w:val="20"/>
+        </w:rPr>
+        <w:t xml:space="preserve"> </w:t>
+      </w:r>
+      <w:hyperlink r:id="rId41" w:history="1">
         <w:r>
           <w:rPr>
             <w:rStyle w:val="Hyperlink"/>
-            <w:color w:val="auto"/>
-            <w:sz w:val="18"/>
-            <w:szCs w:val="18"/>
-            <w:u w:val="none"/>
+            <w:rFonts w:cstheme="minorHAnsi"/>
+            <w:sz w:val="20"/>
+            <w:szCs w:val="20"/>
           </w:rPr>
           <w:t>https://doi.org/10.1111/fwb.14141</w:t>
         </w:r>
       </w:hyperlink>
+      <w:r>
+        <w:rPr>
+          <w:rFonts w:cstheme="minorHAnsi"/>
+          <w:sz w:val="20"/>
+          <w:szCs w:val="20"/>
+        </w:rPr>
+        <w:t>.</w:t>
+      </w:r>
     </w:p>
     <w:p>
       <w:pPr>
-        <w:spacing w:line="360" w:lineRule="auto"/>
-        <w:ind w:left="810" w:hanging="720"/>
+        <w:spacing w:line="276" w:lineRule="auto"/>
+        <w:ind w:left="284" w:hanging="284"/>
         <w:jc w:val="left"/>
         <w:rPr>
-          <w:sz w:val="18"/>
-          <w:szCs w:val="18"/>
+          <w:rFonts w:cstheme="minorHAnsi"/>
+          <w:sz w:val="20"/>
+          <w:szCs w:val="20"/>
         </w:rPr>
       </w:pPr>
       <w:r>
         <w:rPr>
-          <w:sz w:val="18"/>
-          <w:szCs w:val="18"/>
-        </w:rPr>
-        <w:t xml:space="preserve">Meerhoff, M., &amp; de </w:t>
-      </w:r>
-      <w:proofErr w:type="spellStart"/>
-      <w:r>
-        <w:rPr>
-          <w:sz w:val="18"/>
-          <w:szCs w:val="18"/>
-        </w:rPr>
-        <w:t>los</w:t>
-      </w:r>
-      <w:proofErr w:type="spellEnd"/>
-      <w:r>
-        <w:rPr>
-          <w:sz w:val="18"/>
-          <w:szCs w:val="18"/>
-        </w:rPr>
-        <w:t xml:space="preserve"> Ángeles González-Sagrario, M. (2022). Habitat complexity in shallow lakes and ponds: Importance, threats, and potential for restoration. </w:t>
-      </w:r>
-      <w:r>
-        <w:rPr>
-          <w:i/>
-          <w:iCs/>
-          <w:sz w:val="18"/>
-          <w:szCs w:val="18"/>
-        </w:rPr>
-        <w:t>Hydrobiologia</w:t>
-      </w:r>
-      <w:r>
-        <w:rPr>
-          <w:sz w:val="18"/>
-          <w:szCs w:val="18"/>
-        </w:rPr>
-        <w:t xml:space="preserve">, </w:t>
-      </w:r>
-      <w:r>
-        <w:rPr>
-          <w:i/>
-          <w:iCs/>
-          <w:sz w:val="18"/>
-          <w:szCs w:val="18"/>
-        </w:rPr>
-        <w:t>849</w:t>
-      </w:r>
-      <w:r>
-        <w:rPr>
-          <w:sz w:val="18"/>
-          <w:szCs w:val="18"/>
-        </w:rPr>
-        <w:t xml:space="preserve">(17), 3737–3760. </w:t>
-      </w:r>
-      <w:hyperlink r:id="rId23" w:history="1">
+          <w:rFonts w:cstheme="minorHAnsi"/>
+          <w:sz w:val="20"/>
+          <w:szCs w:val="20"/>
+        </w:rPr>
+        <w:t>Meerhoff, M., &amp; M. de los Ángeles González-Sagrario, 2022. Habitat complexity in shallow lakes and ponds: Importance, threats, and potential for restoration. Hydrobiologia 849: 3737–3760.</w:t>
+      </w:r>
+      <w:r>
+        <w:rPr>
+          <w:rFonts w:cstheme="minorHAnsi"/>
+          <w:sz w:val="20"/>
+          <w:szCs w:val="20"/>
+        </w:rPr>
+        <w:t xml:space="preserve"> </w:t>
+      </w:r>
+      <w:hyperlink r:id="rId42" w:history="1">
         <w:r>
           <w:rPr>
             <w:rStyle w:val="Hyperlink"/>
-            <w:color w:val="auto"/>
-            <w:sz w:val="18"/>
-            <w:szCs w:val="18"/>
-            <w:u w:val="none"/>
+            <w:rFonts w:cstheme="minorHAnsi"/>
+            <w:sz w:val="20"/>
+            <w:szCs w:val="20"/>
           </w:rPr>
           <w:t>https://doi.org/10.1007/s10750-021-04771-y</w:t>
         </w:r>
       </w:hyperlink>
+      <w:r>
+        <w:rPr>
+          <w:rFonts w:cstheme="minorHAnsi"/>
+          <w:sz w:val="20"/>
+          <w:szCs w:val="20"/>
+        </w:rPr>
+        <w:t>.</w:t>
+      </w:r>
     </w:p>
     <w:p>
       <w:pPr>
-        <w:spacing w:line="360" w:lineRule="auto"/>
-        <w:ind w:left="810" w:hanging="720"/>
+        <w:spacing w:line="276" w:lineRule="auto"/>
+        <w:ind w:left="284" w:hanging="284"/>
         <w:jc w:val="left"/>
+        <w:rPr>
+          <w:rFonts w:cstheme="minorHAnsi"/>
+          <w:sz w:val="20"/>
+          <w:szCs w:val="20"/>
+        </w:rPr>
       </w:pPr>
       <w:r>
         <w:rPr>
-          <w:sz w:val="18"/>
-          <w:szCs w:val="18"/>
-        </w:rPr>
-        <w:t xml:space="preserve">Momot, W. T. (1995). Redefining the role of crayfish in aquatic ecosystems. </w:t>
-      </w:r>
-      <w:r>
-        <w:rPr>
-          <w:i/>
-          <w:iCs/>
-          <w:sz w:val="18"/>
-          <w:szCs w:val="18"/>
-        </w:rPr>
-        <w:t>Reviews in Fisheries Science</w:t>
-      </w:r>
-      <w:r>
-        <w:rPr>
-          <w:sz w:val="18"/>
-          <w:szCs w:val="18"/>
-        </w:rPr>
-        <w:t xml:space="preserve">, 3(1), 33–63. </w:t>
-      </w:r>
-      <w:hyperlink r:id="rId24">
+          <w:rFonts w:cstheme="minorHAnsi"/>
+          <w:sz w:val="20"/>
+          <w:szCs w:val="20"/>
+        </w:rPr>
+        <w:t>Momot, W. T., 1995. Redefining the role of crayfish in aquatic ecosystems. Reviews in Fisheries Science 3: 33–63.</w:t>
+      </w:r>
+      <w:r>
+        <w:rPr>
+          <w:rFonts w:cstheme="minorHAnsi"/>
+          <w:sz w:val="20"/>
+          <w:szCs w:val="20"/>
+        </w:rPr>
+        <w:t xml:space="preserve"> </w:t>
+      </w:r>
+      <w:hyperlink r:id="rId43" w:history="1">
         <w:r>
           <w:rPr>
             <w:rStyle w:val="Hyperlink"/>
-            <w:color w:val="auto"/>
-            <w:sz w:val="18"/>
-            <w:szCs w:val="18"/>
-            <w:u w:val="none"/>
+            <w:rFonts w:cstheme="minorHAnsi"/>
+            <w:sz w:val="20"/>
+            <w:szCs w:val="20"/>
           </w:rPr>
           <w:t>https://doi.org/10.1080/10641269509388566</w:t>
         </w:r>
       </w:hyperlink>
+      <w:r>
+        <w:rPr>
+          <w:rFonts w:cstheme="minorHAnsi"/>
+          <w:sz w:val="20"/>
+          <w:szCs w:val="20"/>
+        </w:rPr>
+        <w:t>.</w:t>
+      </w:r>
     </w:p>
     <w:p>
       <w:pPr>
-        <w:spacing w:line="360" w:lineRule="auto"/>
-        <w:ind w:left="810" w:hanging="720"/>
+        <w:spacing w:line="276" w:lineRule="auto"/>
+        <w:ind w:left="284" w:hanging="284"/>
         <w:jc w:val="left"/>
         <w:rPr>
-          <w:sz w:val="18"/>
-          <w:szCs w:val="18"/>
+          <w:rFonts w:cstheme="minorHAnsi"/>
+          <w:sz w:val="20"/>
+          <w:szCs w:val="20"/>
         </w:rPr>
       </w:pPr>
       <w:r>
         <w:rPr>
-          <w:sz w:val="18"/>
-          <w:szCs w:val="18"/>
-        </w:rPr>
-        <w:t xml:space="preserve">Nyström, P., Stenroth, P., Holmqvist, N., Berglund, O., Larsson, P., &amp; Granéli, W. (2006). Crayfish in lakes and streams: Individual and population responses to predation, productivity and substratum availability. </w:t>
-      </w:r>
-      <w:r>
-        <w:rPr>
-          <w:i/>
-          <w:iCs/>
-          <w:sz w:val="18"/>
-          <w:szCs w:val="18"/>
-        </w:rPr>
-        <w:t>Freshwater Biology</w:t>
-      </w:r>
-      <w:r>
-        <w:rPr>
-          <w:sz w:val="18"/>
-          <w:szCs w:val="18"/>
-        </w:rPr>
-        <w:t xml:space="preserve">, </w:t>
-      </w:r>
-      <w:r>
-        <w:rPr>
-          <w:i/>
-          <w:iCs/>
-          <w:sz w:val="18"/>
-          <w:szCs w:val="18"/>
-        </w:rPr>
-        <w:t>51</w:t>
-      </w:r>
-      <w:r>
-        <w:rPr>
-          <w:sz w:val="18"/>
-          <w:szCs w:val="18"/>
-        </w:rPr>
-        <w:t xml:space="preserve">(11), 2096–2113. </w:t>
-      </w:r>
-      <w:hyperlink r:id="rId25" w:history="1">
+          <w:rFonts w:cstheme="minorHAnsi"/>
+          <w:sz w:val="20"/>
+          <w:szCs w:val="20"/>
+        </w:rPr>
+        <w:t>Nyström, P., P. Stenroth, N. Holmqvist, O. Berglund, P. Larsson, &amp; W. Granéli, 2006. Crayfish in lakes and streams: Individual and population responses to predation, productivity and substratum availability. Freshwater Biology 51: 2096–2113.</w:t>
+      </w:r>
+      <w:r>
+        <w:rPr>
+          <w:rFonts w:cstheme="minorHAnsi"/>
+          <w:sz w:val="20"/>
+          <w:szCs w:val="20"/>
+        </w:rPr>
+        <w:t xml:space="preserve"> </w:t>
+      </w:r>
+      <w:hyperlink r:id="rId44" w:history="1">
         <w:r>
           <w:rPr>
             <w:rStyle w:val="Hyperlink"/>
-            <w:color w:val="auto"/>
-            <w:sz w:val="18"/>
-            <w:szCs w:val="18"/>
-            <w:u w:val="none"/>
+            <w:rFonts w:cstheme="minorHAnsi"/>
+            <w:sz w:val="20"/>
+            <w:szCs w:val="20"/>
           </w:rPr>
           <w:t>https://doi.org/10.1111/j.1365-2427.2006.01641.x</w:t>
         </w:r>
       </w:hyperlink>
+      <w:r>
+        <w:rPr>
+          <w:rFonts w:cstheme="minorHAnsi"/>
+          <w:sz w:val="20"/>
+          <w:szCs w:val="20"/>
+        </w:rPr>
+        <w:t>.</w:t>
+      </w:r>
     </w:p>
     <w:p>
       <w:pPr>
-        <w:spacing w:line="360" w:lineRule="auto"/>
-        <w:ind w:left="810" w:hanging="720"/>
+        <w:spacing w:line="276" w:lineRule="auto"/>
+        <w:ind w:left="284" w:hanging="284"/>
         <w:jc w:val="left"/>
         <w:rPr>
-          <w:sz w:val="18"/>
-          <w:szCs w:val="18"/>
+          <w:rFonts w:cstheme="minorHAnsi"/>
+          <w:sz w:val="20"/>
+          <w:szCs w:val="20"/>
         </w:rPr>
       </w:pPr>
       <w:r>
         <w:rPr>
-          <w:sz w:val="18"/>
-          <w:szCs w:val="18"/>
-        </w:rPr>
-        <w:t xml:space="preserve">Olsson, K., Stenroth, P., Nyström, P., Holmqvist, N., McIntosh, A. R., &amp; Winterbourn, M. J. (2006). Does natural acidity mediate interactions between introduced brown trout, native fish, crayfish and other invertebrates in West Coast New Zealand streams? </w:t>
-      </w:r>
-      <w:r>
-        <w:rPr>
-          <w:i/>
-          <w:iCs/>
-          <w:sz w:val="18"/>
-          <w:szCs w:val="18"/>
-        </w:rPr>
-        <w:t>Biological Conservation</w:t>
-      </w:r>
-      <w:r>
-        <w:rPr>
-          <w:sz w:val="18"/>
-          <w:szCs w:val="18"/>
-        </w:rPr>
-        <w:t>, 130(2), 255–267. https://doi.org/10.1016/j.biocon.2005.12.019</w:t>
+          <w:rFonts w:cstheme="minorHAnsi"/>
+          <w:sz w:val="20"/>
+          <w:szCs w:val="20"/>
+        </w:rPr>
+        <w:t>Olsson, K., P. Stenroth, P. Nyström, N. Holmqvist, A. R. McIntosh, &amp; M. J. Winterbourn, 2006. Does natural acidity mediate interactions between introduced brown trout, native fish, crayfish and other invertebrates in</w:t>
+      </w:r>
+      <w:r>
+        <w:rPr>
+          <w:rFonts w:cstheme="minorHAnsi"/>
+          <w:sz w:val="20"/>
+          <w:szCs w:val="20"/>
+        </w:rPr>
+        <w:t xml:space="preserve"> </w:t>
+      </w:r>
+      <w:r>
+        <w:rPr>
+          <w:rFonts w:cstheme="minorHAnsi"/>
+          <w:sz w:val="20"/>
+          <w:szCs w:val="20"/>
+        </w:rPr>
+        <w:t>West Coast New Zealand</w:t>
+      </w:r>
+      <w:r>
+        <w:rPr>
+          <w:rFonts w:cstheme="minorHAnsi"/>
+          <w:sz w:val="20"/>
+          <w:szCs w:val="20"/>
+        </w:rPr>
+        <w:t xml:space="preserve"> </w:t>
+      </w:r>
+      <w:r>
+        <w:rPr>
+          <w:rFonts w:cstheme="minorHAnsi"/>
+          <w:sz w:val="20"/>
+          <w:szCs w:val="20"/>
+        </w:rPr>
+        <w:t>streams? Biological Conservation 130: 255–267.</w:t>
+      </w:r>
+      <w:r>
+        <w:rPr>
+          <w:rFonts w:cstheme="minorHAnsi"/>
+          <w:sz w:val="20"/>
+          <w:szCs w:val="20"/>
+        </w:rPr>
+        <w:t xml:space="preserve"> </w:t>
+      </w:r>
+      <w:hyperlink r:id="rId45" w:history="1">
+        <w:r>
+          <w:rPr>
+            <w:rStyle w:val="Hyperlink"/>
+            <w:rFonts w:cstheme="minorHAnsi"/>
+            <w:sz w:val="20"/>
+            <w:szCs w:val="20"/>
+          </w:rPr>
+          <w:t>https://doi.org/10.1016/j.biocon.2005.12.019</w:t>
+        </w:r>
+      </w:hyperlink>
+      <w:r>
+        <w:rPr>
+          <w:rFonts w:cstheme="minorHAnsi"/>
+          <w:sz w:val="20"/>
+          <w:szCs w:val="20"/>
+        </w:rPr>
+        <w:t>.</w:t>
       </w:r>
     </w:p>
     <w:p>
       <w:pPr>
-        <w:spacing w:line="360" w:lineRule="auto"/>
-        <w:ind w:left="810" w:hanging="720"/>
+        <w:spacing w:line="276" w:lineRule="auto"/>
+        <w:ind w:left="284" w:hanging="284"/>
         <w:jc w:val="left"/>
         <w:rPr>
-          <w:sz w:val="18"/>
-          <w:szCs w:val="18"/>
+          <w:rFonts w:cstheme="minorHAnsi"/>
+          <w:sz w:val="20"/>
+          <w:szCs w:val="20"/>
         </w:rPr>
       </w:pPr>
       <w:r>
         <w:rPr>
-          <w:sz w:val="18"/>
-          <w:szCs w:val="18"/>
-        </w:rPr>
-        <w:t>Parkyn, S. M., &amp; Collier, K. J. (2002). Differentiating the effects of diet and temperature on juvenile crayfish (</w:t>
-      </w:r>
-      <w:r>
-        <w:rPr>
-          <w:i/>
-          <w:iCs/>
-          <w:sz w:val="18"/>
-          <w:szCs w:val="18"/>
-        </w:rPr>
-        <w:t>Paranephrops planifrons</w:t>
-      </w:r>
-      <w:r>
-        <w:rPr>
-          <w:sz w:val="18"/>
-          <w:szCs w:val="18"/>
-        </w:rPr>
-        <w:t xml:space="preserve">) growth: Leaf detritus versus invertebrate food sources at two diurnally varying temperatures. </w:t>
-      </w:r>
-      <w:r>
-        <w:rPr>
-          <w:i/>
-          <w:iCs/>
-          <w:sz w:val="18"/>
-          <w:szCs w:val="18"/>
-        </w:rPr>
-        <w:t>Freshwater Crayfish</w:t>
-      </w:r>
-      <w:r>
-        <w:rPr>
-          <w:sz w:val="18"/>
-          <w:szCs w:val="18"/>
-        </w:rPr>
-        <w:t>, 13, 371–382.</w:t>
+          <w:rFonts w:cstheme="minorHAnsi"/>
+          <w:sz w:val="20"/>
+          <w:szCs w:val="20"/>
+        </w:rPr>
+        <w:lastRenderedPageBreak/>
+        <w:t>Parkyn, S. M., &amp; K. J. Collier, 2004. Interaction of press and pulse disturbance on crayfish populations: Flood impacts in pasture and forest streams. Hydrobiologia 527: 113–124.</w:t>
+      </w:r>
+      <w:r>
+        <w:rPr>
+          <w:rFonts w:cstheme="minorHAnsi"/>
+          <w:sz w:val="20"/>
+          <w:szCs w:val="20"/>
+        </w:rPr>
+        <w:t xml:space="preserve"> </w:t>
+      </w:r>
+      <w:hyperlink r:id="rId46" w:history="1">
+        <w:r>
+          <w:rPr>
+            <w:rStyle w:val="Hyperlink"/>
+            <w:rFonts w:cstheme="minorHAnsi"/>
+            <w:sz w:val="20"/>
+            <w:szCs w:val="20"/>
+          </w:rPr>
+          <w:t>https://doi.org/10.1023/B:HYDR.0000043189.91134.94</w:t>
+        </w:r>
+      </w:hyperlink>
+      <w:r>
+        <w:rPr>
+          <w:rFonts w:cstheme="minorHAnsi"/>
+          <w:sz w:val="20"/>
+          <w:szCs w:val="20"/>
+        </w:rPr>
+        <w:t>.</w:t>
       </w:r>
     </w:p>
     <w:p>
       <w:pPr>
-        <w:spacing w:line="360" w:lineRule="auto"/>
-        <w:ind w:left="810" w:hanging="720"/>
+        <w:spacing w:line="276" w:lineRule="auto"/>
+        <w:ind w:left="284" w:hanging="284"/>
         <w:jc w:val="left"/>
         <w:rPr>
-          <w:sz w:val="18"/>
-          <w:szCs w:val="18"/>
+          <w:rFonts w:cstheme="minorHAnsi"/>
+          <w:sz w:val="20"/>
+          <w:szCs w:val="20"/>
         </w:rPr>
       </w:pPr>
       <w:r>
         <w:rPr>
-          <w:sz w:val="18"/>
-          <w:szCs w:val="18"/>
-        </w:rPr>
-        <w:t xml:space="preserve">Parkyn, S. M., &amp; Collier, K. J. (2004). Interaction of Press and Pulse Disturbance on Crayfish Populations: Flood Impacts in Pasture and Forest Streams. </w:t>
-      </w:r>
-      <w:r>
-        <w:rPr>
-          <w:i/>
-          <w:iCs/>
-          <w:sz w:val="18"/>
-          <w:szCs w:val="18"/>
-        </w:rPr>
-        <w:t>Hydrobiologia</w:t>
-      </w:r>
-      <w:r>
-        <w:rPr>
-          <w:sz w:val="18"/>
-          <w:szCs w:val="18"/>
-        </w:rPr>
-        <w:t>, 527(1), 113–124. https://doi.org/10.1023/B:HYDR.0000043189.91134.94</w:t>
+          <w:rFonts w:cstheme="minorHAnsi"/>
+          <w:sz w:val="20"/>
+          <w:szCs w:val="20"/>
+        </w:rPr>
+        <w:t>Parkyn, S. M., K. J. Collier, &amp; B. J. Hicks, 2001. New</w:t>
+      </w:r>
+      <w:r>
+        <w:rPr>
+          <w:rFonts w:cstheme="minorHAnsi"/>
+          <w:sz w:val="20"/>
+          <w:szCs w:val="20"/>
+        </w:rPr>
+        <w:t xml:space="preserve"> </w:t>
+      </w:r>
+      <w:r>
+        <w:rPr>
+          <w:rFonts w:cstheme="minorHAnsi"/>
+          <w:sz w:val="20"/>
+          <w:szCs w:val="20"/>
+        </w:rPr>
+        <w:t>Zealand</w:t>
+      </w:r>
+      <w:r>
+        <w:rPr>
+          <w:rFonts w:cstheme="minorHAnsi"/>
+          <w:sz w:val="20"/>
+          <w:szCs w:val="20"/>
+        </w:rPr>
+        <w:t xml:space="preserve"> </w:t>
+      </w:r>
+      <w:r>
+        <w:rPr>
+          <w:rFonts w:cstheme="minorHAnsi"/>
+          <w:sz w:val="20"/>
+          <w:szCs w:val="20"/>
+        </w:rPr>
+        <w:t>stream crayfish: Functional omnivores but trophic predators? Freshwater Biology 46: 641–652.</w:t>
+      </w:r>
+      <w:r>
+        <w:rPr>
+          <w:rFonts w:cstheme="minorHAnsi"/>
+          <w:sz w:val="20"/>
+          <w:szCs w:val="20"/>
+        </w:rPr>
+        <w:t xml:space="preserve"> </w:t>
+      </w:r>
+      <w:hyperlink r:id="rId47" w:history="1">
+        <w:r>
+          <w:rPr>
+            <w:rStyle w:val="Hyperlink"/>
+            <w:rFonts w:cstheme="minorHAnsi"/>
+            <w:sz w:val="20"/>
+            <w:szCs w:val="20"/>
+          </w:rPr>
+          <w:t>https://doi.org/10.1046/j.1365-2427.2001.00702.x</w:t>
+        </w:r>
+      </w:hyperlink>
+      <w:r>
+        <w:rPr>
+          <w:rFonts w:cstheme="minorHAnsi"/>
+          <w:sz w:val="20"/>
+          <w:szCs w:val="20"/>
+        </w:rPr>
+        <w:t>.</w:t>
       </w:r>
     </w:p>
     <w:p>
       <w:pPr>
-        <w:spacing w:line="360" w:lineRule="auto"/>
-        <w:ind w:left="810" w:hanging="720"/>
+        <w:spacing w:line="276" w:lineRule="auto"/>
+        <w:ind w:left="284" w:hanging="284"/>
         <w:jc w:val="left"/>
         <w:rPr>
-          <w:sz w:val="18"/>
-          <w:szCs w:val="18"/>
+          <w:rFonts w:cstheme="minorHAnsi"/>
+          <w:sz w:val="20"/>
+          <w:szCs w:val="20"/>
         </w:rPr>
       </w:pPr>
       <w:r>
         <w:rPr>
-          <w:sz w:val="18"/>
-          <w:szCs w:val="18"/>
-        </w:rPr>
-        <w:t xml:space="preserve">Parkyn, S. M., Collier, K. J., &amp; Hicks, B. J. (2001). New Zealand stream crayfish: Functional omnivores but trophic predators? </w:t>
-      </w:r>
-      <w:r>
-        <w:rPr>
+          <w:rFonts w:cstheme="minorHAnsi"/>
+          <w:sz w:val="20"/>
+          <w:szCs w:val="20"/>
+        </w:rPr>
+        <w:t>Parkyn, S. M., M. A. Meleason, &amp; R. J. Davies-Colley, 2009. Wood enhances crayfish (</w:t>
+      </w:r>
+      <w:r>
+        <w:rPr>
+          <w:rFonts w:cstheme="minorHAnsi"/>
+          <w:sz w:val="20"/>
+          <w:szCs w:val="20"/>
+        </w:rPr>
+        <w:t>P</w:t>
+      </w:r>
+      <w:r>
+        <w:rPr>
+          <w:rFonts w:cstheme="minorHAnsi"/>
           <w:i/>
           <w:iCs/>
-          <w:sz w:val="18"/>
-          <w:szCs w:val="18"/>
-        </w:rPr>
-        <w:t>Freshwater Biology</w:t>
-      </w:r>
-      <w:r>
-        <w:rPr>
-          <w:sz w:val="18"/>
-          <w:szCs w:val="18"/>
-        </w:rPr>
-        <w:t>, 46(5), 641–652. https://doi.org/10.1046/j.1365-2427.2001.00702.x</w:t>
+          <w:sz w:val="20"/>
+          <w:szCs w:val="20"/>
+        </w:rPr>
+        <w:t>aranephrops planifrons</w:t>
+      </w:r>
+      <w:r>
+        <w:rPr>
+          <w:rFonts w:cstheme="minorHAnsi"/>
+          <w:sz w:val="20"/>
+          <w:szCs w:val="20"/>
+        </w:rPr>
+        <w:t>) habitat in a forested stream. New Zealand Journal of Marine and Freshwater Research 43: 689–700.</w:t>
+      </w:r>
+      <w:r>
+        <w:rPr>
+          <w:rFonts w:cstheme="minorHAnsi"/>
+          <w:sz w:val="20"/>
+          <w:szCs w:val="20"/>
+        </w:rPr>
+        <w:t xml:space="preserve"> </w:t>
+      </w:r>
+      <w:hyperlink r:id="rId48" w:history="1">
+        <w:r>
+          <w:rPr>
+            <w:rStyle w:val="Hyperlink"/>
+            <w:rFonts w:cstheme="minorHAnsi"/>
+            <w:sz w:val="20"/>
+            <w:szCs w:val="20"/>
+          </w:rPr>
+          <w:t>https://doi.org/10.1080/00288330909510034</w:t>
+        </w:r>
+      </w:hyperlink>
+      <w:r>
+        <w:rPr>
+          <w:rFonts w:cstheme="minorHAnsi"/>
+          <w:sz w:val="20"/>
+          <w:szCs w:val="20"/>
+        </w:rPr>
+        <w:t>.</w:t>
       </w:r>
     </w:p>
     <w:p>
       <w:pPr>
-        <w:spacing w:line="360" w:lineRule="auto"/>
-        <w:ind w:left="810" w:hanging="720"/>
+        <w:spacing w:line="276" w:lineRule="auto"/>
+        <w:ind w:left="284" w:hanging="284"/>
         <w:jc w:val="left"/>
         <w:rPr>
-          <w:sz w:val="18"/>
-          <w:szCs w:val="18"/>
+          <w:rFonts w:cstheme="minorHAnsi"/>
+          <w:sz w:val="20"/>
+          <w:szCs w:val="20"/>
         </w:rPr>
       </w:pPr>
       <w:r>
         <w:rPr>
-          <w:sz w:val="18"/>
-          <w:szCs w:val="18"/>
-        </w:rPr>
-        <w:t>Parkyn, S. M., Meleason, M. A., &amp; Davies‐Colley, R. J. (2009). Wood enhances crayfish (</w:t>
-      </w:r>
-      <w:r>
-        <w:rPr>
-          <w:i/>
-          <w:iCs/>
-          <w:sz w:val="18"/>
-          <w:szCs w:val="18"/>
-        </w:rPr>
-        <w:t>Paranephrops planifrons</w:t>
-      </w:r>
-      <w:r>
-        <w:rPr>
-          <w:sz w:val="18"/>
-          <w:szCs w:val="18"/>
-        </w:rPr>
-        <w:t xml:space="preserve">) habitat in a forested stream. </w:t>
-      </w:r>
-      <w:r>
-        <w:rPr>
-          <w:i/>
-          <w:iCs/>
-          <w:sz w:val="18"/>
-          <w:szCs w:val="18"/>
-        </w:rPr>
-        <w:t>New Zealand Journal of Marine and Freshwater Research</w:t>
-      </w:r>
-      <w:r>
-        <w:rPr>
-          <w:sz w:val="18"/>
-          <w:szCs w:val="18"/>
-        </w:rPr>
-        <w:t>, 43(3), 689–700. https://doi.org/10.1080/00288330909510034</w:t>
+          <w:rFonts w:cstheme="minorHAnsi"/>
+          <w:sz w:val="20"/>
+          <w:szCs w:val="20"/>
+        </w:rPr>
+        <w:t>Quinn, G. P., &amp; M. J. Keough, 2002. Experimental design and data analysis for biologists. Cambridge University Press.</w:t>
       </w:r>
     </w:p>
     <w:p>
       <w:pPr>
-        <w:spacing w:line="360" w:lineRule="auto"/>
-        <w:ind w:left="810" w:hanging="720"/>
+        <w:spacing w:line="276" w:lineRule="auto"/>
+        <w:ind w:left="284" w:hanging="284"/>
         <w:jc w:val="left"/>
         <w:rPr>
-          <w:sz w:val="18"/>
-          <w:szCs w:val="18"/>
+          <w:rFonts w:cstheme="minorHAnsi"/>
+          <w:sz w:val="20"/>
+          <w:szCs w:val="20"/>
         </w:rPr>
       </w:pPr>
       <w:r>
         <w:rPr>
-          <w:sz w:val="18"/>
-          <w:szCs w:val="18"/>
-        </w:rPr>
-        <w:t>Quinn, G. P., &amp; Keough, M. J. (2002). Experimental Design and Data Analysis for Biologists. Cambridge University Press.</w:t>
-      </w:r>
-    </w:p>
-    <w:p>
-      <w:pPr>
-        <w:spacing w:line="360" w:lineRule="auto"/>
-        <w:ind w:left="810" w:hanging="720"/>
-        <w:jc w:val="left"/>
-        <w:rPr>
-          <w:sz w:val="18"/>
-          <w:szCs w:val="18"/>
-        </w:rPr>
-      </w:pPr>
-      <w:r>
-        <w:rPr>
-          <w:sz w:val="18"/>
-          <w:szCs w:val="18"/>
-        </w:rPr>
-        <w:t xml:space="preserve">Quinn, J. M., &amp; Hickey, C. W. (1990). Magnitude of effects of substrate particle size, recent flooding, and catchment development on benthic invertebrates in 88 New Zealand rivers. </w:t>
-      </w:r>
-      <w:r>
-        <w:rPr>
-          <w:i/>
-          <w:iCs/>
-          <w:sz w:val="18"/>
-          <w:szCs w:val="18"/>
-        </w:rPr>
-        <w:t>New Zealand Journal of Marine and Freshwater Research</w:t>
-      </w:r>
-      <w:r>
-        <w:rPr>
-          <w:sz w:val="18"/>
-          <w:szCs w:val="18"/>
-        </w:rPr>
-        <w:t xml:space="preserve">, </w:t>
-      </w:r>
-      <w:r>
-        <w:rPr>
-          <w:i/>
-          <w:iCs/>
-          <w:sz w:val="18"/>
-          <w:szCs w:val="18"/>
-        </w:rPr>
-        <w:t>24</w:t>
-      </w:r>
-      <w:r>
-        <w:rPr>
-          <w:sz w:val="18"/>
-          <w:szCs w:val="18"/>
-        </w:rPr>
-        <w:t xml:space="preserve">(3), 411–427. </w:t>
-      </w:r>
-      <w:hyperlink r:id="rId26" w:history="1">
+          <w:rFonts w:cstheme="minorHAnsi"/>
+          <w:sz w:val="20"/>
+          <w:szCs w:val="20"/>
+        </w:rPr>
+        <w:t>Quinn, J. M., &amp; C. W. Hickey, 1990. Magnitude of effects of substrate particle size, recent flooding, and catchment development on benthic invertebrates in 88</w:t>
+      </w:r>
+      <w:r>
+        <w:rPr>
+          <w:rFonts w:cstheme="minorHAnsi"/>
+          <w:sz w:val="20"/>
+          <w:szCs w:val="20"/>
+        </w:rPr>
+        <w:t xml:space="preserve"> </w:t>
+      </w:r>
+      <w:r>
+        <w:rPr>
+          <w:rFonts w:cstheme="minorHAnsi"/>
+          <w:sz w:val="20"/>
+          <w:szCs w:val="20"/>
+        </w:rPr>
+        <w:t>New Zealand</w:t>
+      </w:r>
+      <w:r>
+        <w:rPr>
+          <w:rFonts w:cstheme="minorHAnsi"/>
+          <w:sz w:val="20"/>
+          <w:szCs w:val="20"/>
+        </w:rPr>
+        <w:t xml:space="preserve"> </w:t>
+      </w:r>
+      <w:r>
+        <w:rPr>
+          <w:rFonts w:cstheme="minorHAnsi"/>
+          <w:sz w:val="20"/>
+          <w:szCs w:val="20"/>
+        </w:rPr>
+        <w:t>rivers. New Zealand Journal of Marine and Freshwater Research 24: 411–427.</w:t>
+      </w:r>
+      <w:r>
+        <w:rPr>
+          <w:rFonts w:cstheme="minorHAnsi"/>
+          <w:sz w:val="20"/>
+          <w:szCs w:val="20"/>
+        </w:rPr>
+        <w:t xml:space="preserve"> </w:t>
+      </w:r>
+      <w:hyperlink r:id="rId49" w:history="1">
         <w:r>
           <w:rPr>
             <w:rStyle w:val="Hyperlink"/>
-            <w:color w:val="auto"/>
-            <w:sz w:val="18"/>
-            <w:szCs w:val="18"/>
-            <w:u w:val="none"/>
+            <w:rFonts w:cstheme="minorHAnsi"/>
+            <w:sz w:val="20"/>
+            <w:szCs w:val="20"/>
           </w:rPr>
           <w:t>https://doi.org/10.1080/00288330.1990.9516433</w:t>
         </w:r>
       </w:hyperlink>
+      <w:r>
+        <w:rPr>
+          <w:rFonts w:cstheme="minorHAnsi"/>
+          <w:sz w:val="20"/>
+          <w:szCs w:val="20"/>
+        </w:rPr>
+        <w:t>.</w:t>
+      </w:r>
     </w:p>
     <w:p>
       <w:pPr>
-        <w:spacing w:line="360" w:lineRule="auto"/>
-        <w:ind w:left="810" w:hanging="720"/>
+        <w:spacing w:line="276" w:lineRule="auto"/>
+        <w:ind w:left="284" w:hanging="284"/>
         <w:jc w:val="left"/>
         <w:rPr>
-          <w:sz w:val="18"/>
-          <w:szCs w:val="18"/>
+          <w:rFonts w:cstheme="minorHAnsi"/>
+          <w:sz w:val="20"/>
+          <w:szCs w:val="20"/>
         </w:rPr>
       </w:pPr>
       <w:r>
         <w:rPr>
-          <w:sz w:val="18"/>
-          <w:szCs w:val="18"/>
-        </w:rPr>
-        <w:lastRenderedPageBreak/>
-        <w:t xml:space="preserve">R Core Team (2025). </w:t>
-      </w:r>
-      <w:r>
-        <w:rPr>
-          <w:sz w:val="18"/>
-          <w:szCs w:val="18"/>
-        </w:rPr>
-        <w:t>_</w:t>
-      </w:r>
-      <w:r>
-        <w:rPr>
-          <w:sz w:val="18"/>
-          <w:szCs w:val="18"/>
-        </w:rPr>
-        <w:t xml:space="preserve">R: A Language and Environment for Statistical Computing. R Foundation for Statistical Computing, Vienna, Austria. </w:t>
-      </w:r>
-      <w:r>
-        <w:rPr>
-          <w:sz w:val="18"/>
-          <w:szCs w:val="18"/>
-        </w:rPr>
-        <w:t>&lt;</w:t>
-      </w:r>
-      <w:r>
-        <w:rPr>
-          <w:sz w:val="18"/>
-          <w:szCs w:val="18"/>
-        </w:rPr>
-        <w:t>https://www.R-project.org/</w:t>
-      </w:r>
-      <w:r>
-        <w:rPr>
-          <w:sz w:val="18"/>
-          <w:szCs w:val="18"/>
-        </w:rPr>
-        <w:t>&gt;</w:t>
+          <w:rFonts w:cstheme="minorHAnsi"/>
+          <w:sz w:val="20"/>
+          <w:szCs w:val="20"/>
+        </w:rPr>
+        <w:t>R Core Team, 2025.</w:t>
+      </w:r>
+      <w:r>
+        <w:rPr>
+          <w:rFonts w:cstheme="minorHAnsi"/>
+          <w:sz w:val="20"/>
+          <w:szCs w:val="20"/>
+        </w:rPr>
+        <w:t xml:space="preserve"> </w:t>
+      </w:r>
+      <w:hyperlink r:id="rId50" w:history="1">
+        <w:r>
+          <w:rPr>
+            <w:rStyle w:val="Hyperlink"/>
+            <w:rFonts w:cstheme="minorHAnsi"/>
+            <w:sz w:val="20"/>
+            <w:szCs w:val="20"/>
+          </w:rPr>
+          <w:t>R: A language and environment for statistical computing</w:t>
+        </w:r>
+      </w:hyperlink>
+      <w:r>
+        <w:rPr>
+          <w:rFonts w:cstheme="minorHAnsi"/>
+          <w:sz w:val="20"/>
+          <w:szCs w:val="20"/>
+        </w:rPr>
+        <w:t>. R Foundation for Statistical Computing, Vienna, Austria.</w:t>
       </w:r>
     </w:p>
     <w:p>
       <w:pPr>
-        <w:spacing w:line="360" w:lineRule="auto"/>
-        <w:ind w:left="810" w:hanging="720"/>
+        <w:spacing w:line="276" w:lineRule="auto"/>
+        <w:ind w:left="284" w:hanging="284"/>
         <w:jc w:val="left"/>
         <w:rPr>
-          <w:sz w:val="18"/>
-          <w:szCs w:val="18"/>
+          <w:rFonts w:cstheme="minorHAnsi"/>
+          <w:sz w:val="20"/>
+          <w:szCs w:val="20"/>
         </w:rPr>
       </w:pPr>
       <w:r>
         <w:rPr>
-          <w:sz w:val="18"/>
-          <w:szCs w:val="18"/>
-        </w:rPr>
-        <w:t xml:space="preserve">Richman, N. I., Böhm, M., Adams, S. B., Alvarez, F., Bergey, E. A., Bunn, J. J. S., Burnham, Q., Cordeiro, J., Coughran, J., Crandall, K. A., Dawkins, K. L., DiStefano, R. J., Doran, N. E., </w:t>
-      </w:r>
-      <w:proofErr w:type="spellStart"/>
-      <w:r>
-        <w:rPr>
-          <w:sz w:val="18"/>
-          <w:szCs w:val="18"/>
-        </w:rPr>
-        <w:t>Edsman</w:t>
-      </w:r>
-      <w:proofErr w:type="spellEnd"/>
-      <w:r>
-        <w:rPr>
-          <w:sz w:val="18"/>
-          <w:szCs w:val="18"/>
-        </w:rPr>
-        <w:t xml:space="preserve">, L., Eversole, A. G., Füreder, L., Furse, J. M., Gherardi, F., Hamr, P., … Collen, B. (2015). Multiple drivers of decline in the global status of freshwater crayfish (Decapoda: </w:t>
-      </w:r>
-      <w:r>
-        <w:rPr>
-          <w:i/>
-          <w:iCs/>
-          <w:sz w:val="18"/>
-          <w:szCs w:val="18"/>
-        </w:rPr>
-        <w:t>Astacidea</w:t>
-      </w:r>
-      <w:r>
-        <w:rPr>
-          <w:sz w:val="18"/>
-          <w:szCs w:val="18"/>
-        </w:rPr>
-        <w:t xml:space="preserve">). </w:t>
-      </w:r>
-      <w:r>
-        <w:rPr>
-          <w:i/>
-          <w:iCs/>
-          <w:sz w:val="18"/>
-          <w:szCs w:val="18"/>
-        </w:rPr>
-        <w:t>Philosophical Transactions of the Royal Society B: Biological Sciences</w:t>
-      </w:r>
-      <w:r>
-        <w:rPr>
-          <w:sz w:val="18"/>
-          <w:szCs w:val="18"/>
-        </w:rPr>
-        <w:t xml:space="preserve">, 370(1662), 20140060. </w:t>
-      </w:r>
-      <w:hyperlink r:id="rId27">
+          <w:rFonts w:cstheme="minorHAnsi"/>
+          <w:sz w:val="20"/>
+          <w:szCs w:val="20"/>
+        </w:rPr>
+        <w:t>Richman, N. I., M. Böhm, S. B. Adams, F. Alvarez, E. A. Bergey, J. J. S. Bunn, Q. Burnham, J. Cordeiro, J. Coughran, K. A. Crandall, &amp; others, 2015. Multiple drivers of decline in the global status of freshwater crayfish (Decapoda:</w:t>
+      </w:r>
+      <w:r>
+        <w:rPr>
+          <w:rFonts w:cstheme="minorHAnsi"/>
+          <w:sz w:val="20"/>
+          <w:szCs w:val="20"/>
+        </w:rPr>
+        <w:t xml:space="preserve"> </w:t>
+      </w:r>
+      <w:r>
+        <w:rPr>
+          <w:rFonts w:cstheme="minorHAnsi"/>
+          <w:sz w:val="20"/>
+          <w:szCs w:val="20"/>
+        </w:rPr>
+        <w:t>Astacidea). Philosophical Transactions of the Royal Society B: Biological Sciences 370: 20140060.</w:t>
+      </w:r>
+      <w:r>
+        <w:rPr>
+          <w:rFonts w:cstheme="minorHAnsi"/>
+          <w:sz w:val="20"/>
+          <w:szCs w:val="20"/>
+        </w:rPr>
+        <w:t xml:space="preserve"> </w:t>
+      </w:r>
+      <w:hyperlink r:id="rId51" w:history="1">
         <w:r>
           <w:rPr>
             <w:rStyle w:val="Hyperlink"/>
-            <w:color w:val="auto"/>
-            <w:sz w:val="18"/>
-            <w:szCs w:val="18"/>
-            <w:u w:val="none"/>
+            <w:rFonts w:cstheme="minorHAnsi"/>
+            <w:sz w:val="20"/>
+            <w:szCs w:val="20"/>
           </w:rPr>
           <w:t>https://doi.org/10.1098/rstb.2014.0060</w:t>
         </w:r>
       </w:hyperlink>
+      <w:r>
+        <w:rPr>
+          <w:rFonts w:cstheme="minorHAnsi"/>
+          <w:sz w:val="20"/>
+          <w:szCs w:val="20"/>
+        </w:rPr>
+        <w:t>.</w:t>
+      </w:r>
     </w:p>
     <w:p>
       <w:pPr>
-        <w:spacing w:line="360" w:lineRule="auto"/>
-        <w:ind w:left="810" w:hanging="720"/>
+        <w:spacing w:line="276" w:lineRule="auto"/>
+        <w:ind w:left="284" w:hanging="284"/>
         <w:jc w:val="left"/>
         <w:rPr>
-          <w:sz w:val="18"/>
-          <w:szCs w:val="18"/>
+          <w:rFonts w:cstheme="minorHAnsi"/>
+          <w:sz w:val="20"/>
+          <w:szCs w:val="20"/>
         </w:rPr>
       </w:pPr>
       <w:r>
         <w:rPr>
-          <w:sz w:val="18"/>
-          <w:szCs w:val="18"/>
-        </w:rPr>
-        <w:t>Rosewarne, P., Piper, A., Wright, R., &amp; Dunn, A. (2013). Do low-head riverine structures hinder the spread of invasive crayfish? Case study of signal crayfish (</w:t>
-      </w:r>
-      <w:r>
-        <w:rPr>
+          <w:rFonts w:cstheme="minorHAnsi"/>
+          <w:sz w:val="20"/>
+          <w:szCs w:val="20"/>
+        </w:rPr>
+        <w:t>Rosewarne, P., A. Piper, R. Wright, &amp; A. Dunn, 2013. Do low-head riverine structures hinder the spread of invasive crayfish? Case study of signal crayfish (</w:t>
+      </w:r>
+      <w:r>
+        <w:rPr>
+          <w:rFonts w:cstheme="minorHAnsi"/>
           <w:i/>
           <w:iCs/>
-          <w:sz w:val="18"/>
-          <w:szCs w:val="18"/>
-        </w:rPr>
-        <w:t>Pacifastacus leniusculus</w:t>
-      </w:r>
-      <w:r>
-        <w:rPr>
-          <w:sz w:val="18"/>
-          <w:szCs w:val="18"/>
-        </w:rPr>
-        <w:t xml:space="preserve">) movements at a flow gauging weir. </w:t>
-      </w:r>
-      <w:r>
-        <w:rPr>
+          <w:sz w:val="20"/>
+          <w:szCs w:val="20"/>
+        </w:rPr>
+        <w:t>Pacifastacus</w:t>
+      </w:r>
+      <w:r>
+        <w:rPr>
+          <w:rFonts w:cstheme="minorHAnsi"/>
           <w:i/>
           <w:iCs/>
-          <w:sz w:val="18"/>
-          <w:szCs w:val="18"/>
-        </w:rPr>
-        <w:t>Management of Biological Invasions</w:t>
-      </w:r>
-      <w:r>
-        <w:rPr>
-          <w:sz w:val="18"/>
-          <w:szCs w:val="18"/>
-        </w:rPr>
-        <w:t xml:space="preserve">, </w:t>
-      </w:r>
-      <w:r>
-        <w:rPr>
-          <w:i/>
-          <w:iCs/>
-          <w:sz w:val="18"/>
-          <w:szCs w:val="18"/>
-        </w:rPr>
-        <w:t>4</w:t>
-      </w:r>
-      <w:r>
-        <w:rPr>
-          <w:sz w:val="18"/>
-          <w:szCs w:val="18"/>
-        </w:rPr>
-        <w:t xml:space="preserve">(4), 273–282. </w:t>
-      </w:r>
-      <w:hyperlink r:id="rId28" w:history="1">
+          <w:sz w:val="20"/>
+          <w:szCs w:val="20"/>
+        </w:rPr>
+        <w:t xml:space="preserve"> leniusculus</w:t>
+      </w:r>
+      <w:r>
+        <w:rPr>
+          <w:rFonts w:cstheme="minorHAnsi"/>
+          <w:sz w:val="20"/>
+          <w:szCs w:val="20"/>
+        </w:rPr>
+        <w:t>) movements at a flow gauging weir. Management of Biological Invasions 4: 273–282.</w:t>
+      </w:r>
+      <w:r>
+        <w:rPr>
+          <w:rFonts w:cstheme="minorHAnsi"/>
+          <w:sz w:val="20"/>
+          <w:szCs w:val="20"/>
+        </w:rPr>
+        <w:t xml:space="preserve"> </w:t>
+      </w:r>
+      <w:hyperlink r:id="rId52" w:history="1">
         <w:r>
           <w:rPr>
             <w:rStyle w:val="Hyperlink"/>
-            <w:color w:val="auto"/>
-            <w:sz w:val="18"/>
-            <w:szCs w:val="18"/>
-            <w:u w:val="none"/>
+            <w:rFonts w:cstheme="minorHAnsi"/>
+            <w:sz w:val="20"/>
+            <w:szCs w:val="20"/>
           </w:rPr>
           <w:t>https://doi.org/10.3391/mbi.2013.4.4.02</w:t>
         </w:r>
       </w:hyperlink>
+      <w:r>
+        <w:rPr>
+          <w:rFonts w:cstheme="minorHAnsi"/>
+          <w:sz w:val="20"/>
+          <w:szCs w:val="20"/>
+        </w:rPr>
+        <w:t>.</w:t>
+      </w:r>
     </w:p>
     <w:p>
       <w:pPr>
-        <w:spacing w:line="360" w:lineRule="auto"/>
-        <w:ind w:left="810" w:hanging="720"/>
+        <w:spacing w:line="276" w:lineRule="auto"/>
+        <w:ind w:left="284" w:hanging="284"/>
         <w:jc w:val="left"/>
         <w:rPr>
-          <w:sz w:val="18"/>
-          <w:szCs w:val="18"/>
+          <w:rFonts w:cstheme="minorHAnsi"/>
+          <w:sz w:val="20"/>
+          <w:szCs w:val="20"/>
         </w:rPr>
       </w:pPr>
       <w:r>
         <w:rPr>
-          <w:sz w:val="18"/>
-          <w:szCs w:val="18"/>
-        </w:rPr>
-        <w:t xml:space="preserve">Rowe, D. K. (1993). Identification of fish responsible for five layers of echoes recorded by </w:t>
+          <w:rFonts w:cstheme="minorHAnsi"/>
+          <w:sz w:val="20"/>
+          <w:szCs w:val="20"/>
+        </w:rPr>
+        <w:t xml:space="preserve">Rowe, D. K., 1993. Identification of fish responsible for five layers of echoes recorded by </w:t>
       </w:r>
       <w:proofErr w:type="gramStart"/>
       <w:r>
         <w:rPr>
-          <w:sz w:val="18"/>
-          <w:szCs w:val="18"/>
-        </w:rPr>
-        <w:t>high‐frequency</w:t>
+          <w:rFonts w:cstheme="minorHAnsi"/>
+          <w:sz w:val="20"/>
+          <w:szCs w:val="20"/>
+        </w:rPr>
+        <w:t>high-frequency</w:t>
       </w:r>
       <w:proofErr w:type="gramEnd"/>
       <w:r>
         <w:rPr>
-          <w:sz w:val="18"/>
-          <w:szCs w:val="18"/>
-        </w:rPr>
-        <w:t xml:space="preserve"> (200 kHz) echosounding in Lake Rotoiti, North Island, New Zealand. </w:t>
-      </w:r>
-      <w:r>
-        <w:rPr>
-          <w:i/>
-          <w:iCs/>
-          <w:sz w:val="18"/>
-          <w:szCs w:val="18"/>
-        </w:rPr>
-        <w:t>New Zealand Journal of Marine and Freshwater Research</w:t>
-      </w:r>
-      <w:r>
-        <w:rPr>
-          <w:sz w:val="18"/>
-          <w:szCs w:val="18"/>
-        </w:rPr>
-        <w:t xml:space="preserve">, 27(1), 87–100. </w:t>
-      </w:r>
-      <w:hyperlink r:id="rId29">
+          <w:rFonts w:cstheme="minorHAnsi"/>
+          <w:sz w:val="20"/>
+          <w:szCs w:val="20"/>
+        </w:rPr>
+        <w:t xml:space="preserve"> (200 kHz) echosounding in </w:t>
+      </w:r>
+      <w:r>
+        <w:rPr>
+          <w:rFonts w:cstheme="minorHAnsi"/>
+          <w:sz w:val="20"/>
+          <w:szCs w:val="20"/>
+        </w:rPr>
+        <w:t>L</w:t>
+      </w:r>
+      <w:r>
+        <w:rPr>
+          <w:rFonts w:cstheme="minorHAnsi"/>
+          <w:sz w:val="20"/>
+          <w:szCs w:val="20"/>
+        </w:rPr>
+        <w:t xml:space="preserve">ake </w:t>
+      </w:r>
+      <w:r>
+        <w:rPr>
+          <w:rFonts w:cstheme="minorHAnsi"/>
+          <w:sz w:val="20"/>
+          <w:szCs w:val="20"/>
+        </w:rPr>
+        <w:t>Rotoiti</w:t>
+      </w:r>
+      <w:r>
+        <w:rPr>
+          <w:rFonts w:cstheme="minorHAnsi"/>
+          <w:sz w:val="20"/>
+          <w:szCs w:val="20"/>
+        </w:rPr>
+        <w:t>,</w:t>
+      </w:r>
+      <w:r>
+        <w:rPr>
+          <w:rFonts w:cstheme="minorHAnsi"/>
+          <w:sz w:val="20"/>
+          <w:szCs w:val="20"/>
+        </w:rPr>
+        <w:t xml:space="preserve"> </w:t>
+      </w:r>
+      <w:r>
+        <w:rPr>
+          <w:rFonts w:cstheme="minorHAnsi"/>
+          <w:sz w:val="20"/>
+          <w:szCs w:val="20"/>
+        </w:rPr>
+        <w:t>North Island, New Zealand. New Zealand Journal of Marine and Freshwater Research 27: 87–100.</w:t>
+      </w:r>
+      <w:r>
+        <w:rPr>
+          <w:rFonts w:cstheme="minorHAnsi"/>
+          <w:sz w:val="20"/>
+          <w:szCs w:val="20"/>
+        </w:rPr>
+        <w:t xml:space="preserve"> </w:t>
+      </w:r>
+      <w:hyperlink r:id="rId53" w:history="1">
         <w:r>
           <w:rPr>
             <w:rStyle w:val="Hyperlink"/>
-            <w:color w:val="auto"/>
-            <w:sz w:val="18"/>
-            <w:szCs w:val="18"/>
-            <w:u w:val="none"/>
+            <w:rFonts w:cstheme="minorHAnsi"/>
+            <w:sz w:val="20"/>
+            <w:szCs w:val="20"/>
           </w:rPr>
           <w:t>https://doi.org/10.1080/00288330.1993.9516548</w:t>
         </w:r>
       </w:hyperlink>
+      <w:r>
+        <w:rPr>
+          <w:rFonts w:cstheme="minorHAnsi"/>
+          <w:sz w:val="20"/>
+          <w:szCs w:val="20"/>
+        </w:rPr>
+        <w:t>.</w:t>
+      </w:r>
     </w:p>
     <w:p>
       <w:pPr>
-        <w:spacing w:line="360" w:lineRule="auto"/>
-        <w:ind w:left="810" w:hanging="720"/>
+        <w:spacing w:line="276" w:lineRule="auto"/>
+        <w:ind w:left="284" w:hanging="284"/>
         <w:jc w:val="left"/>
+        <w:rPr>
+          <w:rFonts w:cstheme="minorHAnsi"/>
+          <w:sz w:val="20"/>
+          <w:szCs w:val="20"/>
+        </w:rPr>
       </w:pPr>
       <w:r>
         <w:rPr>
-          <w:sz w:val="18"/>
-          <w:szCs w:val="18"/>
-        </w:rPr>
-        <w:t xml:space="preserve">Schoen, E. R., Beauchamp, D. A., Buettner, A. R., &amp; Overman, N. C. (2015). Temperature and depth mediate resource competition and apparent competition between </w:t>
-      </w:r>
-      <w:r>
-        <w:rPr>
+          <w:rFonts w:cstheme="minorHAnsi"/>
+          <w:sz w:val="20"/>
+          <w:szCs w:val="20"/>
+        </w:rPr>
+        <w:t>Schoen, E. R., D. A. Beauchamp, A. R. Buettner, &amp; N. C. Overman, 2015. Temperature and depth mediate resource competition and apparent competition between</w:t>
+      </w:r>
+      <w:r>
+        <w:rPr>
+          <w:rFonts w:cstheme="minorHAnsi"/>
+          <w:sz w:val="20"/>
+          <w:szCs w:val="20"/>
+        </w:rPr>
+        <w:t xml:space="preserve"> </w:t>
+      </w:r>
+      <w:r>
+        <w:rPr>
+          <w:rFonts w:cstheme="minorHAnsi"/>
           <w:i/>
           <w:iCs/>
-          <w:sz w:val="18"/>
-          <w:szCs w:val="18"/>
-        </w:rPr>
-        <w:t>Mysis diluviana</w:t>
-      </w:r>
-      <w:r>
-        <w:rPr>
-          <w:sz w:val="18"/>
-          <w:szCs w:val="18"/>
-        </w:rPr>
-        <w:t xml:space="preserve"> and kokanee. </w:t>
-      </w:r>
-      <w:r>
-        <w:rPr>
+          <w:sz w:val="20"/>
+          <w:szCs w:val="20"/>
+        </w:rPr>
+        <w:t>M</w:t>
+      </w:r>
+      <w:r>
+        <w:rPr>
+          <w:rFonts w:cstheme="minorHAnsi"/>
           <w:i/>
           <w:iCs/>
-          <w:sz w:val="18"/>
-          <w:szCs w:val="18"/>
-        </w:rPr>
-        <w:t>Ecological Applications</w:t>
-      </w:r>
-      <w:r>
-        <w:rPr>
-          <w:sz w:val="18"/>
-          <w:szCs w:val="18"/>
-        </w:rPr>
-        <w:t xml:space="preserve">, </w:t>
-      </w:r>
-      <w:r>
-        <w:rPr>
-          <w:i/>
-          <w:iCs/>
-          <w:sz w:val="18"/>
-          <w:szCs w:val="18"/>
-        </w:rPr>
-        <w:t>25</w:t>
-      </w:r>
-      <w:r>
-        <w:rPr>
-          <w:sz w:val="18"/>
-          <w:szCs w:val="18"/>
-        </w:rPr>
-        <w:t xml:space="preserve">(7), 1962–1975. </w:t>
-      </w:r>
-      <w:hyperlink r:id="rId30">
+          <w:sz w:val="20"/>
+          <w:szCs w:val="20"/>
+        </w:rPr>
+        <w:t>ysis diluviana</w:t>
+      </w:r>
+      <w:r>
+        <w:rPr>
+          <w:rFonts w:cstheme="minorHAnsi"/>
+          <w:sz w:val="20"/>
+          <w:szCs w:val="20"/>
+        </w:rPr>
+        <w:t xml:space="preserve"> </w:t>
+      </w:r>
+      <w:r>
+        <w:rPr>
+          <w:rFonts w:cstheme="minorHAnsi"/>
+          <w:sz w:val="20"/>
+          <w:szCs w:val="20"/>
+        </w:rPr>
+        <w:t>and kokanee. Ecological Applications 25: 1962–1975.</w:t>
+      </w:r>
+      <w:r>
+        <w:rPr>
+          <w:rFonts w:cstheme="minorHAnsi"/>
+          <w:sz w:val="20"/>
+          <w:szCs w:val="20"/>
+        </w:rPr>
+        <w:t xml:space="preserve"> </w:t>
+      </w:r>
+      <w:hyperlink r:id="rId54" w:history="1">
         <w:r>
           <w:rPr>
             <w:rStyle w:val="Hyperlink"/>
-            <w:color w:val="auto"/>
-            <w:sz w:val="18"/>
-            <w:szCs w:val="18"/>
-            <w:u w:val="none"/>
+            <w:rFonts w:cstheme="minorHAnsi"/>
+            <w:sz w:val="20"/>
+            <w:szCs w:val="20"/>
           </w:rPr>
           <w:t>https://doi.org/10.1890/14-1822.1</w:t>
         </w:r>
       </w:hyperlink>
+      <w:r>
+        <w:rPr>
+          <w:rFonts w:cstheme="minorHAnsi"/>
+          <w:sz w:val="20"/>
+          <w:szCs w:val="20"/>
+        </w:rPr>
+        <w:t>.</w:t>
+      </w:r>
     </w:p>
     <w:p>
       <w:pPr>
-        <w:spacing w:line="360" w:lineRule="auto"/>
-        <w:ind w:left="810" w:hanging="720"/>
+        <w:spacing w:line="276" w:lineRule="auto"/>
+        <w:ind w:left="284" w:hanging="284"/>
         <w:jc w:val="left"/>
         <w:rPr>
-          <w:sz w:val="18"/>
-          <w:szCs w:val="18"/>
+          <w:rFonts w:cstheme="minorHAnsi"/>
+          <w:sz w:val="20"/>
+          <w:szCs w:val="20"/>
         </w:rPr>
       </w:pPr>
       <w:r>
         <w:rPr>
-          <w:sz w:val="18"/>
-          <w:szCs w:val="18"/>
-        </w:rPr>
-        <w:t xml:space="preserve">Schrank, A. J., &amp; Lishawa, S. C. (2019). Invasive cattail reduces fish diversity and abundance in the emergent marsh of a Great Lakes coastal wetland. </w:t>
-      </w:r>
-      <w:r>
-        <w:rPr>
-          <w:i/>
-          <w:iCs/>
-          <w:sz w:val="18"/>
-          <w:szCs w:val="18"/>
-        </w:rPr>
-        <w:t>Journal of Great Lakes Research</w:t>
-      </w:r>
-      <w:r>
-        <w:rPr>
-          <w:sz w:val="18"/>
-          <w:szCs w:val="18"/>
-        </w:rPr>
-        <w:t xml:space="preserve">, </w:t>
-      </w:r>
-      <w:r>
-        <w:rPr>
-          <w:i/>
-          <w:iCs/>
-          <w:sz w:val="18"/>
-          <w:szCs w:val="18"/>
-        </w:rPr>
-        <w:t>45</w:t>
-      </w:r>
-      <w:r>
-        <w:rPr>
-          <w:sz w:val="18"/>
-          <w:szCs w:val="18"/>
-        </w:rPr>
-        <w:t xml:space="preserve">(6), 1251–1259. </w:t>
-      </w:r>
-      <w:hyperlink r:id="rId31" w:history="1">
+          <w:rFonts w:cstheme="minorHAnsi"/>
+          <w:sz w:val="20"/>
+          <w:szCs w:val="20"/>
+        </w:rPr>
+        <w:t>Schrank, A. J., &amp; S. C. Lishawa, 2019. Invasive cattail reduces fish diversity and abundance in the emergent marsh of a</w:t>
+      </w:r>
+      <w:r>
+        <w:rPr>
+          <w:rFonts w:cstheme="minorHAnsi"/>
+          <w:sz w:val="20"/>
+          <w:szCs w:val="20"/>
+        </w:rPr>
+        <w:t xml:space="preserve"> </w:t>
+      </w:r>
+      <w:r>
+        <w:rPr>
+          <w:rFonts w:cstheme="minorHAnsi"/>
+          <w:sz w:val="20"/>
+          <w:szCs w:val="20"/>
+        </w:rPr>
+        <w:t>Great Lakes</w:t>
+      </w:r>
+      <w:r>
+        <w:rPr>
+          <w:rFonts w:cstheme="minorHAnsi"/>
+          <w:sz w:val="20"/>
+          <w:szCs w:val="20"/>
+        </w:rPr>
+        <w:t xml:space="preserve"> </w:t>
+      </w:r>
+      <w:r>
+        <w:rPr>
+          <w:rFonts w:cstheme="minorHAnsi"/>
+          <w:sz w:val="20"/>
+          <w:szCs w:val="20"/>
+        </w:rPr>
+        <w:t>coastal wetland. Journal of Great Lakes Research 45: 1251–1259.</w:t>
+      </w:r>
+      <w:r>
+        <w:rPr>
+          <w:rFonts w:cstheme="minorHAnsi"/>
+          <w:sz w:val="20"/>
+          <w:szCs w:val="20"/>
+        </w:rPr>
+        <w:t xml:space="preserve"> </w:t>
+      </w:r>
+      <w:hyperlink r:id="rId55" w:history="1">
         <w:r>
           <w:rPr>
             <w:rStyle w:val="Hyperlink"/>
-            <w:color w:val="auto"/>
-            <w:sz w:val="18"/>
-            <w:szCs w:val="18"/>
-            <w:u w:val="none"/>
+            <w:rFonts w:cstheme="minorHAnsi"/>
+            <w:sz w:val="20"/>
+            <w:szCs w:val="20"/>
           </w:rPr>
           <w:t>https://doi.org/10.1016/j.jglr.2019.09.013</w:t>
         </w:r>
       </w:hyperlink>
+      <w:r>
+        <w:rPr>
+          <w:rFonts w:cstheme="minorHAnsi"/>
+          <w:sz w:val="20"/>
+          <w:szCs w:val="20"/>
+        </w:rPr>
+        <w:t>.</w:t>
+      </w:r>
     </w:p>
     <w:p>
       <w:pPr>
-        <w:spacing w:line="360" w:lineRule="auto"/>
-        <w:ind w:left="810" w:hanging="720"/>
+        <w:spacing w:line="276" w:lineRule="auto"/>
+        <w:ind w:left="284" w:hanging="284"/>
         <w:jc w:val="left"/>
         <w:rPr>
-          <w:sz w:val="18"/>
-          <w:szCs w:val="18"/>
+          <w:rFonts w:cstheme="minorHAnsi"/>
+          <w:sz w:val="20"/>
+          <w:szCs w:val="20"/>
         </w:rPr>
       </w:pPr>
       <w:r>
         <w:rPr>
-          <w:sz w:val="18"/>
-          <w:szCs w:val="18"/>
-        </w:rPr>
-        <w:t>Shave, Cathy. R., Townsend, C. R., &amp; Crowl, T. A. (1994). Anti-predator behaviours of a freshwater crayfish (</w:t>
-      </w:r>
-      <w:r>
-        <w:rPr>
-          <w:i/>
-          <w:iCs/>
-          <w:sz w:val="18"/>
-          <w:szCs w:val="18"/>
-        </w:rPr>
-        <w:t>Paranephrops zealandicus</w:t>
-      </w:r>
-      <w:r>
-        <w:rPr>
-          <w:sz w:val="18"/>
-          <w:szCs w:val="18"/>
-        </w:rPr>
-        <w:t xml:space="preserve">) to a native and an introduced predator. </w:t>
-      </w:r>
-      <w:r>
-        <w:rPr>
-          <w:i/>
-          <w:iCs/>
-          <w:sz w:val="18"/>
-          <w:szCs w:val="18"/>
-        </w:rPr>
-        <w:t>New Zealand Journal of Ecology</w:t>
-      </w:r>
-      <w:r>
-        <w:rPr>
-          <w:sz w:val="18"/>
-          <w:szCs w:val="18"/>
-        </w:rPr>
-        <w:t>, 18(1), 1–10.</w:t>
-      </w:r>
-    </w:p>
-    <w:p>
-      <w:pPr>
-        <w:spacing w:line="360" w:lineRule="auto"/>
-        <w:ind w:left="810" w:hanging="720"/>
-        <w:jc w:val="left"/>
-        <w:rPr>
-          <w:sz w:val="18"/>
-          <w:szCs w:val="18"/>
-          <w:lang w:val="en-NZ"/>
-        </w:rPr>
-      </w:pPr>
-      <w:r>
-        <w:rPr>
-          <w:sz w:val="18"/>
-          <w:szCs w:val="18"/>
-        </w:rPr>
-        <w:t xml:space="preserve">Shono, H. (2008). Application of the Tweedie distribution to zero-catch data in CPUE analysis. </w:t>
-      </w:r>
-      <w:r>
-        <w:rPr>
-          <w:i/>
-          <w:iCs/>
-          <w:sz w:val="18"/>
-          <w:szCs w:val="18"/>
-        </w:rPr>
-        <w:t>Fisheries Research</w:t>
-      </w:r>
-      <w:r>
-        <w:rPr>
-          <w:sz w:val="18"/>
-          <w:szCs w:val="18"/>
-        </w:rPr>
-        <w:t xml:space="preserve">, </w:t>
-      </w:r>
-      <w:r>
-        <w:rPr>
-          <w:i/>
-          <w:iCs/>
-          <w:sz w:val="18"/>
-          <w:szCs w:val="18"/>
-        </w:rPr>
-        <w:t>93</w:t>
-      </w:r>
-      <w:r>
-        <w:rPr>
-          <w:sz w:val="18"/>
-          <w:szCs w:val="18"/>
-        </w:rPr>
-        <w:t xml:space="preserve">(1–2), 154–162. </w:t>
-      </w:r>
-      <w:hyperlink r:id="rId32" w:history="1">
+          <w:rFonts w:cstheme="minorHAnsi"/>
+          <w:sz w:val="20"/>
+          <w:szCs w:val="20"/>
+        </w:rPr>
+        <w:t>Shono, H., 2008. Application of the</w:t>
+      </w:r>
+      <w:r>
+        <w:rPr>
+          <w:rFonts w:cstheme="minorHAnsi"/>
+          <w:sz w:val="20"/>
+          <w:szCs w:val="20"/>
+        </w:rPr>
+        <w:t xml:space="preserve"> </w:t>
+      </w:r>
+      <w:r>
+        <w:rPr>
+          <w:rFonts w:cstheme="minorHAnsi"/>
+          <w:sz w:val="20"/>
+          <w:szCs w:val="20"/>
+        </w:rPr>
+        <w:t>Tweedie</w:t>
+      </w:r>
+      <w:r>
+        <w:rPr>
+          <w:rFonts w:cstheme="minorHAnsi"/>
+          <w:sz w:val="20"/>
+          <w:szCs w:val="20"/>
+        </w:rPr>
+        <w:t xml:space="preserve"> </w:t>
+      </w:r>
+      <w:r>
+        <w:rPr>
+          <w:rFonts w:cstheme="minorHAnsi"/>
+          <w:sz w:val="20"/>
+          <w:szCs w:val="20"/>
+        </w:rPr>
+        <w:t>distribution to zero-catch data in</w:t>
+      </w:r>
+      <w:r>
+        <w:rPr>
+          <w:rFonts w:cstheme="minorHAnsi"/>
+          <w:sz w:val="20"/>
+          <w:szCs w:val="20"/>
+        </w:rPr>
+        <w:t xml:space="preserve"> </w:t>
+      </w:r>
+      <w:r>
+        <w:rPr>
+          <w:rFonts w:cstheme="minorHAnsi"/>
+          <w:sz w:val="20"/>
+          <w:szCs w:val="20"/>
+        </w:rPr>
+        <w:t>CPUE</w:t>
+      </w:r>
+      <w:r>
+        <w:rPr>
+          <w:rFonts w:cstheme="minorHAnsi"/>
+          <w:sz w:val="20"/>
+          <w:szCs w:val="20"/>
+        </w:rPr>
+        <w:t xml:space="preserve"> </w:t>
+      </w:r>
+      <w:r>
+        <w:rPr>
+          <w:rFonts w:cstheme="minorHAnsi"/>
+          <w:sz w:val="20"/>
+          <w:szCs w:val="20"/>
+        </w:rPr>
+        <w:t>analysis. Fisheries Research 93: 154–162.</w:t>
+      </w:r>
+      <w:r>
+        <w:rPr>
+          <w:rFonts w:cstheme="minorHAnsi"/>
+          <w:sz w:val="20"/>
+          <w:szCs w:val="20"/>
+        </w:rPr>
+        <w:t xml:space="preserve"> </w:t>
+      </w:r>
+      <w:hyperlink r:id="rId56" w:history="1">
         <w:r>
           <w:rPr>
             <w:rStyle w:val="Hyperlink"/>
-            <w:color w:val="auto"/>
-            <w:sz w:val="18"/>
-            <w:szCs w:val="18"/>
-            <w:u w:val="none"/>
+            <w:rFonts w:cstheme="minorHAnsi"/>
+            <w:sz w:val="20"/>
+            <w:szCs w:val="20"/>
           </w:rPr>
           <w:t>https://doi.org/10.1016/j.fishres.2008.03.006</w:t>
         </w:r>
       </w:hyperlink>
+      <w:r>
+        <w:rPr>
+          <w:rFonts w:cstheme="minorHAnsi"/>
+          <w:sz w:val="20"/>
+          <w:szCs w:val="20"/>
+        </w:rPr>
+        <w:t>.</w:t>
+      </w:r>
     </w:p>
     <w:p>
       <w:pPr>
-        <w:spacing w:line="360" w:lineRule="auto"/>
-        <w:ind w:left="810" w:hanging="720"/>
+        <w:spacing w:line="276" w:lineRule="auto"/>
+        <w:ind w:left="284" w:hanging="284"/>
         <w:jc w:val="left"/>
         <w:rPr>
-          <w:sz w:val="18"/>
-          <w:szCs w:val="18"/>
-          <w:lang w:val="en-NZ"/>
+          <w:rFonts w:cstheme="minorHAnsi"/>
+          <w:sz w:val="20"/>
+          <w:szCs w:val="20"/>
         </w:rPr>
       </w:pPr>
       <w:r>
         <w:rPr>
-          <w:sz w:val="18"/>
-          <w:szCs w:val="18"/>
-          <w:lang w:val="en-NZ"/>
-        </w:rPr>
-        <w:t xml:space="preserve">Smith, G. R. T., Learner, M. A., Slater, F. M., &amp; Foster, J. (1996). Habitat features important for the conservation of the native crayfish </w:t>
-      </w:r>
-      <w:r>
-        <w:rPr>
-          <w:i/>
-          <w:iCs/>
-          <w:sz w:val="18"/>
-          <w:szCs w:val="18"/>
-          <w:lang w:val="en-NZ"/>
-        </w:rPr>
-        <w:t>Austropotamobius pallipes</w:t>
-      </w:r>
-      <w:r>
-        <w:rPr>
-          <w:sz w:val="18"/>
-          <w:szCs w:val="18"/>
-          <w:lang w:val="en-NZ"/>
-        </w:rPr>
-        <w:t xml:space="preserve"> in Britain. </w:t>
-      </w:r>
-      <w:r>
-        <w:rPr>
-          <w:i/>
-          <w:iCs/>
-          <w:sz w:val="18"/>
-          <w:szCs w:val="18"/>
-          <w:lang w:val="en-NZ"/>
-        </w:rPr>
-        <w:t>Biological Conservation</w:t>
-      </w:r>
-      <w:r>
-        <w:rPr>
-          <w:sz w:val="18"/>
-          <w:szCs w:val="18"/>
-          <w:lang w:val="en-NZ"/>
-        </w:rPr>
-        <w:t xml:space="preserve">, </w:t>
-      </w:r>
-      <w:r>
-        <w:rPr>
-          <w:i/>
-          <w:iCs/>
-          <w:sz w:val="18"/>
-          <w:szCs w:val="18"/>
-          <w:lang w:val="en-NZ"/>
-        </w:rPr>
-        <w:t>75</w:t>
-      </w:r>
-      <w:r>
-        <w:rPr>
-          <w:sz w:val="18"/>
-          <w:szCs w:val="18"/>
-          <w:lang w:val="en-NZ"/>
-        </w:rPr>
-        <w:t xml:space="preserve">(3), 239–246. </w:t>
-      </w:r>
-      <w:hyperlink r:id="rId33">
+          <w:rFonts w:cstheme="minorHAnsi"/>
+          <w:sz w:val="20"/>
+          <w:szCs w:val="20"/>
+        </w:rPr>
+        <w:t>Statzner, B., O. Peltret, &amp; S. Tomanova, 2003. Crayfish as geomorphic agents and ecosystem engineers: Effect of a biomass gradient on baseflow and flood-induced transport of gravel and sand in experimental streams. Freshwater Biology 48: 147–163.</w:t>
+      </w:r>
+      <w:r>
+        <w:rPr>
+          <w:rFonts w:cstheme="minorHAnsi"/>
+          <w:sz w:val="20"/>
+          <w:szCs w:val="20"/>
+        </w:rPr>
+        <w:t xml:space="preserve"> </w:t>
+      </w:r>
+      <w:hyperlink r:id="rId57" w:history="1">
         <w:r>
           <w:rPr>
             <w:rStyle w:val="Hyperlink"/>
-            <w:color w:val="auto"/>
-            <w:sz w:val="18"/>
-            <w:szCs w:val="18"/>
-            <w:u w:val="none"/>
-            <w:lang w:val="en-NZ"/>
+            <w:rFonts w:cstheme="minorHAnsi"/>
+            <w:sz w:val="20"/>
+            <w:szCs w:val="20"/>
           </w:rPr>
-          <w:t>https://doi.org/10.1016/0006-3207(95)00073-9</w:t>
+          <w:t>https://doi.org/10.1046/j.1365-2427.2003.00984.x</w:t>
         </w:r>
       </w:hyperlink>
+      <w:r>
+        <w:rPr>
+          <w:rFonts w:cstheme="minorHAnsi"/>
+          <w:sz w:val="20"/>
+          <w:szCs w:val="20"/>
+        </w:rPr>
+        <w:t>.</w:t>
+      </w:r>
     </w:p>
     <w:p>
       <w:pPr>
-        <w:spacing w:line="360" w:lineRule="auto"/>
-        <w:ind w:left="810" w:hanging="720"/>
+        <w:spacing w:line="276" w:lineRule="auto"/>
+        <w:ind w:left="284" w:hanging="284"/>
         <w:jc w:val="left"/>
         <w:rPr>
-          <w:sz w:val="18"/>
-          <w:szCs w:val="18"/>
+          <w:rFonts w:cstheme="minorHAnsi"/>
+          <w:sz w:val="20"/>
+          <w:szCs w:val="20"/>
         </w:rPr>
       </w:pPr>
       <w:r>
         <w:rPr>
-          <w:sz w:val="18"/>
-          <w:szCs w:val="18"/>
-        </w:rPr>
-        <w:t xml:space="preserve">Statzner, B., Peltret, O., &amp; Tomanova, S. (2003). Crayfish as geomorphic agents and ecosystem engineers: Effect of a biomass gradient on baseflow and flood‐induced transport of gravel and sand in experimental streams. </w:t>
-      </w:r>
-      <w:r>
-        <w:rPr>
-          <w:i/>
-          <w:iCs/>
-          <w:sz w:val="18"/>
-          <w:szCs w:val="18"/>
-        </w:rPr>
-        <w:t>Freshwater Biology</w:t>
-      </w:r>
-      <w:r>
-        <w:rPr>
-          <w:sz w:val="18"/>
-          <w:szCs w:val="18"/>
-        </w:rPr>
-        <w:t>, 48(1), 147–163. https://doi.org/10.1046/j.1365-2427.2003.00984.x</w:t>
+          <w:rFonts w:cstheme="minorHAnsi"/>
+          <w:sz w:val="20"/>
+          <w:szCs w:val="20"/>
+        </w:rPr>
+        <w:t>Stevens, D. L., &amp; A. R. Olsen, 2004. Spatially balanced sampling of natural resources. Journal of the American Statistical Association 99: 262–278.</w:t>
+      </w:r>
+      <w:r>
+        <w:rPr>
+          <w:rFonts w:cstheme="minorHAnsi"/>
+          <w:sz w:val="20"/>
+          <w:szCs w:val="20"/>
+        </w:rPr>
+        <w:t xml:space="preserve"> </w:t>
+      </w:r>
+      <w:hyperlink r:id="rId58" w:history="1">
+        <w:r>
+          <w:rPr>
+            <w:rStyle w:val="Hyperlink"/>
+            <w:rFonts w:cstheme="minorHAnsi"/>
+            <w:sz w:val="20"/>
+            <w:szCs w:val="20"/>
+          </w:rPr>
+          <w:t>https://doi.org/10.1198/016214504000000250</w:t>
+        </w:r>
+      </w:hyperlink>
+      <w:r>
+        <w:rPr>
+          <w:rFonts w:cstheme="minorHAnsi"/>
+          <w:sz w:val="20"/>
+          <w:szCs w:val="20"/>
+        </w:rPr>
+        <w:t>.</w:t>
       </w:r>
     </w:p>
     <w:p>
       <w:pPr>
-        <w:spacing w:line="360" w:lineRule="auto"/>
-        <w:ind w:left="810" w:hanging="720"/>
+        <w:spacing w:line="276" w:lineRule="auto"/>
+        <w:ind w:left="284" w:hanging="284"/>
         <w:jc w:val="left"/>
         <w:rPr>
-          <w:sz w:val="18"/>
-          <w:szCs w:val="18"/>
+          <w:rFonts w:cstheme="minorHAnsi"/>
+          <w:sz w:val="20"/>
+          <w:szCs w:val="20"/>
         </w:rPr>
       </w:pPr>
       <w:r>
         <w:rPr>
-          <w:sz w:val="18"/>
-          <w:szCs w:val="18"/>
-        </w:rPr>
-        <w:t xml:space="preserve">Stevens, D. L., &amp; Olsen, A. R. (2004). Spatially Balanced Sampling of Natural Resources. </w:t>
-      </w:r>
-      <w:r>
-        <w:rPr>
-          <w:i/>
-          <w:iCs/>
-          <w:sz w:val="18"/>
-          <w:szCs w:val="18"/>
-        </w:rPr>
-        <w:t>Journal of the American Statistical Association</w:t>
-      </w:r>
-      <w:r>
-        <w:rPr>
-          <w:sz w:val="18"/>
-          <w:szCs w:val="18"/>
-        </w:rPr>
-        <w:t>, 99(465), 262–278. https://doi.org/10.1198/016214504000000250</w:t>
+          <w:rFonts w:cstheme="minorHAnsi"/>
+          <w:sz w:val="20"/>
+          <w:szCs w:val="20"/>
+        </w:rPr>
+        <w:t>Strayer, D. L., &amp; S. E. G. Findlay, 2010. Ecology of freshwater shore zones. Aquatic Sciences 72: 127–163.</w:t>
+      </w:r>
+      <w:r>
+        <w:rPr>
+          <w:rFonts w:cstheme="minorHAnsi"/>
+          <w:sz w:val="20"/>
+          <w:szCs w:val="20"/>
+        </w:rPr>
+        <w:t xml:space="preserve"> </w:t>
+      </w:r>
+      <w:hyperlink r:id="rId59" w:history="1">
+        <w:r>
+          <w:rPr>
+            <w:rStyle w:val="Hyperlink"/>
+            <w:rFonts w:cstheme="minorHAnsi"/>
+            <w:sz w:val="20"/>
+            <w:szCs w:val="20"/>
+          </w:rPr>
+          <w:t>https://doi.org/10.1007/s00027-010-0128-9</w:t>
+        </w:r>
+      </w:hyperlink>
+      <w:r>
+        <w:rPr>
+          <w:rFonts w:cstheme="minorHAnsi"/>
+          <w:sz w:val="20"/>
+          <w:szCs w:val="20"/>
+        </w:rPr>
+        <w:t>.</w:t>
       </w:r>
     </w:p>
     <w:p>
       <w:pPr>
-        <w:spacing w:line="360" w:lineRule="auto"/>
-        <w:ind w:left="810" w:hanging="720"/>
+        <w:spacing w:line="276" w:lineRule="auto"/>
+        <w:ind w:left="284" w:hanging="284"/>
         <w:jc w:val="left"/>
         <w:rPr>
-          <w:sz w:val="18"/>
-          <w:szCs w:val="18"/>
+          <w:rFonts w:cstheme="minorHAnsi"/>
+          <w:sz w:val="20"/>
+          <w:szCs w:val="20"/>
         </w:rPr>
       </w:pPr>
       <w:r>
         <w:rPr>
-          <w:sz w:val="18"/>
-          <w:szCs w:val="18"/>
-        </w:rPr>
-        <w:t xml:space="preserve">Strayer, D. L., &amp; Findlay, S. E. G. (2010). Ecology of freshwater shore zones. </w:t>
-      </w:r>
-      <w:r>
-        <w:rPr>
-          <w:i/>
-          <w:iCs/>
-          <w:sz w:val="18"/>
-          <w:szCs w:val="18"/>
-        </w:rPr>
-        <w:t>Aquatic Sciences</w:t>
-      </w:r>
-      <w:r>
-        <w:rPr>
-          <w:sz w:val="18"/>
-          <w:szCs w:val="18"/>
-        </w:rPr>
-        <w:t>, 72(2), 127–163. https://doi.org/10.1007/s00027-010-0128-9</w:t>
+          <w:rFonts w:cstheme="minorHAnsi"/>
+          <w:sz w:val="20"/>
+          <w:szCs w:val="20"/>
+        </w:rPr>
+        <w:t>Taylor, C. A., R. J. DiStefano, E. R. Larson, &amp; J. Stoeckel, 2019. Towards a cohesive strategy for the conservation of the</w:t>
+      </w:r>
+      <w:r>
+        <w:rPr>
+          <w:rFonts w:cstheme="minorHAnsi"/>
+          <w:sz w:val="20"/>
+          <w:szCs w:val="20"/>
+        </w:rPr>
+        <w:t xml:space="preserve"> </w:t>
+      </w:r>
+      <w:r>
+        <w:rPr>
+          <w:rFonts w:cstheme="minorHAnsi"/>
+          <w:sz w:val="20"/>
+          <w:szCs w:val="20"/>
+        </w:rPr>
+        <w:t>United States’ diverse and highly endemic crayfish fauna. Hydrobiologia 846: 39–58.</w:t>
+      </w:r>
+      <w:r>
+        <w:rPr>
+          <w:rFonts w:cstheme="minorHAnsi"/>
+          <w:sz w:val="20"/>
+          <w:szCs w:val="20"/>
+        </w:rPr>
+        <w:t xml:space="preserve"> </w:t>
+      </w:r>
+      <w:hyperlink r:id="rId60" w:history="1">
+        <w:r>
+          <w:rPr>
+            <w:rStyle w:val="Hyperlink"/>
+            <w:rFonts w:cstheme="minorHAnsi"/>
+            <w:sz w:val="20"/>
+            <w:szCs w:val="20"/>
+          </w:rPr>
+          <w:t>https://doi.org/10.1007/s10750-019-04066-3</w:t>
+        </w:r>
+      </w:hyperlink>
+      <w:r>
+        <w:rPr>
+          <w:rFonts w:cstheme="minorHAnsi"/>
+          <w:sz w:val="20"/>
+          <w:szCs w:val="20"/>
+        </w:rPr>
+        <w:t>.</w:t>
       </w:r>
     </w:p>
     <w:p>
       <w:pPr>
-        <w:spacing w:line="360" w:lineRule="auto"/>
-        <w:ind w:left="810" w:hanging="720"/>
+        <w:spacing w:line="276" w:lineRule="auto"/>
+        <w:ind w:left="284" w:hanging="284"/>
         <w:jc w:val="left"/>
         <w:rPr>
-          <w:sz w:val="18"/>
-          <w:szCs w:val="18"/>
+          <w:rFonts w:cstheme="minorHAnsi"/>
+          <w:sz w:val="20"/>
+          <w:szCs w:val="20"/>
         </w:rPr>
       </w:pPr>
       <w:r>
         <w:rPr>
-          <w:sz w:val="18"/>
-          <w:szCs w:val="18"/>
-        </w:rPr>
-        <w:t xml:space="preserve">Taylor, C. A., DiStefano, R. J., Larson, E. R., &amp; Stoeckel, J. (2019). Towards a cohesive strategy for the conservation of the United States’ diverse and highly endemic crayfish fauna. </w:t>
-      </w:r>
-      <w:r>
-        <w:rPr>
+          <w:rFonts w:cstheme="minorHAnsi"/>
+          <w:sz w:val="20"/>
+          <w:szCs w:val="20"/>
+        </w:rPr>
+        <w:t>Usio, N., &amp; C. R. Townsend, 2000. Distribution of the</w:t>
+      </w:r>
+      <w:r>
+        <w:rPr>
+          <w:rFonts w:cstheme="minorHAnsi"/>
+          <w:sz w:val="20"/>
+          <w:szCs w:val="20"/>
+        </w:rPr>
+        <w:t xml:space="preserve"> </w:t>
+      </w:r>
+      <w:r>
+        <w:rPr>
+          <w:rFonts w:cstheme="minorHAnsi"/>
+          <w:sz w:val="20"/>
+          <w:szCs w:val="20"/>
+        </w:rPr>
+        <w:t>New Zealand</w:t>
+      </w:r>
+      <w:r>
+        <w:rPr>
+          <w:rFonts w:cstheme="minorHAnsi"/>
+          <w:sz w:val="20"/>
+          <w:szCs w:val="20"/>
+        </w:rPr>
+        <w:t xml:space="preserve"> </w:t>
+      </w:r>
+      <w:r>
+        <w:rPr>
+          <w:rFonts w:cstheme="minorHAnsi"/>
+          <w:sz w:val="20"/>
+          <w:szCs w:val="20"/>
+        </w:rPr>
+        <w:t>crayfish (</w:t>
+      </w:r>
+      <w:r>
+        <w:rPr>
+          <w:rFonts w:cstheme="minorHAnsi"/>
           <w:i/>
           <w:iCs/>
-          <w:sz w:val="18"/>
-          <w:szCs w:val="18"/>
-        </w:rPr>
-        <w:t>Hydrobiologia</w:t>
-      </w:r>
-      <w:r>
-        <w:rPr>
-          <w:sz w:val="18"/>
-          <w:szCs w:val="18"/>
-        </w:rPr>
-        <w:t>, 846(1), 39–58. https://doi.org/10.1007/s10750-019-04066-3</w:t>
+          <w:sz w:val="20"/>
+          <w:szCs w:val="20"/>
+        </w:rPr>
+        <w:t>P</w:t>
+      </w:r>
+      <w:r>
+        <w:rPr>
+          <w:rFonts w:cstheme="minorHAnsi"/>
+          <w:i/>
+          <w:iCs/>
+          <w:sz w:val="20"/>
+          <w:szCs w:val="20"/>
+        </w:rPr>
+        <w:t>aranephrops zealandicus</w:t>
+      </w:r>
+      <w:r>
+        <w:rPr>
+          <w:rFonts w:cstheme="minorHAnsi"/>
+          <w:sz w:val="20"/>
+          <w:szCs w:val="20"/>
+        </w:rPr>
+        <w:t>) in relation to stream physico-chemistry, predatory fish, and invertebrate prey. New Zealand Journal of Marine and Freshwater Research 34: 557–567.</w:t>
+      </w:r>
+      <w:r>
+        <w:rPr>
+          <w:rFonts w:cstheme="minorHAnsi"/>
+          <w:sz w:val="20"/>
+          <w:szCs w:val="20"/>
+        </w:rPr>
+        <w:t xml:space="preserve"> </w:t>
+      </w:r>
+      <w:hyperlink r:id="rId61" w:history="1">
+        <w:r>
+          <w:rPr>
+            <w:rStyle w:val="Hyperlink"/>
+            <w:rFonts w:cstheme="minorHAnsi"/>
+            <w:sz w:val="20"/>
+            <w:szCs w:val="20"/>
+          </w:rPr>
+          <w:t>https://doi.org/10.1080/00288330.2000.9516957</w:t>
+        </w:r>
+      </w:hyperlink>
+      <w:r>
+        <w:rPr>
+          <w:rFonts w:cstheme="minorHAnsi"/>
+          <w:sz w:val="20"/>
+          <w:szCs w:val="20"/>
+        </w:rPr>
+        <w:t>.</w:t>
       </w:r>
     </w:p>
     <w:p>
       <w:pPr>
-        <w:spacing w:line="360" w:lineRule="auto"/>
-        <w:ind w:left="810" w:hanging="720"/>
+        <w:spacing w:line="276" w:lineRule="auto"/>
+        <w:ind w:left="284" w:hanging="284"/>
         <w:jc w:val="left"/>
         <w:rPr>
-          <w:sz w:val="18"/>
-          <w:szCs w:val="18"/>
+          <w:rFonts w:cstheme="minorHAnsi"/>
+          <w:sz w:val="20"/>
+          <w:szCs w:val="20"/>
         </w:rPr>
       </w:pPr>
       <w:r>
         <w:rPr>
-          <w:sz w:val="18"/>
-          <w:szCs w:val="18"/>
-        </w:rPr>
-        <w:t>Usio, N., &amp; Townsend, C. R. (2000). Distribution of the New Zealand crayfish (</w:t>
-      </w:r>
-      <w:r>
-        <w:rPr>
-          <w:i/>
-          <w:iCs/>
-          <w:sz w:val="18"/>
-          <w:szCs w:val="18"/>
-        </w:rPr>
-        <w:t>Paranephrops zealandicus</w:t>
-      </w:r>
-      <w:r>
-        <w:rPr>
-          <w:sz w:val="18"/>
-          <w:szCs w:val="18"/>
-        </w:rPr>
-        <w:t xml:space="preserve">) in relation to stream physico‐chemistry, predatory fish, and invertebrate prey. </w:t>
-      </w:r>
-      <w:r>
-        <w:rPr>
-          <w:i/>
-          <w:iCs/>
-          <w:sz w:val="18"/>
-          <w:szCs w:val="18"/>
-        </w:rPr>
-        <w:t>New Zealand Journal of Marine and Freshwater Research</w:t>
-      </w:r>
-      <w:r>
-        <w:rPr>
-          <w:sz w:val="18"/>
-          <w:szCs w:val="18"/>
-        </w:rPr>
-        <w:t>, 34(3), 557–567. https://doi.org/10.1080/00288330.2000.9516957</w:t>
+          <w:rFonts w:cstheme="minorHAnsi"/>
+          <w:sz w:val="20"/>
+          <w:szCs w:val="20"/>
+        </w:rPr>
+        <w:t>Usio, N., &amp; C. R. Townsend, 2004. Roles of crayfish: Consequences of predation and bioturbation for stream invertebrates. Ecology 85: 807–822.</w:t>
+      </w:r>
+      <w:r>
+        <w:rPr>
+          <w:rFonts w:cstheme="minorHAnsi"/>
+          <w:sz w:val="20"/>
+          <w:szCs w:val="20"/>
+        </w:rPr>
+        <w:t xml:space="preserve"> </w:t>
+      </w:r>
+      <w:hyperlink r:id="rId62" w:history="1">
+        <w:r>
+          <w:rPr>
+            <w:rStyle w:val="Hyperlink"/>
+            <w:rFonts w:cstheme="minorHAnsi"/>
+            <w:sz w:val="20"/>
+            <w:szCs w:val="20"/>
+          </w:rPr>
+          <w:t>https://doi.org/10.1890/02-0618</w:t>
+        </w:r>
+      </w:hyperlink>
+      <w:r>
+        <w:rPr>
+          <w:rFonts w:cstheme="minorHAnsi"/>
+          <w:sz w:val="20"/>
+          <w:szCs w:val="20"/>
+        </w:rPr>
+        <w:t>.</w:t>
       </w:r>
     </w:p>
     <w:p>
       <w:pPr>
-        <w:spacing w:line="360" w:lineRule="auto"/>
-        <w:ind w:left="810" w:hanging="720"/>
+        <w:spacing w:line="276" w:lineRule="auto"/>
+        <w:ind w:left="284" w:hanging="284"/>
         <w:jc w:val="left"/>
         <w:rPr>
-          <w:sz w:val="18"/>
-          <w:szCs w:val="18"/>
+          <w:rFonts w:cstheme="minorHAnsi"/>
+          <w:sz w:val="20"/>
+          <w:szCs w:val="20"/>
         </w:rPr>
       </w:pPr>
       <w:r>
         <w:rPr>
-          <w:sz w:val="18"/>
-          <w:szCs w:val="18"/>
-        </w:rPr>
-        <w:t xml:space="preserve">Usio, N., &amp; Townsend, C. R. (2004). Roles of crayfish: Consequences of predation and bioturbation for stream invertebrates. </w:t>
-      </w:r>
-      <w:r>
-        <w:rPr>
-          <w:i/>
-          <w:iCs/>
-          <w:sz w:val="18"/>
-          <w:szCs w:val="18"/>
-        </w:rPr>
-        <w:t>Ecology</w:t>
-      </w:r>
-      <w:r>
-        <w:rPr>
-          <w:sz w:val="18"/>
-          <w:szCs w:val="18"/>
-        </w:rPr>
-        <w:t>, 85(3), 807–822. https://doi.org/10.1890/02-0618</w:t>
+          <w:rFonts w:cstheme="minorHAnsi"/>
+          <w:sz w:val="20"/>
+          <w:szCs w:val="20"/>
+        </w:rPr>
+        <w:lastRenderedPageBreak/>
+        <w:t>Vincent, W. F., M. M. Gibbs, &amp; S. J. Dryden, 1984. Accelerated eutrophication in a</w:t>
+      </w:r>
+      <w:r>
+        <w:rPr>
+          <w:rFonts w:cstheme="minorHAnsi"/>
+          <w:sz w:val="20"/>
+          <w:szCs w:val="20"/>
+        </w:rPr>
+        <w:t xml:space="preserve"> </w:t>
+      </w:r>
+      <w:r>
+        <w:rPr>
+          <w:rFonts w:cstheme="minorHAnsi"/>
+          <w:sz w:val="20"/>
+          <w:szCs w:val="20"/>
+        </w:rPr>
+        <w:t>New Zealand</w:t>
+      </w:r>
+      <w:r>
+        <w:rPr>
+          <w:rFonts w:cstheme="minorHAnsi"/>
+          <w:sz w:val="20"/>
+          <w:szCs w:val="20"/>
+        </w:rPr>
+        <w:t xml:space="preserve"> </w:t>
+      </w:r>
+      <w:r>
+        <w:rPr>
+          <w:rFonts w:cstheme="minorHAnsi"/>
+          <w:sz w:val="20"/>
+          <w:szCs w:val="20"/>
+        </w:rPr>
+        <w:t>lake:</w:t>
+      </w:r>
+      <w:r>
+        <w:rPr>
+          <w:rFonts w:cstheme="minorHAnsi"/>
+          <w:sz w:val="20"/>
+          <w:szCs w:val="20"/>
+        </w:rPr>
+        <w:t xml:space="preserve"> </w:t>
+      </w:r>
+      <w:r>
+        <w:rPr>
+          <w:rFonts w:cstheme="minorHAnsi"/>
+          <w:sz w:val="20"/>
+          <w:szCs w:val="20"/>
+        </w:rPr>
+        <w:t>Lake Rotoiti, central</w:t>
+      </w:r>
+      <w:r>
+        <w:rPr>
+          <w:rFonts w:cstheme="minorHAnsi"/>
+          <w:sz w:val="20"/>
+          <w:szCs w:val="20"/>
+        </w:rPr>
+        <w:t xml:space="preserve"> </w:t>
+      </w:r>
+      <w:r>
+        <w:rPr>
+          <w:rFonts w:cstheme="minorHAnsi"/>
+          <w:sz w:val="20"/>
+          <w:szCs w:val="20"/>
+        </w:rPr>
+        <w:t>North Island. New Zealand Journal of Marine and Freshwater Research 18: 431–440.</w:t>
+      </w:r>
+      <w:r>
+        <w:rPr>
+          <w:rFonts w:cstheme="minorHAnsi"/>
+          <w:sz w:val="20"/>
+          <w:szCs w:val="20"/>
+        </w:rPr>
+        <w:t xml:space="preserve"> </w:t>
+      </w:r>
+      <w:hyperlink r:id="rId63" w:history="1">
+        <w:r>
+          <w:rPr>
+            <w:rStyle w:val="Hyperlink"/>
+            <w:rFonts w:cstheme="minorHAnsi"/>
+            <w:sz w:val="20"/>
+            <w:szCs w:val="20"/>
+          </w:rPr>
+          <w:t>https://doi.org/10.1080/00288330.1984.9516064</w:t>
+        </w:r>
+      </w:hyperlink>
+      <w:r>
+        <w:rPr>
+          <w:rFonts w:cstheme="minorHAnsi"/>
+          <w:sz w:val="20"/>
+          <w:szCs w:val="20"/>
+        </w:rPr>
+        <w:t>.</w:t>
       </w:r>
     </w:p>
     <w:p>
       <w:pPr>
-        <w:spacing w:line="360" w:lineRule="auto"/>
-        <w:ind w:left="810" w:hanging="720"/>
+        <w:spacing w:line="276" w:lineRule="auto"/>
+        <w:ind w:left="284" w:hanging="284"/>
         <w:jc w:val="left"/>
         <w:rPr>
-          <w:sz w:val="18"/>
-          <w:szCs w:val="18"/>
+          <w:rFonts w:cstheme="minorHAnsi"/>
+          <w:sz w:val="20"/>
+          <w:szCs w:val="20"/>
         </w:rPr>
       </w:pPr>
       <w:r>
         <w:rPr>
-          <w:sz w:val="18"/>
-          <w:szCs w:val="18"/>
-        </w:rPr>
-        <w:lastRenderedPageBreak/>
-        <w:t xml:space="preserve">Vedia, I., Galicia, D., Baquero, E., Oscoz, J., &amp; Miranda, R. (2017). Environmental factors influencing the distribution and abundance of the introduced signal crayfish in the north of Iberian Peninsula. </w:t>
-      </w:r>
-      <w:r>
-        <w:rPr>
-          <w:i/>
-          <w:iCs/>
-          <w:sz w:val="18"/>
-          <w:szCs w:val="18"/>
-        </w:rPr>
-        <w:t>Marine and Freshwater Research</w:t>
-      </w:r>
-      <w:r>
-        <w:rPr>
-          <w:sz w:val="18"/>
-          <w:szCs w:val="18"/>
-        </w:rPr>
-        <w:t>, 68(5), 900–908. https://doi.org/10.1071/MF16020</w:t>
-      </w:r>
-    </w:p>
-    <w:p>
-      <w:pPr>
-        <w:spacing w:line="360" w:lineRule="auto"/>
-        <w:ind w:left="810" w:hanging="720"/>
-        <w:jc w:val="left"/>
-        <w:rPr>
-          <w:sz w:val="18"/>
-          <w:szCs w:val="18"/>
-        </w:rPr>
-      </w:pPr>
-      <w:r>
-        <w:rPr>
-          <w:sz w:val="18"/>
-          <w:szCs w:val="18"/>
-        </w:rPr>
-        <w:t xml:space="preserve">Vincent, W. F., Gibbs, M. M., &amp; Dryden, S. J. (1984). Accelerated eutrophication in a New Zealand lake: Lake Rotoiti, central North Island. </w:t>
-      </w:r>
-      <w:r>
-        <w:rPr>
-          <w:i/>
-          <w:iCs/>
-          <w:sz w:val="18"/>
-          <w:szCs w:val="18"/>
-        </w:rPr>
-        <w:t>New Zealand Journal of Marine and Freshwater Research</w:t>
-      </w:r>
-      <w:r>
-        <w:rPr>
-          <w:sz w:val="18"/>
-          <w:szCs w:val="18"/>
-        </w:rPr>
-        <w:t>, 18(4), 431–440. https://doi.org/10.1080/00288330.1984.9516064</w:t>
-      </w:r>
-    </w:p>
-    <w:p>
-      <w:pPr>
-        <w:spacing w:line="360" w:lineRule="auto"/>
-        <w:ind w:left="810" w:hanging="720"/>
-        <w:jc w:val="left"/>
-        <w:rPr>
-          <w:sz w:val="18"/>
-          <w:szCs w:val="18"/>
-        </w:rPr>
-      </w:pPr>
-      <w:r>
-        <w:rPr>
-          <w:sz w:val="18"/>
-          <w:szCs w:val="18"/>
-        </w:rPr>
-        <w:t xml:space="preserve">von Westernhagen, N., Hamilton, D. P., &amp; </w:t>
-      </w:r>
-      <w:proofErr w:type="spellStart"/>
-      <w:r>
-        <w:rPr>
-          <w:sz w:val="18"/>
-          <w:szCs w:val="18"/>
-        </w:rPr>
-        <w:t>Pilditch</w:t>
-      </w:r>
-      <w:proofErr w:type="spellEnd"/>
-      <w:r>
-        <w:rPr>
-          <w:sz w:val="18"/>
-          <w:szCs w:val="18"/>
-        </w:rPr>
-        <w:t xml:space="preserve">, C. A. (2010). Temporal and spatial variations in phytoplankton productivity in surface waters of a warm-temperate, </w:t>
-      </w:r>
-      <w:proofErr w:type="spellStart"/>
-      <w:r>
-        <w:rPr>
-          <w:sz w:val="18"/>
-          <w:szCs w:val="18"/>
-        </w:rPr>
-        <w:t>monomictic</w:t>
-      </w:r>
-      <w:proofErr w:type="spellEnd"/>
-      <w:r>
-        <w:rPr>
-          <w:sz w:val="18"/>
-          <w:szCs w:val="18"/>
-        </w:rPr>
-        <w:t xml:space="preserve"> lake in New Zealand. </w:t>
-      </w:r>
-      <w:r>
-        <w:rPr>
-          <w:i/>
-          <w:iCs/>
-          <w:sz w:val="18"/>
-          <w:szCs w:val="18"/>
-        </w:rPr>
-        <w:t>Hydrobiologia</w:t>
-      </w:r>
-      <w:r>
-        <w:rPr>
-          <w:sz w:val="18"/>
-          <w:szCs w:val="18"/>
-        </w:rPr>
-        <w:t xml:space="preserve">, 652(1), 57–70. </w:t>
-      </w:r>
-      <w:hyperlink r:id="rId34">
+          <w:rFonts w:cstheme="minorHAnsi"/>
+          <w:sz w:val="20"/>
+          <w:szCs w:val="20"/>
+        </w:rPr>
+        <w:t>Westernhagen, N. von, D. P. Hamilton, &amp; C. A. Pilditch, 2010. Temporal and spatial variations in phytoplankton productivity in surface waters of a warm-temperate, monomictic lake in</w:t>
+      </w:r>
+      <w:r>
+        <w:rPr>
+          <w:rFonts w:cstheme="minorHAnsi"/>
+          <w:sz w:val="20"/>
+          <w:szCs w:val="20"/>
+        </w:rPr>
+        <w:t xml:space="preserve"> </w:t>
+      </w:r>
+      <w:r>
+        <w:rPr>
+          <w:rFonts w:cstheme="minorHAnsi"/>
+          <w:sz w:val="20"/>
+          <w:szCs w:val="20"/>
+        </w:rPr>
+        <w:t>New Zealand. Hydrobiologia 652: 57–70.</w:t>
+      </w:r>
+      <w:r>
+        <w:rPr>
+          <w:rFonts w:cstheme="minorHAnsi"/>
+          <w:sz w:val="20"/>
+          <w:szCs w:val="20"/>
+        </w:rPr>
+        <w:t xml:space="preserve"> </w:t>
+      </w:r>
+      <w:hyperlink r:id="rId64" w:history="1">
         <w:r>
           <w:rPr>
             <w:rStyle w:val="Hyperlink"/>
-            <w:color w:val="auto"/>
-            <w:sz w:val="18"/>
-            <w:szCs w:val="18"/>
-            <w:u w:val="none"/>
+            <w:rFonts w:cstheme="minorHAnsi"/>
+            <w:sz w:val="20"/>
+            <w:szCs w:val="20"/>
           </w:rPr>
           <w:t>https://doi.org/10.1007/s10750-010-0318-4</w:t>
         </w:r>
       </w:hyperlink>
+      <w:r>
+        <w:rPr>
+          <w:rFonts w:cstheme="minorHAnsi"/>
+          <w:sz w:val="20"/>
+          <w:szCs w:val="20"/>
+        </w:rPr>
+        <w:t>.</w:t>
+      </w:r>
     </w:p>
     <w:p>
       <w:pPr>
-        <w:spacing w:line="360" w:lineRule="auto"/>
-        <w:ind w:left="810" w:hanging="720"/>
+        <w:spacing w:line="276" w:lineRule="auto"/>
+        <w:ind w:left="284" w:hanging="284"/>
         <w:jc w:val="left"/>
         <w:rPr>
-          <w:sz w:val="18"/>
-          <w:szCs w:val="18"/>
+          <w:rFonts w:cstheme="minorHAnsi"/>
+          <w:sz w:val="20"/>
+          <w:szCs w:val="20"/>
         </w:rPr>
       </w:pPr>
       <w:r>
         <w:rPr>
-          <w:sz w:val="18"/>
-          <w:szCs w:val="18"/>
-        </w:rPr>
-        <w:t>Wetzel, R. G. (2001). Limnology: Lake and River Ecosystems. Gulf Professional Publishing.</w:t>
+          <w:rFonts w:cstheme="minorHAnsi"/>
+          <w:sz w:val="20"/>
+          <w:szCs w:val="20"/>
+        </w:rPr>
+        <w:t>Wetzel, R. G., 2001. Limnology: Lake and river ecosystems. Gulf Professional Publishing.</w:t>
       </w:r>
     </w:p>
     <w:p>
       <w:pPr>
-        <w:spacing w:line="360" w:lineRule="auto"/>
-        <w:ind w:left="810" w:hanging="720"/>
+        <w:spacing w:line="276" w:lineRule="auto"/>
+        <w:ind w:left="284" w:hanging="284"/>
         <w:jc w:val="left"/>
         <w:rPr>
-          <w:sz w:val="18"/>
-          <w:szCs w:val="18"/>
+          <w:rFonts w:cstheme="minorHAnsi"/>
+          <w:sz w:val="20"/>
+          <w:szCs w:val="20"/>
         </w:rPr>
       </w:pPr>
       <w:r>
         <w:rPr>
-          <w:sz w:val="18"/>
-          <w:szCs w:val="18"/>
-        </w:rPr>
-        <w:t xml:space="preserve">White, J., &amp; Irvine, K. (2003). The use of littoral mesohabitats and their macroinvertebrate assemblages in the ecological assessment of lakes. </w:t>
-      </w:r>
-      <w:r>
-        <w:rPr>
-          <w:i/>
-          <w:iCs/>
-          <w:sz w:val="18"/>
-          <w:szCs w:val="18"/>
-        </w:rPr>
-        <w:t>Aquatic Conservation: Marine and Freshwater Ecosystems</w:t>
-      </w:r>
-      <w:r>
-        <w:rPr>
-          <w:sz w:val="18"/>
-          <w:szCs w:val="18"/>
-        </w:rPr>
-        <w:t xml:space="preserve">, </w:t>
-      </w:r>
-      <w:r>
-        <w:rPr>
-          <w:i/>
-          <w:iCs/>
-          <w:sz w:val="18"/>
-          <w:szCs w:val="18"/>
-        </w:rPr>
-        <w:t>13</w:t>
-      </w:r>
-      <w:r>
-        <w:rPr>
-          <w:sz w:val="18"/>
-          <w:szCs w:val="18"/>
-        </w:rPr>
-        <w:t xml:space="preserve">(4), 331–351. </w:t>
-      </w:r>
-      <w:hyperlink r:id="rId35" w:history="1">
+          <w:rFonts w:cstheme="minorHAnsi"/>
+          <w:sz w:val="20"/>
+          <w:szCs w:val="20"/>
+        </w:rPr>
+        <w:t>White, J., &amp; K. Irvine, 2003. The use of littoral mesohabitats and their macroinvertebrate assemblages in the ecological assessment of lakes. Aquatic Conservation: Marine and Freshwater Ecosystems 13: 331–351.</w:t>
+      </w:r>
+      <w:r>
+        <w:rPr>
+          <w:rFonts w:cstheme="minorHAnsi"/>
+          <w:sz w:val="20"/>
+          <w:szCs w:val="20"/>
+        </w:rPr>
+        <w:t xml:space="preserve"> </w:t>
+      </w:r>
+      <w:hyperlink r:id="rId65" w:history="1">
         <w:r>
           <w:rPr>
             <w:rStyle w:val="Hyperlink"/>
-            <w:color w:val="auto"/>
-            <w:sz w:val="18"/>
-            <w:szCs w:val="18"/>
-            <w:u w:val="none"/>
+            <w:rFonts w:cstheme="minorHAnsi"/>
+            <w:sz w:val="20"/>
+            <w:szCs w:val="20"/>
           </w:rPr>
           <w:t>https://doi.org/10.1002/aqc.586</w:t>
         </w:r>
       </w:hyperlink>
+      <w:r>
+        <w:rPr>
+          <w:rFonts w:cstheme="minorHAnsi"/>
+          <w:sz w:val="20"/>
+          <w:szCs w:val="20"/>
+        </w:rPr>
+        <w:t>.</w:t>
+      </w:r>
     </w:p>
     <w:p>
       <w:pPr>
-        <w:spacing w:line="360" w:lineRule="auto"/>
-        <w:ind w:left="810" w:hanging="720"/>
+        <w:spacing w:line="276" w:lineRule="auto"/>
+        <w:ind w:left="284" w:hanging="284"/>
         <w:jc w:val="left"/>
         <w:rPr>
-          <w:sz w:val="18"/>
-          <w:szCs w:val="18"/>
+          <w:rFonts w:cstheme="minorHAnsi"/>
+          <w:sz w:val="20"/>
+          <w:szCs w:val="20"/>
         </w:rPr>
       </w:pPr>
       <w:r>
         <w:rPr>
-          <w:sz w:val="18"/>
-          <w:szCs w:val="18"/>
-        </w:rPr>
-        <w:t xml:space="preserve">Wood, S. N. (2004). Stable and Efficient Multiple Smoothing Parameter Estimation for Generalized Additive Models. </w:t>
-      </w:r>
-      <w:r>
-        <w:rPr>
-          <w:i/>
-          <w:iCs/>
-          <w:sz w:val="18"/>
-          <w:szCs w:val="18"/>
-        </w:rPr>
-        <w:t>Journal of the American Statistical Association</w:t>
-      </w:r>
-      <w:r>
-        <w:rPr>
-          <w:sz w:val="18"/>
-          <w:szCs w:val="18"/>
-        </w:rPr>
-        <w:t>, 99(467), 673–686. https://doi.org/10.1198/016214504000000980</w:t>
+          <w:rFonts w:cstheme="minorHAnsi"/>
+          <w:sz w:val="20"/>
+          <w:szCs w:val="20"/>
+        </w:rPr>
+        <w:t>Wood, S. N., 2004. Stable and efficient multiple smoothing parameter estimation for generalized additive models. Journal of the American Statistical Association 99: 673–686.</w:t>
+      </w:r>
+      <w:r>
+        <w:rPr>
+          <w:rFonts w:cstheme="minorHAnsi"/>
+          <w:sz w:val="20"/>
+          <w:szCs w:val="20"/>
+        </w:rPr>
+        <w:t xml:space="preserve"> </w:t>
+      </w:r>
+      <w:hyperlink r:id="rId66" w:history="1">
+        <w:r>
+          <w:rPr>
+            <w:rStyle w:val="Hyperlink"/>
+            <w:rFonts w:cstheme="minorHAnsi"/>
+            <w:sz w:val="20"/>
+            <w:szCs w:val="20"/>
+          </w:rPr>
+          <w:t>https://doi.org/10.1198/016214504000000980</w:t>
+        </w:r>
+      </w:hyperlink>
+      <w:r>
+        <w:rPr>
+          <w:rFonts w:cstheme="minorHAnsi"/>
+          <w:sz w:val="20"/>
+          <w:szCs w:val="20"/>
+        </w:rPr>
+        <w:t>.</w:t>
       </w:r>
     </w:p>
     <w:p>
       <w:pPr>
-        <w:spacing w:line="360" w:lineRule="auto"/>
-        <w:ind w:left="810" w:hanging="720"/>
+        <w:spacing w:line="276" w:lineRule="auto"/>
+        <w:ind w:left="284" w:hanging="284"/>
         <w:jc w:val="left"/>
         <w:rPr>
-          <w:sz w:val="18"/>
-          <w:szCs w:val="18"/>
+          <w:rFonts w:cstheme="minorHAnsi"/>
+          <w:sz w:val="20"/>
+          <w:szCs w:val="20"/>
         </w:rPr>
       </w:pPr>
       <w:r>
         <w:rPr>
-          <w:sz w:val="18"/>
-          <w:szCs w:val="18"/>
-        </w:rPr>
-        <w:t>Wood, S. N. (2017). Generalized Additive Models: An Introduction with R, Second Edition (2nd ed.). Chapman and Hall/CRC. https://doi.org/10.1201/9781315370279</w:t>
+          <w:rFonts w:cstheme="minorHAnsi"/>
+          <w:sz w:val="20"/>
+          <w:szCs w:val="20"/>
+        </w:rPr>
+        <w:t>Wood, S. N., 2017.</w:t>
+      </w:r>
+      <w:r>
+        <w:rPr>
+          <w:rFonts w:cstheme="minorHAnsi"/>
+          <w:sz w:val="20"/>
+          <w:szCs w:val="20"/>
+        </w:rPr>
+        <w:t xml:space="preserve"> </w:t>
+      </w:r>
+      <w:hyperlink r:id="rId67" w:history="1">
+        <w:r>
+          <w:rPr>
+            <w:rStyle w:val="Hyperlink"/>
+            <w:rFonts w:cstheme="minorHAnsi"/>
+            <w:sz w:val="20"/>
+            <w:szCs w:val="20"/>
+          </w:rPr>
+          <w:t>Generalized additive models: An introduction with</w:t>
+        </w:r>
+        <w:r>
+          <w:rPr>
+            <w:rStyle w:val="Hyperlink"/>
+            <w:rFonts w:cstheme="minorHAnsi"/>
+            <w:sz w:val="20"/>
+            <w:szCs w:val="20"/>
+          </w:rPr>
+          <w:t xml:space="preserve"> </w:t>
+        </w:r>
+        <w:r>
+          <w:rPr>
+            <w:rStyle w:val="Hyperlink"/>
+            <w:rFonts w:cstheme="minorHAnsi"/>
+            <w:sz w:val="20"/>
+            <w:szCs w:val="20"/>
+          </w:rPr>
+          <w:t>R</w:t>
+        </w:r>
+      </w:hyperlink>
+      <w:r>
+        <w:rPr>
+          <w:rFonts w:cstheme="minorHAnsi"/>
+          <w:sz w:val="20"/>
+          <w:szCs w:val="20"/>
+        </w:rPr>
+        <w:t>. Chapman; Hall/CRC.</w:t>
       </w:r>
     </w:p>
     <w:p>
       <w:pPr>
-        <w:spacing w:line="360" w:lineRule="auto"/>
-        <w:ind w:left="810" w:hanging="720"/>
+        <w:spacing w:line="276" w:lineRule="auto"/>
+        <w:ind w:left="284" w:hanging="284"/>
         <w:jc w:val="left"/>
         <w:rPr>
-          <w:sz w:val="18"/>
-          <w:szCs w:val="18"/>
-          <w:lang w:val="en-NZ"/>
+          <w:rFonts w:cstheme="minorHAnsi"/>
+          <w:sz w:val="20"/>
+          <w:szCs w:val="20"/>
         </w:rPr>
       </w:pPr>
       <w:r>
         <w:rPr>
-          <w:sz w:val="18"/>
-          <w:szCs w:val="18"/>
-          <w:lang w:val="en-NZ"/>
-        </w:rPr>
-        <w:t xml:space="preserve">Woolway, R. I., Sharma, S., Weyhenmeyer, G. A., Debolskiy, A., Golub, M., Mercado-Bettín, D., Perroud, M., Stepanenko, V., Tan, Z., Grant, L., Ladwig, R., Mesman, J., Moore, T. N., Shatwell, T., Vanderkelen, I., Austin, J. A., DeGasperi, C. L., Dokulil, M., La Fuente, S., … Jennings, E. (2021). Phenological shifts in lake stratification under climate change. </w:t>
-      </w:r>
-      <w:r>
-        <w:rPr>
-          <w:i/>
-          <w:iCs/>
-          <w:sz w:val="18"/>
-          <w:szCs w:val="18"/>
-          <w:lang w:val="en-NZ"/>
-        </w:rPr>
-        <w:t>Nature Communications</w:t>
-      </w:r>
-      <w:r>
-        <w:rPr>
-          <w:sz w:val="18"/>
-          <w:szCs w:val="18"/>
-          <w:lang w:val="en-NZ"/>
-        </w:rPr>
-        <w:t xml:space="preserve">, </w:t>
-      </w:r>
-      <w:r>
-        <w:rPr>
-          <w:i/>
-          <w:iCs/>
-          <w:sz w:val="18"/>
-          <w:szCs w:val="18"/>
-          <w:lang w:val="en-NZ"/>
-        </w:rPr>
-        <w:t>12</w:t>
-      </w:r>
-      <w:r>
-        <w:rPr>
-          <w:sz w:val="18"/>
-          <w:szCs w:val="18"/>
-          <w:lang w:val="en-NZ"/>
-        </w:rPr>
-        <w:t xml:space="preserve">(1), 2318. </w:t>
-      </w:r>
-      <w:hyperlink r:id="rId36">
+          <w:rFonts w:cstheme="minorHAnsi"/>
+          <w:sz w:val="20"/>
+          <w:szCs w:val="20"/>
+        </w:rPr>
+        <w:t>Woolway, R. I., S. Sharma, G. A. Weyhenmeyer, A. Debolskiy, M. Golub, D. Mercado-Bettín, M. Perroud, V. Stepanenko, Z. Tan, L. Grant, &amp; others, 2021. Phenological shifts in lake stratification under climate change. Nature Communications 12: 2318.</w:t>
+      </w:r>
+      <w:r>
+        <w:rPr>
+          <w:rFonts w:cstheme="minorHAnsi"/>
+          <w:sz w:val="20"/>
+          <w:szCs w:val="20"/>
+        </w:rPr>
+        <w:t xml:space="preserve"> </w:t>
+      </w:r>
+      <w:hyperlink r:id="rId68" w:history="1">
         <w:r>
           <w:rPr>
             <w:rStyle w:val="Hyperlink"/>
-            <w:color w:val="auto"/>
-            <w:sz w:val="18"/>
-            <w:szCs w:val="18"/>
-            <w:u w:val="none"/>
-            <w:lang w:val="en-NZ"/>
+            <w:rFonts w:cstheme="minorHAnsi"/>
+            <w:sz w:val="20"/>
+            <w:szCs w:val="20"/>
           </w:rPr>
           <w:t>https://doi.org/10.1038/s41467-021-22657-4</w:t>
         </w:r>
       </w:hyperlink>
+      <w:r>
+        <w:rPr>
+          <w:rFonts w:cstheme="minorHAnsi"/>
+          <w:sz w:val="20"/>
+          <w:szCs w:val="20"/>
+        </w:rPr>
+        <w:t>.</w:t>
+      </w:r>
     </w:p>
     <w:p>
       <w:pPr>
-        <w:spacing w:line="360" w:lineRule="auto"/>
-        <w:ind w:left="810" w:hanging="720"/>
+        <w:spacing w:line="276" w:lineRule="auto"/>
+        <w:ind w:left="284" w:hanging="284"/>
         <w:jc w:val="left"/>
         <w:rPr>
-          <w:sz w:val="18"/>
-          <w:szCs w:val="18"/>
+          <w:rFonts w:cstheme="minorHAnsi"/>
+          <w:sz w:val="20"/>
+          <w:szCs w:val="20"/>
         </w:rPr>
       </w:pPr>
       <w:r>
         <w:rPr>
-          <w:sz w:val="18"/>
-          <w:szCs w:val="18"/>
-        </w:rPr>
-        <w:t xml:space="preserve">Zhang, Y., Shen, J., He, L., Feng, J., Chi, L., &amp; Wang, X. (2024). Challenge to Lake Ecosystems: Changes in Thermal Structure Triggered by Climate Change. </w:t>
-      </w:r>
-      <w:r>
-        <w:rPr>
-          <w:i/>
-          <w:iCs/>
-          <w:sz w:val="18"/>
-          <w:szCs w:val="18"/>
-        </w:rPr>
-        <w:t>Water</w:t>
-      </w:r>
-      <w:r>
-        <w:rPr>
-          <w:sz w:val="18"/>
-          <w:szCs w:val="18"/>
-        </w:rPr>
-        <w:t>, 16(6), 888. https://doi.org/10.3390/w16060888</w:t>
+          <w:rFonts w:cstheme="minorHAnsi"/>
+          <w:sz w:val="20"/>
+          <w:szCs w:val="20"/>
+        </w:rPr>
+        <w:t>Zhang, Y., J. Shen, L. He, J. Feng, L. Chi, &amp; X. Wang, 2024. Challenge to lake ecosystems: Changes in thermal structure triggered by climate change. Water 16: 888.</w:t>
+      </w:r>
+      <w:r>
+        <w:rPr>
+          <w:rFonts w:cstheme="minorHAnsi"/>
+          <w:sz w:val="20"/>
+          <w:szCs w:val="20"/>
+        </w:rPr>
+        <w:t xml:space="preserve"> </w:t>
+      </w:r>
+      <w:hyperlink r:id="rId69" w:history="1">
+        <w:r>
+          <w:rPr>
+            <w:rStyle w:val="Hyperlink"/>
+            <w:rFonts w:cstheme="minorHAnsi"/>
+            <w:sz w:val="20"/>
+            <w:szCs w:val="20"/>
+          </w:rPr>
+          <w:t>https://doi.org/10.3390/w16060888</w:t>
+        </w:r>
+      </w:hyperlink>
+      <w:r>
+        <w:rPr>
+          <w:rFonts w:cstheme="minorHAnsi"/>
+          <w:sz w:val="20"/>
+          <w:szCs w:val="20"/>
+        </w:rPr>
+        <w:t>.</w:t>
       </w:r>
     </w:p>
     <w:p>
       <w:pPr>
-        <w:spacing w:line="360" w:lineRule="auto"/>
-        <w:ind w:left="810" w:hanging="720"/>
+        <w:spacing w:line="276" w:lineRule="auto"/>
+        <w:ind w:left="284" w:hanging="284"/>
         <w:jc w:val="left"/>
         <w:rPr>
-          <w:sz w:val="18"/>
-          <w:szCs w:val="18"/>
+          <w:rFonts w:cstheme="minorHAnsi"/>
+          <w:sz w:val="20"/>
+          <w:szCs w:val="20"/>
         </w:rPr>
       </w:pPr>
       <w:r>
         <w:rPr>
-          <w:sz w:val="18"/>
-          <w:szCs w:val="18"/>
-        </w:rPr>
-        <w:t xml:space="preserve">Zuur, A. F., </w:t>
+          <w:rFonts w:cstheme="minorHAnsi"/>
+          <w:sz w:val="20"/>
+          <w:szCs w:val="20"/>
+        </w:rPr>
+        <w:t xml:space="preserve">Zuur, A. F., E. N. </w:t>
       </w:r>
       <w:proofErr w:type="spellStart"/>
       <w:r>
         <w:rPr>
-          <w:sz w:val="18"/>
-          <w:szCs w:val="18"/>
+          <w:rFonts w:cstheme="minorHAnsi"/>
+          <w:sz w:val="20"/>
+          <w:szCs w:val="20"/>
         </w:rPr>
         <w:t>Ieno</w:t>
       </w:r>
       <w:proofErr w:type="spellEnd"/>
       <w:r>
         <w:rPr>
-          <w:sz w:val="18"/>
-          <w:szCs w:val="18"/>
-        </w:rPr>
-        <w:t xml:space="preserve">, E. N., Walker, N., Saveliev, A. A., &amp; Smith, G. M. (2009). Mixed effects models and extensions in ecology with R. Springer. </w:t>
-      </w:r>
-      <w:hyperlink r:id="rId37">
+          <w:rFonts w:cstheme="minorHAnsi"/>
+          <w:sz w:val="20"/>
+          <w:szCs w:val="20"/>
+        </w:rPr>
+        <w:t>, N. Walker, A. A. Saveliev, &amp; G. M. Smith, 2009.</w:t>
+      </w:r>
+      <w:r>
+        <w:rPr>
+          <w:rFonts w:cstheme="minorHAnsi"/>
+          <w:sz w:val="20"/>
+          <w:szCs w:val="20"/>
+        </w:rPr>
+        <w:t xml:space="preserve"> </w:t>
+      </w:r>
+      <w:hyperlink r:id="rId70" w:history="1">
         <w:r>
           <w:rPr>
             <w:rStyle w:val="Hyperlink"/>
-            <w:color w:val="auto"/>
-            <w:sz w:val="18"/>
-            <w:szCs w:val="18"/>
-            <w:u w:val="none"/>
+            <w:rFonts w:cstheme="minorHAnsi"/>
+            <w:sz w:val="20"/>
+            <w:szCs w:val="20"/>
           </w:rPr>
-          <w:t>https://doi.org/10.1007/978-0-387-87458-6</w:t>
+          <w:t>Mixed effects models and extensions in ecology with</w:t>
+        </w:r>
+        <w:r>
+          <w:rPr>
+            <w:rStyle w:val="Hyperlink"/>
+            <w:rFonts w:cstheme="minorHAnsi"/>
+            <w:sz w:val="20"/>
+            <w:szCs w:val="20"/>
+          </w:rPr>
+          <w:t xml:space="preserve"> </w:t>
+        </w:r>
+        <w:r>
+          <w:rPr>
+            <w:rStyle w:val="Hyperlink"/>
+            <w:rFonts w:cstheme="minorHAnsi"/>
+            <w:sz w:val="20"/>
+            <w:szCs w:val="20"/>
+          </w:rPr>
+          <w:t>R</w:t>
         </w:r>
       </w:hyperlink>
+      <w:r>
+        <w:rPr>
+          <w:rFonts w:cstheme="minorHAnsi"/>
+          <w:sz w:val="20"/>
+          <w:szCs w:val="20"/>
+        </w:rPr>
+        <w:t>. Springer.</w:t>
+      </w:r>
     </w:p>
     <w:p>
       <w:pPr>
@@ -14841,10 +16394,7 @@
         <w:spacing w:line="360" w:lineRule="auto"/>
       </w:pPr>
       <w:r>
-        <w:t xml:space="preserve">Fig 1 </w:t>
-      </w:r>
-      <w:r>
-        <w:t>Map of the sampling locations with different dominant littoral habitat types classified. a) Overview map of the 5 lakes. Lakes where invasive catfish were detected are indicated. b) Zoom in of Lake Ōkāreka. c) Guidance map to show the lakes location (white square) on the North Island of Aotearoa New Zealand.</w:t>
+        <w:t>Fig 1 Map of the sampling locations with different dominant littoral habitat types classified. a) Overview map of the 5 lakes. Lakes where invasive catfish were detected are indicated. b) Zoom in of Lake Ōkāreka. c) Guidance map to show the lakes location (white square) on the North Island of Aotearoa New Zealand.</w:t>
       </w:r>
     </w:p>
     <w:p>
@@ -15013,7 +16563,7 @@
                     </pic:cNvPicPr>
                   </pic:nvPicPr>
                   <pic:blipFill>
-                    <a:blip r:embed="rId38" cstate="print">
+                    <a:blip r:embed="rId71" cstate="print">
                       <a:extLst>
                         <a:ext uri="{28A0092B-C50C-407E-A947-70E740481C1C}">
                           <a14:useLocalDpi xmlns:a14="http://schemas.microsoft.com/office/drawing/2010/main" val="0"/>
@@ -15164,7 +16714,7 @@
                     <pic:cNvPicPr/>
                   </pic:nvPicPr>
                   <pic:blipFill>
-                    <a:blip r:embed="rId39" cstate="print">
+                    <a:blip r:embed="rId72" cstate="print">
                       <a:extLst>
                         <a:ext uri="{28A0092B-C50C-407E-A947-70E740481C1C}">
                           <a14:useLocalDpi xmlns:a14="http://schemas.microsoft.com/office/drawing/2010/main" val="0"/>
@@ -15292,7 +16842,7 @@
                     </pic:cNvPicPr>
                   </pic:nvPicPr>
                   <pic:blipFill>
-                    <a:blip r:embed="rId40">
+                    <a:blip r:embed="rId73">
                       <a:extLst>
                         <a:ext uri="{28A0092B-C50C-407E-A947-70E740481C1C}">
                           <a14:useLocalDpi xmlns:a14="http://schemas.microsoft.com/office/drawing/2010/main" val="0"/>
@@ -15413,7 +16963,7 @@
                     </pic:cNvPicPr>
                   </pic:nvPicPr>
                   <pic:blipFill>
-                    <a:blip r:embed="rId41">
+                    <a:blip r:embed="rId74">
                       <a:extLst>
                         <a:ext uri="{28A0092B-C50C-407E-A947-70E740481C1C}">
                           <a14:useLocalDpi xmlns:a14="http://schemas.microsoft.com/office/drawing/2010/main" val="0"/>
@@ -15545,7 +17095,7 @@
                     </pic:cNvPicPr>
                   </pic:nvPicPr>
                   <pic:blipFill>
-                    <a:blip r:embed="rId42">
+                    <a:blip r:embed="rId75">
                       <a:extLst>
                         <a:ext uri="{28A0092B-C50C-407E-A947-70E740481C1C}">
                           <a14:useLocalDpi xmlns:a14="http://schemas.microsoft.com/office/drawing/2010/main" val="0"/>
@@ -15713,7 +17263,7 @@
                     <pic:cNvPicPr/>
                   </pic:nvPicPr>
                   <pic:blipFill>
-                    <a:blip r:embed="rId43" cstate="print">
+                    <a:blip r:embed="rId76" cstate="print">
                       <a:extLst>
                         <a:ext uri="{28A0092B-C50C-407E-A947-70E740481C1C}">
                           <a14:useLocalDpi xmlns:a14="http://schemas.microsoft.com/office/drawing/2010/main" val="0"/>
@@ -15831,7 +17381,7 @@
                     <pic:cNvPicPr/>
                   </pic:nvPicPr>
                   <pic:blipFill>
-                    <a:blip r:embed="rId44"/>
+                    <a:blip r:embed="rId77"/>
                     <a:stretch>
                       <a:fillRect/>
                     </a:stretch>
@@ -51110,7 +52660,7 @@
       </w:pPr>
     </w:p>
     <w:sectPr>
-      <w:footerReference w:type="default" r:id="rId45"/>
+      <w:footerReference w:type="default" r:id="rId78"/>
       <w:pgSz w:w="11906" w:h="16838"/>
       <w:pgMar w:top="1440" w:right="1440" w:bottom="1440" w:left="1440" w:header="708" w:footer="708" w:gutter="0"/>
       <w:lnNumType w:countBy="1" w:restart="continuous"/>

--- a/manuscript/Manuscript_v4.docx
+++ b/manuscript/Manuscript_v4.docx
@@ -485,7 +485,16 @@
         <w:jc w:val="left"/>
       </w:pPr>
       <w:r>
-        <w:t>We thank Te Arawa Lakes Trust and Te Komiti Whakahaere for the opportunity to study kōura in the Rotorua Te Arawa lakes. We are grateful to Soweeta Fort-D’ath and William Anaru (Te Arawa Lakes Trust), and Tihini Grant (Ngāti Pikiao), for facilitating access to the lakes and supporting the field programme. We appreciate Joe Butterworth’s assistance with fieldwork, and the support of Andy Bruere and the Bay of Plenty Regional Council in helping to fund the fieldwork. We thank Calum MacNeil and three anonymous reviewers for feedback on an earlier version of this manuscript.</w:t>
+        <w:t xml:space="preserve">We thank Te Arawa Lakes Trust and Te Komiti Whakahaere for the opportunity to study kōura in the Rotorua Te Arawa lakes. We are grateful to Soweeta Fort-D’ath and William Anaru (Te Arawa Lakes Trust), and Tihini Grant (Ngāti Pikiao), for facilitating access to the lakes and supporting the field programme. We appreciate Joe Butterworth’s assistance with fieldwork, and the support of Andy Bruere and the Bay of Plenty Regional Council in helping to fund the fieldwork. </w:t>
+      </w:r>
+      <w:r>
+        <w:t xml:space="preserve">We thank Calum MacNeil and </w:t>
+      </w:r>
+      <w:r>
+        <w:t>three anonymous</w:t>
+      </w:r>
+      <w:r>
+        <w:t xml:space="preserve"> reviewers across multiple rounds of review for their time and insight, which contributed to improving this manuscript.</w:t>
       </w:r>
     </w:p>
     <w:p>
@@ -601,7 +610,11 @@
         </w:rPr>
       </w:pPr>
       <w:r>
-        <w:t>This study did not involve experimentation on humans or animals. Kōura and fish were captured using standard fisheries sampling methods. Permission to conduct field sampling and handle aquatic fauna was granted by Te Arawa Lakes Trust and Te Komiti Whakahaere. Formal institutional ethical approval was not required.</w:t>
+        <w:t xml:space="preserve">This study did not involve experimentation on humans or animals. Kōura and fish were captured using standard fisheries sampling methods. Permission to conduct field sampling and handle aquatic </w:t>
+      </w:r>
+      <w:r>
+        <w:lastRenderedPageBreak/>
+        <w:t>fauna was granted by Te Arawa Lakes Trust and Te Komiti Whakahaere. Formal institutional ethical approval was not required.</w:t>
       </w:r>
       <w:r>
         <w:rPr>
@@ -625,8 +638,7 @@
           <w:b/>
           <w:bCs/>
         </w:rPr>
-        <w:lastRenderedPageBreak/>
-        <w:t>Declarations</w:t>
+        <w:t>Statements and Declarations</w:t>
       </w:r>
     </w:p>
     <w:p>
@@ -2527,201 +2539,184 @@
           <w:i/>
           <w:iCs/>
         </w:rPr>
-        <w:t xml:space="preserve">Retropinna </w:t>
-      </w:r>
-      <w:proofErr w:type="spellStart"/>
+        <w:t>Retropinna retropinna</w:t>
+      </w:r>
       <w:r>
         <w:rPr>
           <w:i/>
           <w:iCs/>
         </w:rPr>
-        <w:t>retropinna</w:t>
-      </w:r>
-      <w:proofErr w:type="spellEnd"/>
+        <w:t xml:space="preserve"> </w:t>
+      </w:r>
+      <w:r>
+        <w:t>(</w:t>
+      </w:r>
+      <w:r>
+        <w:t>Richardson, 1848</w:t>
+      </w:r>
+      <w:r>
+        <w:t>)</w:t>
+      </w:r>
+      <w:r>
+        <w:t>), kōaro (</w:t>
+      </w:r>
       <w:r>
         <w:rPr>
           <w:i/>
           <w:iCs/>
         </w:rPr>
-        <w:t xml:space="preserve"> </w:t>
-      </w:r>
-      <w:r>
-        <w:t>(</w:t>
-      </w:r>
-      <w:r>
-        <w:t>Richardson, 1848</w:t>
-      </w:r>
-      <w:r>
-        <w:t>)</w:t>
-      </w:r>
-      <w:r>
-        <w:t>), kōaro (</w:t>
+        <w:t>Galaxias brevipinnis</w:t>
       </w:r>
       <w:r>
         <w:rPr>
           <w:i/>
           <w:iCs/>
         </w:rPr>
-        <w:t>Galaxias brevipinnis</w:t>
+        <w:t xml:space="preserve"> </w:t>
+      </w:r>
+      <w:r>
+        <w:t>Günther, 1866</w:t>
+      </w:r>
+      <w:r>
+        <w:t>), rainbow trout, common bully (</w:t>
       </w:r>
       <w:r>
         <w:rPr>
           <w:i/>
           <w:iCs/>
         </w:rPr>
-        <w:t xml:space="preserve"> </w:t>
-      </w:r>
-      <w:r>
-        <w:t>Günther, 1866</w:t>
-      </w:r>
-      <w:r>
-        <w:t>), rainbow trout, common bully (</w:t>
+        <w:t>Gobiomorphus cotidianus</w:t>
       </w:r>
       <w:r>
         <w:rPr>
           <w:i/>
           <w:iCs/>
         </w:rPr>
-        <w:t>Gobiomorphus cotidianus</w:t>
+        <w:t xml:space="preserve"> </w:t>
+      </w:r>
+      <w:r>
+        <w:t>McDowall &amp; Fulton, 1978</w:t>
+      </w:r>
+      <w:r>
+        <w:t>), and mosquitofish (</w:t>
       </w:r>
       <w:r>
         <w:rPr>
           <w:i/>
           <w:iCs/>
         </w:rPr>
+        <w:t>Gambusia affinis</w:t>
+      </w:r>
+      <w:r>
         <w:t xml:space="preserve"> </w:t>
       </w:r>
       <w:r>
-        <w:t>McDowall &amp; Fulton, 1978</w:t>
-      </w:r>
-      <w:r>
-        <w:t>), and mosquitofish (</w:t>
-      </w:r>
-      <w:r>
-        <w:rPr>
-          <w:i/>
-          <w:iCs/>
-        </w:rPr>
-        <w:t>Gambusia affinis</w:t>
+        <w:t>(S. F. Baird &amp; Girard, 1853)</w:t>
+      </w:r>
+      <w:r>
+        <w:t>), were recorded for abundance and</w:t>
       </w:r>
       <w:r>
         <w:t xml:space="preserve"> </w:t>
       </w:r>
       <w:r>
-        <w:t>(S. F. Baird &amp; Girard, 1853)</w:t>
-      </w:r>
-      <w:r>
-        <w:t>), were recorded for abundance and</w:t>
+        <w:t>measured for total length</w:t>
+      </w:r>
+      <w:r>
+        <w:t>,</w:t>
+      </w:r>
+      <w:r>
+        <w:t xml:space="preserve"> and </w:t>
+      </w:r>
+      <w:r>
+        <w:t>weighe</w:t>
+      </w:r>
+      <w:r>
+        <w:t xml:space="preserve">d </w:t>
+      </w:r>
+      <w:r>
+        <w:t xml:space="preserve">for wet mass. </w:t>
+      </w:r>
+      <w:r>
+        <w:t>Catch per unit effort (CPUE) and biomass per unit effort (B</w:t>
+      </w:r>
+      <w:r>
+        <w:t>P</w:t>
+      </w:r>
+      <w:r>
+        <w:t>UE) were calculated for all kōura and fish based on the number of nets</w:t>
+      </w:r>
+      <w:r>
+        <w:t xml:space="preserve"> and traps</w:t>
+      </w:r>
+      <w:r>
+        <w:t xml:space="preserve"> used at each site</w:t>
       </w:r>
       <w:r>
         <w:t xml:space="preserve"> </w:t>
       </w:r>
       <w:r>
-        <w:t>measured for total length</w:t>
+        <w:t>(</w:t>
+      </w:r>
+      <w:r>
+        <w:t>Kusab</w:t>
+      </w:r>
+      <w:r>
+        <w:t>s et al., 2015b</w:t>
+      </w:r>
+      <w:r>
+        <w:t>)</w:t>
+      </w:r>
+      <w:r>
+        <w:t>.</w:t>
+      </w:r>
+      <w:r>
+        <w:t xml:space="preserve"> </w:t>
+      </w:r>
+      <w:r>
+        <w:t>Missing</w:t>
+      </w:r>
+      <w:r>
+        <w:t xml:space="preserve"> kōura</w:t>
+      </w:r>
+      <w:r>
+        <w:t xml:space="preserve"> weights</w:t>
+      </w:r>
+      <w:r>
+        <w:t xml:space="preserve"> due to failure of scale</w:t>
+      </w:r>
+      <w:r>
+        <w:t xml:space="preserve"> (n = 81) were estimated using a log₁₀–log₁₀ length–weight regression fitted to individuals with both measurements (n = 240), following standard approaches for weight</w:t>
+      </w:r>
+      <w:r>
+        <w:t xml:space="preserve"> </w:t>
+      </w:r>
+      <w:r>
+        <w:t>length relationships in aquatic organisms (</w:t>
+      </w:r>
+      <w:r>
+        <w:t>Fig</w:t>
+      </w:r>
+      <w:r>
+        <w:t>.</w:t>
+      </w:r>
+      <w:r>
+        <w:t xml:space="preserve"> S1; </w:t>
+      </w:r>
+      <w:r>
+        <w:t>Froese</w:t>
       </w:r>
       <w:r>
         <w:t>,</w:t>
       </w:r>
       <w:r>
-        <w:t xml:space="preserve"> and </w:t>
-      </w:r>
-      <w:r>
-        <w:t>weighe</w:t>
-      </w:r>
-      <w:r>
-        <w:t xml:space="preserve">d </w:t>
-      </w:r>
-      <w:r>
-        <w:t xml:space="preserve">for wet mass. </w:t>
-      </w:r>
-      <w:r>
-        <w:t>Catch per unit effort (CPUE) and biomass per unit effort (B</w:t>
-      </w:r>
-      <w:r>
-        <w:t>P</w:t>
-      </w:r>
-      <w:r>
-        <w:t>UE) were calculated for all kōura and fish based on the number of nets</w:t>
-      </w:r>
-      <w:r>
-        <w:t xml:space="preserve"> and traps</w:t>
-      </w:r>
-      <w:r>
-        <w:t xml:space="preserve"> used at each site</w:t>
-      </w:r>
-      <w:r>
-        <w:t xml:space="preserve"> </w:t>
-      </w:r>
-      <w:r>
-        <w:t>(</w:t>
-      </w:r>
-      <w:r>
-        <w:t>Kusab</w:t>
-      </w:r>
-      <w:r>
-        <w:t>s et al., 2015b</w:t>
-      </w:r>
-      <w:r>
-        <w:t>)</w:t>
-      </w:r>
-      <w:r>
-        <w:t>.</w:t>
-      </w:r>
-      <w:r>
-        <w:t xml:space="preserve"> </w:t>
-      </w:r>
-      <w:r>
-        <w:t>Missing</w:t>
-      </w:r>
-      <w:r>
-        <w:t xml:space="preserve"> kōura</w:t>
-      </w:r>
-      <w:r>
-        <w:t xml:space="preserve"> weights</w:t>
-      </w:r>
-      <w:r>
-        <w:t xml:space="preserve"> due to failure of scale</w:t>
-      </w:r>
-      <w:r>
-        <w:t xml:space="preserve"> (n = 81) were estimated using a log₁₀–log₁₀ length–weight regression fitted to individuals with both measurements (n = 240), following standard approaches for weight</w:t>
-      </w:r>
-      <w:r>
-        <w:t xml:space="preserve"> </w:t>
-      </w:r>
-      <w:r>
-        <w:t>length relationships in aquatic organisms (</w:t>
-      </w:r>
-      <w:r>
-        <w:t>Fig</w:t>
-      </w:r>
-      <w:r>
-        <w:t>.</w:t>
-      </w:r>
-      <w:r>
-        <w:t xml:space="preserve"> S1; </w:t>
-      </w:r>
-      <w:r>
-        <w:t>Froese</w:t>
-      </w:r>
-      <w:r>
-        <w:t>,</w:t>
-      </w:r>
-      <w:r>
-        <w:t xml:space="preserve"> 2006). Predicted values were </w:t>
-      </w:r>
-      <w:proofErr w:type="gramStart"/>
-      <w:r>
-        <w:t>back</w:t>
+        <w:t xml:space="preserve"> 2006). Predicted values were back</w:t>
       </w:r>
       <w:r>
         <w:t>-</w:t>
       </w:r>
       <w:r>
-        <w:t>transformed</w:t>
-      </w:r>
-      <w:proofErr w:type="gramEnd"/>
-      <w:r>
-        <w:t xml:space="preserve"> with a lognormal bias</w:t>
+        <w:t>transformed with a lognormal bias</w:t>
       </w:r>
       <w:r>
         <w:t xml:space="preserve"> </w:t>
@@ -3031,15 +3026,7 @@
         <w:t xml:space="preserve"> </w:t>
       </w:r>
       <w:r>
-        <w:t>were modelled as smooth terms using thin plate regression splines (bs = '</w:t>
-      </w:r>
-      <w:proofErr w:type="spellStart"/>
-      <w:r>
-        <w:t>ts'</w:t>
-      </w:r>
-      <w:proofErr w:type="spellEnd"/>
-      <w:r>
-        <w:t xml:space="preserve">), which apply additional shrinkage to penalise overly complex relationships and can shrink smooth terms fully to zero during selection (Wood, 2017). Basis dimensions (k) were set based on the number of unique values per predictor and adjusted where necessary to balance flexibility and parsimony. </w:t>
+        <w:t xml:space="preserve">were modelled as smooth terms using thin plate regression splines (bs = 'ts'), which apply additional shrinkage to penalise overly complex relationships and can shrink smooth terms fully to zero during selection (Wood, 2017). Basis dimensions (k) were set based on the number of unique values per predictor and adjusted where necessary to balance flexibility and parsimony. </w:t>
       </w:r>
       <w:r>
         <w:t xml:space="preserve">Binary </w:t>
@@ -5555,11 +5542,9 @@
         </w:rPr>
         <w:t xml:space="preserve"> </w:t>
       </w:r>
-      <w:proofErr w:type="spellStart"/>
       <w:r>
         <w:t>C.Presl</w:t>
       </w:r>
-      <w:proofErr w:type="spellEnd"/>
       <w:r>
         <w:t>) and giant spike rush (</w:t>
       </w:r>
@@ -6279,15 +6264,7 @@
         <w:t xml:space="preserve"> </w:t>
       </w:r>
       <w:r>
-        <w:t>(</w:t>
-      </w:r>
-      <w:proofErr w:type="spellStart"/>
-      <w:r>
-        <w:t>Meerhoff</w:t>
-      </w:r>
-      <w:proofErr w:type="spellEnd"/>
-      <w:r>
-        <w:t xml:space="preserve"> &amp; de los Ángeles González-Sagrario, 2022)</w:t>
+        <w:t>(Meerhoff &amp; de los Ángeles González-Sagrario, 2022)</w:t>
       </w:r>
       <w:r>
         <w:t>.</w:t>
@@ -6397,8 +6374,8 @@
     </w:p>
     <w:p>
       <w:pPr>
-        <w:spacing w:line="276" w:lineRule="auto"/>
-        <w:ind w:left="284" w:hanging="284"/>
+        <w:spacing w:line="360" w:lineRule="auto"/>
+        <w:ind w:left="341" w:hanging="284"/>
         <w:jc w:val="left"/>
         <w:rPr>
           <w:rFonts w:cstheme="minorHAnsi"/>
@@ -6427,8 +6404,10 @@
           <w:rPr>
             <w:rStyle w:val="Hyperlink"/>
             <w:rFonts w:cstheme="minorHAnsi"/>
+            <w:color w:val="auto"/>
             <w:sz w:val="20"/>
             <w:szCs w:val="20"/>
+            <w:u w:val="none"/>
           </w:rPr>
           <w:t>https://doi.org/10.1086/700884</w:t>
         </w:r>
@@ -6444,8 +6423,8 @@
     </w:p>
     <w:p>
       <w:pPr>
-        <w:spacing w:line="276" w:lineRule="auto"/>
-        <w:ind w:left="284" w:hanging="284"/>
+        <w:spacing w:line="360" w:lineRule="auto"/>
+        <w:ind w:left="341" w:hanging="284"/>
         <w:jc w:val="left"/>
         <w:rPr>
           <w:rFonts w:cstheme="minorHAnsi"/>
@@ -6474,8 +6453,10 @@
           <w:rPr>
             <w:rStyle w:val="Hyperlink"/>
             <w:rFonts w:cstheme="minorHAnsi"/>
+            <w:color w:val="auto"/>
             <w:sz w:val="20"/>
             <w:szCs w:val="20"/>
+            <w:u w:val="none"/>
           </w:rPr>
           <w:t>https://doi.org/10.1093/icb/44.6.498</w:t>
         </w:r>
@@ -6491,8 +6472,8 @@
     </w:p>
     <w:p>
       <w:pPr>
-        <w:spacing w:line="276" w:lineRule="auto"/>
-        <w:ind w:left="284" w:hanging="284"/>
+        <w:spacing w:line="360" w:lineRule="auto"/>
+        <w:ind w:left="341" w:hanging="284"/>
         <w:jc w:val="left"/>
         <w:rPr>
           <w:rFonts w:cstheme="minorHAnsi"/>
@@ -6521,8 +6502,10 @@
           <w:rPr>
             <w:rStyle w:val="Hyperlink"/>
             <w:rFonts w:cstheme="minorHAnsi"/>
+            <w:color w:val="auto"/>
             <w:sz w:val="20"/>
             <w:szCs w:val="20"/>
+            <w:u w:val="none"/>
           </w:rPr>
           <w:t>The biology and general ecology of the brown bullhead catfish (</w:t>
         </w:r>
@@ -6530,57 +6513,47 @@
           <w:rPr>
             <w:rStyle w:val="Hyperlink"/>
             <w:rFonts w:cstheme="minorHAnsi"/>
+            <w:i/>
+            <w:iCs/>
+            <w:color w:val="auto"/>
             <w:sz w:val="20"/>
             <w:szCs w:val="20"/>
+            <w:u w:val="none"/>
           </w:rPr>
-          <w:t>A</w:t>
+          <w:t>Ameiurus nebulosus</w:t>
         </w:r>
         <w:r>
           <w:rPr>
             <w:rStyle w:val="Hyperlink"/>
             <w:rFonts w:cstheme="minorHAnsi"/>
-            <w:i/>
-            <w:iCs/>
+            <w:color w:val="auto"/>
             <w:sz w:val="20"/>
             <w:szCs w:val="20"/>
+            <w:u w:val="none"/>
           </w:rPr>
-          <w:t>meiurus nebulosus</w:t>
+          <w:t>) in</w:t>
         </w:r>
         <w:r>
           <w:rPr>
             <w:rStyle w:val="Hyperlink"/>
             <w:rFonts w:cstheme="minorHAnsi"/>
+            <w:color w:val="auto"/>
             <w:sz w:val="20"/>
             <w:szCs w:val="20"/>
+            <w:u w:val="none"/>
           </w:rPr>
-          <w:t xml:space="preserve">) in </w:t>
+          <w:t xml:space="preserve"> </w:t>
         </w:r>
         <w:r>
           <w:rPr>
             <w:rStyle w:val="Hyperlink"/>
             <w:rFonts w:cstheme="minorHAnsi"/>
+            <w:color w:val="auto"/>
             <w:sz w:val="20"/>
             <w:szCs w:val="20"/>
+            <w:u w:val="none"/>
           </w:rPr>
-          <w:t>L</w:t>
-        </w:r>
-        <w:r>
-          <w:rPr>
-            <w:rStyle w:val="Hyperlink"/>
-            <w:rFonts w:cstheme="minorHAnsi"/>
-            <w:sz w:val="20"/>
-            <w:szCs w:val="20"/>
-          </w:rPr>
-          <w:t xml:space="preserve">ake </w:t>
-        </w:r>
-        <w:r>
-          <w:rPr>
-            <w:rStyle w:val="Hyperlink"/>
-            <w:rFonts w:cstheme="minorHAnsi"/>
-            <w:sz w:val="20"/>
-            <w:szCs w:val="20"/>
-          </w:rPr>
-          <w:t>Taupō</w:t>
+          <w:t>Lake Taupo</w:t>
         </w:r>
       </w:hyperlink>
       <w:r>
@@ -6594,8 +6567,8 @@
     </w:p>
     <w:p>
       <w:pPr>
-        <w:spacing w:line="276" w:lineRule="auto"/>
-        <w:ind w:left="284" w:hanging="284"/>
+        <w:spacing w:line="360" w:lineRule="auto"/>
+        <w:ind w:left="341" w:hanging="284"/>
         <w:jc w:val="left"/>
         <w:rPr>
           <w:rFonts w:cstheme="minorHAnsi"/>
@@ -6619,7 +6592,254 @@
           <w:sz w:val="20"/>
           <w:szCs w:val="20"/>
         </w:rPr>
-        <w:t>A</w:t>
+        <w:t>Ameiurus nebulosus</w:t>
+      </w:r>
+      <w:r>
+        <w:rPr>
+          <w:rFonts w:cstheme="minorHAnsi"/>
+          <w:sz w:val="20"/>
+          <w:szCs w:val="20"/>
+        </w:rPr>
+        <w:t>) in</w:t>
+      </w:r>
+      <w:r>
+        <w:rPr>
+          <w:rFonts w:cstheme="minorHAnsi"/>
+          <w:sz w:val="20"/>
+          <w:szCs w:val="20"/>
+        </w:rPr>
+        <w:t xml:space="preserve"> </w:t>
+      </w:r>
+      <w:r>
+        <w:rPr>
+          <w:rFonts w:cstheme="minorHAnsi"/>
+          <w:sz w:val="20"/>
+          <w:szCs w:val="20"/>
+        </w:rPr>
+        <w:t>Lake Taupo. In Managing invasive freshwater fish in</w:t>
+      </w:r>
+      <w:r>
+        <w:rPr>
+          <w:rFonts w:cstheme="minorHAnsi"/>
+          <w:sz w:val="20"/>
+          <w:szCs w:val="20"/>
+        </w:rPr>
+        <w:t xml:space="preserve"> </w:t>
+      </w:r>
+      <w:r>
+        <w:rPr>
+          <w:rFonts w:cstheme="minorHAnsi"/>
+          <w:sz w:val="20"/>
+          <w:szCs w:val="20"/>
+        </w:rPr>
+        <w:t>New Zealand: Proceedings of a workshop hosted by</w:t>
+      </w:r>
+      <w:r>
+        <w:rPr>
+          <w:rFonts w:cstheme="minorHAnsi"/>
+          <w:sz w:val="20"/>
+          <w:szCs w:val="20"/>
+        </w:rPr>
+        <w:t xml:space="preserve"> </w:t>
+      </w:r>
+      <w:r>
+        <w:rPr>
+          <w:rFonts w:cstheme="minorHAnsi"/>
+          <w:sz w:val="20"/>
+          <w:szCs w:val="20"/>
+        </w:rPr>
+        <w:t xml:space="preserve">Department of Conservation, 10–12 </w:t>
+      </w:r>
+      <w:r>
+        <w:rPr>
+          <w:rFonts w:cstheme="minorHAnsi"/>
+          <w:sz w:val="20"/>
+          <w:szCs w:val="20"/>
+        </w:rPr>
+        <w:t>May</w:t>
+      </w:r>
+      <w:r>
+        <w:rPr>
+          <w:rFonts w:cstheme="minorHAnsi"/>
+          <w:sz w:val="20"/>
+          <w:szCs w:val="20"/>
+        </w:rPr>
+        <w:t xml:space="preserve"> 2001,</w:t>
+      </w:r>
+      <w:r>
+        <w:rPr>
+          <w:rFonts w:cstheme="minorHAnsi"/>
+          <w:sz w:val="20"/>
+          <w:szCs w:val="20"/>
+        </w:rPr>
+        <w:t xml:space="preserve"> </w:t>
+      </w:r>
+      <w:r>
+        <w:rPr>
+          <w:rFonts w:cstheme="minorHAnsi"/>
+          <w:sz w:val="20"/>
+          <w:szCs w:val="20"/>
+        </w:rPr>
+        <w:t>Hamilton. Department of Conservation.</w:t>
+      </w:r>
+    </w:p>
+    <w:p>
+      <w:pPr>
+        <w:spacing w:line="360" w:lineRule="auto"/>
+        <w:ind w:left="341" w:hanging="284"/>
+        <w:jc w:val="left"/>
+        <w:rPr>
+          <w:rFonts w:cstheme="minorHAnsi"/>
+          <w:sz w:val="20"/>
+          <w:szCs w:val="20"/>
+        </w:rPr>
+      </w:pPr>
+      <w:r>
+        <w:rPr>
+          <w:rFonts w:cstheme="minorHAnsi"/>
+          <w:sz w:val="20"/>
+          <w:szCs w:val="20"/>
+        </w:rPr>
+        <w:t>Bolker, B. M., M. E. Brooks, C. J. Clark, S. W. Geange, J. R. Poulsen, M. H. H. Stevens, &amp; J.-S. S. White, 2009. Generalized linear mixed models: A practical guide for ecology and evolution. Trends in Ecology &amp; Evolution 24: 127–135.</w:t>
+      </w:r>
+      <w:r>
+        <w:rPr>
+          <w:rFonts w:cstheme="minorHAnsi"/>
+          <w:sz w:val="20"/>
+          <w:szCs w:val="20"/>
+        </w:rPr>
+        <w:t xml:space="preserve"> </w:t>
+      </w:r>
+      <w:hyperlink r:id="rId12" w:history="1">
+        <w:r>
+          <w:rPr>
+            <w:rStyle w:val="Hyperlink"/>
+            <w:rFonts w:cstheme="minorHAnsi"/>
+            <w:color w:val="auto"/>
+            <w:sz w:val="20"/>
+            <w:szCs w:val="20"/>
+            <w:u w:val="none"/>
+          </w:rPr>
+          <w:t>https://doi.org/10.1016/j.tree.2008.10.008</w:t>
+        </w:r>
+      </w:hyperlink>
+      <w:r>
+        <w:rPr>
+          <w:rFonts w:cstheme="minorHAnsi"/>
+          <w:sz w:val="20"/>
+          <w:szCs w:val="20"/>
+        </w:rPr>
+        <w:t>.</w:t>
+      </w:r>
+    </w:p>
+    <w:p>
+      <w:pPr>
+        <w:spacing w:line="360" w:lineRule="auto"/>
+        <w:ind w:left="341" w:hanging="284"/>
+        <w:jc w:val="left"/>
+        <w:rPr>
+          <w:rFonts w:cstheme="minorHAnsi"/>
+          <w:sz w:val="20"/>
+          <w:szCs w:val="20"/>
+        </w:rPr>
+      </w:pPr>
+      <w:r>
+        <w:rPr>
+          <w:rFonts w:cstheme="minorHAnsi"/>
+          <w:sz w:val="20"/>
+          <w:szCs w:val="20"/>
+        </w:rPr>
+        <w:t>Brooks, M. E., K. Kristensen, K. J. van Benthem, A. Magnusson, C. W. Berg, A. Nielsen, H. J. Skaug, M. Mächler, &amp; B. M. Bolker, 2017.</w:t>
+      </w:r>
+      <w:r>
+        <w:rPr>
+          <w:rFonts w:cstheme="minorHAnsi"/>
+          <w:sz w:val="20"/>
+          <w:szCs w:val="20"/>
+        </w:rPr>
+        <w:t xml:space="preserve"> </w:t>
+      </w:r>
+      <w:r>
+        <w:rPr>
+          <w:rFonts w:cstheme="minorHAnsi"/>
+          <w:sz w:val="20"/>
+          <w:szCs w:val="20"/>
+        </w:rPr>
+        <w:t>glmmTMB</w:t>
+      </w:r>
+      <w:r>
+        <w:rPr>
+          <w:rFonts w:cstheme="minorHAnsi"/>
+          <w:sz w:val="20"/>
+          <w:szCs w:val="20"/>
+        </w:rPr>
+        <w:t xml:space="preserve"> </w:t>
+      </w:r>
+      <w:r>
+        <w:rPr>
+          <w:rFonts w:cstheme="minorHAnsi"/>
+          <w:sz w:val="20"/>
+          <w:szCs w:val="20"/>
+        </w:rPr>
+        <w:t>balances speed and flexibility among packages for zero-inflated generalized linear mixed modeling. The R Journal 9: 378–400.</w:t>
+      </w:r>
+      <w:r>
+        <w:rPr>
+          <w:rFonts w:cstheme="minorHAnsi"/>
+          <w:sz w:val="20"/>
+          <w:szCs w:val="20"/>
+        </w:rPr>
+        <w:t xml:space="preserve"> </w:t>
+      </w:r>
+      <w:hyperlink r:id="rId13" w:history="1">
+        <w:r>
+          <w:rPr>
+            <w:rStyle w:val="Hyperlink"/>
+            <w:rFonts w:cstheme="minorHAnsi"/>
+            <w:color w:val="auto"/>
+            <w:sz w:val="20"/>
+            <w:szCs w:val="20"/>
+            <w:u w:val="none"/>
+          </w:rPr>
+          <w:t>https://doi.org/10.32614/RJ-2017-066</w:t>
+        </w:r>
+      </w:hyperlink>
+      <w:r>
+        <w:rPr>
+          <w:rFonts w:cstheme="minorHAnsi"/>
+          <w:sz w:val="20"/>
+          <w:szCs w:val="20"/>
+        </w:rPr>
+        <w:t>.</w:t>
+      </w:r>
+    </w:p>
+    <w:p>
+      <w:pPr>
+        <w:spacing w:line="360" w:lineRule="auto"/>
+        <w:ind w:left="341" w:hanging="284"/>
+        <w:jc w:val="left"/>
+        <w:rPr>
+          <w:rFonts w:cstheme="minorHAnsi"/>
+          <w:sz w:val="20"/>
+          <w:szCs w:val="20"/>
+        </w:rPr>
+      </w:pPr>
+      <w:r>
+        <w:rPr>
+          <w:rFonts w:cstheme="minorHAnsi"/>
+          <w:sz w:val="20"/>
+          <w:szCs w:val="20"/>
+        </w:rPr>
+        <w:lastRenderedPageBreak/>
+        <w:t>Broughton, R. J., I. D. Marsden, J. V. Hill, &amp; C. N. Glover, 2017. Behavioural, physiological and biochemical responses to aquatic hypoxia in the freshwater crayfish,</w:t>
+      </w:r>
+      <w:r>
+        <w:rPr>
+          <w:rFonts w:cstheme="minorHAnsi"/>
+          <w:sz w:val="20"/>
+          <w:szCs w:val="20"/>
+        </w:rPr>
+        <w:t xml:space="preserve"> </w:t>
       </w:r>
       <w:r>
         <w:rPr>
@@ -6629,7 +6849,7 @@
           <w:sz w:val="20"/>
           <w:szCs w:val="20"/>
         </w:rPr>
-        <w:t>meiurus nebulosus</w:t>
+        <w:t>Paranephrops zealandicus</w:t>
       </w:r>
       <w:r>
         <w:rPr>
@@ -6637,281 +6857,7 @@
           <w:sz w:val="20"/>
           <w:szCs w:val="20"/>
         </w:rPr>
-        <w:t xml:space="preserve">) in </w:t>
-      </w:r>
-      <w:r>
-        <w:rPr>
-          <w:rFonts w:cstheme="minorHAnsi"/>
-          <w:sz w:val="20"/>
-          <w:szCs w:val="20"/>
-        </w:rPr>
-        <w:t>L</w:t>
-      </w:r>
-      <w:r>
-        <w:rPr>
-          <w:rFonts w:cstheme="minorHAnsi"/>
-          <w:sz w:val="20"/>
-          <w:szCs w:val="20"/>
-        </w:rPr>
-        <w:t xml:space="preserve">ake </w:t>
-      </w:r>
-      <w:r>
-        <w:rPr>
-          <w:rFonts w:cstheme="minorHAnsi"/>
-          <w:sz w:val="20"/>
-          <w:szCs w:val="20"/>
-        </w:rPr>
-        <w:t>Taupō</w:t>
-      </w:r>
-      <w:r>
-        <w:rPr>
-          <w:rFonts w:cstheme="minorHAnsi"/>
-          <w:sz w:val="20"/>
-          <w:szCs w:val="20"/>
-        </w:rPr>
-        <w:t xml:space="preserve">. In Managing invasive freshwater fish in </w:t>
-      </w:r>
-      <w:r>
-        <w:rPr>
-          <w:rFonts w:cstheme="minorHAnsi"/>
-          <w:sz w:val="20"/>
-          <w:szCs w:val="20"/>
-        </w:rPr>
-        <w:t>N</w:t>
-      </w:r>
-      <w:r>
-        <w:rPr>
-          <w:rFonts w:cstheme="minorHAnsi"/>
-          <w:sz w:val="20"/>
-          <w:szCs w:val="20"/>
-        </w:rPr>
-        <w:t xml:space="preserve">ew </w:t>
-      </w:r>
-      <w:r>
-        <w:rPr>
-          <w:rFonts w:cstheme="minorHAnsi"/>
-          <w:sz w:val="20"/>
-          <w:szCs w:val="20"/>
-        </w:rPr>
-        <w:t>Zealand</w:t>
-      </w:r>
-      <w:r>
-        <w:rPr>
-          <w:rFonts w:cstheme="minorHAnsi"/>
-          <w:sz w:val="20"/>
-          <w:szCs w:val="20"/>
-        </w:rPr>
-        <w:t xml:space="preserve">: Proceedings of a workshop hosted by department of conservation, 10–12 </w:t>
-      </w:r>
-      <w:r>
-        <w:rPr>
-          <w:rFonts w:cstheme="minorHAnsi"/>
-          <w:sz w:val="20"/>
-          <w:szCs w:val="20"/>
-        </w:rPr>
-        <w:t>May</w:t>
-      </w:r>
-      <w:r>
-        <w:rPr>
-          <w:rFonts w:cstheme="minorHAnsi"/>
-          <w:sz w:val="20"/>
-          <w:szCs w:val="20"/>
-        </w:rPr>
-        <w:t xml:space="preserve"> 2001, </w:t>
-      </w:r>
-      <w:r>
-        <w:rPr>
-          <w:rFonts w:cstheme="minorHAnsi"/>
-          <w:sz w:val="20"/>
-          <w:szCs w:val="20"/>
-        </w:rPr>
-        <w:t>Hamilton</w:t>
-      </w:r>
-      <w:r>
-        <w:rPr>
-          <w:rFonts w:cstheme="minorHAnsi"/>
-          <w:sz w:val="20"/>
-          <w:szCs w:val="20"/>
-        </w:rPr>
-        <w:t>. Department of Conservation.</w:t>
-      </w:r>
-    </w:p>
-    <w:p>
-      <w:pPr>
-        <w:spacing w:line="276" w:lineRule="auto"/>
-        <w:ind w:left="284" w:hanging="284"/>
-        <w:jc w:val="left"/>
-        <w:rPr>
-          <w:rFonts w:cstheme="minorHAnsi"/>
-          <w:sz w:val="20"/>
-          <w:szCs w:val="20"/>
-        </w:rPr>
-      </w:pPr>
-      <w:r>
-        <w:rPr>
-          <w:rFonts w:cstheme="minorHAnsi"/>
-          <w:sz w:val="20"/>
-          <w:szCs w:val="20"/>
-        </w:rPr>
-        <w:t>Bolker, B. M., M. E. Brooks, C. J. Clark, S. W. Geange, J. R. Poulsen, M. H. H. Stevens, &amp; J.-S. S. White, 2009. Generalized linear mixed models: A practical guide for ecology and evolution. Trends in Ecology &amp; Evolution 24: 127–135.</w:t>
-      </w:r>
-      <w:r>
-        <w:rPr>
-          <w:rFonts w:cstheme="minorHAnsi"/>
-          <w:sz w:val="20"/>
-          <w:szCs w:val="20"/>
-        </w:rPr>
-        <w:t xml:space="preserve"> </w:t>
-      </w:r>
-      <w:hyperlink r:id="rId12" w:history="1">
-        <w:r>
-          <w:rPr>
-            <w:rStyle w:val="Hyperlink"/>
-            <w:rFonts w:cstheme="minorHAnsi"/>
-            <w:sz w:val="20"/>
-            <w:szCs w:val="20"/>
-          </w:rPr>
-          <w:t>https://doi.org/10.1016/j.tree.2008.10.008</w:t>
-        </w:r>
-      </w:hyperlink>
-      <w:r>
-        <w:rPr>
-          <w:rFonts w:cstheme="minorHAnsi"/>
-          <w:sz w:val="20"/>
-          <w:szCs w:val="20"/>
-        </w:rPr>
-        <w:t>.</w:t>
-      </w:r>
-    </w:p>
-    <w:p>
-      <w:pPr>
-        <w:spacing w:line="276" w:lineRule="auto"/>
-        <w:ind w:left="284" w:hanging="284"/>
-        <w:jc w:val="left"/>
-        <w:rPr>
-          <w:rFonts w:cstheme="minorHAnsi"/>
-          <w:sz w:val="20"/>
-          <w:szCs w:val="20"/>
-        </w:rPr>
-      </w:pPr>
-      <w:r>
-        <w:rPr>
-          <w:rFonts w:cstheme="minorHAnsi"/>
-          <w:sz w:val="20"/>
-          <w:szCs w:val="20"/>
-        </w:rPr>
-        <w:t>Brooks, M. E., K. Kristensen, K. J. van Benthem, A. Magnusson, C. W. Berg, A. Nielsen, H. J. Skaug, M. Mächler, &amp; B. M. Bolker, 2017.</w:t>
-      </w:r>
-      <w:r>
-        <w:rPr>
-          <w:rFonts w:cstheme="minorHAnsi"/>
-          <w:sz w:val="20"/>
-          <w:szCs w:val="20"/>
-        </w:rPr>
-        <w:t xml:space="preserve"> </w:t>
-      </w:r>
-      <w:r>
-        <w:rPr>
-          <w:rFonts w:cstheme="minorHAnsi"/>
-          <w:sz w:val="20"/>
-          <w:szCs w:val="20"/>
-        </w:rPr>
-        <w:t>glmmTMB</w:t>
-      </w:r>
-      <w:r>
-        <w:rPr>
-          <w:rFonts w:cstheme="minorHAnsi"/>
-          <w:sz w:val="20"/>
-          <w:szCs w:val="20"/>
-        </w:rPr>
-        <w:t xml:space="preserve"> </w:t>
-      </w:r>
-      <w:r>
-        <w:rPr>
-          <w:rFonts w:cstheme="minorHAnsi"/>
-          <w:sz w:val="20"/>
-          <w:szCs w:val="20"/>
-        </w:rPr>
-        <w:t xml:space="preserve">balances speed and flexibility among packages for zero-inflated generalized linear mixed </w:t>
-      </w:r>
-      <w:r>
-        <w:rPr>
-          <w:rFonts w:cstheme="minorHAnsi"/>
-          <w:sz w:val="20"/>
-          <w:szCs w:val="20"/>
-        </w:rPr>
-        <w:t>modelling</w:t>
-      </w:r>
-      <w:r>
-        <w:rPr>
-          <w:rFonts w:cstheme="minorHAnsi"/>
-          <w:sz w:val="20"/>
-          <w:szCs w:val="20"/>
-        </w:rPr>
-        <w:t>. The R Journal 9: 378–400.</w:t>
-      </w:r>
-      <w:r>
-        <w:rPr>
-          <w:rFonts w:cstheme="minorHAnsi"/>
-          <w:sz w:val="20"/>
-          <w:szCs w:val="20"/>
-        </w:rPr>
-        <w:t xml:space="preserve"> </w:t>
-      </w:r>
-      <w:hyperlink r:id="rId13" w:history="1">
-        <w:r>
-          <w:rPr>
-            <w:rStyle w:val="Hyperlink"/>
-            <w:rFonts w:cstheme="minorHAnsi"/>
-            <w:sz w:val="20"/>
-            <w:szCs w:val="20"/>
-          </w:rPr>
-          <w:t>https://doi.org/10.32614/RJ-2017-066</w:t>
-        </w:r>
-      </w:hyperlink>
-      <w:r>
-        <w:rPr>
-          <w:rFonts w:cstheme="minorHAnsi"/>
-          <w:sz w:val="20"/>
-          <w:szCs w:val="20"/>
-        </w:rPr>
-        <w:t>.</w:t>
-      </w:r>
-    </w:p>
-    <w:p>
-      <w:pPr>
-        <w:spacing w:line="276" w:lineRule="auto"/>
-        <w:ind w:left="284" w:hanging="284"/>
-        <w:jc w:val="left"/>
-        <w:rPr>
-          <w:rFonts w:cstheme="minorHAnsi"/>
-          <w:sz w:val="20"/>
-          <w:szCs w:val="20"/>
-        </w:rPr>
-      </w:pPr>
-      <w:r>
-        <w:rPr>
-          <w:rFonts w:cstheme="minorHAnsi"/>
-          <w:sz w:val="20"/>
-          <w:szCs w:val="20"/>
-        </w:rPr>
-        <w:t xml:space="preserve">Bunch, A. J., M. S. Allen, &amp; D. C. Gwinn, 2010. Spatial and temporal hypoxia dynamics in dense emergent macrophytes in a </w:t>
-      </w:r>
-      <w:r>
-        <w:rPr>
-          <w:rFonts w:cstheme="minorHAnsi"/>
-          <w:sz w:val="20"/>
-          <w:szCs w:val="20"/>
-        </w:rPr>
-        <w:t>Florida</w:t>
-      </w:r>
-      <w:r>
-        <w:rPr>
-          <w:rFonts w:cstheme="minorHAnsi"/>
-          <w:sz w:val="20"/>
-          <w:szCs w:val="20"/>
-        </w:rPr>
-        <w:t xml:space="preserve"> lake. Wetlands 30: 429–435.</w:t>
+        <w:t>. Comparative Biochemistry and Physiology Part A: Molecular &amp; Integrative Physiology 212: 72–80.</w:t>
       </w:r>
       <w:r>
         <w:rPr>
@@ -6926,10 +6872,12 @@
           <w:rPr>
             <w:rStyle w:val="Hyperlink"/>
             <w:rFonts w:cstheme="minorHAnsi"/>
+            <w:color w:val="auto"/>
             <w:sz w:val="20"/>
             <w:szCs w:val="20"/>
+            <w:u w:val="none"/>
           </w:rPr>
-          <w:t>https://doi.org/10.1007/s13157-010-0051-9</w:t>
+          <w:t>https://doi.org/10.1016/j.cbpa.2017.07.013</w:t>
         </w:r>
       </w:hyperlink>
       <w:r>
@@ -6943,8 +6891,8 @@
     </w:p>
     <w:p>
       <w:pPr>
-        <w:spacing w:line="276" w:lineRule="auto"/>
-        <w:ind w:left="284" w:hanging="284"/>
+        <w:spacing w:line="360" w:lineRule="auto"/>
+        <w:ind w:left="341" w:hanging="284"/>
         <w:jc w:val="left"/>
         <w:rPr>
           <w:rFonts w:cstheme="minorHAnsi"/>
@@ -6958,7 +6906,7 @@
           <w:sz w:val="20"/>
           <w:szCs w:val="20"/>
         </w:rPr>
-        <w:t xml:space="preserve">Capinha, C., E. R. Larson, E. Tricarico, J. D. Olden, &amp; F. Gherardi, 2013. Effects of climate change, invasive species, and disease on the distribution of native </w:t>
+        <w:t xml:space="preserve">Bunch, A. J., M. S. Allen, &amp; D. C. Gwinn, 2010. Spatial and temporal hypoxia dynamics in dense emergent macrophytes in a </w:t>
       </w:r>
       <w:r>
         <w:rPr>
@@ -6966,7 +6914,7 @@
           <w:sz w:val="20"/>
           <w:szCs w:val="20"/>
         </w:rPr>
-        <w:t>European</w:t>
+        <w:t>Florida</w:t>
       </w:r>
       <w:r>
         <w:rPr>
@@ -6974,7 +6922,7 @@
           <w:sz w:val="20"/>
           <w:szCs w:val="20"/>
         </w:rPr>
-        <w:t xml:space="preserve"> crayfishes. Conservation Biology 27: 731–740.</w:t>
+        <w:t xml:space="preserve"> lake. Wetlands 30: 429–435.</w:t>
       </w:r>
       <w:r>
         <w:rPr>
@@ -6989,10 +6937,12 @@
           <w:rPr>
             <w:rStyle w:val="Hyperlink"/>
             <w:rFonts w:cstheme="minorHAnsi"/>
+            <w:color w:val="auto"/>
             <w:sz w:val="20"/>
             <w:szCs w:val="20"/>
+            <w:u w:val="none"/>
           </w:rPr>
-          <w:t>https://doi.org/10.1111/cobi.12043</w:t>
+          <w:t>https://doi.org/10.1007/s13157-010-0051-9</w:t>
         </w:r>
       </w:hyperlink>
       <w:r>
@@ -7006,8 +6956,8 @@
     </w:p>
     <w:p>
       <w:pPr>
-        <w:spacing w:line="276" w:lineRule="auto"/>
-        <w:ind w:left="284" w:hanging="284"/>
+        <w:spacing w:line="360" w:lineRule="auto"/>
+        <w:ind w:left="341" w:hanging="284"/>
         <w:jc w:val="left"/>
         <w:rPr>
           <w:rFonts w:cstheme="minorHAnsi"/>
@@ -7021,8 +6971,23 @@
           <w:sz w:val="20"/>
           <w:szCs w:val="20"/>
         </w:rPr>
-        <w:lastRenderedPageBreak/>
-        <w:t>Chambers, P. A., 1987. Nearshore occurrence of submersed aquatic macrophytes in relation to wave action. Canadian Journal of Fisheries and Aquatic Sciences 44: 1666–1669.</w:t>
+        <w:t xml:space="preserve">Capinha, C., E. R. Larson, E. Tricarico, J. D. Olden, &amp; F. Gherardi, 2013. Effects of climate change, invasive species, and disease on the distribution of native </w:t>
+      </w:r>
+      <w:r>
+        <w:rPr>
+          <w:rFonts w:cstheme="minorHAnsi"/>
+          <w:sz w:val="20"/>
+          <w:szCs w:val="20"/>
+        </w:rPr>
+        <w:t>European</w:t>
+      </w:r>
+      <w:r>
+        <w:rPr>
+          <w:rFonts w:cstheme="minorHAnsi"/>
+          <w:sz w:val="20"/>
+          <w:szCs w:val="20"/>
+        </w:rPr>
+        <w:t xml:space="preserve"> crayfishes. Conservation Biology 27: 731–740.</w:t>
       </w:r>
       <w:r>
         <w:rPr>
@@ -7037,10 +7002,12 @@
           <w:rPr>
             <w:rStyle w:val="Hyperlink"/>
             <w:rFonts w:cstheme="minorHAnsi"/>
+            <w:color w:val="auto"/>
             <w:sz w:val="20"/>
             <w:szCs w:val="20"/>
+            <w:u w:val="none"/>
           </w:rPr>
-          <w:t>https://doi.org/10.1139/f87-204</w:t>
+          <w:t>https://doi.org/10.1111/cobi.12043</w:t>
         </w:r>
       </w:hyperlink>
       <w:r>
@@ -7054,8 +7021,8 @@
     </w:p>
     <w:p>
       <w:pPr>
-        <w:spacing w:line="276" w:lineRule="auto"/>
-        <w:ind w:left="284" w:hanging="284"/>
+        <w:spacing w:line="360" w:lineRule="auto"/>
+        <w:ind w:left="341" w:hanging="284"/>
         <w:jc w:val="left"/>
         <w:rPr>
           <w:rFonts w:cstheme="minorHAnsi"/>
@@ -7069,27 +7036,7 @@
           <w:sz w:val="20"/>
           <w:szCs w:val="20"/>
         </w:rPr>
-        <w:t>Collier, K. J., S. M. Parkyn, &amp; C. F. Rabeni, 1997. Koura: A keystone species. Water and Atmosphere 5: 18–20.</w:t>
-      </w:r>
-    </w:p>
-    <w:p>
-      <w:pPr>
-        <w:spacing w:line="276" w:lineRule="auto"/>
-        <w:ind w:left="284" w:hanging="284"/>
-        <w:jc w:val="left"/>
-        <w:rPr>
-          <w:rFonts w:cstheme="minorHAnsi"/>
-          <w:sz w:val="20"/>
-          <w:szCs w:val="20"/>
-        </w:rPr>
-      </w:pPr>
-      <w:r>
-        <w:rPr>
-          <w:rFonts w:cstheme="minorHAnsi"/>
-          <w:sz w:val="20"/>
-          <w:szCs w:val="20"/>
-        </w:rPr>
-        <w:t>Creed, R. P., &amp; J. M. Reed, 2004. Ecosystem engineering by crayfish in a headwater stream community. Journal of the North American Benthological Society 23: 224–236.</w:t>
+        <w:t>Chambers, P. A., 1987. Nearshore occurrence of submersed aquatic macrophytes in relation to wave action. Canadian Journal of Fisheries and Aquatic Sciences 44: 1666–1669.</w:t>
       </w:r>
       <w:r>
         <w:rPr>
@@ -7104,10 +7051,12 @@
           <w:rPr>
             <w:rStyle w:val="Hyperlink"/>
             <w:rFonts w:cstheme="minorHAnsi"/>
+            <w:color w:val="auto"/>
             <w:sz w:val="20"/>
             <w:szCs w:val="20"/>
+            <w:u w:val="none"/>
           </w:rPr>
-          <w:t>https://doi.org/10.1899/0887-3593(2004)023&lt;0224:EEBCIA&gt;2.0.CO;2</w:t>
+          <w:t>https://doi.org/10.1139/f87-204</w:t>
         </w:r>
       </w:hyperlink>
       <w:r>
@@ -7121,8 +7070,8 @@
     </w:p>
     <w:p>
       <w:pPr>
-        <w:spacing w:line="276" w:lineRule="auto"/>
-        <w:ind w:left="284" w:hanging="284"/>
+        <w:spacing w:line="360" w:lineRule="auto"/>
+        <w:ind w:left="341" w:hanging="284"/>
         <w:jc w:val="left"/>
         <w:rPr>
           <w:rFonts w:cstheme="minorHAnsi"/>
@@ -7136,7 +7085,7 @@
           <w:sz w:val="20"/>
           <w:szCs w:val="20"/>
         </w:rPr>
-        <w:t>Danilović, M., I. Maguire, &amp; L. Füreder, 2022. Overlooked keystone species in conservation plans of fluvial ecosystems in</w:t>
+        <w:t>Coffey, B. T., &amp; J. S. Clayton, 1988. Contrasting deep-water macrophyte communities in two highly transparent</w:t>
       </w:r>
       <w:r>
         <w:rPr>
@@ -7152,7 +7101,57 @@
           <w:sz w:val="20"/>
           <w:szCs w:val="20"/>
         </w:rPr>
-        <w:t>Southeast Europe: A review of native freshwater crayfish species. Knowledge &amp; Management of Aquatic Ecosystems 423: 21.</w:t>
+        <w:t>New Zealand</w:t>
+      </w:r>
+      <w:r>
+        <w:rPr>
+          <w:rFonts w:cstheme="minorHAnsi"/>
+          <w:sz w:val="20"/>
+          <w:szCs w:val="20"/>
+        </w:rPr>
+        <w:t xml:space="preserve"> </w:t>
+      </w:r>
+      <w:r>
+        <w:rPr>
+          <w:rFonts w:cstheme="minorHAnsi"/>
+          <w:sz w:val="20"/>
+          <w:szCs w:val="20"/>
+        </w:rPr>
+        <w:t>lakes and their possible association with freshwater crayfish,</w:t>
+      </w:r>
+      <w:r>
+        <w:rPr>
+          <w:rFonts w:cstheme="minorHAnsi"/>
+          <w:sz w:val="20"/>
+          <w:szCs w:val="20"/>
+        </w:rPr>
+        <w:t xml:space="preserve"> </w:t>
+      </w:r>
+      <w:r>
+        <w:rPr>
+          <w:rFonts w:cstheme="minorHAnsi"/>
+          <w:i/>
+          <w:iCs/>
+          <w:sz w:val="20"/>
+          <w:szCs w:val="20"/>
+        </w:rPr>
+        <w:t>Paranephrops</w:t>
+      </w:r>
+      <w:r>
+        <w:rPr>
+          <w:rFonts w:cstheme="minorHAnsi"/>
+          <w:sz w:val="20"/>
+          <w:szCs w:val="20"/>
+        </w:rPr>
+        <w:t xml:space="preserve"> </w:t>
+      </w:r>
+      <w:r>
+        <w:rPr>
+          <w:rFonts w:cstheme="minorHAnsi"/>
+          <w:sz w:val="20"/>
+          <w:szCs w:val="20"/>
+        </w:rPr>
+        <w:t>spp. New Zealand Journal of Marine and Freshwater Research 22: 225–230.</w:t>
       </w:r>
       <w:r>
         <w:rPr>
@@ -7167,10 +7166,12 @@
           <w:rPr>
             <w:rStyle w:val="Hyperlink"/>
             <w:rFonts w:cstheme="minorHAnsi"/>
+            <w:color w:val="auto"/>
             <w:sz w:val="20"/>
             <w:szCs w:val="20"/>
+            <w:u w:val="none"/>
           </w:rPr>
-          <w:t>https://doi.org/10.1051/kmae/2022016</w:t>
+          <w:t>https://doi.org/10.1080/00288330.1988.9516294</w:t>
         </w:r>
       </w:hyperlink>
       <w:r>
@@ -7184,8 +7185,8 @@
     </w:p>
     <w:p>
       <w:pPr>
-        <w:spacing w:line="276" w:lineRule="auto"/>
-        <w:ind w:left="284" w:hanging="284"/>
+        <w:spacing w:line="360" w:lineRule="auto"/>
+        <w:ind w:left="341" w:hanging="284"/>
         <w:jc w:val="left"/>
         <w:rPr>
           <w:rFonts w:cstheme="minorHAnsi"/>
@@ -7199,7 +7200,27 @@
           <w:sz w:val="20"/>
           <w:szCs w:val="20"/>
         </w:rPr>
-        <w:t>Dedual, M., 2002.</w:t>
+        <w:t>Collier, K. J., S. M. Parkyn, &amp; C. F. Rabeni, 1997. Koura: A keystone species. Water and Atmosphere 5: 18–20.</w:t>
+      </w:r>
+    </w:p>
+    <w:p>
+      <w:pPr>
+        <w:spacing w:line="360" w:lineRule="auto"/>
+        <w:ind w:left="341" w:hanging="284"/>
+        <w:jc w:val="left"/>
+        <w:rPr>
+          <w:rFonts w:cstheme="minorHAnsi"/>
+          <w:sz w:val="20"/>
+          <w:szCs w:val="20"/>
+        </w:rPr>
+      </w:pPr>
+      <w:r>
+        <w:rPr>
+          <w:rFonts w:cstheme="minorHAnsi"/>
+          <w:sz w:val="20"/>
+          <w:szCs w:val="20"/>
+        </w:rPr>
+        <w:t>Creed, R. P., &amp; J. M. Reed, 2004. Ecosystem engineering by crayfish in a headwater stream community. Journal of the North American Benthological Society 23: 224–236.</w:t>
       </w:r>
       <w:r>
         <w:rPr>
@@ -7214,8 +7235,124 @@
           <w:rPr>
             <w:rStyle w:val="Hyperlink"/>
             <w:rFonts w:cstheme="minorHAnsi"/>
+            <w:color w:val="auto"/>
             <w:sz w:val="20"/>
             <w:szCs w:val="20"/>
+            <w:u w:val="none"/>
+          </w:rPr>
+          <w:t>https://doi.org/10.1899/0887-3593(2004)023&lt;0224:EEBCIA&gt;2.0.CO;2</w:t>
+        </w:r>
+      </w:hyperlink>
+      <w:r>
+        <w:rPr>
+          <w:rFonts w:cstheme="minorHAnsi"/>
+          <w:sz w:val="20"/>
+          <w:szCs w:val="20"/>
+        </w:rPr>
+        <w:t>.</w:t>
+      </w:r>
+    </w:p>
+    <w:p>
+      <w:pPr>
+        <w:spacing w:line="360" w:lineRule="auto"/>
+        <w:ind w:left="341" w:hanging="284"/>
+        <w:jc w:val="left"/>
+        <w:rPr>
+          <w:rFonts w:cstheme="minorHAnsi"/>
+          <w:sz w:val="20"/>
+          <w:szCs w:val="20"/>
+        </w:rPr>
+      </w:pPr>
+      <w:r>
+        <w:rPr>
+          <w:rFonts w:cstheme="minorHAnsi"/>
+          <w:sz w:val="20"/>
+          <w:szCs w:val="20"/>
+        </w:rPr>
+        <w:t>Danilović, M., I. Maguire, &amp; L. Füreder, 2022. Overlooked keystone species in conservation plans of fluvial ecosystems in</w:t>
+      </w:r>
+      <w:r>
+        <w:rPr>
+          <w:rFonts w:cstheme="minorHAnsi"/>
+          <w:sz w:val="20"/>
+          <w:szCs w:val="20"/>
+        </w:rPr>
+        <w:t xml:space="preserve"> </w:t>
+      </w:r>
+      <w:r>
+        <w:rPr>
+          <w:rFonts w:cstheme="minorHAnsi"/>
+          <w:sz w:val="20"/>
+          <w:szCs w:val="20"/>
+        </w:rPr>
+        <w:t>Southeast Europe: A review of native freshwater crayfish species. Knowledge &amp; Management of Aquatic Ecosystems 423: 21.</w:t>
+      </w:r>
+      <w:r>
+        <w:rPr>
+          <w:rFonts w:cstheme="minorHAnsi"/>
+          <w:sz w:val="20"/>
+          <w:szCs w:val="20"/>
+        </w:rPr>
+        <w:t xml:space="preserve"> </w:t>
+      </w:r>
+      <w:hyperlink r:id="rId20" w:history="1">
+        <w:r>
+          <w:rPr>
+            <w:rStyle w:val="Hyperlink"/>
+            <w:rFonts w:cstheme="minorHAnsi"/>
+            <w:color w:val="auto"/>
+            <w:sz w:val="20"/>
+            <w:szCs w:val="20"/>
+            <w:u w:val="none"/>
+          </w:rPr>
+          <w:t>https://doi.org/10.1051/kmae/2022016</w:t>
+        </w:r>
+      </w:hyperlink>
+      <w:r>
+        <w:rPr>
+          <w:rFonts w:cstheme="minorHAnsi"/>
+          <w:sz w:val="20"/>
+          <w:szCs w:val="20"/>
+        </w:rPr>
+        <w:t>.</w:t>
+      </w:r>
+    </w:p>
+    <w:p>
+      <w:pPr>
+        <w:spacing w:line="360" w:lineRule="auto"/>
+        <w:ind w:left="341" w:hanging="284"/>
+        <w:jc w:val="left"/>
+        <w:rPr>
+          <w:rFonts w:cstheme="minorHAnsi"/>
+          <w:sz w:val="20"/>
+          <w:szCs w:val="20"/>
+        </w:rPr>
+      </w:pPr>
+      <w:r>
+        <w:rPr>
+          <w:rFonts w:cstheme="minorHAnsi"/>
+          <w:sz w:val="20"/>
+          <w:szCs w:val="20"/>
+        </w:rPr>
+        <w:t>Dedual, M., 2002.</w:t>
+      </w:r>
+      <w:r>
+        <w:rPr>
+          <w:rFonts w:cstheme="minorHAnsi"/>
+          <w:sz w:val="20"/>
+          <w:szCs w:val="20"/>
+        </w:rPr>
+        <w:t xml:space="preserve"> </w:t>
+      </w:r>
+      <w:hyperlink r:id="rId21" w:history="1">
+        <w:r>
+          <w:rPr>
+            <w:rStyle w:val="Hyperlink"/>
+            <w:rFonts w:cstheme="minorHAnsi"/>
+            <w:color w:val="auto"/>
+            <w:sz w:val="20"/>
+            <w:szCs w:val="20"/>
+            <w:u w:val="none"/>
           </w:rPr>
           <w:t>Vertical distribution and movements of brown bullhead (</w:t>
         </w:r>
@@ -7225,17 +7362,21 @@
             <w:rFonts w:cstheme="minorHAnsi"/>
             <w:i/>
             <w:iCs/>
+            <w:color w:val="auto"/>
             <w:sz w:val="20"/>
             <w:szCs w:val="20"/>
+            <w:u w:val="none"/>
           </w:rPr>
-          <w:t>ameiurus nebulosus</w:t>
+          <w:t>Ameiurus nebulosus</w:t>
         </w:r>
         <w:r>
           <w:rPr>
             <w:rStyle w:val="Hyperlink"/>
             <w:rFonts w:cstheme="minorHAnsi"/>
+            <w:color w:val="auto"/>
             <w:sz w:val="20"/>
             <w:szCs w:val="20"/>
+            <w:u w:val="none"/>
           </w:rPr>
           <w:t xml:space="preserve"> </w:t>
         </w:r>
@@ -7243,80 +7384,21 @@
           <w:rPr>
             <w:rStyle w:val="Hyperlink"/>
             <w:rFonts w:cstheme="minorHAnsi"/>
+            <w:color w:val="auto"/>
             <w:sz w:val="20"/>
             <w:szCs w:val="20"/>
+            <w:u w:val="none"/>
           </w:rPr>
-          <w:t>L</w:t>
+          <w:t>Lesueur</w:t>
         </w:r>
         <w:r>
           <w:rPr>
             <w:rStyle w:val="Hyperlink"/>
             <w:rFonts w:cstheme="minorHAnsi"/>
+            <w:color w:val="auto"/>
             <w:sz w:val="20"/>
             <w:szCs w:val="20"/>
-          </w:rPr>
-          <w:t xml:space="preserve">esueur 1819) in </w:t>
-        </w:r>
-        <w:r>
-          <w:rPr>
-            <w:rStyle w:val="Hyperlink"/>
-            <w:rFonts w:cstheme="minorHAnsi"/>
-            <w:sz w:val="20"/>
-            <w:szCs w:val="20"/>
-          </w:rPr>
-          <w:t>Motuoapa</w:t>
-        </w:r>
-        <w:r>
-          <w:rPr>
-            <w:rStyle w:val="Hyperlink"/>
-            <w:rFonts w:cstheme="minorHAnsi"/>
-            <w:sz w:val="20"/>
-            <w:szCs w:val="20"/>
-          </w:rPr>
-          <w:t xml:space="preserve"> bay, southern </w:t>
-        </w:r>
-        <w:r>
-          <w:rPr>
-            <w:rStyle w:val="Hyperlink"/>
-            <w:rFonts w:cstheme="minorHAnsi"/>
-            <w:sz w:val="20"/>
-            <w:szCs w:val="20"/>
-          </w:rPr>
-          <w:t>L</w:t>
-        </w:r>
-        <w:r>
-          <w:rPr>
-            <w:rStyle w:val="Hyperlink"/>
-            <w:rFonts w:cstheme="minorHAnsi"/>
-            <w:sz w:val="20"/>
-            <w:szCs w:val="20"/>
-          </w:rPr>
-          <w:t xml:space="preserve">ake </w:t>
-        </w:r>
-        <w:r>
-          <w:rPr>
-            <w:rStyle w:val="Hyperlink"/>
-            <w:rFonts w:cstheme="minorHAnsi"/>
-            <w:sz w:val="20"/>
-            <w:szCs w:val="20"/>
-          </w:rPr>
-          <w:t>Taupō</w:t>
-        </w:r>
-        <w:r>
-          <w:rPr>
-            <w:rStyle w:val="Hyperlink"/>
-            <w:rFonts w:cstheme="minorHAnsi"/>
-            <w:sz w:val="20"/>
-            <w:szCs w:val="20"/>
-          </w:rPr>
-          <w:t>,</w:t>
-        </w:r>
-        <w:r>
-          <w:rPr>
-            <w:rStyle w:val="Hyperlink"/>
-            <w:rFonts w:cstheme="minorHAnsi"/>
-            <w:sz w:val="20"/>
-            <w:szCs w:val="20"/>
+            <w:u w:val="none"/>
           </w:rPr>
           <w:t xml:space="preserve"> </w:t>
         </w:r>
@@ -7324,8 +7406,76 @@
           <w:rPr>
             <w:rStyle w:val="Hyperlink"/>
             <w:rFonts w:cstheme="minorHAnsi"/>
+            <w:color w:val="auto"/>
             <w:sz w:val="20"/>
             <w:szCs w:val="20"/>
+            <w:u w:val="none"/>
+          </w:rPr>
+          <w:t>1819) in</w:t>
+        </w:r>
+        <w:r>
+          <w:rPr>
+            <w:rStyle w:val="Hyperlink"/>
+            <w:rFonts w:cstheme="minorHAnsi"/>
+            <w:color w:val="auto"/>
+            <w:sz w:val="20"/>
+            <w:szCs w:val="20"/>
+            <w:u w:val="none"/>
+          </w:rPr>
+          <w:t xml:space="preserve"> </w:t>
+        </w:r>
+        <w:r>
+          <w:rPr>
+            <w:rStyle w:val="Hyperlink"/>
+            <w:rFonts w:cstheme="minorHAnsi"/>
+            <w:color w:val="auto"/>
+            <w:sz w:val="20"/>
+            <w:szCs w:val="20"/>
+            <w:u w:val="none"/>
+          </w:rPr>
+          <w:t>Motuoapa Bay, southern</w:t>
+        </w:r>
+        <w:r>
+          <w:rPr>
+            <w:rStyle w:val="Hyperlink"/>
+            <w:rFonts w:cstheme="minorHAnsi"/>
+            <w:color w:val="auto"/>
+            <w:sz w:val="20"/>
+            <w:szCs w:val="20"/>
+            <w:u w:val="none"/>
+          </w:rPr>
+          <w:t xml:space="preserve"> </w:t>
+        </w:r>
+        <w:r>
+          <w:rPr>
+            <w:rStyle w:val="Hyperlink"/>
+            <w:rFonts w:cstheme="minorHAnsi"/>
+            <w:color w:val="auto"/>
+            <w:sz w:val="20"/>
+            <w:szCs w:val="20"/>
+            <w:u w:val="none"/>
+          </w:rPr>
+          <w:t>Lake Taupo,</w:t>
+        </w:r>
+        <w:r>
+          <w:rPr>
+            <w:rStyle w:val="Hyperlink"/>
+            <w:rFonts w:cstheme="minorHAnsi"/>
+            <w:color w:val="auto"/>
+            <w:sz w:val="20"/>
+            <w:szCs w:val="20"/>
+            <w:u w:val="none"/>
+          </w:rPr>
+          <w:t xml:space="preserve"> </w:t>
+        </w:r>
+        <w:r>
+          <w:rPr>
+            <w:rStyle w:val="Hyperlink"/>
+            <w:rFonts w:cstheme="minorHAnsi"/>
+            <w:color w:val="auto"/>
+            <w:sz w:val="20"/>
+            <w:szCs w:val="20"/>
+            <w:u w:val="none"/>
           </w:rPr>
           <w:t>New Zealand</w:t>
         </w:r>
@@ -7341,8 +7491,8 @@
     </w:p>
     <w:p>
       <w:pPr>
-        <w:spacing w:line="276" w:lineRule="auto"/>
-        <w:ind w:left="284" w:hanging="284"/>
+        <w:spacing w:line="360" w:lineRule="auto"/>
+        <w:ind w:left="341" w:hanging="284"/>
         <w:jc w:val="left"/>
         <w:rPr>
           <w:rFonts w:cstheme="minorHAnsi"/>
@@ -7365,14 +7515,6 @@
           <w:szCs w:val="20"/>
         </w:rPr>
         <w:t xml:space="preserve"> </w:t>
-      </w:r>
-      <w:r>
-        <w:rPr>
-          <w:rFonts w:cstheme="minorHAnsi"/>
-          <w:sz w:val="20"/>
-          <w:szCs w:val="20"/>
-        </w:rPr>
-        <w:t>P</w:t>
       </w:r>
       <w:r>
         <w:rPr>
@@ -7382,7 +7524,7 @@
           <w:sz w:val="20"/>
           <w:szCs w:val="20"/>
         </w:rPr>
-        <w:t>aranephrops planifrons</w:t>
+        <w:t>Paranephrops planifrons</w:t>
       </w:r>
       <w:r>
         <w:rPr>
@@ -7398,7 +7540,7 @@
           <w:sz w:val="20"/>
           <w:szCs w:val="20"/>
         </w:rPr>
-        <w:t>white (Decapoda:</w:t>
+        <w:t>White</w:t>
       </w:r>
       <w:r>
         <w:rPr>
@@ -7414,7 +7556,7 @@
           <w:sz w:val="20"/>
           <w:szCs w:val="20"/>
         </w:rPr>
-        <w:t xml:space="preserve">Parastacidae) in lake </w:t>
+        <w:t>(Decapoda:</w:t>
       </w:r>
       <w:r>
         <w:rPr>
@@ -7422,7 +7564,7 @@
           <w:sz w:val="20"/>
           <w:szCs w:val="20"/>
         </w:rPr>
-        <w:t>Rotoiti</w:t>
+        <w:t xml:space="preserve"> </w:t>
       </w:r>
       <w:r>
         <w:rPr>
@@ -7430,7 +7572,7 @@
           <w:sz w:val="20"/>
           <w:szCs w:val="20"/>
         </w:rPr>
-        <w:t xml:space="preserve">, </w:t>
+        <w:t>Parastacidae) in</w:t>
       </w:r>
       <w:r>
         <w:rPr>
@@ -7438,7 +7580,7 @@
           <w:sz w:val="20"/>
           <w:szCs w:val="20"/>
         </w:rPr>
-        <w:t>N</w:t>
+        <w:t xml:space="preserve"> </w:t>
       </w:r>
       <w:r>
         <w:rPr>
@@ -7446,7 +7588,7 @@
           <w:sz w:val="20"/>
           <w:szCs w:val="20"/>
         </w:rPr>
-        <w:t xml:space="preserve">orth </w:t>
+        <w:t>Lake Rotoiti,</w:t>
       </w:r>
       <w:r>
         <w:rPr>
@@ -7454,7 +7596,7 @@
           <w:sz w:val="20"/>
           <w:szCs w:val="20"/>
         </w:rPr>
-        <w:t>I</w:t>
+        <w:t xml:space="preserve"> </w:t>
       </w:r>
       <w:r>
         <w:rPr>
@@ -7462,13 +7604,13 @@
           <w:sz w:val="20"/>
           <w:szCs w:val="20"/>
         </w:rPr>
-        <w:t>sland. PhD thesis, University of Waikato.</w:t>
+        <w:t>North Island. PhD thesis, University of Waikato.</w:t>
       </w:r>
     </w:p>
     <w:p>
       <w:pPr>
-        <w:spacing w:line="276" w:lineRule="auto"/>
-        <w:ind w:left="284" w:hanging="284"/>
+        <w:spacing w:line="360" w:lineRule="auto"/>
+        <w:ind w:left="341" w:hanging="284"/>
         <w:jc w:val="left"/>
         <w:rPr>
           <w:rFonts w:cstheme="minorHAnsi"/>
@@ -7508,13 +7650,15 @@
         </w:rPr>
         <w:t xml:space="preserve"> </w:t>
       </w:r>
-      <w:hyperlink r:id="rId20" w:history="1">
+      <w:hyperlink r:id="rId22" w:history="1">
         <w:r>
           <w:rPr>
             <w:rStyle w:val="Hyperlink"/>
             <w:rFonts w:cstheme="minorHAnsi"/>
+            <w:color w:val="auto"/>
             <w:sz w:val="20"/>
             <w:szCs w:val="20"/>
+            <w:u w:val="none"/>
           </w:rPr>
           <w:t>https://doi.org/10.18637/jss.v105.i03</w:t>
         </w:r>
@@ -7530,8 +7674,8 @@
     </w:p>
     <w:p>
       <w:pPr>
-        <w:spacing w:line="276" w:lineRule="auto"/>
-        <w:ind w:left="284" w:hanging="284"/>
+        <w:spacing w:line="360" w:lineRule="auto"/>
+        <w:ind w:left="341" w:hanging="284"/>
         <w:jc w:val="left"/>
         <w:rPr>
           <w:rFonts w:cstheme="minorHAnsi"/>
@@ -7555,13 +7699,15 @@
         </w:rPr>
         <w:t xml:space="preserve"> </w:t>
       </w:r>
-      <w:hyperlink r:id="rId21" w:history="1">
+      <w:hyperlink r:id="rId23" w:history="1">
         <w:r>
           <w:rPr>
             <w:rStyle w:val="Hyperlink"/>
             <w:rFonts w:cstheme="minorHAnsi"/>
+            <w:color w:val="auto"/>
             <w:sz w:val="20"/>
             <w:szCs w:val="20"/>
+            <w:u w:val="none"/>
           </w:rPr>
           <w:t>https://doi.org/10.1017/S0376892997000088</w:t>
         </w:r>
@@ -7577,8 +7723,8 @@
     </w:p>
     <w:p>
       <w:pPr>
-        <w:spacing w:line="276" w:lineRule="auto"/>
-        <w:ind w:left="284" w:hanging="284"/>
+        <w:spacing w:line="360" w:lineRule="auto"/>
+        <w:ind w:left="341" w:hanging="284"/>
         <w:jc w:val="left"/>
         <w:rPr>
           <w:rFonts w:cstheme="minorHAnsi"/>
@@ -7610,17 +7756,7 @@
           <w:sz w:val="20"/>
           <w:szCs w:val="20"/>
         </w:rPr>
-        <w:t>Carassius</w:t>
-      </w:r>
-      <w:r>
-        <w:rPr>
-          <w:rFonts w:cstheme="minorHAnsi"/>
-          <w:i/>
-          <w:iCs/>
-          <w:sz w:val="20"/>
-          <w:szCs w:val="20"/>
-        </w:rPr>
-        <w:t xml:space="preserve"> auratus</w:t>
+        <w:t>Carassius auratus</w:t>
       </w:r>
       <w:r>
         <w:rPr>
@@ -7638,13 +7774,15 @@
         </w:rPr>
         <w:t xml:space="preserve"> </w:t>
       </w:r>
-      <w:hyperlink r:id="rId22" w:history="1">
+      <w:hyperlink r:id="rId24" w:history="1">
         <w:r>
           <w:rPr>
             <w:rStyle w:val="Hyperlink"/>
             <w:rFonts w:cstheme="minorHAnsi"/>
+            <w:color w:val="auto"/>
             <w:sz w:val="20"/>
             <w:szCs w:val="20"/>
+            <w:u w:val="none"/>
           </w:rPr>
           <w:t>https://doi.org/10.1016/j.jtherbio.2004.09.004</w:t>
         </w:r>
@@ -7660,8 +7798,8 @@
     </w:p>
     <w:p>
       <w:pPr>
-        <w:spacing w:line="276" w:lineRule="auto"/>
-        <w:ind w:left="284" w:hanging="284"/>
+        <w:spacing w:line="360" w:lineRule="auto"/>
+        <w:ind w:left="341" w:hanging="284"/>
         <w:jc w:val="left"/>
         <w:rPr>
           <w:rFonts w:cstheme="minorHAnsi"/>
@@ -7685,13 +7823,15 @@
         </w:rPr>
         <w:t xml:space="preserve"> </w:t>
       </w:r>
-      <w:hyperlink r:id="rId23" w:history="1">
+      <w:hyperlink r:id="rId25" w:history="1">
         <w:r>
           <w:rPr>
             <w:rStyle w:val="Hyperlink"/>
             <w:rFonts w:cstheme="minorHAnsi"/>
+            <w:color w:val="auto"/>
             <w:sz w:val="20"/>
             <w:szCs w:val="20"/>
+            <w:u w:val="none"/>
           </w:rPr>
           <w:t>Evaluating the effects of invasive brown bullhead catfish (</w:t>
         </w:r>
@@ -7701,28 +7841,21 @@
             <w:rFonts w:cstheme="minorHAnsi"/>
             <w:i/>
             <w:iCs/>
+            <w:color w:val="auto"/>
             <w:sz w:val="20"/>
             <w:szCs w:val="20"/>
+            <w:u w:val="none"/>
           </w:rPr>
-          <w:t>A</w:t>
+          <w:t>Ameiurus nebulosus</w:t>
         </w:r>
         <w:r>
           <w:rPr>
             <w:rStyle w:val="Hyperlink"/>
             <w:rFonts w:cstheme="minorHAnsi"/>
-            <w:i/>
-            <w:iCs/>
+            <w:color w:val="auto"/>
             <w:sz w:val="20"/>
             <w:szCs w:val="20"/>
-          </w:rPr>
-          <w:t>meiurus nebulosus</w:t>
-        </w:r>
-        <w:r>
-          <w:rPr>
-            <w:rStyle w:val="Hyperlink"/>
-            <w:rFonts w:cstheme="minorHAnsi"/>
-            <w:sz w:val="20"/>
-            <w:szCs w:val="20"/>
+            <w:u w:val="none"/>
           </w:rPr>
           <w:t>) on kōura (freshwater crayfish,</w:t>
         </w:r>
@@ -7730,8 +7863,10 @@
           <w:rPr>
             <w:rStyle w:val="Hyperlink"/>
             <w:rFonts w:cstheme="minorHAnsi"/>
+            <w:color w:val="auto"/>
             <w:sz w:val="20"/>
             <w:szCs w:val="20"/>
+            <w:u w:val="none"/>
           </w:rPr>
           <w:t xml:space="preserve"> </w:t>
         </w:r>
@@ -7741,57 +7876,215 @@
             <w:rFonts w:cstheme="minorHAnsi"/>
             <w:i/>
             <w:iCs/>
+            <w:color w:val="auto"/>
             <w:sz w:val="20"/>
             <w:szCs w:val="20"/>
+            <w:u w:val="none"/>
           </w:rPr>
-          <w:t>P</w:t>
+          <w:t>Paranephrops planifrons</w:t>
         </w:r>
         <w:r>
           <w:rPr>
             <w:rStyle w:val="Hyperlink"/>
             <w:rFonts w:cstheme="minorHAnsi"/>
-            <w:i/>
-            <w:iCs/>
+            <w:color w:val="auto"/>
             <w:sz w:val="20"/>
             <w:szCs w:val="20"/>
+            <w:u w:val="none"/>
           </w:rPr>
-          <w:t>aranephrops planifrons</w:t>
+          <w:t>) in</w:t>
         </w:r>
         <w:r>
           <w:rPr>
             <w:rStyle w:val="Hyperlink"/>
             <w:rFonts w:cstheme="minorHAnsi"/>
+            <w:color w:val="auto"/>
             <w:sz w:val="20"/>
             <w:szCs w:val="20"/>
+            <w:u w:val="none"/>
           </w:rPr>
-          <w:t xml:space="preserve">) in </w:t>
+          <w:t xml:space="preserve"> </w:t>
         </w:r>
         <w:r>
           <w:rPr>
             <w:rStyle w:val="Hyperlink"/>
             <w:rFonts w:cstheme="minorHAnsi"/>
+            <w:color w:val="auto"/>
             <w:sz w:val="20"/>
             <w:szCs w:val="20"/>
+            <w:u w:val="none"/>
           </w:rPr>
-          <w:t>L</w:t>
+          <w:t>Lake Rotoiti</w:t>
+        </w:r>
+      </w:hyperlink>
+      <w:r>
+        <w:rPr>
+          <w:rFonts w:cstheme="minorHAnsi"/>
+          <w:sz w:val="20"/>
+          <w:szCs w:val="20"/>
+        </w:rPr>
+        <w:t>. Master’s thesis, University of Waikato.</w:t>
+      </w:r>
+    </w:p>
+    <w:p>
+      <w:pPr>
+        <w:spacing w:line="360" w:lineRule="auto"/>
+        <w:ind w:left="341" w:hanging="284"/>
+        <w:jc w:val="left"/>
+        <w:rPr>
+          <w:rFonts w:cstheme="minorHAnsi"/>
+          <w:sz w:val="20"/>
+          <w:szCs w:val="20"/>
+        </w:rPr>
+      </w:pPr>
+      <w:r>
+        <w:rPr>
+          <w:rFonts w:cstheme="minorHAnsi"/>
+          <w:sz w:val="20"/>
+          <w:szCs w:val="20"/>
+        </w:rPr>
+        <w:lastRenderedPageBreak/>
+        <w:t>Froese, R., 2006. Cube law, condition factor and weight–length relationships: History, meta-analysis and recommendations. Journal of Applied Ichthyology 22: 241–253.</w:t>
+      </w:r>
+      <w:r>
+        <w:rPr>
+          <w:rFonts w:cstheme="minorHAnsi"/>
+          <w:sz w:val="20"/>
+          <w:szCs w:val="20"/>
+        </w:rPr>
+        <w:t xml:space="preserve"> </w:t>
+      </w:r>
+      <w:hyperlink r:id="rId26" w:history="1">
+        <w:r>
+          <w:rPr>
+            <w:rStyle w:val="Hyperlink"/>
+            <w:rFonts w:cstheme="minorHAnsi"/>
+            <w:color w:val="auto"/>
+            <w:sz w:val="20"/>
+            <w:szCs w:val="20"/>
+            <w:u w:val="none"/>
+          </w:rPr>
+          <w:t>https://doi.org/10.1111/j.1439-0426.2006.00805.x</w:t>
+        </w:r>
+      </w:hyperlink>
+      <w:r>
+        <w:rPr>
+          <w:rFonts w:cstheme="minorHAnsi"/>
+          <w:sz w:val="20"/>
+          <w:szCs w:val="20"/>
+        </w:rPr>
+        <w:t>.</w:t>
+      </w:r>
+    </w:p>
+    <w:p>
+      <w:pPr>
+        <w:spacing w:line="360" w:lineRule="auto"/>
+        <w:ind w:left="341" w:hanging="284"/>
+        <w:jc w:val="left"/>
+        <w:rPr>
+          <w:rFonts w:cstheme="minorHAnsi"/>
+          <w:sz w:val="20"/>
+          <w:szCs w:val="20"/>
+        </w:rPr>
+      </w:pPr>
+      <w:r>
+        <w:rPr>
+          <w:rFonts w:cstheme="minorHAnsi"/>
+          <w:sz w:val="20"/>
+          <w:szCs w:val="20"/>
+        </w:rPr>
+        <w:t>Fry, F. E. J., &amp; J. S. Hart, 1948. Cruising speed of goldfish in relation to water temperature. Journal of the Fisheries Research Board of Canada 7b: 169–175.</w:t>
+      </w:r>
+      <w:r>
+        <w:rPr>
+          <w:rFonts w:cstheme="minorHAnsi"/>
+          <w:sz w:val="20"/>
+          <w:szCs w:val="20"/>
+        </w:rPr>
+        <w:t xml:space="preserve"> </w:t>
+      </w:r>
+      <w:hyperlink r:id="rId27" w:history="1">
+        <w:r>
+          <w:rPr>
+            <w:rStyle w:val="Hyperlink"/>
+            <w:rFonts w:cstheme="minorHAnsi"/>
+            <w:color w:val="auto"/>
+            <w:sz w:val="20"/>
+            <w:szCs w:val="20"/>
+            <w:u w:val="none"/>
+          </w:rPr>
+          <w:t>https://doi.org/10.1139/f47-018</w:t>
+        </w:r>
+      </w:hyperlink>
+      <w:r>
+        <w:rPr>
+          <w:rFonts w:cstheme="minorHAnsi"/>
+          <w:sz w:val="20"/>
+          <w:szCs w:val="20"/>
+        </w:rPr>
+        <w:t>.</w:t>
+      </w:r>
+    </w:p>
+    <w:p>
+      <w:pPr>
+        <w:spacing w:line="360" w:lineRule="auto"/>
+        <w:ind w:left="341" w:hanging="284"/>
+        <w:jc w:val="left"/>
+        <w:rPr>
+          <w:rFonts w:cstheme="minorHAnsi"/>
+          <w:sz w:val="20"/>
+          <w:szCs w:val="20"/>
+        </w:rPr>
+      </w:pPr>
+      <w:r>
+        <w:rPr>
+          <w:rFonts w:cstheme="minorHAnsi"/>
+          <w:sz w:val="20"/>
+          <w:szCs w:val="20"/>
+        </w:rPr>
+        <w:t>Grayling, S., 2020.</w:t>
+      </w:r>
+      <w:r>
+        <w:rPr>
+          <w:rFonts w:cstheme="minorHAnsi"/>
+          <w:sz w:val="20"/>
+          <w:szCs w:val="20"/>
+        </w:rPr>
+        <w:t xml:space="preserve"> </w:t>
+      </w:r>
+      <w:hyperlink r:id="rId28" w:history="1">
+        <w:r>
+          <w:rPr>
+            <w:rStyle w:val="Hyperlink"/>
+            <w:rFonts w:cstheme="minorHAnsi"/>
+            <w:color w:val="auto"/>
+            <w:sz w:val="20"/>
+            <w:szCs w:val="20"/>
+            <w:u w:val="none"/>
+          </w:rPr>
+          <w:t>Bay of Plenty</w:t>
         </w:r>
         <w:r>
           <w:rPr>
             <w:rStyle w:val="Hyperlink"/>
             <w:rFonts w:cstheme="minorHAnsi"/>
+            <w:color w:val="auto"/>
             <w:sz w:val="20"/>
             <w:szCs w:val="20"/>
+            <w:u w:val="none"/>
           </w:rPr>
-          <w:t xml:space="preserve">ake </w:t>
+          <w:t xml:space="preserve"> </w:t>
         </w:r>
         <w:r>
           <w:rPr>
             <w:rStyle w:val="Hyperlink"/>
             <w:rFonts w:cstheme="minorHAnsi"/>
+            <w:color w:val="auto"/>
             <w:sz w:val="20"/>
             <w:szCs w:val="20"/>
+            <w:u w:val="none"/>
           </w:rPr>
-          <w:t>Rotoiti</w:t>
+          <w:t>regional pest management plan 2011–2016 annual report for 2019/2020</w:t>
         </w:r>
       </w:hyperlink>
       <w:r>
@@ -7800,13 +8093,13 @@
           <w:sz w:val="20"/>
           <w:szCs w:val="20"/>
         </w:rPr>
-        <w:t>. Master’s thesis, University of Waikato.</w:t>
+        <w:t>. Bay of Plenty Regional Council.</w:t>
       </w:r>
     </w:p>
     <w:p>
       <w:pPr>
-        <w:spacing w:line="276" w:lineRule="auto"/>
-        <w:ind w:left="284" w:hanging="284"/>
+        <w:spacing w:line="360" w:lineRule="auto"/>
+        <w:ind w:left="341" w:hanging="284"/>
         <w:jc w:val="left"/>
         <w:rPr>
           <w:rFonts w:cstheme="minorHAnsi"/>
@@ -7820,7 +8113,7 @@
           <w:sz w:val="20"/>
           <w:szCs w:val="20"/>
         </w:rPr>
-        <w:t>Fry, F. E. J., &amp; J. S. Hart, 1948. Cruising speed of goldfish in relation to water temperature. Journal of the Fisheries Research Board of Canada 7b: 169–175.</w:t>
+        <w:t>Greenaway, P., 1985. Calcium balance and moulting in the</w:t>
       </w:r>
       <w:r>
         <w:rPr>
@@ -7830,30 +8123,19 @@
         </w:rPr>
         <w:t xml:space="preserve"> </w:t>
       </w:r>
-      <w:hyperlink r:id="rId24" w:history="1">
-        <w:r>
-          <w:rPr>
-            <w:rStyle w:val="Hyperlink"/>
-            <w:rFonts w:cstheme="minorHAnsi"/>
-            <w:sz w:val="20"/>
-            <w:szCs w:val="20"/>
-          </w:rPr>
-          <w:t>https://doi.org/10.1139/f47-018</w:t>
-        </w:r>
-      </w:hyperlink>
       <w:r>
         <w:rPr>
           <w:rFonts w:cstheme="minorHAnsi"/>
           <w:sz w:val="20"/>
           <w:szCs w:val="20"/>
         </w:rPr>
-        <w:t>.</w:t>
+        <w:t>Crustacea. Biological Reviews 60: 425–454.</w:t>
       </w:r>
     </w:p>
     <w:p>
       <w:pPr>
-        <w:spacing w:line="276" w:lineRule="auto"/>
-        <w:ind w:left="284" w:hanging="284"/>
+        <w:spacing w:line="360" w:lineRule="auto"/>
+        <w:ind w:left="341" w:hanging="284"/>
         <w:jc w:val="left"/>
         <w:rPr>
           <w:rFonts w:cstheme="minorHAnsi"/>
@@ -7867,7 +8149,7 @@
           <w:sz w:val="20"/>
           <w:szCs w:val="20"/>
         </w:rPr>
-        <w:t>Grayling, S., 2020.</w:t>
+        <w:t>Hamilton, D., C. McBride, &amp; T. Uraoka, 2005.</w:t>
       </w:r>
       <w:r>
         <w:rPr>
@@ -7877,150 +8159,83 @@
         </w:rPr>
         <w:t xml:space="preserve"> </w:t>
       </w:r>
-      <w:hyperlink r:id="rId25" w:history="1">
-        <w:r>
-          <w:rPr>
-            <w:rStyle w:val="Hyperlink"/>
-            <w:rFonts w:cstheme="minorHAnsi"/>
-            <w:sz w:val="20"/>
-            <w:szCs w:val="20"/>
-          </w:rPr>
-          <w:t>Bay of plenty regional pest management plan 2011–2016 annual report for 2019/2020</w:t>
-        </w:r>
-      </w:hyperlink>
       <w:r>
         <w:rPr>
           <w:rFonts w:cstheme="minorHAnsi"/>
           <w:sz w:val="20"/>
           <w:szCs w:val="20"/>
         </w:rPr>
-        <w:t>. Bay of Plenty Regional Council.</w:t>
+        <w:t>Lake Rotoiti</w:t>
+      </w:r>
+      <w:r>
+        <w:rPr>
+          <w:rFonts w:cstheme="minorHAnsi"/>
+          <w:sz w:val="20"/>
+          <w:szCs w:val="20"/>
+        </w:rPr>
+        <w:t xml:space="preserve"> </w:t>
+      </w:r>
+      <w:r>
+        <w:rPr>
+          <w:rFonts w:cstheme="minorHAnsi"/>
+          <w:sz w:val="20"/>
+          <w:szCs w:val="20"/>
+        </w:rPr>
+        <w:t>fieldwork and modelling to support considerations of</w:t>
+      </w:r>
+      <w:r>
+        <w:rPr>
+          <w:rFonts w:cstheme="minorHAnsi"/>
+          <w:sz w:val="20"/>
+          <w:szCs w:val="20"/>
+        </w:rPr>
+        <w:t xml:space="preserve"> </w:t>
+      </w:r>
+      <w:r>
+        <w:rPr>
+          <w:rFonts w:cstheme="minorHAnsi"/>
+          <w:sz w:val="20"/>
+          <w:szCs w:val="20"/>
+        </w:rPr>
+        <w:t>Ohau</w:t>
+      </w:r>
+      <w:r>
+        <w:rPr>
+          <w:rFonts w:cstheme="minorHAnsi"/>
+          <w:sz w:val="20"/>
+          <w:szCs w:val="20"/>
+        </w:rPr>
+        <w:t xml:space="preserve"> </w:t>
+      </w:r>
+      <w:r>
+        <w:rPr>
+          <w:rFonts w:cstheme="minorHAnsi"/>
+          <w:sz w:val="20"/>
+          <w:szCs w:val="20"/>
+        </w:rPr>
+        <w:t>channel diversion from</w:t>
+      </w:r>
+      <w:r>
+        <w:rPr>
+          <w:rFonts w:cstheme="minorHAnsi"/>
+          <w:sz w:val="20"/>
+          <w:szCs w:val="20"/>
+        </w:rPr>
+        <w:t xml:space="preserve"> </w:t>
+      </w:r>
+      <w:r>
+        <w:rPr>
+          <w:rFonts w:cstheme="minorHAnsi"/>
+          <w:sz w:val="20"/>
+          <w:szCs w:val="20"/>
+        </w:rPr>
+        <w:t>Lake Rotoiti. NIWA &amp; University of Waikato.</w:t>
       </w:r>
     </w:p>
     <w:p>
       <w:pPr>
-        <w:spacing w:line="276" w:lineRule="auto"/>
-        <w:ind w:left="284" w:hanging="284"/>
-        <w:jc w:val="left"/>
-        <w:rPr>
-          <w:rFonts w:cstheme="minorHAnsi"/>
-          <w:sz w:val="20"/>
-          <w:szCs w:val="20"/>
-        </w:rPr>
-      </w:pPr>
-      <w:r>
-        <w:rPr>
-          <w:rFonts w:cstheme="minorHAnsi"/>
-          <w:sz w:val="20"/>
-          <w:szCs w:val="20"/>
-        </w:rPr>
-        <w:t>Greenaway, P., 1985. Calcium balance and moulting in the</w:t>
-      </w:r>
-      <w:r>
-        <w:rPr>
-          <w:rFonts w:cstheme="minorHAnsi"/>
-          <w:sz w:val="20"/>
-          <w:szCs w:val="20"/>
-        </w:rPr>
-        <w:t xml:space="preserve"> </w:t>
-      </w:r>
-      <w:r>
-        <w:rPr>
-          <w:rFonts w:cstheme="minorHAnsi"/>
-          <w:sz w:val="20"/>
-          <w:szCs w:val="20"/>
-        </w:rPr>
-        <w:t>Crustacea. Biological Reviews 60: 425–454.</w:t>
-      </w:r>
-    </w:p>
-    <w:p>
-      <w:pPr>
-        <w:spacing w:line="276" w:lineRule="auto"/>
-        <w:ind w:left="284" w:hanging="284"/>
-        <w:jc w:val="left"/>
-        <w:rPr>
-          <w:rFonts w:cstheme="minorHAnsi"/>
-          <w:sz w:val="20"/>
-          <w:szCs w:val="20"/>
-        </w:rPr>
-      </w:pPr>
-      <w:r>
-        <w:rPr>
-          <w:rFonts w:cstheme="minorHAnsi"/>
-          <w:sz w:val="20"/>
-          <w:szCs w:val="20"/>
-        </w:rPr>
-        <w:t xml:space="preserve">Hamilton, D., C. McBride, &amp; T. Uraoka, 2005. Lake </w:t>
-      </w:r>
-      <w:r>
-        <w:rPr>
-          <w:rFonts w:cstheme="minorHAnsi"/>
-          <w:sz w:val="20"/>
-          <w:szCs w:val="20"/>
-        </w:rPr>
-        <w:t>Rotoiti</w:t>
-      </w:r>
-      <w:r>
-        <w:rPr>
-          <w:rFonts w:cstheme="minorHAnsi"/>
-          <w:sz w:val="20"/>
-          <w:szCs w:val="20"/>
-        </w:rPr>
-        <w:t xml:space="preserve"> fieldwork and modelling to support considerations of</w:t>
-      </w:r>
-      <w:r>
-        <w:rPr>
-          <w:rFonts w:cstheme="minorHAnsi"/>
-          <w:sz w:val="20"/>
-          <w:szCs w:val="20"/>
-        </w:rPr>
-        <w:t xml:space="preserve"> </w:t>
-      </w:r>
-      <w:r>
-        <w:rPr>
-          <w:rFonts w:cstheme="minorHAnsi"/>
-          <w:sz w:val="20"/>
-          <w:szCs w:val="20"/>
-        </w:rPr>
-        <w:t>Ohau</w:t>
-      </w:r>
-      <w:r>
-        <w:rPr>
-          <w:rFonts w:cstheme="minorHAnsi"/>
-          <w:sz w:val="20"/>
-          <w:szCs w:val="20"/>
-        </w:rPr>
-        <w:t xml:space="preserve"> </w:t>
-      </w:r>
-      <w:r>
-        <w:rPr>
-          <w:rFonts w:cstheme="minorHAnsi"/>
-          <w:sz w:val="20"/>
-          <w:szCs w:val="20"/>
-        </w:rPr>
-        <w:t xml:space="preserve">channel diversion from lake </w:t>
-      </w:r>
-      <w:r>
-        <w:rPr>
-          <w:rFonts w:cstheme="minorHAnsi"/>
-          <w:sz w:val="20"/>
-          <w:szCs w:val="20"/>
-        </w:rPr>
-        <w:t>Rotoiti</w:t>
-      </w:r>
-      <w:r>
-        <w:rPr>
-          <w:rFonts w:cstheme="minorHAnsi"/>
-          <w:sz w:val="20"/>
-          <w:szCs w:val="20"/>
-        </w:rPr>
-        <w:t>. NIWA &amp; University of Waikato.</w:t>
-      </w:r>
-    </w:p>
-    <w:p>
-      <w:pPr>
-        <w:spacing w:line="276" w:lineRule="auto"/>
-        <w:ind w:left="284" w:hanging="284"/>
+        <w:spacing w:line="360" w:lineRule="auto"/>
+        <w:ind w:left="341" w:hanging="284"/>
         <w:jc w:val="left"/>
         <w:rPr>
           <w:rFonts w:cstheme="minorHAnsi"/>
@@ -8052,7 +8267,141 @@
           <w:sz w:val="20"/>
           <w:szCs w:val="20"/>
         </w:rPr>
-        <w:t>P</w:t>
+        <w:t>Paranephrops zealandicus</w:t>
+      </w:r>
+      <w:r>
+        <w:rPr>
+          <w:rFonts w:cstheme="minorHAnsi"/>
+          <w:sz w:val="20"/>
+          <w:szCs w:val="20"/>
+        </w:rPr>
+        <w:t>. Aquaculture 251: 271–279.</w:t>
+      </w:r>
+      <w:r>
+        <w:rPr>
+          <w:rFonts w:cstheme="minorHAnsi"/>
+          <w:sz w:val="20"/>
+          <w:szCs w:val="20"/>
+        </w:rPr>
+        <w:t xml:space="preserve"> </w:t>
+      </w:r>
+      <w:hyperlink r:id="rId29" w:history="1">
+        <w:r>
+          <w:rPr>
+            <w:rStyle w:val="Hyperlink"/>
+            <w:rFonts w:cstheme="minorHAnsi"/>
+            <w:color w:val="auto"/>
+            <w:sz w:val="20"/>
+            <w:szCs w:val="20"/>
+            <w:u w:val="none"/>
+          </w:rPr>
+          <w:t>https://doi.org/10.1016/j.aquaculture.2005.05.032</w:t>
+        </w:r>
+      </w:hyperlink>
+      <w:r>
+        <w:rPr>
+          <w:rFonts w:cstheme="minorHAnsi"/>
+          <w:sz w:val="20"/>
+          <w:szCs w:val="20"/>
+        </w:rPr>
+        <w:t>.</w:t>
+      </w:r>
+    </w:p>
+    <w:p>
+      <w:pPr>
+        <w:spacing w:line="360" w:lineRule="auto"/>
+        <w:ind w:left="341" w:hanging="284"/>
+        <w:jc w:val="left"/>
+        <w:rPr>
+          <w:rFonts w:cstheme="minorHAnsi"/>
+          <w:sz w:val="20"/>
+          <w:szCs w:val="20"/>
+        </w:rPr>
+      </w:pPr>
+      <w:r>
+        <w:rPr>
+          <w:rFonts w:cstheme="minorHAnsi"/>
+          <w:sz w:val="20"/>
+          <w:szCs w:val="20"/>
+        </w:rPr>
+        <w:t>Harding, J. S., J. E. Clapcott, J. M. Quinn, J. W. Hayes, M. K. Joy, R. G. Storey, H. S. Greig, J. Hay, T. James, M. A. Beech, R. Ozane, A. S. Meredith, &amp; I. K. G. Boothroyd, 2009. Stream habitat assessment protocols for wadeable rivers and streams of New Zealand. School of Biological Sciences, University of Canterbury.</w:t>
+      </w:r>
+    </w:p>
+    <w:p>
+      <w:pPr>
+        <w:spacing w:line="360" w:lineRule="auto"/>
+        <w:ind w:left="341" w:hanging="284"/>
+        <w:jc w:val="left"/>
+        <w:rPr>
+          <w:rFonts w:cstheme="minorHAnsi"/>
+          <w:sz w:val="20"/>
+          <w:szCs w:val="20"/>
+        </w:rPr>
+      </w:pPr>
+      <w:r>
+        <w:rPr>
+          <w:rFonts w:cstheme="minorHAnsi"/>
+          <w:sz w:val="20"/>
+          <w:szCs w:val="20"/>
+        </w:rPr>
+        <w:t>Haschenburger, J. K., &amp; P. Roest, 2009. Substrate indices as indicators of interstitial pore space in gravel-bed channels. River Research and Applications 25: 98–105.</w:t>
+      </w:r>
+      <w:r>
+        <w:rPr>
+          <w:rFonts w:cstheme="minorHAnsi"/>
+          <w:sz w:val="20"/>
+          <w:szCs w:val="20"/>
+        </w:rPr>
+        <w:t xml:space="preserve"> </w:t>
+      </w:r>
+      <w:hyperlink r:id="rId30" w:history="1">
+        <w:r>
+          <w:rPr>
+            <w:rStyle w:val="Hyperlink"/>
+            <w:rFonts w:cstheme="minorHAnsi"/>
+            <w:color w:val="auto"/>
+            <w:sz w:val="20"/>
+            <w:szCs w:val="20"/>
+            <w:u w:val="none"/>
+          </w:rPr>
+          <w:t>https://doi.org/10.1002/rra.1168</w:t>
+        </w:r>
+      </w:hyperlink>
+      <w:r>
+        <w:rPr>
+          <w:rFonts w:cstheme="minorHAnsi"/>
+          <w:sz w:val="20"/>
+          <w:szCs w:val="20"/>
+        </w:rPr>
+        <w:t>.</w:t>
+      </w:r>
+    </w:p>
+    <w:p>
+      <w:pPr>
+        <w:spacing w:line="360" w:lineRule="auto"/>
+        <w:ind w:left="341" w:hanging="284"/>
+        <w:jc w:val="left"/>
+        <w:rPr>
+          <w:rFonts w:cstheme="minorHAnsi"/>
+          <w:sz w:val="20"/>
+          <w:szCs w:val="20"/>
+        </w:rPr>
+      </w:pPr>
+      <w:r>
+        <w:rPr>
+          <w:rFonts w:cstheme="minorHAnsi"/>
+          <w:sz w:val="20"/>
+          <w:szCs w:val="20"/>
+        </w:rPr>
+        <w:t>Hesni, M. A., N. Shabanipour, A. Zahmatkesh, &amp; M. M. Toutouni, 2009. Effects of temperature and salinity on survival and moulting of the narrow-clawed crayfish,</w:t>
+      </w:r>
+      <w:r>
+        <w:rPr>
+          <w:rFonts w:cstheme="minorHAnsi"/>
+          <w:sz w:val="20"/>
+          <w:szCs w:val="20"/>
+        </w:rPr>
+        <w:t xml:space="preserve"> </w:t>
       </w:r>
       <w:r>
         <w:rPr>
@@ -8062,7 +8411,7 @@
           <w:sz w:val="20"/>
           <w:szCs w:val="20"/>
         </w:rPr>
-        <w:t>aranephrops zealandicus</w:t>
+        <w:t>Astacus leptodactylus</w:t>
       </w:r>
       <w:r>
         <w:rPr>
@@ -8070,7 +8419,7 @@
           <w:sz w:val="20"/>
           <w:szCs w:val="20"/>
         </w:rPr>
-        <w:t>. Aquaculture 251: 271–279.</w:t>
+        <w:t xml:space="preserve"> </w:t>
       </w:r>
       <w:r>
         <w:rPr>
@@ -8078,17 +8427,43 @@
           <w:sz w:val="20"/>
           <w:szCs w:val="20"/>
         </w:rPr>
+        <w:t>Eschscholtz, 1823 (Decapoda,</w:t>
+      </w:r>
+      <w:r>
+        <w:rPr>
+          <w:rFonts w:cstheme="minorHAnsi"/>
+          <w:sz w:val="20"/>
+          <w:szCs w:val="20"/>
+        </w:rPr>
         <w:t xml:space="preserve"> </w:t>
       </w:r>
-      <w:hyperlink r:id="rId26" w:history="1">
+      <w:r>
+        <w:rPr>
+          <w:rFonts w:cstheme="minorHAnsi"/>
+          <w:sz w:val="20"/>
+          <w:szCs w:val="20"/>
+        </w:rPr>
+        <w:t>Astacidea). Crustaceana 82: 1495–1507.</w:t>
+      </w:r>
+      <w:r>
+        <w:rPr>
+          <w:rFonts w:cstheme="minorHAnsi"/>
+          <w:sz w:val="20"/>
+          <w:szCs w:val="20"/>
+        </w:rPr>
+        <w:t xml:space="preserve"> </w:t>
+      </w:r>
+      <w:hyperlink r:id="rId31" w:history="1">
         <w:r>
           <w:rPr>
             <w:rStyle w:val="Hyperlink"/>
             <w:rFonts w:cstheme="minorHAnsi"/>
+            <w:color w:val="auto"/>
             <w:sz w:val="20"/>
             <w:szCs w:val="20"/>
+            <w:u w:val="none"/>
           </w:rPr>
-          <w:t>https://doi.org/10.1016/j.aquaculture.2005.05.032</w:t>
+          <w:t>https://doi.org/10.1163/156854009X407191</w:t>
         </w:r>
       </w:hyperlink>
       <w:r>
@@ -8102,8 +8477,8 @@
     </w:p>
     <w:p>
       <w:pPr>
-        <w:spacing w:line="276" w:lineRule="auto"/>
-        <w:ind w:left="284" w:hanging="284"/>
+        <w:spacing w:line="360" w:lineRule="auto"/>
+        <w:ind w:left="341" w:hanging="284"/>
         <w:jc w:val="left"/>
         <w:rPr>
           <w:rFonts w:cstheme="minorHAnsi"/>
@@ -8117,7 +8492,7 @@
           <w:sz w:val="20"/>
           <w:szCs w:val="20"/>
         </w:rPr>
-        <w:t>Harding, J. S., J. E. Clapcott, J. M. Quinn, J. W. Hayes, M. K. Joy, R. G. Storey, H. S. Greig, J. Hay, T. James, M. A. Beech, R. Ozane, A. S. Meredith, &amp; I. K. G. Boothroyd, 2009. Stream habitat assessment protocols for wadeable rivers and streams of</w:t>
+        <w:t>Hessen, D. O., J. Skurdal, &amp; J. E. Braathen, 2004. Plant exclusion of a herbivore; crayfish population decline caused by an invading waterweed. Biological Invasions 6: 133–140.</w:t>
       </w:r>
       <w:r>
         <w:rPr>
@@ -8127,51 +8502,17 @@
         </w:rPr>
         <w:t xml:space="preserve"> </w:t>
       </w:r>
-      <w:r>
-        <w:rPr>
-          <w:rFonts w:cstheme="minorHAnsi"/>
-          <w:sz w:val="20"/>
-          <w:szCs w:val="20"/>
-        </w:rPr>
-        <w:t>New Zealand. School of Biological Sciences, University of Canterbury.</w:t>
-      </w:r>
-    </w:p>
-    <w:p>
-      <w:pPr>
-        <w:spacing w:line="276" w:lineRule="auto"/>
-        <w:ind w:left="284" w:hanging="284"/>
-        <w:jc w:val="left"/>
-        <w:rPr>
-          <w:rFonts w:cstheme="minorHAnsi"/>
-          <w:sz w:val="20"/>
-          <w:szCs w:val="20"/>
-        </w:rPr>
-      </w:pPr>
-      <w:r>
-        <w:rPr>
-          <w:rFonts w:cstheme="minorHAnsi"/>
-          <w:sz w:val="20"/>
-          <w:szCs w:val="20"/>
-        </w:rPr>
-        <w:t>Haschenburger, J. K., &amp; P. Roest, 2009. Substrate indices as indicators of interstitial pore space in gravel-bed channels. River Research and Applications 25: 98–105.</w:t>
-      </w:r>
-      <w:r>
-        <w:rPr>
-          <w:rFonts w:cstheme="minorHAnsi"/>
-          <w:sz w:val="20"/>
-          <w:szCs w:val="20"/>
-        </w:rPr>
-        <w:t xml:space="preserve"> </w:t>
-      </w:r>
-      <w:hyperlink r:id="rId27" w:history="1">
+      <w:hyperlink r:id="rId32" w:history="1">
         <w:r>
           <w:rPr>
             <w:rStyle w:val="Hyperlink"/>
             <w:rFonts w:cstheme="minorHAnsi"/>
+            <w:color w:val="auto"/>
             <w:sz w:val="20"/>
             <w:szCs w:val="20"/>
+            <w:u w:val="none"/>
           </w:rPr>
-          <w:t>https://doi.org/10.1002/rra.1168</w:t>
+          <w:t>https://doi.org/10.1023/B:BINV.0000022131.40783.f0</w:t>
         </w:r>
       </w:hyperlink>
       <w:r>
@@ -8185,8 +8526,8 @@
     </w:p>
     <w:p>
       <w:pPr>
-        <w:spacing w:line="276" w:lineRule="auto"/>
-        <w:ind w:left="284" w:hanging="284"/>
+        <w:spacing w:line="360" w:lineRule="auto"/>
+        <w:ind w:left="341" w:hanging="284"/>
         <w:jc w:val="left"/>
         <w:rPr>
           <w:rFonts w:cstheme="minorHAnsi"/>
@@ -8200,7 +8541,75 @@
           <w:sz w:val="20"/>
           <w:szCs w:val="20"/>
         </w:rPr>
-        <w:t>Hesni, M. A., N. Shabanipour, A. Zahmatkesh, &amp; M. M. Toutouni, 2009. Effects of temperature and salinity on survival and moulting of the narrow-clawed crayfish,</w:t>
+        <w:t>Hiroa, T. R., 1921. Māori food-supplies of</w:t>
+      </w:r>
+      <w:r>
+        <w:rPr>
+          <w:rFonts w:cstheme="minorHAnsi"/>
+          <w:sz w:val="20"/>
+          <w:szCs w:val="20"/>
+        </w:rPr>
+        <w:t xml:space="preserve"> </w:t>
+      </w:r>
+      <w:r>
+        <w:rPr>
+          <w:rFonts w:cstheme="minorHAnsi"/>
+          <w:sz w:val="20"/>
+          <w:szCs w:val="20"/>
+        </w:rPr>
+        <w:t>Lake Rotorua, with methods of obtaining them, and usages and customs appertaining thereto. Transactions and Proceedings of the Royal Society of New Zealand 1868–1961 53: 433–451.</w:t>
+      </w:r>
+    </w:p>
+    <w:p>
+      <w:pPr>
+        <w:spacing w:line="360" w:lineRule="auto"/>
+        <w:ind w:left="341" w:hanging="284"/>
+        <w:jc w:val="left"/>
+        <w:rPr>
+          <w:rFonts w:cstheme="minorHAnsi"/>
+          <w:sz w:val="20"/>
+          <w:szCs w:val="20"/>
+        </w:rPr>
+      </w:pPr>
+      <w:r>
+        <w:rPr>
+          <w:rFonts w:cstheme="minorHAnsi"/>
+          <w:sz w:val="20"/>
+          <w:szCs w:val="20"/>
+        </w:rPr>
+        <w:t>Hopkins, C. L., 1970. Systematics of the</w:t>
+      </w:r>
+      <w:r>
+        <w:rPr>
+          <w:rFonts w:cstheme="minorHAnsi"/>
+          <w:sz w:val="20"/>
+          <w:szCs w:val="20"/>
+        </w:rPr>
+        <w:t xml:space="preserve"> </w:t>
+      </w:r>
+      <w:r>
+        <w:rPr>
+          <w:rFonts w:cstheme="minorHAnsi"/>
+          <w:sz w:val="20"/>
+          <w:szCs w:val="20"/>
+        </w:rPr>
+        <w:t>New Zealand</w:t>
+      </w:r>
+      <w:r>
+        <w:rPr>
+          <w:rFonts w:cstheme="minorHAnsi"/>
+          <w:sz w:val="20"/>
+          <w:szCs w:val="20"/>
+        </w:rPr>
+        <w:t xml:space="preserve"> </w:t>
+      </w:r>
+      <w:r>
+        <w:rPr>
+          <w:rFonts w:cstheme="minorHAnsi"/>
+          <w:sz w:val="20"/>
+          <w:szCs w:val="20"/>
+        </w:rPr>
+        <w:t>freshwater crayfish</w:t>
       </w:r>
       <w:r>
         <w:rPr>
@@ -8218,7 +8627,173 @@
           <w:sz w:val="20"/>
           <w:szCs w:val="20"/>
         </w:rPr>
-        <w:t>A</w:t>
+        <w:t>Paranephrops</w:t>
+      </w:r>
+      <w:r>
+        <w:rPr>
+          <w:rFonts w:cstheme="minorHAnsi"/>
+          <w:sz w:val="20"/>
+          <w:szCs w:val="20"/>
+        </w:rPr>
+        <w:t xml:space="preserve"> </w:t>
+      </w:r>
+      <w:r>
+        <w:rPr>
+          <w:rFonts w:cstheme="minorHAnsi"/>
+          <w:sz w:val="20"/>
+          <w:szCs w:val="20"/>
+        </w:rPr>
+        <w:t>(Crustacea:</w:t>
+      </w:r>
+      <w:r>
+        <w:rPr>
+          <w:rFonts w:cstheme="minorHAnsi"/>
+          <w:sz w:val="20"/>
+          <w:szCs w:val="20"/>
+        </w:rPr>
+        <w:t xml:space="preserve"> </w:t>
+      </w:r>
+      <w:r>
+        <w:rPr>
+          <w:rFonts w:cstheme="minorHAnsi"/>
+          <w:sz w:val="20"/>
+          <w:szCs w:val="20"/>
+        </w:rPr>
+        <w:t>Decapoda:</w:t>
+      </w:r>
+      <w:r>
+        <w:rPr>
+          <w:rFonts w:cstheme="minorHAnsi"/>
+          <w:sz w:val="20"/>
+          <w:szCs w:val="20"/>
+        </w:rPr>
+        <w:t xml:space="preserve"> </w:t>
+      </w:r>
+      <w:r>
+        <w:rPr>
+          <w:rFonts w:cstheme="minorHAnsi"/>
+          <w:sz w:val="20"/>
+          <w:szCs w:val="20"/>
+        </w:rPr>
+        <w:t>Parastacidae). New Zealand Journal of Marine and Freshwater Research 4: 278–291.</w:t>
+      </w:r>
+      <w:r>
+        <w:rPr>
+          <w:rFonts w:cstheme="minorHAnsi"/>
+          <w:sz w:val="20"/>
+          <w:szCs w:val="20"/>
+        </w:rPr>
+        <w:t xml:space="preserve"> </w:t>
+      </w:r>
+      <w:hyperlink r:id="rId33" w:history="1">
+        <w:r>
+          <w:rPr>
+            <w:rStyle w:val="Hyperlink"/>
+            <w:rFonts w:cstheme="minorHAnsi"/>
+            <w:color w:val="auto"/>
+            <w:sz w:val="20"/>
+            <w:szCs w:val="20"/>
+            <w:u w:val="none"/>
+          </w:rPr>
+          <w:t>https://doi.org/10.1080/00288330.1970.9515347</w:t>
+        </w:r>
+      </w:hyperlink>
+      <w:r>
+        <w:rPr>
+          <w:rFonts w:cstheme="minorHAnsi"/>
+          <w:sz w:val="20"/>
+          <w:szCs w:val="20"/>
+        </w:rPr>
+        <w:t>.</w:t>
+      </w:r>
+    </w:p>
+    <w:p>
+      <w:pPr>
+        <w:spacing w:line="360" w:lineRule="auto"/>
+        <w:ind w:left="341" w:hanging="284"/>
+        <w:jc w:val="left"/>
+        <w:rPr>
+          <w:rFonts w:cstheme="minorHAnsi"/>
+          <w:sz w:val="20"/>
+          <w:szCs w:val="20"/>
+        </w:rPr>
+      </w:pPr>
+      <w:r>
+        <w:rPr>
+          <w:rFonts w:cstheme="minorHAnsi"/>
+          <w:sz w:val="20"/>
+          <w:szCs w:val="20"/>
+        </w:rPr>
+        <w:t>Jane, S. F., G. J. A. Hansen, B. M. Kraemer, P. R. Leavitt, J. L. Mincer, R. L. North, R. M. Pilla, J. T. Stetler, C. E. Williamson, R. I. Woolway, &amp; others, 2021. Widespread deoxygenation of temperate lakes. Nature 594: 66–70.</w:t>
+      </w:r>
+      <w:r>
+        <w:rPr>
+          <w:rFonts w:cstheme="minorHAnsi"/>
+          <w:sz w:val="20"/>
+          <w:szCs w:val="20"/>
+        </w:rPr>
+        <w:t xml:space="preserve"> </w:t>
+      </w:r>
+      <w:hyperlink r:id="rId34" w:history="1">
+        <w:r>
+          <w:rPr>
+            <w:rStyle w:val="Hyperlink"/>
+            <w:rFonts w:cstheme="minorHAnsi"/>
+            <w:color w:val="auto"/>
+            <w:sz w:val="20"/>
+            <w:szCs w:val="20"/>
+            <w:u w:val="none"/>
+          </w:rPr>
+          <w:t>https://doi.org/10.1038/s41586-021-03550-y</w:t>
+        </w:r>
+      </w:hyperlink>
+      <w:r>
+        <w:rPr>
+          <w:rFonts w:cstheme="minorHAnsi"/>
+          <w:sz w:val="20"/>
+          <w:szCs w:val="20"/>
+        </w:rPr>
+        <w:t>.</w:t>
+      </w:r>
+    </w:p>
+    <w:p>
+      <w:pPr>
+        <w:spacing w:line="360" w:lineRule="auto"/>
+        <w:ind w:left="341" w:hanging="284"/>
+        <w:jc w:val="left"/>
+        <w:rPr>
+          <w:rFonts w:cstheme="minorHAnsi"/>
+          <w:sz w:val="20"/>
+          <w:szCs w:val="20"/>
+        </w:rPr>
+      </w:pPr>
+      <w:r>
+        <w:rPr>
+          <w:rFonts w:cstheme="minorHAnsi"/>
+          <w:sz w:val="20"/>
+          <w:szCs w:val="20"/>
+        </w:rPr>
+        <w:t>Johnsen, S. I., &amp; T. Taugbøl, 2008. Add stones, get crayfish – is it that simple? Freshwater Crayfish 16: 47–50.</w:t>
+      </w:r>
+    </w:p>
+    <w:p>
+      <w:pPr>
+        <w:spacing w:line="360" w:lineRule="auto"/>
+        <w:ind w:left="341" w:hanging="284"/>
+        <w:jc w:val="left"/>
+        <w:rPr>
+          <w:rFonts w:cstheme="minorHAnsi"/>
+          <w:sz w:val="20"/>
+          <w:szCs w:val="20"/>
+        </w:rPr>
+      </w:pPr>
+      <w:r>
+        <w:rPr>
+          <w:rFonts w:cstheme="minorHAnsi"/>
+          <w:sz w:val="20"/>
+          <w:szCs w:val="20"/>
+        </w:rPr>
+        <w:t>Jowett, I. G., S. M. Parkyn, &amp; J. Richardson, 2008. Habitat characteristics of crayfish (</w:t>
       </w:r>
       <w:r>
         <w:rPr>
@@ -8228,7 +8803,7 @@
           <w:sz w:val="20"/>
           <w:szCs w:val="20"/>
         </w:rPr>
-        <w:t>stacus leptodactylus</w:t>
+        <w:t>Paranephrops planifrons</w:t>
       </w:r>
       <w:r>
         <w:rPr>
@@ -8236,7 +8811,7 @@
           <w:sz w:val="20"/>
           <w:szCs w:val="20"/>
         </w:rPr>
-        <w:t xml:space="preserve"> E</w:t>
+        <w:t>) in</w:t>
       </w:r>
       <w:r>
         <w:rPr>
@@ -8244,7 +8819,7 @@
           <w:sz w:val="20"/>
           <w:szCs w:val="20"/>
         </w:rPr>
-        <w:t>schscholtz, 1823 (</w:t>
+        <w:t xml:space="preserve"> </w:t>
       </w:r>
       <w:r>
         <w:rPr>
@@ -8252,7 +8827,7 @@
           <w:sz w:val="20"/>
           <w:szCs w:val="20"/>
         </w:rPr>
-        <w:t>D</w:t>
+        <w:t>New Zealand</w:t>
       </w:r>
       <w:r>
         <w:rPr>
@@ -8260,7 +8835,7 @@
           <w:sz w:val="20"/>
           <w:szCs w:val="20"/>
         </w:rPr>
-        <w:t xml:space="preserve">ecapoda, </w:t>
+        <w:t xml:space="preserve"> </w:t>
       </w:r>
       <w:r>
         <w:rPr>
@@ -8268,7 +8843,7 @@
           <w:sz w:val="20"/>
           <w:szCs w:val="20"/>
         </w:rPr>
-        <w:t>A</w:t>
+        <w:t>streams using generalised additive models (GAMs). Hydrobiologia 596: 353–365.</w:t>
       </w:r>
       <w:r>
         <w:rPr>
@@ -8276,43 +8851,19 @@
           <w:sz w:val="20"/>
           <w:szCs w:val="20"/>
         </w:rPr>
-        <w:t xml:space="preserve">stacidea). </w:t>
-      </w:r>
-      <w:proofErr w:type="spellStart"/>
-      <w:r>
-        <w:rPr>
-          <w:rFonts w:cstheme="minorHAnsi"/>
-          <w:sz w:val="20"/>
-          <w:szCs w:val="20"/>
-        </w:rPr>
-        <w:t>Crustaceana</w:t>
-      </w:r>
-      <w:proofErr w:type="spellEnd"/>
-      <w:r>
-        <w:rPr>
-          <w:rFonts w:cstheme="minorHAnsi"/>
-          <w:sz w:val="20"/>
-          <w:szCs w:val="20"/>
-        </w:rPr>
-        <w:t xml:space="preserve"> 82: 1495–1507.</w:t>
-      </w:r>
-      <w:r>
-        <w:rPr>
-          <w:rFonts w:cstheme="minorHAnsi"/>
-          <w:sz w:val="20"/>
-          <w:szCs w:val="20"/>
-        </w:rPr>
         <w:t xml:space="preserve"> </w:t>
       </w:r>
-      <w:hyperlink r:id="rId28" w:history="1">
+      <w:hyperlink r:id="rId35" w:history="1">
         <w:r>
           <w:rPr>
             <w:rStyle w:val="Hyperlink"/>
             <w:rFonts w:cstheme="minorHAnsi"/>
+            <w:color w:val="auto"/>
             <w:sz w:val="20"/>
             <w:szCs w:val="20"/>
+            <w:u w:val="none"/>
           </w:rPr>
-          <w:t>https://doi.org/10.1163/156854009X407191</w:t>
+          <w:t>https://doi.org/10.1007/s10750-007-9108-z</w:t>
         </w:r>
       </w:hyperlink>
       <w:r>
@@ -8326,8 +8877,8 @@
     </w:p>
     <w:p>
       <w:pPr>
-        <w:spacing w:line="276" w:lineRule="auto"/>
-        <w:ind w:left="284" w:hanging="284"/>
+        <w:spacing w:line="360" w:lineRule="auto"/>
+        <w:ind w:left="341" w:hanging="284"/>
         <w:jc w:val="left"/>
         <w:rPr>
           <w:rFonts w:cstheme="minorHAnsi"/>
@@ -8341,25 +8892,24 @@
           <w:sz w:val="20"/>
           <w:szCs w:val="20"/>
         </w:rPr>
-        <w:t xml:space="preserve">Hessen, D. O., J. Skurdal, &amp; J. E. Braathen, 2004. Plant exclusion of </w:t>
-      </w:r>
-      <w:proofErr w:type="gramStart"/>
+        <w:lastRenderedPageBreak/>
+        <w:t>Jowett, I. G., &amp; J. Richardson, 1990. Microhabitat preferences of benthic invertebrates in a</w:t>
+      </w:r>
       <w:r>
         <w:rPr>
           <w:rFonts w:cstheme="minorHAnsi"/>
           <w:sz w:val="20"/>
           <w:szCs w:val="20"/>
         </w:rPr>
-        <w:t>a</w:t>
-      </w:r>
-      <w:proofErr w:type="gramEnd"/>
+        <w:t xml:space="preserve"> </w:t>
+      </w:r>
       <w:r>
         <w:rPr>
           <w:rFonts w:cstheme="minorHAnsi"/>
           <w:sz w:val="20"/>
           <w:szCs w:val="20"/>
         </w:rPr>
-        <w:t xml:space="preserve"> herbivore; crayfish population decline caused by an invading waterweed. Biological Invasions 6: 133–140.</w:t>
+        <w:t>New Zealand</w:t>
       </w:r>
       <w:r>
         <w:rPr>
@@ -8369,129 +8919,13 @@
         </w:rPr>
         <w:t xml:space="preserve"> </w:t>
       </w:r>
-      <w:hyperlink r:id="rId29" w:history="1">
-        <w:r>
-          <w:rPr>
-            <w:rStyle w:val="Hyperlink"/>
-            <w:rFonts w:cstheme="minorHAnsi"/>
-            <w:sz w:val="20"/>
-            <w:szCs w:val="20"/>
-          </w:rPr>
-          <w:t>https://doi.org/10.1023/B:BINV.0000022131.40783.f0</w:t>
-        </w:r>
-      </w:hyperlink>
       <w:r>
         <w:rPr>
           <w:rFonts w:cstheme="minorHAnsi"/>
           <w:sz w:val="20"/>
           <w:szCs w:val="20"/>
         </w:rPr>
-        <w:t>.</w:t>
-      </w:r>
-    </w:p>
-    <w:p>
-      <w:pPr>
-        <w:spacing w:line="276" w:lineRule="auto"/>
-        <w:ind w:left="284" w:hanging="284"/>
-        <w:jc w:val="left"/>
-        <w:rPr>
-          <w:rFonts w:cstheme="minorHAnsi"/>
-          <w:sz w:val="20"/>
-          <w:szCs w:val="20"/>
-        </w:rPr>
-      </w:pPr>
-      <w:r>
-        <w:rPr>
-          <w:rFonts w:cstheme="minorHAnsi"/>
-          <w:sz w:val="20"/>
-          <w:szCs w:val="20"/>
-        </w:rPr>
-        <w:t xml:space="preserve">Hiroa, T. R., 1921. Māori food-supplies of </w:t>
-      </w:r>
-      <w:r>
-        <w:rPr>
-          <w:rFonts w:cstheme="minorHAnsi"/>
-          <w:sz w:val="20"/>
-          <w:szCs w:val="20"/>
-        </w:rPr>
-        <w:t>L</w:t>
-      </w:r>
-      <w:r>
-        <w:rPr>
-          <w:rFonts w:cstheme="minorHAnsi"/>
-          <w:sz w:val="20"/>
-          <w:szCs w:val="20"/>
-        </w:rPr>
-        <w:t xml:space="preserve">ake </w:t>
-      </w:r>
-      <w:r>
-        <w:rPr>
-          <w:rFonts w:cstheme="minorHAnsi"/>
-          <w:sz w:val="20"/>
-          <w:szCs w:val="20"/>
-        </w:rPr>
-        <w:t>R</w:t>
-      </w:r>
-      <w:r>
-        <w:rPr>
-          <w:rFonts w:cstheme="minorHAnsi"/>
-          <w:sz w:val="20"/>
-          <w:szCs w:val="20"/>
-        </w:rPr>
-        <w:t>otorua, with methods of obtaining them, and usages and customs appertaining thereto. Transactions and Proceedings of the Royal Society of New Zealand 1868–1961 53: 433–451.</w:t>
-      </w:r>
-    </w:p>
-    <w:p>
-      <w:pPr>
-        <w:spacing w:line="276" w:lineRule="auto"/>
-        <w:ind w:left="284" w:hanging="284"/>
-        <w:jc w:val="left"/>
-        <w:rPr>
-          <w:rFonts w:cstheme="minorHAnsi"/>
-          <w:sz w:val="20"/>
-          <w:szCs w:val="20"/>
-        </w:rPr>
-      </w:pPr>
-      <w:r>
-        <w:rPr>
-          <w:rFonts w:cstheme="minorHAnsi"/>
-          <w:sz w:val="20"/>
-          <w:szCs w:val="20"/>
-        </w:rPr>
-        <w:lastRenderedPageBreak/>
-        <w:t>Hopkins, C. L., 1970. Systematics of the</w:t>
-      </w:r>
-      <w:r>
-        <w:rPr>
-          <w:rFonts w:cstheme="minorHAnsi"/>
-          <w:sz w:val="20"/>
-          <w:szCs w:val="20"/>
-        </w:rPr>
-        <w:t xml:space="preserve"> </w:t>
-      </w:r>
-      <w:r>
-        <w:rPr>
-          <w:rFonts w:cstheme="minorHAnsi"/>
-          <w:sz w:val="20"/>
-          <w:szCs w:val="20"/>
-        </w:rPr>
-        <w:t>New Zealand</w:t>
-      </w:r>
-      <w:r>
-        <w:rPr>
-          <w:rFonts w:cstheme="minorHAnsi"/>
-          <w:sz w:val="20"/>
-          <w:szCs w:val="20"/>
-        </w:rPr>
-        <w:t xml:space="preserve"> </w:t>
-      </w:r>
-      <w:r>
-        <w:rPr>
-          <w:rFonts w:cstheme="minorHAnsi"/>
-          <w:sz w:val="20"/>
-          <w:szCs w:val="20"/>
-        </w:rPr>
-        <w:t>freshwater crayfish</w:t>
+        <w:t>river and the development of in-stream flow-habitat models for</w:t>
       </w:r>
       <w:r>
         <w:rPr>
@@ -8509,7 +8943,161 @@
           <w:sz w:val="20"/>
           <w:szCs w:val="20"/>
         </w:rPr>
-        <w:t>P</w:t>
+        <w:t>Deleatidium</w:t>
+      </w:r>
+      <w:r>
+        <w:rPr>
+          <w:rFonts w:cstheme="minorHAnsi"/>
+          <w:sz w:val="20"/>
+          <w:szCs w:val="20"/>
+        </w:rPr>
+        <w:t xml:space="preserve"> </w:t>
+      </w:r>
+      <w:r>
+        <w:rPr>
+          <w:rFonts w:cstheme="minorHAnsi"/>
+          <w:sz w:val="20"/>
+          <w:szCs w:val="20"/>
+        </w:rPr>
+        <w:t>spp. New Zealand Journal of Marine and Freshwater Research 24: 19–30.</w:t>
+      </w:r>
+      <w:r>
+        <w:rPr>
+          <w:rFonts w:cstheme="minorHAnsi"/>
+          <w:sz w:val="20"/>
+          <w:szCs w:val="20"/>
+        </w:rPr>
+        <w:t xml:space="preserve"> </w:t>
+      </w:r>
+      <w:hyperlink r:id="rId36" w:history="1">
+        <w:r>
+          <w:rPr>
+            <w:rStyle w:val="Hyperlink"/>
+            <w:rFonts w:cstheme="minorHAnsi"/>
+            <w:color w:val="auto"/>
+            <w:sz w:val="20"/>
+            <w:szCs w:val="20"/>
+            <w:u w:val="none"/>
+          </w:rPr>
+          <w:t>https://doi.org/10.1080/00288330.1990.9516399</w:t>
+        </w:r>
+      </w:hyperlink>
+      <w:r>
+        <w:rPr>
+          <w:rFonts w:cstheme="minorHAnsi"/>
+          <w:sz w:val="20"/>
+          <w:szCs w:val="20"/>
+        </w:rPr>
+        <w:t>.</w:t>
+      </w:r>
+    </w:p>
+    <w:p>
+      <w:pPr>
+        <w:spacing w:line="360" w:lineRule="auto"/>
+        <w:ind w:left="341" w:hanging="284"/>
+        <w:jc w:val="left"/>
+        <w:rPr>
+          <w:rFonts w:cstheme="minorHAnsi"/>
+          <w:sz w:val="20"/>
+          <w:szCs w:val="20"/>
+        </w:rPr>
+      </w:pPr>
+      <w:r>
+        <w:rPr>
+          <w:rFonts w:cstheme="minorHAnsi"/>
+          <w:sz w:val="20"/>
+          <w:szCs w:val="20"/>
+        </w:rPr>
+        <w:t>Kusabs, I. A. K., I. C. Duggan, A. C. Bruere, P. Scholes, T. W. Te Kurapa, T. M. Grant, &amp; F. J. Burdon, 2026. Invasive catfish linked to the decline of freshwater crayfish in two</w:t>
+      </w:r>
+      <w:r>
+        <w:rPr>
+          <w:rFonts w:cstheme="minorHAnsi"/>
+          <w:sz w:val="20"/>
+          <w:szCs w:val="20"/>
+        </w:rPr>
+        <w:t xml:space="preserve"> </w:t>
+      </w:r>
+      <w:r>
+        <w:rPr>
+          <w:rFonts w:cstheme="minorHAnsi"/>
+          <w:sz w:val="20"/>
+          <w:szCs w:val="20"/>
+        </w:rPr>
+        <w:t>Aotearoa New Zealand</w:t>
+      </w:r>
+      <w:r>
+        <w:rPr>
+          <w:rFonts w:cstheme="minorHAnsi"/>
+          <w:sz w:val="20"/>
+          <w:szCs w:val="20"/>
+        </w:rPr>
+        <w:t xml:space="preserve"> </w:t>
+      </w:r>
+      <w:r>
+        <w:rPr>
+          <w:rFonts w:cstheme="minorHAnsi"/>
+          <w:sz w:val="20"/>
+          <w:szCs w:val="20"/>
+        </w:rPr>
+        <w:t>lakes. Biological Invasions 28:</w:t>
+      </w:r>
+      <w:r>
+        <w:rPr>
+          <w:rFonts w:cstheme="minorHAnsi"/>
+          <w:sz w:val="20"/>
+          <w:szCs w:val="20"/>
+        </w:rPr>
+        <w:t xml:space="preserve"> </w:t>
+      </w:r>
+      <w:hyperlink r:id="rId37" w:history="1">
+        <w:r>
+          <w:rPr>
+            <w:rStyle w:val="Hyperlink"/>
+            <w:rFonts w:cstheme="minorHAnsi"/>
+            <w:color w:val="auto"/>
+            <w:sz w:val="20"/>
+            <w:szCs w:val="20"/>
+            <w:u w:val="none"/>
+          </w:rPr>
+          <w:t>https://doi.org/10.1007/s10530-026-03852-0</w:t>
+        </w:r>
+      </w:hyperlink>
+      <w:r>
+        <w:rPr>
+          <w:rFonts w:cstheme="minorHAnsi"/>
+          <w:sz w:val="20"/>
+          <w:szCs w:val="20"/>
+        </w:rPr>
+        <w:t>.</w:t>
+      </w:r>
+    </w:p>
+    <w:p>
+      <w:pPr>
+        <w:spacing w:line="360" w:lineRule="auto"/>
+        <w:ind w:left="341" w:hanging="284"/>
+        <w:jc w:val="left"/>
+        <w:rPr>
+          <w:rFonts w:cstheme="minorHAnsi"/>
+          <w:sz w:val="20"/>
+          <w:szCs w:val="20"/>
+        </w:rPr>
+      </w:pPr>
+      <w:r>
+        <w:rPr>
+          <w:rFonts w:cstheme="minorHAnsi"/>
+          <w:sz w:val="20"/>
+          <w:szCs w:val="20"/>
+        </w:rPr>
+        <w:t>Kusabs, I. A., B. J. Hicks, J. M. Quinn, &amp; D. P. Hamilton, 2015a. Sustainable management of freshwater crayfish (kōura,</w:t>
+      </w:r>
+      <w:r>
+        <w:rPr>
+          <w:rFonts w:cstheme="minorHAnsi"/>
+          <w:sz w:val="20"/>
+          <w:szCs w:val="20"/>
+        </w:rPr>
+        <w:t xml:space="preserve"> </w:t>
       </w:r>
       <w:r>
         <w:rPr>
@@ -8519,7 +9107,7 @@
           <w:sz w:val="20"/>
           <w:szCs w:val="20"/>
         </w:rPr>
-        <w:t>aranephrops</w:t>
+        <w:t>Paranephrops planifrons</w:t>
       </w:r>
       <w:r>
         <w:rPr>
@@ -8527,7 +9115,7 @@
           <w:sz w:val="20"/>
           <w:szCs w:val="20"/>
         </w:rPr>
-        <w:t xml:space="preserve"> </w:t>
+        <w:t>) in</w:t>
       </w:r>
       <w:r>
         <w:rPr>
@@ -8535,7 +9123,7 @@
           <w:sz w:val="20"/>
           <w:szCs w:val="20"/>
         </w:rPr>
-        <w:t>(Crustacea:</w:t>
+        <w:t xml:space="preserve"> </w:t>
       </w:r>
       <w:r>
         <w:rPr>
@@ -8543,7 +9131,7 @@
           <w:sz w:val="20"/>
           <w:szCs w:val="20"/>
         </w:rPr>
-        <w:t xml:space="preserve"> </w:t>
+        <w:t>Te Arawa</w:t>
       </w:r>
       <w:r>
         <w:rPr>
@@ -8551,7 +9139,7 @@
           <w:sz w:val="20"/>
           <w:szCs w:val="20"/>
         </w:rPr>
-        <w:t>Decapoda:</w:t>
+        <w:t xml:space="preserve"> </w:t>
       </w:r>
       <w:r>
         <w:rPr>
@@ -8559,7 +9147,7 @@
           <w:sz w:val="20"/>
           <w:szCs w:val="20"/>
         </w:rPr>
-        <w:t xml:space="preserve"> </w:t>
+        <w:t>(Rotorua) lakes,</w:t>
       </w:r>
       <w:r>
         <w:rPr>
@@ -8567,7 +9155,7 @@
           <w:sz w:val="20"/>
           <w:szCs w:val="20"/>
         </w:rPr>
-        <w:t>Parastacidae). New Zealand Journal of Marine and Freshwater Research 4: 278–291.</w:t>
+        <w:t xml:space="preserve"> </w:t>
       </w:r>
       <w:r>
         <w:rPr>
@@ -8575,17 +9163,27 @@
           <w:sz w:val="20"/>
           <w:szCs w:val="20"/>
         </w:rPr>
+        <w:t>North Island, New Zealand. Fisheries Research 168: 35–46.</w:t>
+      </w:r>
+      <w:r>
+        <w:rPr>
+          <w:rFonts w:cstheme="minorHAnsi"/>
+          <w:sz w:val="20"/>
+          <w:szCs w:val="20"/>
+        </w:rPr>
         <w:t xml:space="preserve"> </w:t>
       </w:r>
-      <w:hyperlink r:id="rId30" w:history="1">
+      <w:hyperlink r:id="rId38" w:history="1">
         <w:r>
           <w:rPr>
             <w:rStyle w:val="Hyperlink"/>
             <w:rFonts w:cstheme="minorHAnsi"/>
+            <w:color w:val="auto"/>
             <w:sz w:val="20"/>
             <w:szCs w:val="20"/>
+            <w:u w:val="none"/>
           </w:rPr>
-          <w:t>https://doi.org/10.1080/00288330.1970.9515347</w:t>
+          <w:t>https://doi.org/10.1016/j.fishres.2015.03.015</w:t>
         </w:r>
       </w:hyperlink>
       <w:r>
@@ -8599,8 +9197,8 @@
     </w:p>
     <w:p>
       <w:pPr>
-        <w:spacing w:line="276" w:lineRule="auto"/>
-        <w:ind w:left="284" w:hanging="284"/>
+        <w:spacing w:line="360" w:lineRule="auto"/>
+        <w:ind w:left="341" w:hanging="284"/>
         <w:jc w:val="left"/>
         <w:rPr>
           <w:rFonts w:cstheme="minorHAnsi"/>
@@ -8614,7 +9212,7 @@
           <w:sz w:val="20"/>
           <w:szCs w:val="20"/>
         </w:rPr>
-        <w:t>Jane, S. F., G. J. A. Hansen, B. M. Kraemer, P. R. Leavitt, J. L. Mincer, R. L. North, R. M. Pilla, J. T. Stetler, C. E. Williamson, R. I. Woolway, &amp; others, 2021. Widespread deoxygenation of temperate lakes. Nature 594: 66–70.</w:t>
+        <w:t>Kusabs, I. A., &amp; J. M. Quinn, 2009. Use of a traditional</w:t>
       </w:r>
       <w:r>
         <w:rPr>
@@ -8624,64 +9222,37 @@
         </w:rPr>
         <w:t xml:space="preserve"> </w:t>
       </w:r>
-      <w:hyperlink r:id="rId31" w:history="1">
-        <w:r>
-          <w:rPr>
-            <w:rStyle w:val="Hyperlink"/>
-            <w:rFonts w:cstheme="minorHAnsi"/>
-            <w:sz w:val="20"/>
-            <w:szCs w:val="20"/>
-          </w:rPr>
-          <w:t>https://doi.org/10.1038/s41586-021-03550-y</w:t>
-        </w:r>
-      </w:hyperlink>
       <w:r>
         <w:rPr>
           <w:rFonts w:cstheme="minorHAnsi"/>
           <w:sz w:val="20"/>
           <w:szCs w:val="20"/>
         </w:rPr>
-        <w:t>.</w:t>
-      </w:r>
-    </w:p>
-    <w:p>
-      <w:pPr>
-        <w:spacing w:line="276" w:lineRule="auto"/>
-        <w:ind w:left="284" w:hanging="284"/>
-        <w:jc w:val="left"/>
+        <w:t>Māori</w:t>
+      </w:r>
+      <w:r>
         <w:rPr>
           <w:rFonts w:cstheme="minorHAnsi"/>
           <w:sz w:val="20"/>
           <w:szCs w:val="20"/>
         </w:rPr>
-      </w:pPr>
+        <w:t xml:space="preserve"> </w:t>
+      </w:r>
       <w:r>
         <w:rPr>
           <w:rFonts w:cstheme="minorHAnsi"/>
           <w:sz w:val="20"/>
           <w:szCs w:val="20"/>
         </w:rPr>
-        <w:t>Johnsen, S. I., &amp; T. Taugbøl, 2008. Add stones, get crayfish – is it that simple? Freshwater Crayfish 16: 47–50.</w:t>
-      </w:r>
-    </w:p>
-    <w:p>
-      <w:pPr>
-        <w:spacing w:line="276" w:lineRule="auto"/>
-        <w:ind w:left="284" w:hanging="284"/>
-        <w:jc w:val="left"/>
+        <w:t>harvesting method, the tau kōura, for monitoring kōura (freshwater crayfish,</w:t>
+      </w:r>
+      <w:r>
         <w:rPr>
           <w:rFonts w:cstheme="minorHAnsi"/>
           <w:sz w:val="20"/>
           <w:szCs w:val="20"/>
         </w:rPr>
-      </w:pPr>
-      <w:r>
-        <w:rPr>
-          <w:rFonts w:cstheme="minorHAnsi"/>
-          <w:sz w:val="20"/>
-          <w:szCs w:val="20"/>
-        </w:rPr>
-        <w:t>Jowett, I. G., S. M. Parkyn, &amp; J. Richardson, 2008. Habitat characteristics of crayfish (</w:t>
+        <w:t xml:space="preserve"> </w:t>
       </w:r>
       <w:r>
         <w:rPr>
@@ -8691,7 +9262,104 @@
           <w:sz w:val="20"/>
           <w:szCs w:val="20"/>
         </w:rPr>
-        <w:t>P</w:t>
+        <w:t>Paranephrops planifrons</w:t>
+      </w:r>
+      <w:r>
+        <w:rPr>
+          <w:rFonts w:cstheme="minorHAnsi"/>
+          <w:sz w:val="20"/>
+          <w:szCs w:val="20"/>
+        </w:rPr>
+        <w:t>) in</w:t>
+      </w:r>
+      <w:r>
+        <w:rPr>
+          <w:rFonts w:cstheme="minorHAnsi"/>
+          <w:sz w:val="20"/>
+          <w:szCs w:val="20"/>
+        </w:rPr>
+        <w:t xml:space="preserve"> </w:t>
+      </w:r>
+      <w:r>
+        <w:rPr>
+          <w:rFonts w:cstheme="minorHAnsi"/>
+          <w:sz w:val="20"/>
+          <w:szCs w:val="20"/>
+        </w:rPr>
+        <w:t>Lake Rotoiti,</w:t>
+      </w:r>
+      <w:r>
+        <w:rPr>
+          <w:rFonts w:cstheme="minorHAnsi"/>
+          <w:sz w:val="20"/>
+          <w:szCs w:val="20"/>
+        </w:rPr>
+        <w:t xml:space="preserve"> </w:t>
+      </w:r>
+      <w:r>
+        <w:rPr>
+          <w:rFonts w:cstheme="minorHAnsi"/>
+          <w:sz w:val="20"/>
+          <w:szCs w:val="20"/>
+        </w:rPr>
+        <w:t>North Island, New Zealand. New Zealand Journal of Marine and Freshwater Research 43: 713–722.</w:t>
+      </w:r>
+      <w:r>
+        <w:rPr>
+          <w:rFonts w:cstheme="minorHAnsi"/>
+          <w:sz w:val="20"/>
+          <w:szCs w:val="20"/>
+        </w:rPr>
+        <w:t xml:space="preserve"> </w:t>
+      </w:r>
+      <w:hyperlink r:id="rId39" w:history="1">
+        <w:r>
+          <w:rPr>
+            <w:rStyle w:val="Hyperlink"/>
+            <w:rFonts w:cstheme="minorHAnsi"/>
+            <w:color w:val="auto"/>
+            <w:sz w:val="20"/>
+            <w:szCs w:val="20"/>
+            <w:u w:val="none"/>
+          </w:rPr>
+          <w:t>https://doi.org/10.1080/00288330909510036</w:t>
+        </w:r>
+      </w:hyperlink>
+      <w:r>
+        <w:rPr>
+          <w:rFonts w:cstheme="minorHAnsi"/>
+          <w:sz w:val="20"/>
+          <w:szCs w:val="20"/>
+        </w:rPr>
+        <w:t>.</w:t>
+      </w:r>
+    </w:p>
+    <w:p>
+      <w:pPr>
+        <w:spacing w:line="360" w:lineRule="auto"/>
+        <w:ind w:left="341" w:hanging="284"/>
+        <w:jc w:val="left"/>
+        <w:rPr>
+          <w:rFonts w:cstheme="minorHAnsi"/>
+          <w:sz w:val="20"/>
+          <w:szCs w:val="20"/>
+        </w:rPr>
+      </w:pPr>
+      <w:r>
+        <w:rPr>
+          <w:rFonts w:cstheme="minorHAnsi"/>
+          <w:sz w:val="20"/>
+          <w:szCs w:val="20"/>
+        </w:rPr>
+        <w:t>Kusabs, I. A., J. M. Quinn, &amp; D. P. Hamilton, 2015b. Effects of benthic substrate, nutrient enrichment and predatory fish on freshwater crayfish (kōura,</w:t>
+      </w:r>
+      <w:r>
+        <w:rPr>
+          <w:rFonts w:cstheme="minorHAnsi"/>
+          <w:sz w:val="20"/>
+          <w:szCs w:val="20"/>
+        </w:rPr>
+        <w:t xml:space="preserve"> </w:t>
       </w:r>
       <w:r>
         <w:rPr>
@@ -8701,7 +9369,7 @@
           <w:sz w:val="20"/>
           <w:szCs w:val="20"/>
         </w:rPr>
-        <w:t>aranephrops planifrons</w:t>
+        <w:t>Paranephrops planifrons</w:t>
       </w:r>
       <w:r>
         <w:rPr>
@@ -8709,7 +9377,7 @@
           <w:sz w:val="20"/>
           <w:szCs w:val="20"/>
         </w:rPr>
-        <w:t>) in</w:t>
+        <w:t>) population characteristics in seven</w:t>
       </w:r>
       <w:r>
         <w:rPr>
@@ -8725,7 +9393,7 @@
           <w:sz w:val="20"/>
           <w:szCs w:val="20"/>
         </w:rPr>
-        <w:t>New Zealand</w:t>
+        <w:t>Te Arawa</w:t>
       </w:r>
       <w:r>
         <w:rPr>
@@ -8741,7 +9409,7 @@
           <w:sz w:val="20"/>
           <w:szCs w:val="20"/>
         </w:rPr>
-        <w:t>streams using generalised additive models (GAMs). Hydrobiologia 596: 353–365.</w:t>
+        <w:t>(Rotorua) lakes,</w:t>
       </w:r>
       <w:r>
         <w:rPr>
@@ -8751,15 +9419,33 @@
         </w:rPr>
         <w:t xml:space="preserve"> </w:t>
       </w:r>
-      <w:hyperlink r:id="rId32" w:history="1">
+      <w:r>
+        <w:rPr>
+          <w:rFonts w:cstheme="minorHAnsi"/>
+          <w:sz w:val="20"/>
+          <w:szCs w:val="20"/>
+        </w:rPr>
+        <w:t>North Island, New Zealand. Marine and Freshwater Research 66: 631–643.</w:t>
+      </w:r>
+      <w:r>
+        <w:rPr>
+          <w:rFonts w:cstheme="minorHAnsi"/>
+          <w:sz w:val="20"/>
+          <w:szCs w:val="20"/>
+        </w:rPr>
+        <w:t xml:space="preserve"> </w:t>
+      </w:r>
+      <w:hyperlink r:id="rId40" w:history="1">
         <w:r>
           <w:rPr>
             <w:rStyle w:val="Hyperlink"/>
             <w:rFonts w:cstheme="minorHAnsi"/>
+            <w:color w:val="auto"/>
             <w:sz w:val="20"/>
             <w:szCs w:val="20"/>
+            <w:u w:val="none"/>
           </w:rPr>
-          <w:t>https://doi.org/10.1007/s10750-007-9108-z</w:t>
+          <w:t>https://doi.org/10.1071/MF14148</w:t>
         </w:r>
       </w:hyperlink>
       <w:r>
@@ -8773,8 +9459,8 @@
     </w:p>
     <w:p>
       <w:pPr>
-        <w:spacing w:line="276" w:lineRule="auto"/>
-        <w:ind w:left="284" w:hanging="284"/>
+        <w:spacing w:line="360" w:lineRule="auto"/>
+        <w:ind w:left="341" w:hanging="284"/>
         <w:jc w:val="left"/>
         <w:rPr>
           <w:rFonts w:cstheme="minorHAnsi"/>
@@ -8788,23 +9474,27 @@
           <w:sz w:val="20"/>
           <w:szCs w:val="20"/>
         </w:rPr>
-        <w:t>Jowett, I. G., &amp; J. Richardson, 1990. Microhabitat preferences of benthic invertebrates in a</w:t>
-      </w:r>
-      <w:r>
+        <w:t>Kutner, M. H., C. J. Nachtsheim, J. Neter, &amp; W. Li, 2005. Applied linear statistical models. McGraw-Hill Irwin.</w:t>
+      </w:r>
+    </w:p>
+    <w:p>
+      <w:pPr>
+        <w:spacing w:line="360" w:lineRule="auto"/>
+        <w:ind w:left="341" w:hanging="284"/>
+        <w:jc w:val="left"/>
         <w:rPr>
           <w:rFonts w:cstheme="minorHAnsi"/>
           <w:sz w:val="20"/>
           <w:szCs w:val="20"/>
         </w:rPr>
-        <w:t xml:space="preserve"> </w:t>
-      </w:r>
+      </w:pPr>
       <w:r>
         <w:rPr>
           <w:rFonts w:cstheme="minorHAnsi"/>
           <w:sz w:val="20"/>
           <w:szCs w:val="20"/>
         </w:rPr>
-        <w:t>New Zealand</w:t>
+        <w:t>Land, Air, Water Aotearoa (LAWA), 2025. Lakes data for the</w:t>
       </w:r>
       <w:r>
         <w:rPr>
@@ -8820,7 +9510,7 @@
           <w:sz w:val="20"/>
           <w:szCs w:val="20"/>
         </w:rPr>
-        <w:t>river and the development of in-stream flow-habitat models for</w:t>
+        <w:t>Bay of Plenty</w:t>
       </w:r>
       <w:r>
         <w:rPr>
@@ -8828,7 +9518,202 @@
           <w:sz w:val="20"/>
           <w:szCs w:val="20"/>
         </w:rPr>
-        <w:t xml:space="preserve"> D</w:t>
+        <w:t xml:space="preserve"> r</w:t>
+      </w:r>
+      <w:r>
+        <w:rPr>
+          <w:rFonts w:cstheme="minorHAnsi"/>
+          <w:sz w:val="20"/>
+          <w:szCs w:val="20"/>
+        </w:rPr>
+        <w:t>egion.</w:t>
+      </w:r>
+      <w:r>
+        <w:rPr>
+          <w:rFonts w:cstheme="minorHAnsi"/>
+          <w:sz w:val="20"/>
+          <w:szCs w:val="20"/>
+        </w:rPr>
+        <w:t xml:space="preserve"> </w:t>
+      </w:r>
+      <w:hyperlink r:id="rId41" w:history="1">
+        <w:r>
+          <w:rPr>
+            <w:rStyle w:val="Hyperlink"/>
+            <w:rFonts w:cstheme="minorHAnsi"/>
+            <w:color w:val="auto"/>
+            <w:sz w:val="20"/>
+            <w:szCs w:val="20"/>
+            <w:u w:val="none"/>
+          </w:rPr>
+          <w:t>https://www.lawa.org.nz/explore-data/bay-of-plenty-region/lakes</w:t>
+        </w:r>
+      </w:hyperlink>
+      <w:r>
+        <w:rPr>
+          <w:rFonts w:cstheme="minorHAnsi"/>
+          <w:sz w:val="20"/>
+          <w:szCs w:val="20"/>
+        </w:rPr>
+        <w:t>.</w:t>
+      </w:r>
+    </w:p>
+    <w:p>
+      <w:pPr>
+        <w:spacing w:line="360" w:lineRule="auto"/>
+        <w:ind w:left="341" w:hanging="284"/>
+        <w:jc w:val="left"/>
+        <w:rPr>
+          <w:rFonts w:cstheme="minorHAnsi"/>
+          <w:sz w:val="20"/>
+          <w:szCs w:val="20"/>
+        </w:rPr>
+      </w:pPr>
+      <w:r>
+        <w:rPr>
+          <w:rFonts w:cstheme="minorHAnsi"/>
+          <w:sz w:val="20"/>
+          <w:szCs w:val="20"/>
+        </w:rPr>
+        <w:t>Lee, F., I. A. K. Kusabs, G. L. W. Perry, &amp; C. MacNeil, 2025. Identifying refugia from the synergistic threats of climate change and invasive species. Web Ecology 25: 221–239.</w:t>
+      </w:r>
+      <w:r>
+        <w:rPr>
+          <w:rFonts w:cstheme="minorHAnsi"/>
+          <w:sz w:val="20"/>
+          <w:szCs w:val="20"/>
+        </w:rPr>
+        <w:t xml:space="preserve"> </w:t>
+      </w:r>
+      <w:hyperlink r:id="rId42" w:history="1">
+        <w:r>
+          <w:rPr>
+            <w:rStyle w:val="Hyperlink"/>
+            <w:rFonts w:cstheme="minorHAnsi"/>
+            <w:color w:val="auto"/>
+            <w:sz w:val="20"/>
+            <w:szCs w:val="20"/>
+            <w:u w:val="none"/>
+          </w:rPr>
+          <w:t>https://doi.org/10.5194/we-25-221-2025</w:t>
+        </w:r>
+      </w:hyperlink>
+      <w:r>
+        <w:rPr>
+          <w:rFonts w:cstheme="minorHAnsi"/>
+          <w:sz w:val="20"/>
+          <w:szCs w:val="20"/>
+        </w:rPr>
+        <w:t>.</w:t>
+      </w:r>
+    </w:p>
+    <w:p>
+      <w:pPr>
+        <w:spacing w:line="360" w:lineRule="auto"/>
+        <w:ind w:left="341" w:hanging="284"/>
+        <w:jc w:val="left"/>
+        <w:rPr>
+          <w:rFonts w:cstheme="minorHAnsi"/>
+          <w:sz w:val="20"/>
+          <w:szCs w:val="20"/>
+        </w:rPr>
+      </w:pPr>
+      <w:r>
+        <w:rPr>
+          <w:rFonts w:cstheme="minorHAnsi"/>
+          <w:sz w:val="20"/>
+          <w:szCs w:val="20"/>
+        </w:rPr>
+        <w:t>Levin, S. A., 1992. The problem of pattern and scale in ecology: The</w:t>
+      </w:r>
+      <w:r>
+        <w:rPr>
+          <w:rFonts w:cstheme="minorHAnsi"/>
+          <w:sz w:val="20"/>
+          <w:szCs w:val="20"/>
+        </w:rPr>
+        <w:t xml:space="preserve"> </w:t>
+      </w:r>
+      <w:r>
+        <w:rPr>
+          <w:rFonts w:cstheme="minorHAnsi"/>
+          <w:sz w:val="20"/>
+          <w:szCs w:val="20"/>
+        </w:rPr>
+        <w:t>Robert H. MacArthur</w:t>
+      </w:r>
+      <w:r>
+        <w:rPr>
+          <w:rFonts w:cstheme="minorHAnsi"/>
+          <w:sz w:val="20"/>
+          <w:szCs w:val="20"/>
+        </w:rPr>
+        <w:t xml:space="preserve"> </w:t>
+      </w:r>
+      <w:r>
+        <w:rPr>
+          <w:rFonts w:cstheme="minorHAnsi"/>
+          <w:sz w:val="20"/>
+          <w:szCs w:val="20"/>
+        </w:rPr>
+        <w:t>award lecture. Ecology 73: 1943–1967.</w:t>
+      </w:r>
+      <w:r>
+        <w:rPr>
+          <w:rFonts w:cstheme="minorHAnsi"/>
+          <w:sz w:val="20"/>
+          <w:szCs w:val="20"/>
+        </w:rPr>
+        <w:t xml:space="preserve"> </w:t>
+      </w:r>
+      <w:hyperlink r:id="rId43" w:history="1">
+        <w:r>
+          <w:rPr>
+            <w:rStyle w:val="Hyperlink"/>
+            <w:rFonts w:cstheme="minorHAnsi"/>
+            <w:color w:val="auto"/>
+            <w:sz w:val="20"/>
+            <w:szCs w:val="20"/>
+            <w:u w:val="none"/>
+          </w:rPr>
+          <w:t>https://doi.org/10.2307/1941447</w:t>
+        </w:r>
+      </w:hyperlink>
+      <w:r>
+        <w:rPr>
+          <w:rFonts w:cstheme="minorHAnsi"/>
+          <w:sz w:val="20"/>
+          <w:szCs w:val="20"/>
+        </w:rPr>
+        <w:t>.</w:t>
+      </w:r>
+    </w:p>
+    <w:p>
+      <w:pPr>
+        <w:spacing w:line="360" w:lineRule="auto"/>
+        <w:ind w:left="341" w:hanging="284"/>
+        <w:jc w:val="left"/>
+        <w:rPr>
+          <w:rFonts w:cstheme="minorHAnsi"/>
+          <w:sz w:val="20"/>
+          <w:szCs w:val="20"/>
+        </w:rPr>
+      </w:pPr>
+      <w:r>
+        <w:rPr>
+          <w:rFonts w:cstheme="minorHAnsi"/>
+          <w:sz w:val="20"/>
+          <w:szCs w:val="20"/>
+        </w:rPr>
+        <w:t>Lishawa, S. C., A. J. Schrank, B. A. Lawrence, A. M. Monks, &amp; D. A. Albert, 2023. Aquatic connectivity treatments increase fish and macroinvertebrate use of</w:t>
+      </w:r>
+      <w:r>
+        <w:rPr>
+          <w:rFonts w:cstheme="minorHAnsi"/>
+          <w:sz w:val="20"/>
+          <w:szCs w:val="20"/>
+        </w:rPr>
+        <w:t xml:space="preserve"> </w:t>
       </w:r>
       <w:r>
         <w:rPr>
@@ -8838,7 +9723,7 @@
           <w:sz w:val="20"/>
           <w:szCs w:val="20"/>
         </w:rPr>
-        <w:t>eleatidium</w:t>
+        <w:t>Typha</w:t>
       </w:r>
       <w:r>
         <w:rPr>
@@ -8846,7 +9731,7 @@
           <w:sz w:val="20"/>
           <w:szCs w:val="20"/>
         </w:rPr>
-        <w:t xml:space="preserve"> </w:t>
+        <w:t>-invaded</w:t>
       </w:r>
       <w:r>
         <w:rPr>
@@ -8854,7 +9739,7 @@
           <w:sz w:val="20"/>
           <w:szCs w:val="20"/>
         </w:rPr>
-        <w:t>spp. New Zealand Journal of Marine and Freshwater Research 24: 19–30.</w:t>
+        <w:t xml:space="preserve"> </w:t>
       </w:r>
       <w:r>
         <w:rPr>
@@ -8862,17 +9747,43 @@
           <w:sz w:val="20"/>
           <w:szCs w:val="20"/>
         </w:rPr>
+        <w:t>Great Lakes</w:t>
+      </w:r>
+      <w:r>
+        <w:rPr>
+          <w:rFonts w:cstheme="minorHAnsi"/>
+          <w:sz w:val="20"/>
+          <w:szCs w:val="20"/>
+        </w:rPr>
         <w:t xml:space="preserve"> </w:t>
       </w:r>
-      <w:hyperlink r:id="rId33" w:history="1">
+      <w:r>
+        <w:rPr>
+          <w:rFonts w:cstheme="minorHAnsi"/>
+          <w:sz w:val="20"/>
+          <w:szCs w:val="20"/>
+        </w:rPr>
+        <w:t>coastal wetlands. Freshwater Biology 68: 1462–1477.</w:t>
+      </w:r>
+      <w:r>
+        <w:rPr>
+          <w:rFonts w:cstheme="minorHAnsi"/>
+          <w:sz w:val="20"/>
+          <w:szCs w:val="20"/>
+        </w:rPr>
+        <w:t xml:space="preserve"> </w:t>
+      </w:r>
+      <w:hyperlink r:id="rId44" w:history="1">
         <w:r>
           <w:rPr>
             <w:rStyle w:val="Hyperlink"/>
             <w:rFonts w:cstheme="minorHAnsi"/>
+            <w:color w:val="auto"/>
             <w:sz w:val="20"/>
             <w:szCs w:val="20"/>
+            <w:u w:val="none"/>
           </w:rPr>
-          <w:t>https://doi.org/10.1080/00288330.1990.9516399</w:t>
+          <w:t>https://doi.org/10.1111/fwb.14141</w:t>
         </w:r>
       </w:hyperlink>
       <w:r>
@@ -8886,8 +9797,8 @@
     </w:p>
     <w:p>
       <w:pPr>
-        <w:spacing w:line="276" w:lineRule="auto"/>
-        <w:ind w:left="284" w:hanging="284"/>
+        <w:spacing w:line="360" w:lineRule="auto"/>
+        <w:ind w:left="341" w:hanging="284"/>
         <w:jc w:val="left"/>
         <w:rPr>
           <w:rFonts w:cstheme="minorHAnsi"/>
@@ -8901,7 +9812,7 @@
           <w:sz w:val="20"/>
           <w:szCs w:val="20"/>
         </w:rPr>
-        <w:t xml:space="preserve">Kusabs, I. A. K., I. C. Duggan, A. C. Bruere, P. Scholes, T. W. Te Kurapa, T. M. Grant, &amp; F. J. Burdon, 2026. Invasive catfish linked to the decline of freshwater crayfish in two </w:t>
+        <w:t>Meerhoff, M., &amp; M. de los Ángeles González-Sagrario, 2022. Habitat complexity in shallow lakes and ponds: Importance, threats, and potential for restoration. Hydrobiologia 849: 3737–3760.</w:t>
       </w:r>
       <w:r>
         <w:rPr>
@@ -8909,65 +9820,19 @@
           <w:sz w:val="20"/>
           <w:szCs w:val="20"/>
         </w:rPr>
-        <w:t>A</w:t>
-      </w:r>
-      <w:r>
-        <w:rPr>
-          <w:rFonts w:cstheme="minorHAnsi"/>
-          <w:sz w:val="20"/>
-          <w:szCs w:val="20"/>
-        </w:rPr>
-        <w:t xml:space="preserve">otearoa </w:t>
-      </w:r>
-      <w:r>
-        <w:rPr>
-          <w:rFonts w:cstheme="minorHAnsi"/>
-          <w:sz w:val="20"/>
-          <w:szCs w:val="20"/>
-        </w:rPr>
-        <w:t>N</w:t>
-      </w:r>
-      <w:r>
-        <w:rPr>
-          <w:rFonts w:cstheme="minorHAnsi"/>
-          <w:sz w:val="20"/>
-          <w:szCs w:val="20"/>
-        </w:rPr>
-        <w:t xml:space="preserve">ew </w:t>
-      </w:r>
-      <w:r>
-        <w:rPr>
-          <w:rFonts w:cstheme="minorHAnsi"/>
-          <w:sz w:val="20"/>
-          <w:szCs w:val="20"/>
-        </w:rPr>
-        <w:t>Z</w:t>
-      </w:r>
-      <w:r>
-        <w:rPr>
-          <w:rFonts w:cstheme="minorHAnsi"/>
-          <w:sz w:val="20"/>
-          <w:szCs w:val="20"/>
-        </w:rPr>
-        <w:t>ealand lakes. Springer Science; Business Media LLC. Biological Invasions 28:</w:t>
-      </w:r>
-      <w:r>
-        <w:rPr>
-          <w:rFonts w:cstheme="minorHAnsi"/>
-          <w:sz w:val="20"/>
-          <w:szCs w:val="20"/>
-        </w:rPr>
         <w:t xml:space="preserve"> </w:t>
       </w:r>
-      <w:hyperlink r:id="rId34" w:history="1">
+      <w:hyperlink r:id="rId45" w:history="1">
         <w:r>
           <w:rPr>
             <w:rStyle w:val="Hyperlink"/>
             <w:rFonts w:cstheme="minorHAnsi"/>
+            <w:color w:val="auto"/>
             <w:sz w:val="20"/>
             <w:szCs w:val="20"/>
+            <w:u w:val="none"/>
           </w:rPr>
-          <w:t>https://doi.org/10.1007/s10530-026-03852-0</w:t>
+          <w:t>https://doi.org/10.1007/s10750-021-04771-y</w:t>
         </w:r>
       </w:hyperlink>
       <w:r>
@@ -8981,8 +9846,8 @@
     </w:p>
     <w:p>
       <w:pPr>
-        <w:spacing w:line="276" w:lineRule="auto"/>
-        <w:ind w:left="284" w:hanging="284"/>
+        <w:spacing w:line="360" w:lineRule="auto"/>
+        <w:ind w:left="341" w:hanging="284"/>
         <w:jc w:val="left"/>
         <w:rPr>
           <w:rFonts w:cstheme="minorHAnsi"/>
@@ -8996,7 +9861,7 @@
           <w:sz w:val="20"/>
           <w:szCs w:val="20"/>
         </w:rPr>
-        <w:t>Kusabs, I. A., B. J. Hicks, J. M. Quinn, &amp; D. P. Hamilton, 2015a. Sustainable management of freshwater crayfish (kōura,</w:t>
+        <w:t>Momot, W. T., 1995. Redefining the role of crayfish in aquatic ecosystems. Reviews in Fisheries Science 3: 33–63.</w:t>
       </w:r>
       <w:r>
         <w:rPr>
@@ -9005,6 +9870,186 @@
           <w:szCs w:val="20"/>
         </w:rPr>
         <w:t xml:space="preserve"> </w:t>
+      </w:r>
+      <w:hyperlink r:id="rId46" w:history="1">
+        <w:r>
+          <w:rPr>
+            <w:rStyle w:val="Hyperlink"/>
+            <w:rFonts w:cstheme="minorHAnsi"/>
+            <w:color w:val="auto"/>
+            <w:sz w:val="20"/>
+            <w:szCs w:val="20"/>
+            <w:u w:val="none"/>
+          </w:rPr>
+          <w:t>https://doi.org/10.1080/10641269509388566</w:t>
+        </w:r>
+      </w:hyperlink>
+      <w:r>
+        <w:rPr>
+          <w:rFonts w:cstheme="minorHAnsi"/>
+          <w:sz w:val="20"/>
+          <w:szCs w:val="20"/>
+        </w:rPr>
+        <w:t>.</w:t>
+      </w:r>
+    </w:p>
+    <w:p>
+      <w:pPr>
+        <w:spacing w:line="360" w:lineRule="auto"/>
+        <w:ind w:left="341" w:hanging="284"/>
+        <w:jc w:val="left"/>
+        <w:rPr>
+          <w:rFonts w:cstheme="minorHAnsi"/>
+          <w:sz w:val="20"/>
+          <w:szCs w:val="20"/>
+        </w:rPr>
+      </w:pPr>
+      <w:r>
+        <w:rPr>
+          <w:rFonts w:cstheme="minorHAnsi"/>
+          <w:sz w:val="20"/>
+          <w:szCs w:val="20"/>
+        </w:rPr>
+        <w:t>Nyström, P., P. Stenroth, N. Holmqvist, O. Berglund, P. Larsson, &amp; W. Granéli, 2006. Crayfish in lakes and streams: Individual and population responses to predation, productivity and substratum availability. Freshwater Biology 51: 2096–2113.</w:t>
+      </w:r>
+      <w:r>
+        <w:rPr>
+          <w:rFonts w:cstheme="minorHAnsi"/>
+          <w:sz w:val="20"/>
+          <w:szCs w:val="20"/>
+        </w:rPr>
+        <w:t xml:space="preserve"> </w:t>
+      </w:r>
+      <w:hyperlink r:id="rId47" w:history="1">
+        <w:r>
+          <w:rPr>
+            <w:rStyle w:val="Hyperlink"/>
+            <w:rFonts w:cstheme="minorHAnsi"/>
+            <w:color w:val="auto"/>
+            <w:sz w:val="20"/>
+            <w:szCs w:val="20"/>
+            <w:u w:val="none"/>
+          </w:rPr>
+          <w:t>https://doi.org/10.1111/j.1365-2427.2006.01641.x</w:t>
+        </w:r>
+      </w:hyperlink>
+      <w:r>
+        <w:rPr>
+          <w:rFonts w:cstheme="minorHAnsi"/>
+          <w:sz w:val="20"/>
+          <w:szCs w:val="20"/>
+        </w:rPr>
+        <w:t>.</w:t>
+      </w:r>
+    </w:p>
+    <w:p>
+      <w:pPr>
+        <w:spacing w:line="360" w:lineRule="auto"/>
+        <w:ind w:left="341" w:hanging="284"/>
+        <w:jc w:val="left"/>
+        <w:rPr>
+          <w:rFonts w:cstheme="minorHAnsi"/>
+          <w:sz w:val="20"/>
+          <w:szCs w:val="20"/>
+        </w:rPr>
+      </w:pPr>
+      <w:r>
+        <w:rPr>
+          <w:rFonts w:cstheme="minorHAnsi"/>
+          <w:sz w:val="20"/>
+          <w:szCs w:val="20"/>
+        </w:rPr>
+        <w:t xml:space="preserve">Olsson, K., P. Stenroth, P. Nyström, N. Holmqvist, A. R. McIntosh, &amp; M. J. Winterbourn, 2006. Does natural acidity mediate interactions between introduced brown trout, native fish, crayfish and other invertebrates </w:t>
+      </w:r>
+      <w:r>
+        <w:rPr>
+          <w:rFonts w:cstheme="minorHAnsi"/>
+          <w:sz w:val="20"/>
+          <w:szCs w:val="20"/>
+        </w:rPr>
+        <w:lastRenderedPageBreak/>
+        <w:t>in</w:t>
+      </w:r>
+      <w:r>
+        <w:rPr>
+          <w:rFonts w:cstheme="minorHAnsi"/>
+          <w:sz w:val="20"/>
+          <w:szCs w:val="20"/>
+        </w:rPr>
+        <w:t xml:space="preserve"> </w:t>
+      </w:r>
+      <w:r>
+        <w:rPr>
+          <w:rFonts w:cstheme="minorHAnsi"/>
+          <w:sz w:val="20"/>
+          <w:szCs w:val="20"/>
+        </w:rPr>
+        <w:t>West Coast New Zealand</w:t>
+      </w:r>
+      <w:r>
+        <w:rPr>
+          <w:rFonts w:cstheme="minorHAnsi"/>
+          <w:sz w:val="20"/>
+          <w:szCs w:val="20"/>
+        </w:rPr>
+        <w:t xml:space="preserve"> </w:t>
+      </w:r>
+      <w:r>
+        <w:rPr>
+          <w:rFonts w:cstheme="minorHAnsi"/>
+          <w:sz w:val="20"/>
+          <w:szCs w:val="20"/>
+        </w:rPr>
+        <w:t>streams? Biological Conservation 130: 255–267.</w:t>
+      </w:r>
+      <w:r>
+        <w:rPr>
+          <w:rFonts w:cstheme="minorHAnsi"/>
+          <w:sz w:val="20"/>
+          <w:szCs w:val="20"/>
+        </w:rPr>
+        <w:t xml:space="preserve"> </w:t>
+      </w:r>
+      <w:hyperlink r:id="rId48" w:history="1">
+        <w:r>
+          <w:rPr>
+            <w:rStyle w:val="Hyperlink"/>
+            <w:rFonts w:cstheme="minorHAnsi"/>
+            <w:color w:val="auto"/>
+            <w:sz w:val="20"/>
+            <w:szCs w:val="20"/>
+            <w:u w:val="none"/>
+          </w:rPr>
+          <w:t>https://doi.org/10.1016/j.biocon.2005.12.019</w:t>
+        </w:r>
+      </w:hyperlink>
+      <w:r>
+        <w:rPr>
+          <w:rFonts w:cstheme="minorHAnsi"/>
+          <w:sz w:val="20"/>
+          <w:szCs w:val="20"/>
+        </w:rPr>
+        <w:t>.</w:t>
+      </w:r>
+    </w:p>
+    <w:p>
+      <w:pPr>
+        <w:spacing w:line="360" w:lineRule="auto"/>
+        <w:ind w:left="341" w:hanging="284"/>
+        <w:jc w:val="left"/>
+        <w:rPr>
+          <w:rFonts w:cstheme="minorHAnsi"/>
+          <w:sz w:val="20"/>
+          <w:szCs w:val="20"/>
+        </w:rPr>
+      </w:pPr>
+      <w:r>
+        <w:rPr>
+          <w:rFonts w:cstheme="minorHAnsi"/>
+          <w:sz w:val="20"/>
+          <w:szCs w:val="20"/>
+        </w:rPr>
+        <w:t>Parkyn, S. M., &amp; K. J. Collier, 2002. Differentiating the effects of diet and temperature on juvenile crayfish (</w:t>
       </w:r>
       <w:r>
         <w:rPr>
@@ -9014,7 +10059,165 @@
           <w:sz w:val="20"/>
           <w:szCs w:val="20"/>
         </w:rPr>
-        <w:t>P</w:t>
+        <w:t>Paranephrops planifrons</w:t>
+      </w:r>
+      <w:r>
+        <w:rPr>
+          <w:rFonts w:cstheme="minorHAnsi"/>
+          <w:sz w:val="20"/>
+          <w:szCs w:val="20"/>
+        </w:rPr>
+        <w:t>) growth: Leaf detritus versus invertebrate food sources at two diurnally varying temperatures. Freshwater Crayfish 13: 371–382.</w:t>
+      </w:r>
+    </w:p>
+    <w:p>
+      <w:pPr>
+        <w:spacing w:line="360" w:lineRule="auto"/>
+        <w:ind w:left="341" w:hanging="284"/>
+        <w:jc w:val="left"/>
+        <w:rPr>
+          <w:rFonts w:cstheme="minorHAnsi"/>
+          <w:sz w:val="20"/>
+          <w:szCs w:val="20"/>
+        </w:rPr>
+      </w:pPr>
+      <w:r>
+        <w:rPr>
+          <w:rFonts w:cstheme="minorHAnsi"/>
+          <w:sz w:val="20"/>
+          <w:szCs w:val="20"/>
+        </w:rPr>
+        <w:t>Parkyn, S. M., &amp; K. J. Collier, 2004. Interaction of press and pulse disturbance on crayfish populations: Flood impacts in pasture and forest streams. Hydrobiologia 527: 113–124.</w:t>
+      </w:r>
+      <w:r>
+        <w:rPr>
+          <w:rFonts w:cstheme="minorHAnsi"/>
+          <w:sz w:val="20"/>
+          <w:szCs w:val="20"/>
+        </w:rPr>
+        <w:t xml:space="preserve"> </w:t>
+      </w:r>
+      <w:hyperlink r:id="rId49" w:history="1">
+        <w:r>
+          <w:rPr>
+            <w:rStyle w:val="Hyperlink"/>
+            <w:rFonts w:cstheme="minorHAnsi"/>
+            <w:color w:val="auto"/>
+            <w:sz w:val="20"/>
+            <w:szCs w:val="20"/>
+            <w:u w:val="none"/>
+          </w:rPr>
+          <w:t>https://doi.org/10.1023/B:HYDR.0000043189.91134.94</w:t>
+        </w:r>
+      </w:hyperlink>
+      <w:r>
+        <w:rPr>
+          <w:rFonts w:cstheme="minorHAnsi"/>
+          <w:sz w:val="20"/>
+          <w:szCs w:val="20"/>
+        </w:rPr>
+        <w:t>.</w:t>
+      </w:r>
+    </w:p>
+    <w:p>
+      <w:pPr>
+        <w:spacing w:line="360" w:lineRule="auto"/>
+        <w:ind w:left="341" w:hanging="284"/>
+        <w:jc w:val="left"/>
+        <w:rPr>
+          <w:rFonts w:cstheme="minorHAnsi"/>
+          <w:sz w:val="20"/>
+          <w:szCs w:val="20"/>
+        </w:rPr>
+      </w:pPr>
+      <w:r>
+        <w:rPr>
+          <w:rFonts w:cstheme="minorHAnsi"/>
+          <w:sz w:val="20"/>
+          <w:szCs w:val="20"/>
+        </w:rPr>
+        <w:t>Parkyn, S. M., K. J. Collier, &amp; B. J. Hicks, 2001.</w:t>
+      </w:r>
+      <w:r>
+        <w:rPr>
+          <w:rFonts w:cstheme="minorHAnsi"/>
+          <w:sz w:val="20"/>
+          <w:szCs w:val="20"/>
+        </w:rPr>
+        <w:t xml:space="preserve"> </w:t>
+      </w:r>
+      <w:r>
+        <w:rPr>
+          <w:rFonts w:cstheme="minorHAnsi"/>
+          <w:sz w:val="20"/>
+          <w:szCs w:val="20"/>
+        </w:rPr>
+        <w:t>New Zealand</w:t>
+      </w:r>
+      <w:r>
+        <w:rPr>
+          <w:rFonts w:cstheme="minorHAnsi"/>
+          <w:sz w:val="20"/>
+          <w:szCs w:val="20"/>
+        </w:rPr>
+        <w:t xml:space="preserve"> </w:t>
+      </w:r>
+      <w:r>
+        <w:rPr>
+          <w:rFonts w:cstheme="minorHAnsi"/>
+          <w:sz w:val="20"/>
+          <w:szCs w:val="20"/>
+        </w:rPr>
+        <w:t>stream crayfish: Functional omnivores but trophic predators? Freshwater Biology 46: 641–652.</w:t>
+      </w:r>
+      <w:r>
+        <w:rPr>
+          <w:rFonts w:cstheme="minorHAnsi"/>
+          <w:sz w:val="20"/>
+          <w:szCs w:val="20"/>
+        </w:rPr>
+        <w:t xml:space="preserve"> </w:t>
+      </w:r>
+      <w:hyperlink r:id="rId50" w:history="1">
+        <w:r>
+          <w:rPr>
+            <w:rStyle w:val="Hyperlink"/>
+            <w:rFonts w:cstheme="minorHAnsi"/>
+            <w:color w:val="auto"/>
+            <w:sz w:val="20"/>
+            <w:szCs w:val="20"/>
+            <w:u w:val="none"/>
+          </w:rPr>
+          <w:t>https://doi.org/10.1046/j.1365-2427.2001.00702.x</w:t>
+        </w:r>
+      </w:hyperlink>
+      <w:r>
+        <w:rPr>
+          <w:rFonts w:cstheme="minorHAnsi"/>
+          <w:sz w:val="20"/>
+          <w:szCs w:val="20"/>
+        </w:rPr>
+        <w:t>.</w:t>
+      </w:r>
+    </w:p>
+    <w:p>
+      <w:pPr>
+        <w:spacing w:line="360" w:lineRule="auto"/>
+        <w:ind w:left="341" w:hanging="284"/>
+        <w:jc w:val="left"/>
+        <w:rPr>
+          <w:rFonts w:cstheme="minorHAnsi"/>
+          <w:sz w:val="20"/>
+          <w:szCs w:val="20"/>
+        </w:rPr>
+      </w:pPr>
+      <w:r>
+        <w:rPr>
+          <w:rFonts w:cstheme="minorHAnsi"/>
+          <w:sz w:val="20"/>
+          <w:szCs w:val="20"/>
+        </w:rPr>
+        <w:t>Parkyn, S. M., M. A. Meleason, &amp; R. J. Davies-Colley, 2009. Wood enhances crayfish (</w:t>
       </w:r>
       <w:r>
         <w:rPr>
@@ -9024,7 +10227,7 @@
           <w:sz w:val="20"/>
           <w:szCs w:val="20"/>
         </w:rPr>
-        <w:t>aranephrops planifrons</w:t>
+        <w:t>Paranephrops planifrons</w:t>
       </w:r>
       <w:r>
         <w:rPr>
@@ -9032,7 +10235,7 @@
           <w:sz w:val="20"/>
           <w:szCs w:val="20"/>
         </w:rPr>
-        <w:t>) in</w:t>
+        <w:t>) habitat in a forested stream. New Zealand Journal of Marine and Freshwater Research 43: 689–700.</w:t>
       </w:r>
       <w:r>
         <w:rPr>
@@ -9042,63 +10245,17 @@
         </w:rPr>
         <w:t xml:space="preserve"> </w:t>
       </w:r>
-      <w:r>
-        <w:rPr>
-          <w:rFonts w:cstheme="minorHAnsi"/>
-          <w:sz w:val="20"/>
-          <w:szCs w:val="20"/>
-        </w:rPr>
-        <w:t>Te Arawa</w:t>
-      </w:r>
-      <w:r>
-        <w:rPr>
-          <w:rFonts w:cstheme="minorHAnsi"/>
-          <w:sz w:val="20"/>
-          <w:szCs w:val="20"/>
-        </w:rPr>
-        <w:t xml:space="preserve"> </w:t>
-      </w:r>
-      <w:r>
-        <w:rPr>
-          <w:rFonts w:cstheme="minorHAnsi"/>
-          <w:sz w:val="20"/>
-          <w:szCs w:val="20"/>
-        </w:rPr>
-        <w:t>(Rotorua) lakes,</w:t>
-      </w:r>
-      <w:r>
-        <w:rPr>
-          <w:rFonts w:cstheme="minorHAnsi"/>
-          <w:sz w:val="20"/>
-          <w:szCs w:val="20"/>
-        </w:rPr>
-        <w:t xml:space="preserve"> </w:t>
-      </w:r>
-      <w:r>
-        <w:rPr>
-          <w:rFonts w:cstheme="minorHAnsi"/>
-          <w:sz w:val="20"/>
-          <w:szCs w:val="20"/>
-        </w:rPr>
-        <w:t>North Island, New Zealand. Fisheries Research 168: 35–46.</w:t>
-      </w:r>
-      <w:r>
-        <w:rPr>
-          <w:rFonts w:cstheme="minorHAnsi"/>
-          <w:sz w:val="20"/>
-          <w:szCs w:val="20"/>
-        </w:rPr>
-        <w:t xml:space="preserve"> </w:t>
-      </w:r>
-      <w:hyperlink r:id="rId35" w:history="1">
+      <w:hyperlink r:id="rId51" w:history="1">
         <w:r>
           <w:rPr>
             <w:rStyle w:val="Hyperlink"/>
             <w:rFonts w:cstheme="minorHAnsi"/>
+            <w:color w:val="auto"/>
             <w:sz w:val="20"/>
             <w:szCs w:val="20"/>
+            <w:u w:val="none"/>
           </w:rPr>
-          <w:t>https://doi.org/10.1016/j.fishres.2015.03.015</w:t>
+          <w:t>https://doi.org/10.1080/00288330909510034</w:t>
         </w:r>
       </w:hyperlink>
       <w:r>
@@ -9112,8 +10269,8 @@
     </w:p>
     <w:p>
       <w:pPr>
-        <w:spacing w:line="276" w:lineRule="auto"/>
-        <w:ind w:left="284" w:hanging="284"/>
+        <w:spacing w:line="360" w:lineRule="auto"/>
+        <w:ind w:left="341" w:hanging="284"/>
         <w:jc w:val="left"/>
         <w:rPr>
           <w:rFonts w:cstheme="minorHAnsi"/>
@@ -9127,23 +10284,27 @@
           <w:sz w:val="20"/>
           <w:szCs w:val="20"/>
         </w:rPr>
-        <w:t>Kusabs, I. A., &amp; J. M. Quinn, 2009. Use of a traditional</w:t>
-      </w:r>
-      <w:r>
+        <w:t>Quinn, G. P., &amp; M. J. Keough, 2002. Experimental design and data analysis for biologists. Cambridge University Press.</w:t>
+      </w:r>
+    </w:p>
+    <w:p>
+      <w:pPr>
+        <w:spacing w:line="360" w:lineRule="auto"/>
+        <w:ind w:left="341" w:hanging="284"/>
+        <w:jc w:val="left"/>
         <w:rPr>
           <w:rFonts w:cstheme="minorHAnsi"/>
           <w:sz w:val="20"/>
           <w:szCs w:val="20"/>
         </w:rPr>
-        <w:t xml:space="preserve"> </w:t>
-      </w:r>
+      </w:pPr>
       <w:r>
         <w:rPr>
           <w:rFonts w:cstheme="minorHAnsi"/>
           <w:sz w:val="20"/>
           <w:szCs w:val="20"/>
         </w:rPr>
-        <w:t>Māori</w:t>
+        <w:t>Quinn, J. M., &amp; C. W. Hickey, 1990. Magnitude of effects of substrate particle size, recent flooding, and catchment development on benthic invertebrates in 88</w:t>
       </w:r>
       <w:r>
         <w:rPr>
@@ -9159,7 +10320,7 @@
           <w:sz w:val="20"/>
           <w:szCs w:val="20"/>
         </w:rPr>
-        <w:t>harvesting method, the tau kōura, for monitoring kōura (freshwater crayfish,</w:t>
+        <w:t>New Zealand</w:t>
       </w:r>
       <w:r>
         <w:rPr>
@@ -9168,6 +10329,201 @@
           <w:szCs w:val="20"/>
         </w:rPr>
         <w:t xml:space="preserve"> </w:t>
+      </w:r>
+      <w:r>
+        <w:rPr>
+          <w:rFonts w:cstheme="minorHAnsi"/>
+          <w:sz w:val="20"/>
+          <w:szCs w:val="20"/>
+        </w:rPr>
+        <w:t>rivers. New Zealand Journal of Marine and Freshwater Research 24: 411–427.</w:t>
+      </w:r>
+      <w:r>
+        <w:rPr>
+          <w:rFonts w:cstheme="minorHAnsi"/>
+          <w:sz w:val="20"/>
+          <w:szCs w:val="20"/>
+        </w:rPr>
+        <w:t xml:space="preserve"> </w:t>
+      </w:r>
+      <w:hyperlink r:id="rId52" w:history="1">
+        <w:r>
+          <w:rPr>
+            <w:rStyle w:val="Hyperlink"/>
+            <w:rFonts w:cstheme="minorHAnsi"/>
+            <w:color w:val="auto"/>
+            <w:sz w:val="20"/>
+            <w:szCs w:val="20"/>
+            <w:u w:val="none"/>
+          </w:rPr>
+          <w:t>https://doi.org/10.1080/00288330.1990.9516433</w:t>
+        </w:r>
+      </w:hyperlink>
+      <w:r>
+        <w:rPr>
+          <w:rFonts w:cstheme="minorHAnsi"/>
+          <w:sz w:val="20"/>
+          <w:szCs w:val="20"/>
+        </w:rPr>
+        <w:t>.</w:t>
+      </w:r>
+    </w:p>
+    <w:p>
+      <w:pPr>
+        <w:spacing w:line="360" w:lineRule="auto"/>
+        <w:ind w:left="341" w:hanging="284"/>
+        <w:jc w:val="left"/>
+        <w:rPr>
+          <w:rFonts w:cstheme="minorHAnsi"/>
+          <w:sz w:val="20"/>
+          <w:szCs w:val="20"/>
+        </w:rPr>
+      </w:pPr>
+      <w:r>
+        <w:rPr>
+          <w:rFonts w:cstheme="minorHAnsi"/>
+          <w:sz w:val="20"/>
+          <w:szCs w:val="20"/>
+        </w:rPr>
+        <w:t>R Core Team, 2025.</w:t>
+      </w:r>
+      <w:r>
+        <w:rPr>
+          <w:rFonts w:cstheme="minorHAnsi"/>
+          <w:sz w:val="20"/>
+          <w:szCs w:val="20"/>
+        </w:rPr>
+        <w:t xml:space="preserve"> </w:t>
+      </w:r>
+      <w:hyperlink r:id="rId53" w:history="1">
+        <w:r>
+          <w:rPr>
+            <w:rStyle w:val="Hyperlink"/>
+            <w:rFonts w:cstheme="minorHAnsi"/>
+            <w:color w:val="auto"/>
+            <w:sz w:val="20"/>
+            <w:szCs w:val="20"/>
+            <w:u w:val="none"/>
+          </w:rPr>
+          <w:t>R: A language and environment for statistical computing</w:t>
+        </w:r>
+      </w:hyperlink>
+      <w:r>
+        <w:rPr>
+          <w:rFonts w:cstheme="minorHAnsi"/>
+          <w:sz w:val="20"/>
+          <w:szCs w:val="20"/>
+        </w:rPr>
+        <w:t>. R Foundation for Statistical Computing, Vienna, Austria</w:t>
+      </w:r>
+      <w:r>
+        <w:rPr>
+          <w:rFonts w:cstheme="minorHAnsi"/>
+          <w:sz w:val="20"/>
+          <w:szCs w:val="20"/>
+        </w:rPr>
+        <w:t xml:space="preserve">, </w:t>
+      </w:r>
+      <w:r>
+        <w:rPr>
+          <w:rFonts w:cstheme="minorHAnsi"/>
+          <w:sz w:val="20"/>
+          <w:szCs w:val="20"/>
+        </w:rPr>
+        <w:t>https://www.R-project.org/</w:t>
+      </w:r>
+      <w:r>
+        <w:rPr>
+          <w:rFonts w:cstheme="minorHAnsi"/>
+          <w:sz w:val="20"/>
+          <w:szCs w:val="20"/>
+        </w:rPr>
+        <w:t>.</w:t>
+      </w:r>
+    </w:p>
+    <w:p>
+      <w:pPr>
+        <w:spacing w:line="360" w:lineRule="auto"/>
+        <w:ind w:left="341" w:hanging="284"/>
+        <w:jc w:val="left"/>
+        <w:rPr>
+          <w:rFonts w:cstheme="minorHAnsi"/>
+          <w:sz w:val="20"/>
+          <w:szCs w:val="20"/>
+        </w:rPr>
+      </w:pPr>
+      <w:r>
+        <w:rPr>
+          <w:rFonts w:cstheme="minorHAnsi"/>
+          <w:sz w:val="20"/>
+          <w:szCs w:val="20"/>
+        </w:rPr>
+        <w:t>Richman, N. I., M. Böhm, S. B. Adams, F. Alvarez, E. A. Bergey, J. J. S. Bunn, Q. Burnham, J. Cordeiro, J. Coughran, K. A. Crandall, &amp; others, 2015. Multiple drivers of decline in the global status of freshwater crayfish (Decapoda:</w:t>
+      </w:r>
+      <w:r>
+        <w:rPr>
+          <w:rFonts w:cstheme="minorHAnsi"/>
+          <w:sz w:val="20"/>
+          <w:szCs w:val="20"/>
+        </w:rPr>
+        <w:t xml:space="preserve"> </w:t>
+      </w:r>
+      <w:r>
+        <w:rPr>
+          <w:rFonts w:cstheme="minorHAnsi"/>
+          <w:sz w:val="20"/>
+          <w:szCs w:val="20"/>
+        </w:rPr>
+        <w:t>Astacidea). Philosophical Transactions of the Royal Society B: Biological Sciences 370: 20140060.</w:t>
+      </w:r>
+      <w:r>
+        <w:rPr>
+          <w:rFonts w:cstheme="minorHAnsi"/>
+          <w:sz w:val="20"/>
+          <w:szCs w:val="20"/>
+        </w:rPr>
+        <w:t xml:space="preserve"> </w:t>
+      </w:r>
+      <w:hyperlink r:id="rId54" w:history="1">
+        <w:r>
+          <w:rPr>
+            <w:rStyle w:val="Hyperlink"/>
+            <w:rFonts w:cstheme="minorHAnsi"/>
+            <w:color w:val="auto"/>
+            <w:sz w:val="20"/>
+            <w:szCs w:val="20"/>
+            <w:u w:val="none"/>
+          </w:rPr>
+          <w:t>https://doi.org/10.1098/rstb.2014.0060</w:t>
+        </w:r>
+      </w:hyperlink>
+      <w:r>
+        <w:rPr>
+          <w:rFonts w:cstheme="minorHAnsi"/>
+          <w:sz w:val="20"/>
+          <w:szCs w:val="20"/>
+        </w:rPr>
+        <w:t>.</w:t>
+      </w:r>
+    </w:p>
+    <w:p>
+      <w:pPr>
+        <w:spacing w:line="360" w:lineRule="auto"/>
+        <w:ind w:left="341" w:hanging="284"/>
+        <w:jc w:val="left"/>
+        <w:rPr>
+          <w:rFonts w:cstheme="minorHAnsi"/>
+          <w:sz w:val="20"/>
+          <w:szCs w:val="20"/>
+        </w:rPr>
+      </w:pPr>
+      <w:r>
+        <w:rPr>
+          <w:rFonts w:cstheme="minorHAnsi"/>
+          <w:sz w:val="20"/>
+          <w:szCs w:val="20"/>
+        </w:rPr>
+        <w:t>Rosewarne, P., A. Piper, R. Wright, &amp; A. Dunn, 2013. Do low-head riverine structures hinder the spread of invasive crayfish? Case study of signal crayfish (</w:t>
       </w:r>
       <w:r>
         <w:rPr>
@@ -9177,7 +10533,153 @@
           <w:sz w:val="20"/>
           <w:szCs w:val="20"/>
         </w:rPr>
-        <w:t>P</w:t>
+        <w:t>Pacifastacus leniusculus</w:t>
+      </w:r>
+      <w:r>
+        <w:rPr>
+          <w:rFonts w:cstheme="minorHAnsi"/>
+          <w:sz w:val="20"/>
+          <w:szCs w:val="20"/>
+        </w:rPr>
+        <w:t>) movements at a flow gauging weir. Management of Biological Invasions 4: 273–282.</w:t>
+      </w:r>
+      <w:r>
+        <w:rPr>
+          <w:rFonts w:cstheme="minorHAnsi"/>
+          <w:sz w:val="20"/>
+          <w:szCs w:val="20"/>
+        </w:rPr>
+        <w:t xml:space="preserve"> </w:t>
+      </w:r>
+      <w:hyperlink r:id="rId55" w:history="1">
+        <w:r>
+          <w:rPr>
+            <w:rStyle w:val="Hyperlink"/>
+            <w:rFonts w:cstheme="minorHAnsi"/>
+            <w:color w:val="auto"/>
+            <w:sz w:val="20"/>
+            <w:szCs w:val="20"/>
+            <w:u w:val="none"/>
+          </w:rPr>
+          <w:t>https://doi.org/10.3391/mbi.2013.4.4.02</w:t>
+        </w:r>
+      </w:hyperlink>
+      <w:r>
+        <w:rPr>
+          <w:rFonts w:cstheme="minorHAnsi"/>
+          <w:sz w:val="20"/>
+          <w:szCs w:val="20"/>
+        </w:rPr>
+        <w:t>.</w:t>
+      </w:r>
+    </w:p>
+    <w:p>
+      <w:pPr>
+        <w:spacing w:line="360" w:lineRule="auto"/>
+        <w:ind w:left="341" w:hanging="284"/>
+        <w:jc w:val="left"/>
+        <w:rPr>
+          <w:rFonts w:cstheme="minorHAnsi"/>
+          <w:sz w:val="20"/>
+          <w:szCs w:val="20"/>
+        </w:rPr>
+      </w:pPr>
+      <w:r>
+        <w:rPr>
+          <w:rFonts w:cstheme="minorHAnsi"/>
+          <w:sz w:val="20"/>
+          <w:szCs w:val="20"/>
+        </w:rPr>
+        <w:t>Rowe, D. K., 1993. Identification of fish responsible for five layers of echoes recorded by high-frequency (200 kHz) echosounding in</w:t>
+      </w:r>
+      <w:r>
+        <w:rPr>
+          <w:rFonts w:cstheme="minorHAnsi"/>
+          <w:sz w:val="20"/>
+          <w:szCs w:val="20"/>
+        </w:rPr>
+        <w:t xml:space="preserve"> </w:t>
+      </w:r>
+      <w:r>
+        <w:rPr>
+          <w:rFonts w:cstheme="minorHAnsi"/>
+          <w:sz w:val="20"/>
+          <w:szCs w:val="20"/>
+        </w:rPr>
+        <w:t>Lake Rotoiti,</w:t>
+      </w:r>
+      <w:r>
+        <w:rPr>
+          <w:rFonts w:cstheme="minorHAnsi"/>
+          <w:sz w:val="20"/>
+          <w:szCs w:val="20"/>
+        </w:rPr>
+        <w:t xml:space="preserve"> </w:t>
+      </w:r>
+      <w:r>
+        <w:rPr>
+          <w:rFonts w:cstheme="minorHAnsi"/>
+          <w:sz w:val="20"/>
+          <w:szCs w:val="20"/>
+        </w:rPr>
+        <w:t>North Island, New Zealand. New Zealand Journal of Marine and Freshwater Research 27: 87–100.</w:t>
+      </w:r>
+      <w:r>
+        <w:rPr>
+          <w:rFonts w:cstheme="minorHAnsi"/>
+          <w:sz w:val="20"/>
+          <w:szCs w:val="20"/>
+        </w:rPr>
+        <w:t xml:space="preserve"> </w:t>
+      </w:r>
+      <w:hyperlink r:id="rId56" w:history="1">
+        <w:r>
+          <w:rPr>
+            <w:rStyle w:val="Hyperlink"/>
+            <w:rFonts w:cstheme="minorHAnsi"/>
+            <w:color w:val="auto"/>
+            <w:sz w:val="20"/>
+            <w:szCs w:val="20"/>
+            <w:u w:val="none"/>
+          </w:rPr>
+          <w:t>https://doi.org/10.1080/00288330.1993.9516548</w:t>
+        </w:r>
+      </w:hyperlink>
+      <w:r>
+        <w:rPr>
+          <w:rFonts w:cstheme="minorHAnsi"/>
+          <w:sz w:val="20"/>
+          <w:szCs w:val="20"/>
+        </w:rPr>
+        <w:t>.</w:t>
+      </w:r>
+    </w:p>
+    <w:p>
+      <w:pPr>
+        <w:spacing w:line="360" w:lineRule="auto"/>
+        <w:ind w:left="341" w:hanging="284"/>
+        <w:jc w:val="left"/>
+        <w:rPr>
+          <w:rFonts w:cstheme="minorHAnsi"/>
+          <w:sz w:val="20"/>
+          <w:szCs w:val="20"/>
+        </w:rPr>
+      </w:pPr>
+      <w:r>
+        <w:rPr>
+          <w:rFonts w:cstheme="minorHAnsi"/>
+          <w:sz w:val="20"/>
+          <w:szCs w:val="20"/>
+        </w:rPr>
+        <w:t>Schoen, E. R., D. A. Beauchamp, A. R. Buettner, &amp; N. C. Overman, 2015. Temperature and depth mediate resource competition and apparent competition between</w:t>
+      </w:r>
+      <w:r>
+        <w:rPr>
+          <w:rFonts w:cstheme="minorHAnsi"/>
+          <w:sz w:val="20"/>
+          <w:szCs w:val="20"/>
+        </w:rPr>
+        <w:t xml:space="preserve"> </w:t>
       </w:r>
       <w:r>
         <w:rPr>
@@ -9187,7 +10689,7 @@
           <w:sz w:val="20"/>
           <w:szCs w:val="20"/>
         </w:rPr>
-        <w:t>aranephrops planifrons</w:t>
+        <w:t>Mysis diluviana</w:t>
       </w:r>
       <w:r>
         <w:rPr>
@@ -9195,7 +10697,7 @@
           <w:sz w:val="20"/>
           <w:szCs w:val="20"/>
         </w:rPr>
-        <w:t xml:space="preserve">) in </w:t>
+        <w:t xml:space="preserve"> </w:t>
       </w:r>
       <w:r>
         <w:rPr>
@@ -9203,7 +10705,7 @@
           <w:sz w:val="20"/>
           <w:szCs w:val="20"/>
         </w:rPr>
-        <w:t>L</w:t>
+        <w:t>and kokanee. Ecological Applications 25: 1962–1975.</w:t>
       </w:r>
       <w:r>
         <w:rPr>
@@ -9211,89 +10713,19 @@
           <w:sz w:val="20"/>
           <w:szCs w:val="20"/>
         </w:rPr>
-        <w:t xml:space="preserve">ake </w:t>
-      </w:r>
-      <w:r>
-        <w:rPr>
-          <w:rFonts w:cstheme="minorHAnsi"/>
-          <w:sz w:val="20"/>
-          <w:szCs w:val="20"/>
-        </w:rPr>
-        <w:t>R</w:t>
-      </w:r>
-      <w:r>
-        <w:rPr>
-          <w:rFonts w:cstheme="minorHAnsi"/>
-          <w:sz w:val="20"/>
-          <w:szCs w:val="20"/>
-        </w:rPr>
-        <w:t xml:space="preserve">otoiti, </w:t>
-      </w:r>
-      <w:r>
-        <w:rPr>
-          <w:rFonts w:cstheme="minorHAnsi"/>
-          <w:sz w:val="20"/>
-          <w:szCs w:val="20"/>
-        </w:rPr>
-        <w:t>N</w:t>
-      </w:r>
-      <w:r>
-        <w:rPr>
-          <w:rFonts w:cstheme="minorHAnsi"/>
-          <w:sz w:val="20"/>
-          <w:szCs w:val="20"/>
-        </w:rPr>
-        <w:t xml:space="preserve">orth </w:t>
-      </w:r>
-      <w:r>
-        <w:rPr>
-          <w:rFonts w:cstheme="minorHAnsi"/>
-          <w:sz w:val="20"/>
-          <w:szCs w:val="20"/>
-        </w:rPr>
-        <w:t>I</w:t>
-      </w:r>
-      <w:r>
-        <w:rPr>
-          <w:rFonts w:cstheme="minorHAnsi"/>
-          <w:sz w:val="20"/>
-          <w:szCs w:val="20"/>
-        </w:rPr>
-        <w:t>sland,</w:t>
-      </w:r>
-      <w:r>
-        <w:rPr>
-          <w:rFonts w:cstheme="minorHAnsi"/>
-          <w:sz w:val="20"/>
-          <w:szCs w:val="20"/>
-        </w:rPr>
         <w:t xml:space="preserve"> </w:t>
       </w:r>
-      <w:r>
-        <w:rPr>
-          <w:rFonts w:cstheme="minorHAnsi"/>
-          <w:sz w:val="20"/>
-          <w:szCs w:val="20"/>
-        </w:rPr>
-        <w:t>New Zealand. New Zealand Journal of Marine and Freshwater Research 43: 713–722.</w:t>
-      </w:r>
-      <w:r>
-        <w:rPr>
-          <w:rFonts w:cstheme="minorHAnsi"/>
-          <w:sz w:val="20"/>
-          <w:szCs w:val="20"/>
-        </w:rPr>
-        <w:t xml:space="preserve"> </w:t>
-      </w:r>
-      <w:hyperlink r:id="rId36" w:history="1">
+      <w:hyperlink r:id="rId57" w:history="1">
         <w:r>
           <w:rPr>
             <w:rStyle w:val="Hyperlink"/>
             <w:rFonts w:cstheme="minorHAnsi"/>
+            <w:color w:val="auto"/>
             <w:sz w:val="20"/>
             <w:szCs w:val="20"/>
+            <w:u w:val="none"/>
           </w:rPr>
-          <w:t>https://doi.org/10.1080/00288330909510036</w:t>
+          <w:t>https://doi.org/10.1890/14-1822.1</w:t>
         </w:r>
       </w:hyperlink>
       <w:r>
@@ -9307,8 +10739,8 @@
     </w:p>
     <w:p>
       <w:pPr>
-        <w:spacing w:line="276" w:lineRule="auto"/>
-        <w:ind w:left="284" w:hanging="284"/>
+        <w:spacing w:line="360" w:lineRule="auto"/>
+        <w:ind w:left="341" w:hanging="284"/>
         <w:jc w:val="left"/>
         <w:rPr>
           <w:rFonts w:cstheme="minorHAnsi"/>
@@ -9322,7 +10754,7 @@
           <w:sz w:val="20"/>
           <w:szCs w:val="20"/>
         </w:rPr>
-        <w:t>Kusabs, I. A., J. M. Quinn, &amp; D. P. Hamilton, 2015b. Effects of benthic substrate, nutrient enrichment and predatory fish on freshwater crayfish (kōura,</w:t>
+        <w:t>Schrank, A. J., &amp; S. C. Lishawa, 2019. Invasive cattail reduces fish diversity and abundance in the emergent marsh of a</w:t>
       </w:r>
       <w:r>
         <w:rPr>
@@ -9331,6 +10763,80 @@
           <w:szCs w:val="20"/>
         </w:rPr>
         <w:t xml:space="preserve"> </w:t>
+      </w:r>
+      <w:r>
+        <w:rPr>
+          <w:rFonts w:cstheme="minorHAnsi"/>
+          <w:sz w:val="20"/>
+          <w:szCs w:val="20"/>
+        </w:rPr>
+        <w:t>Great Lakes</w:t>
+      </w:r>
+      <w:r>
+        <w:rPr>
+          <w:rFonts w:cstheme="minorHAnsi"/>
+          <w:sz w:val="20"/>
+          <w:szCs w:val="20"/>
+        </w:rPr>
+        <w:t xml:space="preserve"> </w:t>
+      </w:r>
+      <w:r>
+        <w:rPr>
+          <w:rFonts w:cstheme="minorHAnsi"/>
+          <w:sz w:val="20"/>
+          <w:szCs w:val="20"/>
+        </w:rPr>
+        <w:t>coastal wetland. Journal of Great Lakes Research 45: 1251–1259.</w:t>
+      </w:r>
+      <w:r>
+        <w:rPr>
+          <w:rFonts w:cstheme="minorHAnsi"/>
+          <w:sz w:val="20"/>
+          <w:szCs w:val="20"/>
+        </w:rPr>
+        <w:t xml:space="preserve"> </w:t>
+      </w:r>
+      <w:hyperlink r:id="rId58" w:history="1">
+        <w:r>
+          <w:rPr>
+            <w:rStyle w:val="Hyperlink"/>
+            <w:rFonts w:cstheme="minorHAnsi"/>
+            <w:color w:val="auto"/>
+            <w:sz w:val="20"/>
+            <w:szCs w:val="20"/>
+            <w:u w:val="none"/>
+          </w:rPr>
+          <w:t>https://doi.org/10.1016/j.jglr.2019.09.013</w:t>
+        </w:r>
+      </w:hyperlink>
+      <w:r>
+        <w:rPr>
+          <w:rFonts w:cstheme="minorHAnsi"/>
+          <w:sz w:val="20"/>
+          <w:szCs w:val="20"/>
+        </w:rPr>
+        <w:t>.</w:t>
+      </w:r>
+    </w:p>
+    <w:p>
+      <w:pPr>
+        <w:spacing w:line="360" w:lineRule="auto"/>
+        <w:ind w:left="341" w:hanging="284"/>
+        <w:jc w:val="left"/>
+        <w:rPr>
+          <w:rFonts w:cstheme="minorHAnsi"/>
+          <w:sz w:val="20"/>
+          <w:szCs w:val="20"/>
+        </w:rPr>
+      </w:pPr>
+      <w:r>
+        <w:rPr>
+          <w:rFonts w:cstheme="minorHAnsi"/>
+          <w:sz w:val="20"/>
+          <w:szCs w:val="20"/>
+        </w:rPr>
+        <w:lastRenderedPageBreak/>
+        <w:t>Shave, C. R., C. R. Townsend, &amp; T. A. Crowl, 1994. Anti-predator behaviours of a freshwater crayfish (</w:t>
       </w:r>
       <w:r>
         <w:rPr>
@@ -9340,7 +10846,156 @@
           <w:sz w:val="20"/>
           <w:szCs w:val="20"/>
         </w:rPr>
-        <w:t>P</w:t>
+        <w:t>Paranephrops zealandicus</w:t>
+      </w:r>
+      <w:r>
+        <w:rPr>
+          <w:rFonts w:cstheme="minorHAnsi"/>
+          <w:sz w:val="20"/>
+          <w:szCs w:val="20"/>
+        </w:rPr>
+        <w:t>) to a native and an introduced predator. New Zealand Journal of Ecology 18: 1–10.</w:t>
+      </w:r>
+    </w:p>
+    <w:p>
+      <w:pPr>
+        <w:spacing w:line="360" w:lineRule="auto"/>
+        <w:ind w:left="341" w:hanging="284"/>
+        <w:jc w:val="left"/>
+        <w:rPr>
+          <w:rFonts w:cstheme="minorHAnsi"/>
+          <w:sz w:val="20"/>
+          <w:szCs w:val="20"/>
+        </w:rPr>
+      </w:pPr>
+      <w:r>
+        <w:rPr>
+          <w:rFonts w:cstheme="minorHAnsi"/>
+          <w:sz w:val="20"/>
+          <w:szCs w:val="20"/>
+        </w:rPr>
+        <w:t>Shono, H., 2008. Application of the</w:t>
+      </w:r>
+      <w:r>
+        <w:rPr>
+          <w:rFonts w:cstheme="minorHAnsi"/>
+          <w:sz w:val="20"/>
+          <w:szCs w:val="20"/>
+        </w:rPr>
+        <w:t xml:space="preserve"> </w:t>
+      </w:r>
+      <w:r>
+        <w:rPr>
+          <w:rFonts w:cstheme="minorHAnsi"/>
+          <w:sz w:val="20"/>
+          <w:szCs w:val="20"/>
+        </w:rPr>
+        <w:t>Tweedie</w:t>
+      </w:r>
+      <w:r>
+        <w:rPr>
+          <w:rFonts w:cstheme="minorHAnsi"/>
+          <w:sz w:val="20"/>
+          <w:szCs w:val="20"/>
+        </w:rPr>
+        <w:t xml:space="preserve"> </w:t>
+      </w:r>
+      <w:r>
+        <w:rPr>
+          <w:rFonts w:cstheme="minorHAnsi"/>
+          <w:sz w:val="20"/>
+          <w:szCs w:val="20"/>
+        </w:rPr>
+        <w:t>distribution to zero-catch data in</w:t>
+      </w:r>
+      <w:r>
+        <w:rPr>
+          <w:rFonts w:cstheme="minorHAnsi"/>
+          <w:sz w:val="20"/>
+          <w:szCs w:val="20"/>
+        </w:rPr>
+        <w:t xml:space="preserve"> </w:t>
+      </w:r>
+      <w:r>
+        <w:rPr>
+          <w:rFonts w:cstheme="minorHAnsi"/>
+          <w:sz w:val="20"/>
+          <w:szCs w:val="20"/>
+        </w:rPr>
+        <w:t>CPUE</w:t>
+      </w:r>
+      <w:r>
+        <w:rPr>
+          <w:rFonts w:cstheme="minorHAnsi"/>
+          <w:sz w:val="20"/>
+          <w:szCs w:val="20"/>
+        </w:rPr>
+        <w:t xml:space="preserve"> </w:t>
+      </w:r>
+      <w:r>
+        <w:rPr>
+          <w:rFonts w:cstheme="minorHAnsi"/>
+          <w:sz w:val="20"/>
+          <w:szCs w:val="20"/>
+        </w:rPr>
+        <w:t>analysis. Fisheries Research 93: 154–162.</w:t>
+      </w:r>
+      <w:r>
+        <w:rPr>
+          <w:rFonts w:cstheme="minorHAnsi"/>
+          <w:sz w:val="20"/>
+          <w:szCs w:val="20"/>
+        </w:rPr>
+        <w:t xml:space="preserve"> </w:t>
+      </w:r>
+      <w:hyperlink r:id="rId59" w:history="1">
+        <w:r>
+          <w:rPr>
+            <w:rStyle w:val="Hyperlink"/>
+            <w:rFonts w:cstheme="minorHAnsi"/>
+            <w:color w:val="auto"/>
+            <w:sz w:val="20"/>
+            <w:szCs w:val="20"/>
+            <w:u w:val="none"/>
+          </w:rPr>
+          <w:t>https://doi.org/10.1016/j.fishres.2008.03.006</w:t>
+        </w:r>
+      </w:hyperlink>
+      <w:r>
+        <w:rPr>
+          <w:rFonts w:cstheme="minorHAnsi"/>
+          <w:sz w:val="20"/>
+          <w:szCs w:val="20"/>
+        </w:rPr>
+        <w:t>.</w:t>
+      </w:r>
+    </w:p>
+    <w:p>
+      <w:pPr>
+        <w:spacing w:line="360" w:lineRule="auto"/>
+        <w:ind w:left="341" w:hanging="284"/>
+        <w:jc w:val="left"/>
+        <w:rPr>
+          <w:rFonts w:cstheme="minorHAnsi"/>
+          <w:sz w:val="20"/>
+          <w:szCs w:val="20"/>
+        </w:rPr>
+      </w:pPr>
+      <w:r>
+        <w:rPr>
+          <w:rFonts w:cstheme="minorHAnsi"/>
+          <w:sz w:val="20"/>
+          <w:szCs w:val="20"/>
+        </w:rPr>
+        <w:t>Smith, G. R. T., M. A. Learner, F. M. Slater, &amp; J. Foster, 1996. Habitat features important for the conservation of the native crayfish</w:t>
+      </w:r>
+      <w:r>
+        <w:rPr>
+          <w:rFonts w:cstheme="minorHAnsi"/>
+          <w:sz w:val="20"/>
+          <w:szCs w:val="20"/>
+        </w:rPr>
+        <w:t xml:space="preserve"> </w:t>
       </w:r>
       <w:r>
         <w:rPr>
@@ -9350,7 +11005,7 @@
           <w:sz w:val="20"/>
           <w:szCs w:val="20"/>
         </w:rPr>
-        <w:t>aranephrops planifrons</w:t>
+        <w:t>Austropotamobius pallipes</w:t>
       </w:r>
       <w:r>
         <w:rPr>
@@ -9358,7 +11013,7 @@
           <w:sz w:val="20"/>
           <w:szCs w:val="20"/>
         </w:rPr>
-        <w:t>) population characteristics in seven</w:t>
+        <w:t xml:space="preserve"> </w:t>
       </w:r>
       <w:r>
         <w:rPr>
@@ -9366,7 +11021,7 @@
           <w:sz w:val="20"/>
           <w:szCs w:val="20"/>
         </w:rPr>
-        <w:t xml:space="preserve"> </w:t>
+        <w:t>in</w:t>
       </w:r>
       <w:r>
         <w:rPr>
@@ -9374,7 +11029,7 @@
           <w:sz w:val="20"/>
           <w:szCs w:val="20"/>
         </w:rPr>
-        <w:t>Te Arawa</w:t>
+        <w:t xml:space="preserve"> </w:t>
       </w:r>
       <w:r>
         <w:rPr>
@@ -9382,7 +11037,7 @@
           <w:sz w:val="20"/>
           <w:szCs w:val="20"/>
         </w:rPr>
-        <w:t xml:space="preserve"> </w:t>
+        <w:t>Britain. Biological Conservation 75: 239–246.</w:t>
       </w:r>
       <w:r>
         <w:rPr>
@@ -9390,41 +11045,19 @@
           <w:sz w:val="20"/>
           <w:szCs w:val="20"/>
         </w:rPr>
-        <w:t>(Rotorua) lakes,</w:t>
-      </w:r>
-      <w:r>
-        <w:rPr>
-          <w:rFonts w:cstheme="minorHAnsi"/>
-          <w:sz w:val="20"/>
-          <w:szCs w:val="20"/>
-        </w:rPr>
         <w:t xml:space="preserve"> </w:t>
       </w:r>
-      <w:r>
-        <w:rPr>
-          <w:rFonts w:cstheme="minorHAnsi"/>
-          <w:sz w:val="20"/>
-          <w:szCs w:val="20"/>
-        </w:rPr>
-        <w:t>North Island, New Zealand. Marine and Freshwater Research 66: 631–643.</w:t>
-      </w:r>
-      <w:r>
-        <w:rPr>
-          <w:rFonts w:cstheme="minorHAnsi"/>
-          <w:sz w:val="20"/>
-          <w:szCs w:val="20"/>
-        </w:rPr>
-        <w:t xml:space="preserve"> </w:t>
-      </w:r>
-      <w:hyperlink r:id="rId37" w:history="1">
+      <w:hyperlink r:id="rId60" w:history="1">
         <w:r>
           <w:rPr>
             <w:rStyle w:val="Hyperlink"/>
             <w:rFonts w:cstheme="minorHAnsi"/>
+            <w:color w:val="auto"/>
             <w:sz w:val="20"/>
             <w:szCs w:val="20"/>
+            <w:u w:val="none"/>
           </w:rPr>
-          <w:t>https://doi.org/10.1071/MF14148</w:t>
+          <w:t>https://doi.org/10.1016/0006-3207(95)00073-9</w:t>
         </w:r>
       </w:hyperlink>
       <w:r>
@@ -9438,8 +11071,8 @@
     </w:p>
     <w:p>
       <w:pPr>
-        <w:spacing w:line="276" w:lineRule="auto"/>
-        <w:ind w:left="284" w:hanging="284"/>
+        <w:spacing w:line="360" w:lineRule="auto"/>
+        <w:ind w:left="341" w:hanging="284"/>
         <w:jc w:val="left"/>
         <w:rPr>
           <w:rFonts w:cstheme="minorHAnsi"/>
@@ -9453,77 +11086,27 @@
           <w:sz w:val="20"/>
           <w:szCs w:val="20"/>
         </w:rPr>
-        <w:t>Kutner, M. H., C. J. Nachtsheim, J. Neter, &amp; W. Li, 2005. Applied linear statistical models. McGraw-Hill Irwin.</w:t>
-      </w:r>
-    </w:p>
-    <w:p>
-      <w:pPr>
-        <w:spacing w:line="276" w:lineRule="auto"/>
-        <w:ind w:left="284" w:hanging="284"/>
-        <w:jc w:val="left"/>
+        <w:t>Statzner, B., O. Peltret, &amp; S. Tomanova, 2003. Crayfish as geomorphic agents and ecosystem engineers: Effect of a biomass gradient on baseflow and flood-induced transport of gravel and sand in experimental streams. Freshwater Biology 48: 147–163.</w:t>
+      </w:r>
+      <w:r>
         <w:rPr>
           <w:rFonts w:cstheme="minorHAnsi"/>
           <w:sz w:val="20"/>
           <w:szCs w:val="20"/>
         </w:rPr>
-      </w:pPr>
-      <w:r>
-        <w:rPr>
-          <w:rFonts w:cstheme="minorHAnsi"/>
-          <w:sz w:val="20"/>
-          <w:szCs w:val="20"/>
-        </w:rPr>
-        <w:t>Land, Air, Water Aotearoa (LAWA), 2025. Lakes data for the</w:t>
-      </w:r>
-      <w:r>
-        <w:rPr>
-          <w:rFonts w:cstheme="minorHAnsi"/>
-          <w:sz w:val="20"/>
-          <w:szCs w:val="20"/>
-        </w:rPr>
         <w:t xml:space="preserve"> </w:t>
       </w:r>
-      <w:r>
-        <w:rPr>
-          <w:rFonts w:cstheme="minorHAnsi"/>
-          <w:sz w:val="20"/>
-          <w:szCs w:val="20"/>
-        </w:rPr>
-        <w:t>Bay of Plenty</w:t>
-      </w:r>
-      <w:r>
-        <w:rPr>
-          <w:rFonts w:cstheme="minorHAnsi"/>
-          <w:sz w:val="20"/>
-          <w:szCs w:val="20"/>
-        </w:rPr>
-        <w:t xml:space="preserve"> </w:t>
-      </w:r>
-      <w:r>
-        <w:rPr>
-          <w:rFonts w:cstheme="minorHAnsi"/>
-          <w:sz w:val="20"/>
-          <w:szCs w:val="20"/>
-        </w:rPr>
-        <w:t>region.</w:t>
-      </w:r>
-      <w:r>
-        <w:rPr>
-          <w:rFonts w:cstheme="minorHAnsi"/>
-          <w:sz w:val="20"/>
-          <w:szCs w:val="20"/>
-        </w:rPr>
-        <w:t xml:space="preserve"> </w:t>
-      </w:r>
-      <w:hyperlink r:id="rId38" w:history="1">
+      <w:hyperlink r:id="rId61" w:history="1">
         <w:r>
           <w:rPr>
             <w:rStyle w:val="Hyperlink"/>
             <w:rFonts w:cstheme="minorHAnsi"/>
+            <w:color w:val="auto"/>
             <w:sz w:val="20"/>
             <w:szCs w:val="20"/>
+            <w:u w:val="none"/>
           </w:rPr>
-          <w:t>https://www.lawa.org.nz/explore-data/bay-of-plenty-region/lakes</w:t>
+          <w:t>https://doi.org/10.1046/j.1365-2427.2003.00984.x</w:t>
         </w:r>
       </w:hyperlink>
       <w:r>
@@ -9537,8 +11120,8 @@
     </w:p>
     <w:p>
       <w:pPr>
-        <w:spacing w:line="276" w:lineRule="auto"/>
-        <w:ind w:left="284" w:hanging="284"/>
+        <w:spacing w:line="360" w:lineRule="auto"/>
+        <w:ind w:left="341" w:hanging="284"/>
         <w:jc w:val="left"/>
         <w:rPr>
           <w:rFonts w:cstheme="minorHAnsi"/>
@@ -9552,7 +11135,7 @@
           <w:sz w:val="20"/>
           <w:szCs w:val="20"/>
         </w:rPr>
-        <w:t>Lee, F., I. A. K. Kusabs, G. L. W. Perry, &amp; C. MacNeil, 2025. Identifying refugia from the synergistic threats of climate change and invasive species. Web Ecology 25: 221–239.</w:t>
+        <w:t>Stevens, D. L., &amp; A. R. Olsen, 2004. Spatially balanced sampling of natural resources. Journal of the American Statistical Association 99: 262–278.</w:t>
       </w:r>
       <w:r>
         <w:rPr>
@@ -9562,15 +11145,17 @@
         </w:rPr>
         <w:t xml:space="preserve"> </w:t>
       </w:r>
-      <w:hyperlink r:id="rId39" w:history="1">
+      <w:hyperlink r:id="rId62" w:history="1">
         <w:r>
           <w:rPr>
             <w:rStyle w:val="Hyperlink"/>
             <w:rFonts w:cstheme="minorHAnsi"/>
+            <w:color w:val="auto"/>
             <w:sz w:val="20"/>
             <w:szCs w:val="20"/>
+            <w:u w:val="none"/>
           </w:rPr>
-          <w:t>https://doi.org/10.5194/we-25-221-2025</w:t>
+          <w:t>https://doi.org/10.1198/016214504000000250</w:t>
         </w:r>
       </w:hyperlink>
       <w:r>
@@ -9584,8 +11169,8 @@
     </w:p>
     <w:p>
       <w:pPr>
-        <w:spacing w:line="276" w:lineRule="auto"/>
-        <w:ind w:left="284" w:hanging="284"/>
+        <w:spacing w:line="360" w:lineRule="auto"/>
+        <w:ind w:left="341" w:hanging="284"/>
         <w:jc w:val="left"/>
         <w:rPr>
           <w:rFonts w:cstheme="minorHAnsi"/>
@@ -9599,7 +11184,7 @@
           <w:sz w:val="20"/>
           <w:szCs w:val="20"/>
         </w:rPr>
-        <w:t>Levin, S. A., 1992. The problem of pattern and scale in ecology: The</w:t>
+        <w:t>Strayer, D. L., &amp; S. E. G. Findlay, 2010. Ecology of freshwater shore zones. Aquatic Sciences 72: 127–163.</w:t>
       </w:r>
       <w:r>
         <w:rPr>
@@ -9609,47 +11194,17 @@
         </w:rPr>
         <w:t xml:space="preserve"> </w:t>
       </w:r>
-      <w:r>
-        <w:rPr>
-          <w:rFonts w:cstheme="minorHAnsi"/>
-          <w:sz w:val="20"/>
-          <w:szCs w:val="20"/>
-        </w:rPr>
-        <w:t>Robert H. MacArthur</w:t>
-      </w:r>
-      <w:r>
-        <w:rPr>
-          <w:rFonts w:cstheme="minorHAnsi"/>
-          <w:sz w:val="20"/>
-          <w:szCs w:val="20"/>
-        </w:rPr>
-        <w:t xml:space="preserve"> </w:t>
-      </w:r>
-      <w:r>
-        <w:rPr>
-          <w:rFonts w:cstheme="minorHAnsi"/>
-          <w:sz w:val="20"/>
-          <w:szCs w:val="20"/>
-        </w:rPr>
-        <w:t>award lecture. Ecology 73: 1943–1967.</w:t>
-      </w:r>
-      <w:r>
-        <w:rPr>
-          <w:rFonts w:cstheme="minorHAnsi"/>
-          <w:sz w:val="20"/>
-          <w:szCs w:val="20"/>
-        </w:rPr>
-        <w:t xml:space="preserve"> </w:t>
-      </w:r>
-      <w:hyperlink r:id="rId40" w:history="1">
+      <w:hyperlink r:id="rId63" w:history="1">
         <w:r>
           <w:rPr>
             <w:rStyle w:val="Hyperlink"/>
             <w:rFonts w:cstheme="minorHAnsi"/>
+            <w:color w:val="auto"/>
             <w:sz w:val="20"/>
             <w:szCs w:val="20"/>
+            <w:u w:val="none"/>
           </w:rPr>
-          <w:t>https://doi.org/10.2307/1941447</w:t>
+          <w:t>https://doi.org/10.1007/s00027-010-0128-9</w:t>
         </w:r>
       </w:hyperlink>
       <w:r>
@@ -9663,8 +11218,8 @@
     </w:p>
     <w:p>
       <w:pPr>
-        <w:spacing w:line="276" w:lineRule="auto"/>
-        <w:ind w:left="284" w:hanging="284"/>
+        <w:spacing w:line="360" w:lineRule="auto"/>
+        <w:ind w:left="341" w:hanging="284"/>
         <w:jc w:val="left"/>
         <w:rPr>
           <w:rFonts w:cstheme="minorHAnsi"/>
@@ -9678,7 +11233,7 @@
           <w:sz w:val="20"/>
           <w:szCs w:val="20"/>
         </w:rPr>
-        <w:t>Lishawa, S. C., A. J. Schrank, B. A. Lawrence, A. M. Monks, &amp; D. A. Albert, 2023. Aquatic connectivity treatments increase fish and macroinvertebrate use of</w:t>
+        <w:t>Taylor, C. A., R. J. DiStefano, E. R. Larson, &amp; J. Stoeckel, 2019. Towards a cohesive strategy for the conservation of the</w:t>
       </w:r>
       <w:r>
         <w:rPr>
@@ -9687,6 +11242,95 @@
           <w:szCs w:val="20"/>
         </w:rPr>
         <w:t xml:space="preserve"> </w:t>
+      </w:r>
+      <w:r>
+        <w:rPr>
+          <w:rFonts w:cstheme="minorHAnsi"/>
+          <w:sz w:val="20"/>
+          <w:szCs w:val="20"/>
+        </w:rPr>
+        <w:t>United States’ diverse and highly endemic crayfish fauna. Hydrobiologia 846: 39–58.</w:t>
+      </w:r>
+      <w:r>
+        <w:rPr>
+          <w:rFonts w:cstheme="minorHAnsi"/>
+          <w:sz w:val="20"/>
+          <w:szCs w:val="20"/>
+        </w:rPr>
+        <w:t xml:space="preserve"> </w:t>
+      </w:r>
+      <w:hyperlink r:id="rId64" w:history="1">
+        <w:r>
+          <w:rPr>
+            <w:rStyle w:val="Hyperlink"/>
+            <w:rFonts w:cstheme="minorHAnsi"/>
+            <w:color w:val="auto"/>
+            <w:sz w:val="20"/>
+            <w:szCs w:val="20"/>
+            <w:u w:val="none"/>
+          </w:rPr>
+          <w:t>https://doi.org/10.1007/s10750-019-04066-3</w:t>
+        </w:r>
+      </w:hyperlink>
+      <w:r>
+        <w:rPr>
+          <w:rFonts w:cstheme="minorHAnsi"/>
+          <w:sz w:val="20"/>
+          <w:szCs w:val="20"/>
+        </w:rPr>
+        <w:t>.</w:t>
+      </w:r>
+    </w:p>
+    <w:p>
+      <w:pPr>
+        <w:spacing w:line="360" w:lineRule="auto"/>
+        <w:ind w:left="341" w:hanging="284"/>
+        <w:jc w:val="left"/>
+        <w:rPr>
+          <w:rFonts w:cstheme="minorHAnsi"/>
+          <w:sz w:val="20"/>
+          <w:szCs w:val="20"/>
+        </w:rPr>
+      </w:pPr>
+      <w:r>
+        <w:rPr>
+          <w:rFonts w:cstheme="minorHAnsi"/>
+          <w:sz w:val="20"/>
+          <w:szCs w:val="20"/>
+        </w:rPr>
+        <w:t>Usio, N., &amp; C. R. Townsend, 2000. Distribution of the</w:t>
+      </w:r>
+      <w:r>
+        <w:rPr>
+          <w:rFonts w:cstheme="minorHAnsi"/>
+          <w:sz w:val="20"/>
+          <w:szCs w:val="20"/>
+        </w:rPr>
+        <w:t xml:space="preserve"> </w:t>
+      </w:r>
+      <w:r>
+        <w:rPr>
+          <w:rFonts w:cstheme="minorHAnsi"/>
+          <w:sz w:val="20"/>
+          <w:szCs w:val="20"/>
+        </w:rPr>
+        <w:t>New Zealand</w:t>
+      </w:r>
+      <w:r>
+        <w:rPr>
+          <w:rFonts w:cstheme="minorHAnsi"/>
+          <w:sz w:val="20"/>
+          <w:szCs w:val="20"/>
+        </w:rPr>
+        <w:t xml:space="preserve"> </w:t>
+      </w:r>
+      <w:r>
+        <w:rPr>
+          <w:rFonts w:cstheme="minorHAnsi"/>
+          <w:sz w:val="20"/>
+          <w:szCs w:val="20"/>
+        </w:rPr>
+        <w:t>crayfish (</w:t>
       </w:r>
       <w:r>
         <w:rPr>
@@ -9696,17 +11340,7 @@
           <w:sz w:val="20"/>
           <w:szCs w:val="20"/>
         </w:rPr>
-        <w:t>T</w:t>
-      </w:r>
-      <w:r>
-        <w:rPr>
-          <w:rFonts w:cstheme="minorHAnsi"/>
-          <w:i/>
-          <w:iCs/>
-          <w:sz w:val="20"/>
-          <w:szCs w:val="20"/>
-        </w:rPr>
-        <w:t>ypha</w:t>
+        <w:t>Paranephrops zealandicus</w:t>
       </w:r>
       <w:r>
         <w:rPr>
@@ -9714,1737 +11348,7 @@
           <w:sz w:val="20"/>
           <w:szCs w:val="20"/>
         </w:rPr>
-        <w:t>-invaded</w:t>
-      </w:r>
-      <w:r>
-        <w:rPr>
-          <w:rFonts w:cstheme="minorHAnsi"/>
-          <w:sz w:val="20"/>
-          <w:szCs w:val="20"/>
-        </w:rPr>
-        <w:t xml:space="preserve"> </w:t>
-      </w:r>
-      <w:r>
-        <w:rPr>
-          <w:rFonts w:cstheme="minorHAnsi"/>
-          <w:sz w:val="20"/>
-          <w:szCs w:val="20"/>
-        </w:rPr>
-        <w:t>Great Lakes</w:t>
-      </w:r>
-      <w:r>
-        <w:rPr>
-          <w:rFonts w:cstheme="minorHAnsi"/>
-          <w:sz w:val="20"/>
-          <w:szCs w:val="20"/>
-        </w:rPr>
-        <w:t xml:space="preserve"> </w:t>
-      </w:r>
-      <w:r>
-        <w:rPr>
-          <w:rFonts w:cstheme="minorHAnsi"/>
-          <w:sz w:val="20"/>
-          <w:szCs w:val="20"/>
-        </w:rPr>
-        <w:t>coastal wetlands. Freshwater Biology 68: 1462–1477.</w:t>
-      </w:r>
-      <w:r>
-        <w:rPr>
-          <w:rFonts w:cstheme="minorHAnsi"/>
-          <w:sz w:val="20"/>
-          <w:szCs w:val="20"/>
-        </w:rPr>
-        <w:t xml:space="preserve"> </w:t>
-      </w:r>
-      <w:hyperlink r:id="rId41" w:history="1">
-        <w:r>
-          <w:rPr>
-            <w:rStyle w:val="Hyperlink"/>
-            <w:rFonts w:cstheme="minorHAnsi"/>
-            <w:sz w:val="20"/>
-            <w:szCs w:val="20"/>
-          </w:rPr>
-          <w:t>https://doi.org/10.1111/fwb.14141</w:t>
-        </w:r>
-      </w:hyperlink>
-      <w:r>
-        <w:rPr>
-          <w:rFonts w:cstheme="minorHAnsi"/>
-          <w:sz w:val="20"/>
-          <w:szCs w:val="20"/>
-        </w:rPr>
-        <w:t>.</w:t>
-      </w:r>
-    </w:p>
-    <w:p>
-      <w:pPr>
-        <w:spacing w:line="276" w:lineRule="auto"/>
-        <w:ind w:left="284" w:hanging="284"/>
-        <w:jc w:val="left"/>
-        <w:rPr>
-          <w:rFonts w:cstheme="minorHAnsi"/>
-          <w:sz w:val="20"/>
-          <w:szCs w:val="20"/>
-        </w:rPr>
-      </w:pPr>
-      <w:r>
-        <w:rPr>
-          <w:rFonts w:cstheme="minorHAnsi"/>
-          <w:sz w:val="20"/>
-          <w:szCs w:val="20"/>
-        </w:rPr>
-        <w:t>Meerhoff, M., &amp; M. de los Ángeles González-Sagrario, 2022. Habitat complexity in shallow lakes and ponds: Importance, threats, and potential for restoration. Hydrobiologia 849: 3737–3760.</w:t>
-      </w:r>
-      <w:r>
-        <w:rPr>
-          <w:rFonts w:cstheme="minorHAnsi"/>
-          <w:sz w:val="20"/>
-          <w:szCs w:val="20"/>
-        </w:rPr>
-        <w:t xml:space="preserve"> </w:t>
-      </w:r>
-      <w:hyperlink r:id="rId42" w:history="1">
-        <w:r>
-          <w:rPr>
-            <w:rStyle w:val="Hyperlink"/>
-            <w:rFonts w:cstheme="minorHAnsi"/>
-            <w:sz w:val="20"/>
-            <w:szCs w:val="20"/>
-          </w:rPr>
-          <w:t>https://doi.org/10.1007/s10750-021-04771-y</w:t>
-        </w:r>
-      </w:hyperlink>
-      <w:r>
-        <w:rPr>
-          <w:rFonts w:cstheme="minorHAnsi"/>
-          <w:sz w:val="20"/>
-          <w:szCs w:val="20"/>
-        </w:rPr>
-        <w:t>.</w:t>
-      </w:r>
-    </w:p>
-    <w:p>
-      <w:pPr>
-        <w:spacing w:line="276" w:lineRule="auto"/>
-        <w:ind w:left="284" w:hanging="284"/>
-        <w:jc w:val="left"/>
-        <w:rPr>
-          <w:rFonts w:cstheme="minorHAnsi"/>
-          <w:sz w:val="20"/>
-          <w:szCs w:val="20"/>
-        </w:rPr>
-      </w:pPr>
-      <w:r>
-        <w:rPr>
-          <w:rFonts w:cstheme="minorHAnsi"/>
-          <w:sz w:val="20"/>
-          <w:szCs w:val="20"/>
-        </w:rPr>
-        <w:t>Momot, W. T., 1995. Redefining the role of crayfish in aquatic ecosystems. Reviews in Fisheries Science 3: 33–63.</w:t>
-      </w:r>
-      <w:r>
-        <w:rPr>
-          <w:rFonts w:cstheme="minorHAnsi"/>
-          <w:sz w:val="20"/>
-          <w:szCs w:val="20"/>
-        </w:rPr>
-        <w:t xml:space="preserve"> </w:t>
-      </w:r>
-      <w:hyperlink r:id="rId43" w:history="1">
-        <w:r>
-          <w:rPr>
-            <w:rStyle w:val="Hyperlink"/>
-            <w:rFonts w:cstheme="minorHAnsi"/>
-            <w:sz w:val="20"/>
-            <w:szCs w:val="20"/>
-          </w:rPr>
-          <w:t>https://doi.org/10.1080/10641269509388566</w:t>
-        </w:r>
-      </w:hyperlink>
-      <w:r>
-        <w:rPr>
-          <w:rFonts w:cstheme="minorHAnsi"/>
-          <w:sz w:val="20"/>
-          <w:szCs w:val="20"/>
-        </w:rPr>
-        <w:t>.</w:t>
-      </w:r>
-    </w:p>
-    <w:p>
-      <w:pPr>
-        <w:spacing w:line="276" w:lineRule="auto"/>
-        <w:ind w:left="284" w:hanging="284"/>
-        <w:jc w:val="left"/>
-        <w:rPr>
-          <w:rFonts w:cstheme="minorHAnsi"/>
-          <w:sz w:val="20"/>
-          <w:szCs w:val="20"/>
-        </w:rPr>
-      </w:pPr>
-      <w:r>
-        <w:rPr>
-          <w:rFonts w:cstheme="minorHAnsi"/>
-          <w:sz w:val="20"/>
-          <w:szCs w:val="20"/>
-        </w:rPr>
-        <w:t>Nyström, P., P. Stenroth, N. Holmqvist, O. Berglund, P. Larsson, &amp; W. Granéli, 2006. Crayfish in lakes and streams: Individual and population responses to predation, productivity and substratum availability. Freshwater Biology 51: 2096–2113.</w:t>
-      </w:r>
-      <w:r>
-        <w:rPr>
-          <w:rFonts w:cstheme="minorHAnsi"/>
-          <w:sz w:val="20"/>
-          <w:szCs w:val="20"/>
-        </w:rPr>
-        <w:t xml:space="preserve"> </w:t>
-      </w:r>
-      <w:hyperlink r:id="rId44" w:history="1">
-        <w:r>
-          <w:rPr>
-            <w:rStyle w:val="Hyperlink"/>
-            <w:rFonts w:cstheme="minorHAnsi"/>
-            <w:sz w:val="20"/>
-            <w:szCs w:val="20"/>
-          </w:rPr>
-          <w:t>https://doi.org/10.1111/j.1365-2427.2006.01641.x</w:t>
-        </w:r>
-      </w:hyperlink>
-      <w:r>
-        <w:rPr>
-          <w:rFonts w:cstheme="minorHAnsi"/>
-          <w:sz w:val="20"/>
-          <w:szCs w:val="20"/>
-        </w:rPr>
-        <w:t>.</w:t>
-      </w:r>
-    </w:p>
-    <w:p>
-      <w:pPr>
-        <w:spacing w:line="276" w:lineRule="auto"/>
-        <w:ind w:left="284" w:hanging="284"/>
-        <w:jc w:val="left"/>
-        <w:rPr>
-          <w:rFonts w:cstheme="minorHAnsi"/>
-          <w:sz w:val="20"/>
-          <w:szCs w:val="20"/>
-        </w:rPr>
-      </w:pPr>
-      <w:r>
-        <w:rPr>
-          <w:rFonts w:cstheme="minorHAnsi"/>
-          <w:sz w:val="20"/>
-          <w:szCs w:val="20"/>
-        </w:rPr>
-        <w:t>Olsson, K., P. Stenroth, P. Nyström, N. Holmqvist, A. R. McIntosh, &amp; M. J. Winterbourn, 2006. Does natural acidity mediate interactions between introduced brown trout, native fish, crayfish and other invertebrates in</w:t>
-      </w:r>
-      <w:r>
-        <w:rPr>
-          <w:rFonts w:cstheme="minorHAnsi"/>
-          <w:sz w:val="20"/>
-          <w:szCs w:val="20"/>
-        </w:rPr>
-        <w:t xml:space="preserve"> </w:t>
-      </w:r>
-      <w:r>
-        <w:rPr>
-          <w:rFonts w:cstheme="minorHAnsi"/>
-          <w:sz w:val="20"/>
-          <w:szCs w:val="20"/>
-        </w:rPr>
-        <w:t>West Coast New Zealand</w:t>
-      </w:r>
-      <w:r>
-        <w:rPr>
-          <w:rFonts w:cstheme="minorHAnsi"/>
-          <w:sz w:val="20"/>
-          <w:szCs w:val="20"/>
-        </w:rPr>
-        <w:t xml:space="preserve"> </w:t>
-      </w:r>
-      <w:r>
-        <w:rPr>
-          <w:rFonts w:cstheme="minorHAnsi"/>
-          <w:sz w:val="20"/>
-          <w:szCs w:val="20"/>
-        </w:rPr>
-        <w:t>streams? Biological Conservation 130: 255–267.</w:t>
-      </w:r>
-      <w:r>
-        <w:rPr>
-          <w:rFonts w:cstheme="minorHAnsi"/>
-          <w:sz w:val="20"/>
-          <w:szCs w:val="20"/>
-        </w:rPr>
-        <w:t xml:space="preserve"> </w:t>
-      </w:r>
-      <w:hyperlink r:id="rId45" w:history="1">
-        <w:r>
-          <w:rPr>
-            <w:rStyle w:val="Hyperlink"/>
-            <w:rFonts w:cstheme="minorHAnsi"/>
-            <w:sz w:val="20"/>
-            <w:szCs w:val="20"/>
-          </w:rPr>
-          <w:t>https://doi.org/10.1016/j.biocon.2005.12.019</w:t>
-        </w:r>
-      </w:hyperlink>
-      <w:r>
-        <w:rPr>
-          <w:rFonts w:cstheme="minorHAnsi"/>
-          <w:sz w:val="20"/>
-          <w:szCs w:val="20"/>
-        </w:rPr>
-        <w:t>.</w:t>
-      </w:r>
-    </w:p>
-    <w:p>
-      <w:pPr>
-        <w:spacing w:line="276" w:lineRule="auto"/>
-        <w:ind w:left="284" w:hanging="284"/>
-        <w:jc w:val="left"/>
-        <w:rPr>
-          <w:rFonts w:cstheme="minorHAnsi"/>
-          <w:sz w:val="20"/>
-          <w:szCs w:val="20"/>
-        </w:rPr>
-      </w:pPr>
-      <w:r>
-        <w:rPr>
-          <w:rFonts w:cstheme="minorHAnsi"/>
-          <w:sz w:val="20"/>
-          <w:szCs w:val="20"/>
-        </w:rPr>
-        <w:lastRenderedPageBreak/>
-        <w:t>Parkyn, S. M., &amp; K. J. Collier, 2004. Interaction of press and pulse disturbance on crayfish populations: Flood impacts in pasture and forest streams. Hydrobiologia 527: 113–124.</w:t>
-      </w:r>
-      <w:r>
-        <w:rPr>
-          <w:rFonts w:cstheme="minorHAnsi"/>
-          <w:sz w:val="20"/>
-          <w:szCs w:val="20"/>
-        </w:rPr>
-        <w:t xml:space="preserve"> </w:t>
-      </w:r>
-      <w:hyperlink r:id="rId46" w:history="1">
-        <w:r>
-          <w:rPr>
-            <w:rStyle w:val="Hyperlink"/>
-            <w:rFonts w:cstheme="minorHAnsi"/>
-            <w:sz w:val="20"/>
-            <w:szCs w:val="20"/>
-          </w:rPr>
-          <w:t>https://doi.org/10.1023/B:HYDR.0000043189.91134.94</w:t>
-        </w:r>
-      </w:hyperlink>
-      <w:r>
-        <w:rPr>
-          <w:rFonts w:cstheme="minorHAnsi"/>
-          <w:sz w:val="20"/>
-          <w:szCs w:val="20"/>
-        </w:rPr>
-        <w:t>.</w:t>
-      </w:r>
-    </w:p>
-    <w:p>
-      <w:pPr>
-        <w:spacing w:line="276" w:lineRule="auto"/>
-        <w:ind w:left="284" w:hanging="284"/>
-        <w:jc w:val="left"/>
-        <w:rPr>
-          <w:rFonts w:cstheme="minorHAnsi"/>
-          <w:sz w:val="20"/>
-          <w:szCs w:val="20"/>
-        </w:rPr>
-      </w:pPr>
-      <w:r>
-        <w:rPr>
-          <w:rFonts w:cstheme="minorHAnsi"/>
-          <w:sz w:val="20"/>
-          <w:szCs w:val="20"/>
-        </w:rPr>
-        <w:t>Parkyn, S. M., K. J. Collier, &amp; B. J. Hicks, 2001. New</w:t>
-      </w:r>
-      <w:r>
-        <w:rPr>
-          <w:rFonts w:cstheme="minorHAnsi"/>
-          <w:sz w:val="20"/>
-          <w:szCs w:val="20"/>
-        </w:rPr>
-        <w:t xml:space="preserve"> </w:t>
-      </w:r>
-      <w:r>
-        <w:rPr>
-          <w:rFonts w:cstheme="minorHAnsi"/>
-          <w:sz w:val="20"/>
-          <w:szCs w:val="20"/>
-        </w:rPr>
-        <w:t>Zealand</w:t>
-      </w:r>
-      <w:r>
-        <w:rPr>
-          <w:rFonts w:cstheme="minorHAnsi"/>
-          <w:sz w:val="20"/>
-          <w:szCs w:val="20"/>
-        </w:rPr>
-        <w:t xml:space="preserve"> </w:t>
-      </w:r>
-      <w:r>
-        <w:rPr>
-          <w:rFonts w:cstheme="minorHAnsi"/>
-          <w:sz w:val="20"/>
-          <w:szCs w:val="20"/>
-        </w:rPr>
-        <w:t>stream crayfish: Functional omnivores but trophic predators? Freshwater Biology 46: 641–652.</w:t>
-      </w:r>
-      <w:r>
-        <w:rPr>
-          <w:rFonts w:cstheme="minorHAnsi"/>
-          <w:sz w:val="20"/>
-          <w:szCs w:val="20"/>
-        </w:rPr>
-        <w:t xml:space="preserve"> </w:t>
-      </w:r>
-      <w:hyperlink r:id="rId47" w:history="1">
-        <w:r>
-          <w:rPr>
-            <w:rStyle w:val="Hyperlink"/>
-            <w:rFonts w:cstheme="minorHAnsi"/>
-            <w:sz w:val="20"/>
-            <w:szCs w:val="20"/>
-          </w:rPr>
-          <w:t>https://doi.org/10.1046/j.1365-2427.2001.00702.x</w:t>
-        </w:r>
-      </w:hyperlink>
-      <w:r>
-        <w:rPr>
-          <w:rFonts w:cstheme="minorHAnsi"/>
-          <w:sz w:val="20"/>
-          <w:szCs w:val="20"/>
-        </w:rPr>
-        <w:t>.</w:t>
-      </w:r>
-    </w:p>
-    <w:p>
-      <w:pPr>
-        <w:spacing w:line="276" w:lineRule="auto"/>
-        <w:ind w:left="284" w:hanging="284"/>
-        <w:jc w:val="left"/>
-        <w:rPr>
-          <w:rFonts w:cstheme="minorHAnsi"/>
-          <w:sz w:val="20"/>
-          <w:szCs w:val="20"/>
-        </w:rPr>
-      </w:pPr>
-      <w:r>
-        <w:rPr>
-          <w:rFonts w:cstheme="minorHAnsi"/>
-          <w:sz w:val="20"/>
-          <w:szCs w:val="20"/>
-        </w:rPr>
-        <w:t>Parkyn, S. M., M. A. Meleason, &amp; R. J. Davies-Colley, 2009. Wood enhances crayfish (</w:t>
-      </w:r>
-      <w:r>
-        <w:rPr>
-          <w:rFonts w:cstheme="minorHAnsi"/>
-          <w:sz w:val="20"/>
-          <w:szCs w:val="20"/>
-        </w:rPr>
-        <w:t>P</w:t>
-      </w:r>
-      <w:r>
-        <w:rPr>
-          <w:rFonts w:cstheme="minorHAnsi"/>
-          <w:i/>
-          <w:iCs/>
-          <w:sz w:val="20"/>
-          <w:szCs w:val="20"/>
-        </w:rPr>
-        <w:t>aranephrops planifrons</w:t>
-      </w:r>
-      <w:r>
-        <w:rPr>
-          <w:rFonts w:cstheme="minorHAnsi"/>
-          <w:sz w:val="20"/>
-          <w:szCs w:val="20"/>
-        </w:rPr>
-        <w:t>) habitat in a forested stream. New Zealand Journal of Marine and Freshwater Research 43: 689–700.</w:t>
-      </w:r>
-      <w:r>
-        <w:rPr>
-          <w:rFonts w:cstheme="minorHAnsi"/>
-          <w:sz w:val="20"/>
-          <w:szCs w:val="20"/>
-        </w:rPr>
-        <w:t xml:space="preserve"> </w:t>
-      </w:r>
-      <w:hyperlink r:id="rId48" w:history="1">
-        <w:r>
-          <w:rPr>
-            <w:rStyle w:val="Hyperlink"/>
-            <w:rFonts w:cstheme="minorHAnsi"/>
-            <w:sz w:val="20"/>
-            <w:szCs w:val="20"/>
-          </w:rPr>
-          <w:t>https://doi.org/10.1080/00288330909510034</w:t>
-        </w:r>
-      </w:hyperlink>
-      <w:r>
-        <w:rPr>
-          <w:rFonts w:cstheme="minorHAnsi"/>
-          <w:sz w:val="20"/>
-          <w:szCs w:val="20"/>
-        </w:rPr>
-        <w:t>.</w:t>
-      </w:r>
-    </w:p>
-    <w:p>
-      <w:pPr>
-        <w:spacing w:line="276" w:lineRule="auto"/>
-        <w:ind w:left="284" w:hanging="284"/>
-        <w:jc w:val="left"/>
-        <w:rPr>
-          <w:rFonts w:cstheme="minorHAnsi"/>
-          <w:sz w:val="20"/>
-          <w:szCs w:val="20"/>
-        </w:rPr>
-      </w:pPr>
-      <w:r>
-        <w:rPr>
-          <w:rFonts w:cstheme="minorHAnsi"/>
-          <w:sz w:val="20"/>
-          <w:szCs w:val="20"/>
-        </w:rPr>
-        <w:t>Quinn, G. P., &amp; M. J. Keough, 2002. Experimental design and data analysis for biologists. Cambridge University Press.</w:t>
-      </w:r>
-    </w:p>
-    <w:p>
-      <w:pPr>
-        <w:spacing w:line="276" w:lineRule="auto"/>
-        <w:ind w:left="284" w:hanging="284"/>
-        <w:jc w:val="left"/>
-        <w:rPr>
-          <w:rFonts w:cstheme="minorHAnsi"/>
-          <w:sz w:val="20"/>
-          <w:szCs w:val="20"/>
-        </w:rPr>
-      </w:pPr>
-      <w:r>
-        <w:rPr>
-          <w:rFonts w:cstheme="minorHAnsi"/>
-          <w:sz w:val="20"/>
-          <w:szCs w:val="20"/>
-        </w:rPr>
-        <w:t>Quinn, J. M., &amp; C. W. Hickey, 1990. Magnitude of effects of substrate particle size, recent flooding, and catchment development on benthic invertebrates in 88</w:t>
-      </w:r>
-      <w:r>
-        <w:rPr>
-          <w:rFonts w:cstheme="minorHAnsi"/>
-          <w:sz w:val="20"/>
-          <w:szCs w:val="20"/>
-        </w:rPr>
-        <w:t xml:space="preserve"> </w:t>
-      </w:r>
-      <w:r>
-        <w:rPr>
-          <w:rFonts w:cstheme="minorHAnsi"/>
-          <w:sz w:val="20"/>
-          <w:szCs w:val="20"/>
-        </w:rPr>
-        <w:t>New Zealand</w:t>
-      </w:r>
-      <w:r>
-        <w:rPr>
-          <w:rFonts w:cstheme="minorHAnsi"/>
-          <w:sz w:val="20"/>
-          <w:szCs w:val="20"/>
-        </w:rPr>
-        <w:t xml:space="preserve"> </w:t>
-      </w:r>
-      <w:r>
-        <w:rPr>
-          <w:rFonts w:cstheme="minorHAnsi"/>
-          <w:sz w:val="20"/>
-          <w:szCs w:val="20"/>
-        </w:rPr>
-        <w:t>rivers. New Zealand Journal of Marine and Freshwater Research 24: 411–427.</w:t>
-      </w:r>
-      <w:r>
-        <w:rPr>
-          <w:rFonts w:cstheme="minorHAnsi"/>
-          <w:sz w:val="20"/>
-          <w:szCs w:val="20"/>
-        </w:rPr>
-        <w:t xml:space="preserve"> </w:t>
-      </w:r>
-      <w:hyperlink r:id="rId49" w:history="1">
-        <w:r>
-          <w:rPr>
-            <w:rStyle w:val="Hyperlink"/>
-            <w:rFonts w:cstheme="minorHAnsi"/>
-            <w:sz w:val="20"/>
-            <w:szCs w:val="20"/>
-          </w:rPr>
-          <w:t>https://doi.org/10.1080/00288330.1990.9516433</w:t>
-        </w:r>
-      </w:hyperlink>
-      <w:r>
-        <w:rPr>
-          <w:rFonts w:cstheme="minorHAnsi"/>
-          <w:sz w:val="20"/>
-          <w:szCs w:val="20"/>
-        </w:rPr>
-        <w:t>.</w:t>
-      </w:r>
-    </w:p>
-    <w:p>
-      <w:pPr>
-        <w:spacing w:line="276" w:lineRule="auto"/>
-        <w:ind w:left="284" w:hanging="284"/>
-        <w:jc w:val="left"/>
-        <w:rPr>
-          <w:rFonts w:cstheme="minorHAnsi"/>
-          <w:sz w:val="20"/>
-          <w:szCs w:val="20"/>
-        </w:rPr>
-      </w:pPr>
-      <w:r>
-        <w:rPr>
-          <w:rFonts w:cstheme="minorHAnsi"/>
-          <w:sz w:val="20"/>
-          <w:szCs w:val="20"/>
-        </w:rPr>
-        <w:t>R Core Team, 2025.</w:t>
-      </w:r>
-      <w:r>
-        <w:rPr>
-          <w:rFonts w:cstheme="minorHAnsi"/>
-          <w:sz w:val="20"/>
-          <w:szCs w:val="20"/>
-        </w:rPr>
-        <w:t xml:space="preserve"> </w:t>
-      </w:r>
-      <w:hyperlink r:id="rId50" w:history="1">
-        <w:r>
-          <w:rPr>
-            <w:rStyle w:val="Hyperlink"/>
-            <w:rFonts w:cstheme="minorHAnsi"/>
-            <w:sz w:val="20"/>
-            <w:szCs w:val="20"/>
-          </w:rPr>
-          <w:t>R: A language and environment for statistical computing</w:t>
-        </w:r>
-      </w:hyperlink>
-      <w:r>
-        <w:rPr>
-          <w:rFonts w:cstheme="minorHAnsi"/>
-          <w:sz w:val="20"/>
-          <w:szCs w:val="20"/>
-        </w:rPr>
-        <w:t>. R Foundation for Statistical Computing, Vienna, Austria.</w:t>
-      </w:r>
-    </w:p>
-    <w:p>
-      <w:pPr>
-        <w:spacing w:line="276" w:lineRule="auto"/>
-        <w:ind w:left="284" w:hanging="284"/>
-        <w:jc w:val="left"/>
-        <w:rPr>
-          <w:rFonts w:cstheme="minorHAnsi"/>
-          <w:sz w:val="20"/>
-          <w:szCs w:val="20"/>
-        </w:rPr>
-      </w:pPr>
-      <w:r>
-        <w:rPr>
-          <w:rFonts w:cstheme="minorHAnsi"/>
-          <w:sz w:val="20"/>
-          <w:szCs w:val="20"/>
-        </w:rPr>
-        <w:t>Richman, N. I., M. Böhm, S. B. Adams, F. Alvarez, E. A. Bergey, J. J. S. Bunn, Q. Burnham, J. Cordeiro, J. Coughran, K. A. Crandall, &amp; others, 2015. Multiple drivers of decline in the global status of freshwater crayfish (Decapoda:</w:t>
-      </w:r>
-      <w:r>
-        <w:rPr>
-          <w:rFonts w:cstheme="minorHAnsi"/>
-          <w:sz w:val="20"/>
-          <w:szCs w:val="20"/>
-        </w:rPr>
-        <w:t xml:space="preserve"> </w:t>
-      </w:r>
-      <w:r>
-        <w:rPr>
-          <w:rFonts w:cstheme="minorHAnsi"/>
-          <w:sz w:val="20"/>
-          <w:szCs w:val="20"/>
-        </w:rPr>
-        <w:t>Astacidea). Philosophical Transactions of the Royal Society B: Biological Sciences 370: 20140060.</w:t>
-      </w:r>
-      <w:r>
-        <w:rPr>
-          <w:rFonts w:cstheme="minorHAnsi"/>
-          <w:sz w:val="20"/>
-          <w:szCs w:val="20"/>
-        </w:rPr>
-        <w:t xml:space="preserve"> </w:t>
-      </w:r>
-      <w:hyperlink r:id="rId51" w:history="1">
-        <w:r>
-          <w:rPr>
-            <w:rStyle w:val="Hyperlink"/>
-            <w:rFonts w:cstheme="minorHAnsi"/>
-            <w:sz w:val="20"/>
-            <w:szCs w:val="20"/>
-          </w:rPr>
-          <w:t>https://doi.org/10.1098/rstb.2014.0060</w:t>
-        </w:r>
-      </w:hyperlink>
-      <w:r>
-        <w:rPr>
-          <w:rFonts w:cstheme="minorHAnsi"/>
-          <w:sz w:val="20"/>
-          <w:szCs w:val="20"/>
-        </w:rPr>
-        <w:t>.</w:t>
-      </w:r>
-    </w:p>
-    <w:p>
-      <w:pPr>
-        <w:spacing w:line="276" w:lineRule="auto"/>
-        <w:ind w:left="284" w:hanging="284"/>
-        <w:jc w:val="left"/>
-        <w:rPr>
-          <w:rFonts w:cstheme="minorHAnsi"/>
-          <w:sz w:val="20"/>
-          <w:szCs w:val="20"/>
-        </w:rPr>
-      </w:pPr>
-      <w:r>
-        <w:rPr>
-          <w:rFonts w:cstheme="minorHAnsi"/>
-          <w:sz w:val="20"/>
-          <w:szCs w:val="20"/>
-        </w:rPr>
-        <w:t>Rosewarne, P., A. Piper, R. Wright, &amp; A. Dunn, 2013. Do low-head riverine structures hinder the spread of invasive crayfish? Case study of signal crayfish (</w:t>
-      </w:r>
-      <w:r>
-        <w:rPr>
-          <w:rFonts w:cstheme="minorHAnsi"/>
-          <w:i/>
-          <w:iCs/>
-          <w:sz w:val="20"/>
-          <w:szCs w:val="20"/>
-        </w:rPr>
-        <w:t>Pacifastacus</w:t>
-      </w:r>
-      <w:r>
-        <w:rPr>
-          <w:rFonts w:cstheme="minorHAnsi"/>
-          <w:i/>
-          <w:iCs/>
-          <w:sz w:val="20"/>
-          <w:szCs w:val="20"/>
-        </w:rPr>
-        <w:t xml:space="preserve"> leniusculus</w:t>
-      </w:r>
-      <w:r>
-        <w:rPr>
-          <w:rFonts w:cstheme="minorHAnsi"/>
-          <w:sz w:val="20"/>
-          <w:szCs w:val="20"/>
-        </w:rPr>
-        <w:t>) movements at a flow gauging weir. Management of Biological Invasions 4: 273–282.</w:t>
-      </w:r>
-      <w:r>
-        <w:rPr>
-          <w:rFonts w:cstheme="minorHAnsi"/>
-          <w:sz w:val="20"/>
-          <w:szCs w:val="20"/>
-        </w:rPr>
-        <w:t xml:space="preserve"> </w:t>
-      </w:r>
-      <w:hyperlink r:id="rId52" w:history="1">
-        <w:r>
-          <w:rPr>
-            <w:rStyle w:val="Hyperlink"/>
-            <w:rFonts w:cstheme="minorHAnsi"/>
-            <w:sz w:val="20"/>
-            <w:szCs w:val="20"/>
-          </w:rPr>
-          <w:t>https://doi.org/10.3391/mbi.2013.4.4.02</w:t>
-        </w:r>
-      </w:hyperlink>
-      <w:r>
-        <w:rPr>
-          <w:rFonts w:cstheme="minorHAnsi"/>
-          <w:sz w:val="20"/>
-          <w:szCs w:val="20"/>
-        </w:rPr>
-        <w:t>.</w:t>
-      </w:r>
-    </w:p>
-    <w:p>
-      <w:pPr>
-        <w:spacing w:line="276" w:lineRule="auto"/>
-        <w:ind w:left="284" w:hanging="284"/>
-        <w:jc w:val="left"/>
-        <w:rPr>
-          <w:rFonts w:cstheme="minorHAnsi"/>
-          <w:sz w:val="20"/>
-          <w:szCs w:val="20"/>
-        </w:rPr>
-      </w:pPr>
-      <w:r>
-        <w:rPr>
-          <w:rFonts w:cstheme="minorHAnsi"/>
-          <w:sz w:val="20"/>
-          <w:szCs w:val="20"/>
-        </w:rPr>
-        <w:t xml:space="preserve">Rowe, D. K., 1993. Identification of fish responsible for five layers of echoes recorded by </w:t>
-      </w:r>
-      <w:proofErr w:type="gramStart"/>
-      <w:r>
-        <w:rPr>
-          <w:rFonts w:cstheme="minorHAnsi"/>
-          <w:sz w:val="20"/>
-          <w:szCs w:val="20"/>
-        </w:rPr>
-        <w:t>high-frequency</w:t>
-      </w:r>
-      <w:proofErr w:type="gramEnd"/>
-      <w:r>
-        <w:rPr>
-          <w:rFonts w:cstheme="minorHAnsi"/>
-          <w:sz w:val="20"/>
-          <w:szCs w:val="20"/>
-        </w:rPr>
-        <w:t xml:space="preserve"> (200 kHz) echosounding in </w:t>
-      </w:r>
-      <w:r>
-        <w:rPr>
-          <w:rFonts w:cstheme="minorHAnsi"/>
-          <w:sz w:val="20"/>
-          <w:szCs w:val="20"/>
-        </w:rPr>
-        <w:t>L</w:t>
-      </w:r>
-      <w:r>
-        <w:rPr>
-          <w:rFonts w:cstheme="minorHAnsi"/>
-          <w:sz w:val="20"/>
-          <w:szCs w:val="20"/>
-        </w:rPr>
-        <w:t xml:space="preserve">ake </w:t>
-      </w:r>
-      <w:r>
-        <w:rPr>
-          <w:rFonts w:cstheme="minorHAnsi"/>
-          <w:sz w:val="20"/>
-          <w:szCs w:val="20"/>
-        </w:rPr>
-        <w:t>Rotoiti</w:t>
-      </w:r>
-      <w:r>
-        <w:rPr>
-          <w:rFonts w:cstheme="minorHAnsi"/>
-          <w:sz w:val="20"/>
-          <w:szCs w:val="20"/>
-        </w:rPr>
-        <w:t>,</w:t>
-      </w:r>
-      <w:r>
-        <w:rPr>
-          <w:rFonts w:cstheme="minorHAnsi"/>
-          <w:sz w:val="20"/>
-          <w:szCs w:val="20"/>
-        </w:rPr>
-        <w:t xml:space="preserve"> </w:t>
-      </w:r>
-      <w:r>
-        <w:rPr>
-          <w:rFonts w:cstheme="minorHAnsi"/>
-          <w:sz w:val="20"/>
-          <w:szCs w:val="20"/>
-        </w:rPr>
-        <w:t>North Island, New Zealand. New Zealand Journal of Marine and Freshwater Research 27: 87–100.</w:t>
-      </w:r>
-      <w:r>
-        <w:rPr>
-          <w:rFonts w:cstheme="minorHAnsi"/>
-          <w:sz w:val="20"/>
-          <w:szCs w:val="20"/>
-        </w:rPr>
-        <w:t xml:space="preserve"> </w:t>
-      </w:r>
-      <w:hyperlink r:id="rId53" w:history="1">
-        <w:r>
-          <w:rPr>
-            <w:rStyle w:val="Hyperlink"/>
-            <w:rFonts w:cstheme="minorHAnsi"/>
-            <w:sz w:val="20"/>
-            <w:szCs w:val="20"/>
-          </w:rPr>
-          <w:t>https://doi.org/10.1080/00288330.1993.9516548</w:t>
-        </w:r>
-      </w:hyperlink>
-      <w:r>
-        <w:rPr>
-          <w:rFonts w:cstheme="minorHAnsi"/>
-          <w:sz w:val="20"/>
-          <w:szCs w:val="20"/>
-        </w:rPr>
-        <w:t>.</w:t>
-      </w:r>
-    </w:p>
-    <w:p>
-      <w:pPr>
-        <w:spacing w:line="276" w:lineRule="auto"/>
-        <w:ind w:left="284" w:hanging="284"/>
-        <w:jc w:val="left"/>
-        <w:rPr>
-          <w:rFonts w:cstheme="minorHAnsi"/>
-          <w:sz w:val="20"/>
-          <w:szCs w:val="20"/>
-        </w:rPr>
-      </w:pPr>
-      <w:r>
-        <w:rPr>
-          <w:rFonts w:cstheme="minorHAnsi"/>
-          <w:sz w:val="20"/>
-          <w:szCs w:val="20"/>
-        </w:rPr>
-        <w:t>Schoen, E. R., D. A. Beauchamp, A. R. Buettner, &amp; N. C. Overman, 2015. Temperature and depth mediate resource competition and apparent competition between</w:t>
-      </w:r>
-      <w:r>
-        <w:rPr>
-          <w:rFonts w:cstheme="minorHAnsi"/>
-          <w:sz w:val="20"/>
-          <w:szCs w:val="20"/>
-        </w:rPr>
-        <w:t xml:space="preserve"> </w:t>
-      </w:r>
-      <w:r>
-        <w:rPr>
-          <w:rFonts w:cstheme="minorHAnsi"/>
-          <w:i/>
-          <w:iCs/>
-          <w:sz w:val="20"/>
-          <w:szCs w:val="20"/>
-        </w:rPr>
-        <w:t>M</w:t>
-      </w:r>
-      <w:r>
-        <w:rPr>
-          <w:rFonts w:cstheme="minorHAnsi"/>
-          <w:i/>
-          <w:iCs/>
-          <w:sz w:val="20"/>
-          <w:szCs w:val="20"/>
-        </w:rPr>
-        <w:t>ysis diluviana</w:t>
-      </w:r>
-      <w:r>
-        <w:rPr>
-          <w:rFonts w:cstheme="minorHAnsi"/>
-          <w:sz w:val="20"/>
-          <w:szCs w:val="20"/>
-        </w:rPr>
-        <w:t xml:space="preserve"> </w:t>
-      </w:r>
-      <w:r>
-        <w:rPr>
-          <w:rFonts w:cstheme="minorHAnsi"/>
-          <w:sz w:val="20"/>
-          <w:szCs w:val="20"/>
-        </w:rPr>
-        <w:t>and kokanee. Ecological Applications 25: 1962–1975.</w:t>
-      </w:r>
-      <w:r>
-        <w:rPr>
-          <w:rFonts w:cstheme="minorHAnsi"/>
-          <w:sz w:val="20"/>
-          <w:szCs w:val="20"/>
-        </w:rPr>
-        <w:t xml:space="preserve"> </w:t>
-      </w:r>
-      <w:hyperlink r:id="rId54" w:history="1">
-        <w:r>
-          <w:rPr>
-            <w:rStyle w:val="Hyperlink"/>
-            <w:rFonts w:cstheme="minorHAnsi"/>
-            <w:sz w:val="20"/>
-            <w:szCs w:val="20"/>
-          </w:rPr>
-          <w:t>https://doi.org/10.1890/14-1822.1</w:t>
-        </w:r>
-      </w:hyperlink>
-      <w:r>
-        <w:rPr>
-          <w:rFonts w:cstheme="minorHAnsi"/>
-          <w:sz w:val="20"/>
-          <w:szCs w:val="20"/>
-        </w:rPr>
-        <w:t>.</w:t>
-      </w:r>
-    </w:p>
-    <w:p>
-      <w:pPr>
-        <w:spacing w:line="276" w:lineRule="auto"/>
-        <w:ind w:left="284" w:hanging="284"/>
-        <w:jc w:val="left"/>
-        <w:rPr>
-          <w:rFonts w:cstheme="minorHAnsi"/>
-          <w:sz w:val="20"/>
-          <w:szCs w:val="20"/>
-        </w:rPr>
-      </w:pPr>
-      <w:r>
-        <w:rPr>
-          <w:rFonts w:cstheme="minorHAnsi"/>
-          <w:sz w:val="20"/>
-          <w:szCs w:val="20"/>
-        </w:rPr>
-        <w:t>Schrank, A. J., &amp; S. C. Lishawa, 2019. Invasive cattail reduces fish diversity and abundance in the emergent marsh of a</w:t>
-      </w:r>
-      <w:r>
-        <w:rPr>
-          <w:rFonts w:cstheme="minorHAnsi"/>
-          <w:sz w:val="20"/>
-          <w:szCs w:val="20"/>
-        </w:rPr>
-        <w:t xml:space="preserve"> </w:t>
-      </w:r>
-      <w:r>
-        <w:rPr>
-          <w:rFonts w:cstheme="minorHAnsi"/>
-          <w:sz w:val="20"/>
-          <w:szCs w:val="20"/>
-        </w:rPr>
-        <w:t>Great Lakes</w:t>
-      </w:r>
-      <w:r>
-        <w:rPr>
-          <w:rFonts w:cstheme="minorHAnsi"/>
-          <w:sz w:val="20"/>
-          <w:szCs w:val="20"/>
-        </w:rPr>
-        <w:t xml:space="preserve"> </w:t>
-      </w:r>
-      <w:r>
-        <w:rPr>
-          <w:rFonts w:cstheme="minorHAnsi"/>
-          <w:sz w:val="20"/>
-          <w:szCs w:val="20"/>
-        </w:rPr>
-        <w:t>coastal wetland. Journal of Great Lakes Research 45: 1251–1259.</w:t>
-      </w:r>
-      <w:r>
-        <w:rPr>
-          <w:rFonts w:cstheme="minorHAnsi"/>
-          <w:sz w:val="20"/>
-          <w:szCs w:val="20"/>
-        </w:rPr>
-        <w:t xml:space="preserve"> </w:t>
-      </w:r>
-      <w:hyperlink r:id="rId55" w:history="1">
-        <w:r>
-          <w:rPr>
-            <w:rStyle w:val="Hyperlink"/>
-            <w:rFonts w:cstheme="minorHAnsi"/>
-            <w:sz w:val="20"/>
-            <w:szCs w:val="20"/>
-          </w:rPr>
-          <w:t>https://doi.org/10.1016/j.jglr.2019.09.013</w:t>
-        </w:r>
-      </w:hyperlink>
-      <w:r>
-        <w:rPr>
-          <w:rFonts w:cstheme="minorHAnsi"/>
-          <w:sz w:val="20"/>
-          <w:szCs w:val="20"/>
-        </w:rPr>
-        <w:t>.</w:t>
-      </w:r>
-    </w:p>
-    <w:p>
-      <w:pPr>
-        <w:spacing w:line="276" w:lineRule="auto"/>
-        <w:ind w:left="284" w:hanging="284"/>
-        <w:jc w:val="left"/>
-        <w:rPr>
-          <w:rFonts w:cstheme="minorHAnsi"/>
-          <w:sz w:val="20"/>
-          <w:szCs w:val="20"/>
-        </w:rPr>
-      </w:pPr>
-      <w:r>
-        <w:rPr>
-          <w:rFonts w:cstheme="minorHAnsi"/>
-          <w:sz w:val="20"/>
-          <w:szCs w:val="20"/>
-        </w:rPr>
-        <w:t>Shono, H., 2008. Application of the</w:t>
-      </w:r>
-      <w:r>
-        <w:rPr>
-          <w:rFonts w:cstheme="minorHAnsi"/>
-          <w:sz w:val="20"/>
-          <w:szCs w:val="20"/>
-        </w:rPr>
-        <w:t xml:space="preserve"> </w:t>
-      </w:r>
-      <w:r>
-        <w:rPr>
-          <w:rFonts w:cstheme="minorHAnsi"/>
-          <w:sz w:val="20"/>
-          <w:szCs w:val="20"/>
-        </w:rPr>
-        <w:t>Tweedie</w:t>
-      </w:r>
-      <w:r>
-        <w:rPr>
-          <w:rFonts w:cstheme="minorHAnsi"/>
-          <w:sz w:val="20"/>
-          <w:szCs w:val="20"/>
-        </w:rPr>
-        <w:t xml:space="preserve"> </w:t>
-      </w:r>
-      <w:r>
-        <w:rPr>
-          <w:rFonts w:cstheme="minorHAnsi"/>
-          <w:sz w:val="20"/>
-          <w:szCs w:val="20"/>
-        </w:rPr>
-        <w:t>distribution to zero-catch data in</w:t>
-      </w:r>
-      <w:r>
-        <w:rPr>
-          <w:rFonts w:cstheme="minorHAnsi"/>
-          <w:sz w:val="20"/>
-          <w:szCs w:val="20"/>
-        </w:rPr>
-        <w:t xml:space="preserve"> </w:t>
-      </w:r>
-      <w:r>
-        <w:rPr>
-          <w:rFonts w:cstheme="minorHAnsi"/>
-          <w:sz w:val="20"/>
-          <w:szCs w:val="20"/>
-        </w:rPr>
-        <w:t>CPUE</w:t>
-      </w:r>
-      <w:r>
-        <w:rPr>
-          <w:rFonts w:cstheme="minorHAnsi"/>
-          <w:sz w:val="20"/>
-          <w:szCs w:val="20"/>
-        </w:rPr>
-        <w:t xml:space="preserve"> </w:t>
-      </w:r>
-      <w:r>
-        <w:rPr>
-          <w:rFonts w:cstheme="minorHAnsi"/>
-          <w:sz w:val="20"/>
-          <w:szCs w:val="20"/>
-        </w:rPr>
-        <w:t>analysis. Fisheries Research 93: 154–162.</w:t>
-      </w:r>
-      <w:r>
-        <w:rPr>
-          <w:rFonts w:cstheme="minorHAnsi"/>
-          <w:sz w:val="20"/>
-          <w:szCs w:val="20"/>
-        </w:rPr>
-        <w:t xml:space="preserve"> </w:t>
-      </w:r>
-      <w:hyperlink r:id="rId56" w:history="1">
-        <w:r>
-          <w:rPr>
-            <w:rStyle w:val="Hyperlink"/>
-            <w:rFonts w:cstheme="minorHAnsi"/>
-            <w:sz w:val="20"/>
-            <w:szCs w:val="20"/>
-          </w:rPr>
-          <w:t>https://doi.org/10.1016/j.fishres.2008.03.006</w:t>
-        </w:r>
-      </w:hyperlink>
-      <w:r>
-        <w:rPr>
-          <w:rFonts w:cstheme="minorHAnsi"/>
-          <w:sz w:val="20"/>
-          <w:szCs w:val="20"/>
-        </w:rPr>
-        <w:t>.</w:t>
-      </w:r>
-    </w:p>
-    <w:p>
-      <w:pPr>
-        <w:spacing w:line="276" w:lineRule="auto"/>
-        <w:ind w:left="284" w:hanging="284"/>
-        <w:jc w:val="left"/>
-        <w:rPr>
-          <w:rFonts w:cstheme="minorHAnsi"/>
-          <w:sz w:val="20"/>
-          <w:szCs w:val="20"/>
-        </w:rPr>
-      </w:pPr>
-      <w:r>
-        <w:rPr>
-          <w:rFonts w:cstheme="minorHAnsi"/>
-          <w:sz w:val="20"/>
-          <w:szCs w:val="20"/>
-        </w:rPr>
-        <w:t>Statzner, B., O. Peltret, &amp; S. Tomanova, 2003. Crayfish as geomorphic agents and ecosystem engineers: Effect of a biomass gradient on baseflow and flood-induced transport of gravel and sand in experimental streams. Freshwater Biology 48: 147–163.</w:t>
-      </w:r>
-      <w:r>
-        <w:rPr>
-          <w:rFonts w:cstheme="minorHAnsi"/>
-          <w:sz w:val="20"/>
-          <w:szCs w:val="20"/>
-        </w:rPr>
-        <w:t xml:space="preserve"> </w:t>
-      </w:r>
-      <w:hyperlink r:id="rId57" w:history="1">
-        <w:r>
-          <w:rPr>
-            <w:rStyle w:val="Hyperlink"/>
-            <w:rFonts w:cstheme="minorHAnsi"/>
-            <w:sz w:val="20"/>
-            <w:szCs w:val="20"/>
-          </w:rPr>
-          <w:t>https://doi.org/10.1046/j.1365-2427.2003.00984.x</w:t>
-        </w:r>
-      </w:hyperlink>
-      <w:r>
-        <w:rPr>
-          <w:rFonts w:cstheme="minorHAnsi"/>
-          <w:sz w:val="20"/>
-          <w:szCs w:val="20"/>
-        </w:rPr>
-        <w:t>.</w:t>
-      </w:r>
-    </w:p>
-    <w:p>
-      <w:pPr>
-        <w:spacing w:line="276" w:lineRule="auto"/>
-        <w:ind w:left="284" w:hanging="284"/>
-        <w:jc w:val="left"/>
-        <w:rPr>
-          <w:rFonts w:cstheme="minorHAnsi"/>
-          <w:sz w:val="20"/>
-          <w:szCs w:val="20"/>
-        </w:rPr>
-      </w:pPr>
-      <w:r>
-        <w:rPr>
-          <w:rFonts w:cstheme="minorHAnsi"/>
-          <w:sz w:val="20"/>
-          <w:szCs w:val="20"/>
-        </w:rPr>
-        <w:t>Stevens, D. L., &amp; A. R. Olsen, 2004. Spatially balanced sampling of natural resources. Journal of the American Statistical Association 99: 262–278.</w:t>
-      </w:r>
-      <w:r>
-        <w:rPr>
-          <w:rFonts w:cstheme="minorHAnsi"/>
-          <w:sz w:val="20"/>
-          <w:szCs w:val="20"/>
-        </w:rPr>
-        <w:t xml:space="preserve"> </w:t>
-      </w:r>
-      <w:hyperlink r:id="rId58" w:history="1">
-        <w:r>
-          <w:rPr>
-            <w:rStyle w:val="Hyperlink"/>
-            <w:rFonts w:cstheme="minorHAnsi"/>
-            <w:sz w:val="20"/>
-            <w:szCs w:val="20"/>
-          </w:rPr>
-          <w:t>https://doi.org/10.1198/016214504000000250</w:t>
-        </w:r>
-      </w:hyperlink>
-      <w:r>
-        <w:rPr>
-          <w:rFonts w:cstheme="minorHAnsi"/>
-          <w:sz w:val="20"/>
-          <w:szCs w:val="20"/>
-        </w:rPr>
-        <w:t>.</w:t>
-      </w:r>
-    </w:p>
-    <w:p>
-      <w:pPr>
-        <w:spacing w:line="276" w:lineRule="auto"/>
-        <w:ind w:left="284" w:hanging="284"/>
-        <w:jc w:val="left"/>
-        <w:rPr>
-          <w:rFonts w:cstheme="minorHAnsi"/>
-          <w:sz w:val="20"/>
-          <w:szCs w:val="20"/>
-        </w:rPr>
-      </w:pPr>
-      <w:r>
-        <w:rPr>
-          <w:rFonts w:cstheme="minorHAnsi"/>
-          <w:sz w:val="20"/>
-          <w:szCs w:val="20"/>
-        </w:rPr>
-        <w:t>Strayer, D. L., &amp; S. E. G. Findlay, 2010. Ecology of freshwater shore zones. Aquatic Sciences 72: 127–163.</w:t>
-      </w:r>
-      <w:r>
-        <w:rPr>
-          <w:rFonts w:cstheme="minorHAnsi"/>
-          <w:sz w:val="20"/>
-          <w:szCs w:val="20"/>
-        </w:rPr>
-        <w:t xml:space="preserve"> </w:t>
-      </w:r>
-      <w:hyperlink r:id="rId59" w:history="1">
-        <w:r>
-          <w:rPr>
-            <w:rStyle w:val="Hyperlink"/>
-            <w:rFonts w:cstheme="minorHAnsi"/>
-            <w:sz w:val="20"/>
-            <w:szCs w:val="20"/>
-          </w:rPr>
-          <w:t>https://doi.org/10.1007/s00027-010-0128-9</w:t>
-        </w:r>
-      </w:hyperlink>
-      <w:r>
-        <w:rPr>
-          <w:rFonts w:cstheme="minorHAnsi"/>
-          <w:sz w:val="20"/>
-          <w:szCs w:val="20"/>
-        </w:rPr>
-        <w:t>.</w:t>
-      </w:r>
-    </w:p>
-    <w:p>
-      <w:pPr>
-        <w:spacing w:line="276" w:lineRule="auto"/>
-        <w:ind w:left="284" w:hanging="284"/>
-        <w:jc w:val="left"/>
-        <w:rPr>
-          <w:rFonts w:cstheme="minorHAnsi"/>
-          <w:sz w:val="20"/>
-          <w:szCs w:val="20"/>
-        </w:rPr>
-      </w:pPr>
-      <w:r>
-        <w:rPr>
-          <w:rFonts w:cstheme="minorHAnsi"/>
-          <w:sz w:val="20"/>
-          <w:szCs w:val="20"/>
-        </w:rPr>
-        <w:t>Taylor, C. A., R. J. DiStefano, E. R. Larson, &amp; J. Stoeckel, 2019. Towards a cohesive strategy for the conservation of the</w:t>
-      </w:r>
-      <w:r>
-        <w:rPr>
-          <w:rFonts w:cstheme="minorHAnsi"/>
-          <w:sz w:val="20"/>
-          <w:szCs w:val="20"/>
-        </w:rPr>
-        <w:t xml:space="preserve"> </w:t>
-      </w:r>
-      <w:r>
-        <w:rPr>
-          <w:rFonts w:cstheme="minorHAnsi"/>
-          <w:sz w:val="20"/>
-          <w:szCs w:val="20"/>
-        </w:rPr>
-        <w:t>United States’ diverse and highly endemic crayfish fauna. Hydrobiologia 846: 39–58.</w:t>
-      </w:r>
-      <w:r>
-        <w:rPr>
-          <w:rFonts w:cstheme="minorHAnsi"/>
-          <w:sz w:val="20"/>
-          <w:szCs w:val="20"/>
-        </w:rPr>
-        <w:t xml:space="preserve"> </w:t>
-      </w:r>
-      <w:hyperlink r:id="rId60" w:history="1">
-        <w:r>
-          <w:rPr>
-            <w:rStyle w:val="Hyperlink"/>
-            <w:rFonts w:cstheme="minorHAnsi"/>
-            <w:sz w:val="20"/>
-            <w:szCs w:val="20"/>
-          </w:rPr>
-          <w:t>https://doi.org/10.1007/s10750-019-04066-3</w:t>
-        </w:r>
-      </w:hyperlink>
-      <w:r>
-        <w:rPr>
-          <w:rFonts w:cstheme="minorHAnsi"/>
-          <w:sz w:val="20"/>
-          <w:szCs w:val="20"/>
-        </w:rPr>
-        <w:t>.</w:t>
-      </w:r>
-    </w:p>
-    <w:p>
-      <w:pPr>
-        <w:spacing w:line="276" w:lineRule="auto"/>
-        <w:ind w:left="284" w:hanging="284"/>
-        <w:jc w:val="left"/>
-        <w:rPr>
-          <w:rFonts w:cstheme="minorHAnsi"/>
-          <w:sz w:val="20"/>
-          <w:szCs w:val="20"/>
-        </w:rPr>
-      </w:pPr>
-      <w:r>
-        <w:rPr>
-          <w:rFonts w:cstheme="minorHAnsi"/>
-          <w:sz w:val="20"/>
-          <w:szCs w:val="20"/>
-        </w:rPr>
-        <w:t>Usio, N., &amp; C. R. Townsend, 2000. Distribution of the</w:t>
-      </w:r>
-      <w:r>
-        <w:rPr>
-          <w:rFonts w:cstheme="minorHAnsi"/>
-          <w:sz w:val="20"/>
-          <w:szCs w:val="20"/>
-        </w:rPr>
-        <w:t xml:space="preserve"> </w:t>
-      </w:r>
-      <w:r>
-        <w:rPr>
-          <w:rFonts w:cstheme="minorHAnsi"/>
-          <w:sz w:val="20"/>
-          <w:szCs w:val="20"/>
-        </w:rPr>
-        <w:t>New Zealand</w:t>
-      </w:r>
-      <w:r>
-        <w:rPr>
-          <w:rFonts w:cstheme="minorHAnsi"/>
-          <w:sz w:val="20"/>
-          <w:szCs w:val="20"/>
-        </w:rPr>
-        <w:t xml:space="preserve"> </w:t>
-      </w:r>
-      <w:r>
-        <w:rPr>
-          <w:rFonts w:cstheme="minorHAnsi"/>
-          <w:sz w:val="20"/>
-          <w:szCs w:val="20"/>
-        </w:rPr>
-        <w:t>crayfish (</w:t>
-      </w:r>
-      <w:r>
-        <w:rPr>
-          <w:rFonts w:cstheme="minorHAnsi"/>
-          <w:i/>
-          <w:iCs/>
-          <w:sz w:val="20"/>
-          <w:szCs w:val="20"/>
-        </w:rPr>
-        <w:t>P</w:t>
-      </w:r>
-      <w:r>
-        <w:rPr>
-          <w:rFonts w:cstheme="minorHAnsi"/>
-          <w:i/>
-          <w:iCs/>
-          <w:sz w:val="20"/>
-          <w:szCs w:val="20"/>
-        </w:rPr>
-        <w:t>aranephrops zealandicus</w:t>
-      </w:r>
-      <w:r>
-        <w:rPr>
-          <w:rFonts w:cstheme="minorHAnsi"/>
-          <w:sz w:val="20"/>
-          <w:szCs w:val="20"/>
-        </w:rPr>
         <w:t>) in relation to stream physico-chemistry, predatory fish, and invertebrate prey. New Zealand Journal of Marine and Freshwater Research 34: 557–567.</w:t>
-      </w:r>
-      <w:r>
-        <w:rPr>
-          <w:rFonts w:cstheme="minorHAnsi"/>
-          <w:sz w:val="20"/>
-          <w:szCs w:val="20"/>
-        </w:rPr>
-        <w:t xml:space="preserve"> </w:t>
-      </w:r>
-      <w:hyperlink r:id="rId61" w:history="1">
-        <w:r>
-          <w:rPr>
-            <w:rStyle w:val="Hyperlink"/>
-            <w:rFonts w:cstheme="minorHAnsi"/>
-            <w:sz w:val="20"/>
-            <w:szCs w:val="20"/>
-          </w:rPr>
-          <w:t>https://doi.org/10.1080/00288330.2000.9516957</w:t>
-        </w:r>
-      </w:hyperlink>
-      <w:r>
-        <w:rPr>
-          <w:rFonts w:cstheme="minorHAnsi"/>
-          <w:sz w:val="20"/>
-          <w:szCs w:val="20"/>
-        </w:rPr>
-        <w:t>.</w:t>
-      </w:r>
-    </w:p>
-    <w:p>
-      <w:pPr>
-        <w:spacing w:line="276" w:lineRule="auto"/>
-        <w:ind w:left="284" w:hanging="284"/>
-        <w:jc w:val="left"/>
-        <w:rPr>
-          <w:rFonts w:cstheme="minorHAnsi"/>
-          <w:sz w:val="20"/>
-          <w:szCs w:val="20"/>
-        </w:rPr>
-      </w:pPr>
-      <w:r>
-        <w:rPr>
-          <w:rFonts w:cstheme="minorHAnsi"/>
-          <w:sz w:val="20"/>
-          <w:szCs w:val="20"/>
-        </w:rPr>
-        <w:t>Usio, N., &amp; C. R. Townsend, 2004. Roles of crayfish: Consequences of predation and bioturbation for stream invertebrates. Ecology 85: 807–822.</w:t>
-      </w:r>
-      <w:r>
-        <w:rPr>
-          <w:rFonts w:cstheme="minorHAnsi"/>
-          <w:sz w:val="20"/>
-          <w:szCs w:val="20"/>
-        </w:rPr>
-        <w:t xml:space="preserve"> </w:t>
-      </w:r>
-      <w:hyperlink r:id="rId62" w:history="1">
-        <w:r>
-          <w:rPr>
-            <w:rStyle w:val="Hyperlink"/>
-            <w:rFonts w:cstheme="minorHAnsi"/>
-            <w:sz w:val="20"/>
-            <w:szCs w:val="20"/>
-          </w:rPr>
-          <w:t>https://doi.org/10.1890/02-0618</w:t>
-        </w:r>
-      </w:hyperlink>
-      <w:r>
-        <w:rPr>
-          <w:rFonts w:cstheme="minorHAnsi"/>
-          <w:sz w:val="20"/>
-          <w:szCs w:val="20"/>
-        </w:rPr>
-        <w:t>.</w:t>
-      </w:r>
-    </w:p>
-    <w:p>
-      <w:pPr>
-        <w:spacing w:line="276" w:lineRule="auto"/>
-        <w:ind w:left="284" w:hanging="284"/>
-        <w:jc w:val="left"/>
-        <w:rPr>
-          <w:rFonts w:cstheme="minorHAnsi"/>
-          <w:sz w:val="20"/>
-          <w:szCs w:val="20"/>
-        </w:rPr>
-      </w:pPr>
-      <w:r>
-        <w:rPr>
-          <w:rFonts w:cstheme="minorHAnsi"/>
-          <w:sz w:val="20"/>
-          <w:szCs w:val="20"/>
-        </w:rPr>
-        <w:lastRenderedPageBreak/>
-        <w:t>Vincent, W. F., M. M. Gibbs, &amp; S. J. Dryden, 1984. Accelerated eutrophication in a</w:t>
-      </w:r>
-      <w:r>
-        <w:rPr>
-          <w:rFonts w:cstheme="minorHAnsi"/>
-          <w:sz w:val="20"/>
-          <w:szCs w:val="20"/>
-        </w:rPr>
-        <w:t xml:space="preserve"> </w:t>
-      </w:r>
-      <w:r>
-        <w:rPr>
-          <w:rFonts w:cstheme="minorHAnsi"/>
-          <w:sz w:val="20"/>
-          <w:szCs w:val="20"/>
-        </w:rPr>
-        <w:t>New Zealand</w:t>
-      </w:r>
-      <w:r>
-        <w:rPr>
-          <w:rFonts w:cstheme="minorHAnsi"/>
-          <w:sz w:val="20"/>
-          <w:szCs w:val="20"/>
-        </w:rPr>
-        <w:t xml:space="preserve"> </w:t>
-      </w:r>
-      <w:r>
-        <w:rPr>
-          <w:rFonts w:cstheme="minorHAnsi"/>
-          <w:sz w:val="20"/>
-          <w:szCs w:val="20"/>
-        </w:rPr>
-        <w:t>lake:</w:t>
-      </w:r>
-      <w:r>
-        <w:rPr>
-          <w:rFonts w:cstheme="minorHAnsi"/>
-          <w:sz w:val="20"/>
-          <w:szCs w:val="20"/>
-        </w:rPr>
-        <w:t xml:space="preserve"> </w:t>
-      </w:r>
-      <w:r>
-        <w:rPr>
-          <w:rFonts w:cstheme="minorHAnsi"/>
-          <w:sz w:val="20"/>
-          <w:szCs w:val="20"/>
-        </w:rPr>
-        <w:t>Lake Rotoiti, central</w:t>
-      </w:r>
-      <w:r>
-        <w:rPr>
-          <w:rFonts w:cstheme="minorHAnsi"/>
-          <w:sz w:val="20"/>
-          <w:szCs w:val="20"/>
-        </w:rPr>
-        <w:t xml:space="preserve"> </w:t>
-      </w:r>
-      <w:r>
-        <w:rPr>
-          <w:rFonts w:cstheme="minorHAnsi"/>
-          <w:sz w:val="20"/>
-          <w:szCs w:val="20"/>
-        </w:rPr>
-        <w:t>North Island. New Zealand Journal of Marine and Freshwater Research 18: 431–440.</w:t>
-      </w:r>
-      <w:r>
-        <w:rPr>
-          <w:rFonts w:cstheme="minorHAnsi"/>
-          <w:sz w:val="20"/>
-          <w:szCs w:val="20"/>
-        </w:rPr>
-        <w:t xml:space="preserve"> </w:t>
-      </w:r>
-      <w:hyperlink r:id="rId63" w:history="1">
-        <w:r>
-          <w:rPr>
-            <w:rStyle w:val="Hyperlink"/>
-            <w:rFonts w:cstheme="minorHAnsi"/>
-            <w:sz w:val="20"/>
-            <w:szCs w:val="20"/>
-          </w:rPr>
-          <w:t>https://doi.org/10.1080/00288330.1984.9516064</w:t>
-        </w:r>
-      </w:hyperlink>
-      <w:r>
-        <w:rPr>
-          <w:rFonts w:cstheme="minorHAnsi"/>
-          <w:sz w:val="20"/>
-          <w:szCs w:val="20"/>
-        </w:rPr>
-        <w:t>.</w:t>
-      </w:r>
-    </w:p>
-    <w:p>
-      <w:pPr>
-        <w:spacing w:line="276" w:lineRule="auto"/>
-        <w:ind w:left="284" w:hanging="284"/>
-        <w:jc w:val="left"/>
-        <w:rPr>
-          <w:rFonts w:cstheme="minorHAnsi"/>
-          <w:sz w:val="20"/>
-          <w:szCs w:val="20"/>
-        </w:rPr>
-      </w:pPr>
-      <w:r>
-        <w:rPr>
-          <w:rFonts w:cstheme="minorHAnsi"/>
-          <w:sz w:val="20"/>
-          <w:szCs w:val="20"/>
-        </w:rPr>
-        <w:t>Westernhagen, N. von, D. P. Hamilton, &amp; C. A. Pilditch, 2010. Temporal and spatial variations in phytoplankton productivity in surface waters of a warm-temperate, monomictic lake in</w:t>
-      </w:r>
-      <w:r>
-        <w:rPr>
-          <w:rFonts w:cstheme="minorHAnsi"/>
-          <w:sz w:val="20"/>
-          <w:szCs w:val="20"/>
-        </w:rPr>
-        <w:t xml:space="preserve"> </w:t>
-      </w:r>
-      <w:r>
-        <w:rPr>
-          <w:rFonts w:cstheme="minorHAnsi"/>
-          <w:sz w:val="20"/>
-          <w:szCs w:val="20"/>
-        </w:rPr>
-        <w:t>New Zealand. Hydrobiologia 652: 57–70.</w:t>
-      </w:r>
-      <w:r>
-        <w:rPr>
-          <w:rFonts w:cstheme="minorHAnsi"/>
-          <w:sz w:val="20"/>
-          <w:szCs w:val="20"/>
-        </w:rPr>
-        <w:t xml:space="preserve"> </w:t>
-      </w:r>
-      <w:hyperlink r:id="rId64" w:history="1">
-        <w:r>
-          <w:rPr>
-            <w:rStyle w:val="Hyperlink"/>
-            <w:rFonts w:cstheme="minorHAnsi"/>
-            <w:sz w:val="20"/>
-            <w:szCs w:val="20"/>
-          </w:rPr>
-          <w:t>https://doi.org/10.1007/s10750-010-0318-4</w:t>
-        </w:r>
-      </w:hyperlink>
-      <w:r>
-        <w:rPr>
-          <w:rFonts w:cstheme="minorHAnsi"/>
-          <w:sz w:val="20"/>
-          <w:szCs w:val="20"/>
-        </w:rPr>
-        <w:t>.</w:t>
-      </w:r>
-    </w:p>
-    <w:p>
-      <w:pPr>
-        <w:spacing w:line="276" w:lineRule="auto"/>
-        <w:ind w:left="284" w:hanging="284"/>
-        <w:jc w:val="left"/>
-        <w:rPr>
-          <w:rFonts w:cstheme="minorHAnsi"/>
-          <w:sz w:val="20"/>
-          <w:szCs w:val="20"/>
-        </w:rPr>
-      </w:pPr>
-      <w:r>
-        <w:rPr>
-          <w:rFonts w:cstheme="minorHAnsi"/>
-          <w:sz w:val="20"/>
-          <w:szCs w:val="20"/>
-        </w:rPr>
-        <w:t>Wetzel, R. G., 2001. Limnology: Lake and river ecosystems. Gulf Professional Publishing.</w:t>
-      </w:r>
-    </w:p>
-    <w:p>
-      <w:pPr>
-        <w:spacing w:line="276" w:lineRule="auto"/>
-        <w:ind w:left="284" w:hanging="284"/>
-        <w:jc w:val="left"/>
-        <w:rPr>
-          <w:rFonts w:cstheme="minorHAnsi"/>
-          <w:sz w:val="20"/>
-          <w:szCs w:val="20"/>
-        </w:rPr>
-      </w:pPr>
-      <w:r>
-        <w:rPr>
-          <w:rFonts w:cstheme="minorHAnsi"/>
-          <w:sz w:val="20"/>
-          <w:szCs w:val="20"/>
-        </w:rPr>
-        <w:t>White, J., &amp; K. Irvine, 2003. The use of littoral mesohabitats and their macroinvertebrate assemblages in the ecological assessment of lakes. Aquatic Conservation: Marine and Freshwater Ecosystems 13: 331–351.</w:t>
       </w:r>
       <w:r>
         <w:rPr>
@@ -11459,10 +11363,12 @@
           <w:rPr>
             <w:rStyle w:val="Hyperlink"/>
             <w:rFonts w:cstheme="minorHAnsi"/>
+            <w:color w:val="auto"/>
             <w:sz w:val="20"/>
             <w:szCs w:val="20"/>
+            <w:u w:val="none"/>
           </w:rPr>
-          <w:t>https://doi.org/10.1002/aqc.586</w:t>
+          <w:t>https://doi.org/10.1080/00288330.2000.9516957</w:t>
         </w:r>
       </w:hyperlink>
       <w:r>
@@ -11476,8 +11382,8 @@
     </w:p>
     <w:p>
       <w:pPr>
-        <w:spacing w:line="276" w:lineRule="auto"/>
-        <w:ind w:left="284" w:hanging="284"/>
+        <w:spacing w:line="360" w:lineRule="auto"/>
+        <w:ind w:left="341" w:hanging="284"/>
         <w:jc w:val="left"/>
         <w:rPr>
           <w:rFonts w:cstheme="minorHAnsi"/>
@@ -11491,7 +11397,7 @@
           <w:sz w:val="20"/>
           <w:szCs w:val="20"/>
         </w:rPr>
-        <w:t>Wood, S. N., 2004. Stable and efficient multiple smoothing parameter estimation for generalized additive models. Journal of the American Statistical Association 99: 673–686.</w:t>
+        <w:t>Usio, N., &amp; C. R. Townsend, 2004. Roles of crayfish: Consequences of predation and bioturbation for stream invertebrates. Ecology 85: 807–822.</w:t>
       </w:r>
       <w:r>
         <w:rPr>
@@ -11506,10 +11412,12 @@
           <w:rPr>
             <w:rStyle w:val="Hyperlink"/>
             <w:rFonts w:cstheme="minorHAnsi"/>
+            <w:color w:val="auto"/>
             <w:sz w:val="20"/>
             <w:szCs w:val="20"/>
+            <w:u w:val="none"/>
           </w:rPr>
-          <w:t>https://doi.org/10.1198/016214504000000980</w:t>
+          <w:t>https://doi.org/10.1890/02-0618</w:t>
         </w:r>
       </w:hyperlink>
       <w:r>
@@ -11523,8 +11431,8 @@
     </w:p>
     <w:p>
       <w:pPr>
-        <w:spacing w:line="276" w:lineRule="auto"/>
-        <w:ind w:left="284" w:hanging="284"/>
+        <w:spacing w:line="360" w:lineRule="auto"/>
+        <w:ind w:left="341" w:hanging="284"/>
         <w:jc w:val="left"/>
         <w:rPr>
           <w:rFonts w:cstheme="minorHAnsi"/>
@@ -11538,7 +11446,23 @@
           <w:sz w:val="20"/>
           <w:szCs w:val="20"/>
         </w:rPr>
-        <w:t>Wood, S. N., 2017.</w:t>
+        <w:t>Vedia, I., D. Galicia, E. Baquero, J. Oscoz, &amp; R. Miranda, 2017. Environmental factors influencing the distribution and abundance of the introduced signal crayfish in the north of</w:t>
+      </w:r>
+      <w:r>
+        <w:rPr>
+          <w:rFonts w:cstheme="minorHAnsi"/>
+          <w:sz w:val="20"/>
+          <w:szCs w:val="20"/>
+        </w:rPr>
+        <w:t xml:space="preserve"> </w:t>
+      </w:r>
+      <w:r>
+        <w:rPr>
+          <w:rFonts w:cstheme="minorHAnsi"/>
+          <w:sz w:val="20"/>
+          <w:szCs w:val="20"/>
+        </w:rPr>
+        <w:t>Iberian Peninsula. Marine and Freshwater Research 68: 900–908.</w:t>
       </w:r>
       <w:r>
         <w:rPr>
@@ -11553,8 +11477,356 @@
           <w:rPr>
             <w:rStyle w:val="Hyperlink"/>
             <w:rFonts w:cstheme="minorHAnsi"/>
+            <w:color w:val="auto"/>
             <w:sz w:val="20"/>
             <w:szCs w:val="20"/>
+            <w:u w:val="none"/>
+          </w:rPr>
+          <w:t>https://doi.org/10.1071/MF16020</w:t>
+        </w:r>
+      </w:hyperlink>
+      <w:r>
+        <w:rPr>
+          <w:rFonts w:cstheme="minorHAnsi"/>
+          <w:sz w:val="20"/>
+          <w:szCs w:val="20"/>
+        </w:rPr>
+        <w:t>.</w:t>
+      </w:r>
+    </w:p>
+    <w:p>
+      <w:pPr>
+        <w:spacing w:line="360" w:lineRule="auto"/>
+        <w:ind w:left="341" w:hanging="284"/>
+        <w:jc w:val="left"/>
+        <w:rPr>
+          <w:rFonts w:cstheme="minorHAnsi"/>
+          <w:sz w:val="20"/>
+          <w:szCs w:val="20"/>
+        </w:rPr>
+      </w:pPr>
+      <w:r>
+        <w:rPr>
+          <w:rFonts w:cstheme="minorHAnsi"/>
+          <w:sz w:val="20"/>
+          <w:szCs w:val="20"/>
+        </w:rPr>
+        <w:t>Vincent, W. F., M. M. Gibbs, &amp; S. J. Dryden, 1984. Accelerated eutrophication in a</w:t>
+      </w:r>
+      <w:r>
+        <w:rPr>
+          <w:rFonts w:cstheme="minorHAnsi"/>
+          <w:sz w:val="20"/>
+          <w:szCs w:val="20"/>
+        </w:rPr>
+        <w:t xml:space="preserve"> </w:t>
+      </w:r>
+      <w:r>
+        <w:rPr>
+          <w:rFonts w:cstheme="minorHAnsi"/>
+          <w:sz w:val="20"/>
+          <w:szCs w:val="20"/>
+        </w:rPr>
+        <w:t>New Zealand</w:t>
+      </w:r>
+      <w:r>
+        <w:rPr>
+          <w:rFonts w:cstheme="minorHAnsi"/>
+          <w:sz w:val="20"/>
+          <w:szCs w:val="20"/>
+        </w:rPr>
+        <w:t xml:space="preserve"> </w:t>
+      </w:r>
+      <w:r>
+        <w:rPr>
+          <w:rFonts w:cstheme="minorHAnsi"/>
+          <w:sz w:val="20"/>
+          <w:szCs w:val="20"/>
+        </w:rPr>
+        <w:t>lake:</w:t>
+      </w:r>
+      <w:r>
+        <w:rPr>
+          <w:rFonts w:cstheme="minorHAnsi"/>
+          <w:sz w:val="20"/>
+          <w:szCs w:val="20"/>
+        </w:rPr>
+        <w:t xml:space="preserve"> </w:t>
+      </w:r>
+      <w:r>
+        <w:rPr>
+          <w:rFonts w:cstheme="minorHAnsi"/>
+          <w:sz w:val="20"/>
+          <w:szCs w:val="20"/>
+        </w:rPr>
+        <w:t>Lake Rotoiti, central</w:t>
+      </w:r>
+      <w:r>
+        <w:rPr>
+          <w:rFonts w:cstheme="minorHAnsi"/>
+          <w:sz w:val="20"/>
+          <w:szCs w:val="20"/>
+        </w:rPr>
+        <w:t xml:space="preserve"> </w:t>
+      </w:r>
+      <w:r>
+        <w:rPr>
+          <w:rFonts w:cstheme="minorHAnsi"/>
+          <w:sz w:val="20"/>
+          <w:szCs w:val="20"/>
+        </w:rPr>
+        <w:t>North Island. New Zealand Journal of Marine and Freshwater Research 18: 431–440.</w:t>
+      </w:r>
+      <w:r>
+        <w:rPr>
+          <w:rFonts w:cstheme="minorHAnsi"/>
+          <w:sz w:val="20"/>
+          <w:szCs w:val="20"/>
+        </w:rPr>
+        <w:t xml:space="preserve"> </w:t>
+      </w:r>
+      <w:hyperlink r:id="rId68" w:history="1">
+        <w:r>
+          <w:rPr>
+            <w:rStyle w:val="Hyperlink"/>
+            <w:rFonts w:cstheme="minorHAnsi"/>
+            <w:color w:val="auto"/>
+            <w:sz w:val="20"/>
+            <w:szCs w:val="20"/>
+            <w:u w:val="none"/>
+          </w:rPr>
+          <w:t>https://doi.org/10.1080/00288330.1984.9516064</w:t>
+        </w:r>
+      </w:hyperlink>
+      <w:r>
+        <w:rPr>
+          <w:rFonts w:cstheme="minorHAnsi"/>
+          <w:sz w:val="20"/>
+          <w:szCs w:val="20"/>
+        </w:rPr>
+        <w:t>.</w:t>
+      </w:r>
+    </w:p>
+    <w:p>
+      <w:pPr>
+        <w:spacing w:line="360" w:lineRule="auto"/>
+        <w:ind w:left="341" w:hanging="284"/>
+        <w:jc w:val="left"/>
+        <w:rPr>
+          <w:rFonts w:cstheme="minorHAnsi"/>
+          <w:sz w:val="20"/>
+          <w:szCs w:val="20"/>
+        </w:rPr>
+      </w:pPr>
+      <w:r>
+        <w:rPr>
+          <w:rFonts w:cstheme="minorHAnsi"/>
+          <w:sz w:val="20"/>
+          <w:szCs w:val="20"/>
+        </w:rPr>
+        <w:t>Westernhagen, N. von, D. P. Hamilton, &amp; C. A. Pilditch, 2010. Temporal and spatial variations in phytoplankton productivity in surface waters of a warm-temperate, monomictic lake in</w:t>
+      </w:r>
+      <w:r>
+        <w:rPr>
+          <w:rFonts w:cstheme="minorHAnsi"/>
+          <w:sz w:val="20"/>
+          <w:szCs w:val="20"/>
+        </w:rPr>
+        <w:t xml:space="preserve"> </w:t>
+      </w:r>
+      <w:r>
+        <w:rPr>
+          <w:rFonts w:cstheme="minorHAnsi"/>
+          <w:sz w:val="20"/>
+          <w:szCs w:val="20"/>
+        </w:rPr>
+        <w:t>New Zealand. Hydrobiologia 652: 57–70.</w:t>
+      </w:r>
+      <w:r>
+        <w:rPr>
+          <w:rFonts w:cstheme="minorHAnsi"/>
+          <w:sz w:val="20"/>
+          <w:szCs w:val="20"/>
+        </w:rPr>
+        <w:t xml:space="preserve"> </w:t>
+      </w:r>
+      <w:hyperlink r:id="rId69" w:history="1">
+        <w:r>
+          <w:rPr>
+            <w:rStyle w:val="Hyperlink"/>
+            <w:rFonts w:cstheme="minorHAnsi"/>
+            <w:color w:val="auto"/>
+            <w:sz w:val="20"/>
+            <w:szCs w:val="20"/>
+            <w:u w:val="none"/>
+          </w:rPr>
+          <w:t>https://doi.org/10.1007/s10750-010-0318-4</w:t>
+        </w:r>
+      </w:hyperlink>
+      <w:r>
+        <w:rPr>
+          <w:rFonts w:cstheme="minorHAnsi"/>
+          <w:sz w:val="20"/>
+          <w:szCs w:val="20"/>
+        </w:rPr>
+        <w:t>.</w:t>
+      </w:r>
+    </w:p>
+    <w:p>
+      <w:pPr>
+        <w:spacing w:line="360" w:lineRule="auto"/>
+        <w:ind w:left="341" w:hanging="284"/>
+        <w:jc w:val="left"/>
+        <w:rPr>
+          <w:rFonts w:cstheme="minorHAnsi"/>
+          <w:sz w:val="20"/>
+          <w:szCs w:val="20"/>
+        </w:rPr>
+      </w:pPr>
+      <w:r>
+        <w:rPr>
+          <w:rFonts w:cstheme="minorHAnsi"/>
+          <w:sz w:val="20"/>
+          <w:szCs w:val="20"/>
+        </w:rPr>
+        <w:t>Wetzel, R. G., 2001. Limnology: Lake and river ecosystems. Gulf Professional Publishing.</w:t>
+      </w:r>
+    </w:p>
+    <w:p>
+      <w:pPr>
+        <w:spacing w:line="360" w:lineRule="auto"/>
+        <w:ind w:left="341" w:hanging="284"/>
+        <w:jc w:val="left"/>
+        <w:rPr>
+          <w:rFonts w:cstheme="minorHAnsi"/>
+          <w:sz w:val="20"/>
+          <w:szCs w:val="20"/>
+        </w:rPr>
+      </w:pPr>
+      <w:r>
+        <w:rPr>
+          <w:rFonts w:cstheme="minorHAnsi"/>
+          <w:sz w:val="20"/>
+          <w:szCs w:val="20"/>
+        </w:rPr>
+        <w:t>White, J., &amp; K. Irvine, 2003. The use of littoral mesohabitats and their macroinvertebrate assemblages in the ecological assessment of lakes. Aquatic Conservation: Marine and Freshwater Ecosystems 13: 331–351.</w:t>
+      </w:r>
+      <w:r>
+        <w:rPr>
+          <w:rFonts w:cstheme="minorHAnsi"/>
+          <w:sz w:val="20"/>
+          <w:szCs w:val="20"/>
+        </w:rPr>
+        <w:t xml:space="preserve"> </w:t>
+      </w:r>
+      <w:hyperlink r:id="rId70" w:history="1">
+        <w:r>
+          <w:rPr>
+            <w:rStyle w:val="Hyperlink"/>
+            <w:rFonts w:cstheme="minorHAnsi"/>
+            <w:color w:val="auto"/>
+            <w:sz w:val="20"/>
+            <w:szCs w:val="20"/>
+            <w:u w:val="none"/>
+          </w:rPr>
+          <w:t>https://doi.org/10.1002/aqc.586</w:t>
+        </w:r>
+      </w:hyperlink>
+      <w:r>
+        <w:rPr>
+          <w:rFonts w:cstheme="minorHAnsi"/>
+          <w:sz w:val="20"/>
+          <w:szCs w:val="20"/>
+        </w:rPr>
+        <w:t>.</w:t>
+      </w:r>
+    </w:p>
+    <w:p>
+      <w:pPr>
+        <w:spacing w:line="360" w:lineRule="auto"/>
+        <w:ind w:left="341" w:hanging="284"/>
+        <w:jc w:val="left"/>
+        <w:rPr>
+          <w:rFonts w:cstheme="minorHAnsi"/>
+          <w:sz w:val="20"/>
+          <w:szCs w:val="20"/>
+        </w:rPr>
+      </w:pPr>
+      <w:r>
+        <w:rPr>
+          <w:rFonts w:cstheme="minorHAnsi"/>
+          <w:sz w:val="20"/>
+          <w:szCs w:val="20"/>
+        </w:rPr>
+        <w:lastRenderedPageBreak/>
+        <w:t>Wood, S. N., 2004. Stable and efficient multiple smoothing parameter estimation for generalized additive models. Journal of the American Statistical Association 99: 673–686.</w:t>
+      </w:r>
+      <w:r>
+        <w:rPr>
+          <w:rFonts w:cstheme="minorHAnsi"/>
+          <w:sz w:val="20"/>
+          <w:szCs w:val="20"/>
+        </w:rPr>
+        <w:t xml:space="preserve"> </w:t>
+      </w:r>
+      <w:hyperlink r:id="rId71" w:history="1">
+        <w:r>
+          <w:rPr>
+            <w:rStyle w:val="Hyperlink"/>
+            <w:rFonts w:cstheme="minorHAnsi"/>
+            <w:color w:val="auto"/>
+            <w:sz w:val="20"/>
+            <w:szCs w:val="20"/>
+            <w:u w:val="none"/>
+          </w:rPr>
+          <w:t>https://doi.org/10.1198/016214504000000980</w:t>
+        </w:r>
+      </w:hyperlink>
+      <w:r>
+        <w:rPr>
+          <w:rFonts w:cstheme="minorHAnsi"/>
+          <w:sz w:val="20"/>
+          <w:szCs w:val="20"/>
+        </w:rPr>
+        <w:t>.</w:t>
+      </w:r>
+    </w:p>
+    <w:p>
+      <w:pPr>
+        <w:spacing w:line="360" w:lineRule="auto"/>
+        <w:ind w:left="341" w:hanging="284"/>
+        <w:jc w:val="left"/>
+        <w:rPr>
+          <w:rFonts w:cstheme="minorHAnsi"/>
+          <w:sz w:val="20"/>
+          <w:szCs w:val="20"/>
+        </w:rPr>
+      </w:pPr>
+      <w:r>
+        <w:rPr>
+          <w:rFonts w:cstheme="minorHAnsi"/>
+          <w:sz w:val="20"/>
+          <w:szCs w:val="20"/>
+        </w:rPr>
+        <w:t>Wood, S. N., 2017.</w:t>
+      </w:r>
+      <w:r>
+        <w:rPr>
+          <w:rFonts w:cstheme="minorHAnsi"/>
+          <w:sz w:val="20"/>
+          <w:szCs w:val="20"/>
+        </w:rPr>
+        <w:t xml:space="preserve"> </w:t>
+      </w:r>
+      <w:hyperlink r:id="rId72" w:history="1">
+        <w:r>
+          <w:rPr>
+            <w:rStyle w:val="Hyperlink"/>
+            <w:rFonts w:cstheme="minorHAnsi"/>
+            <w:color w:val="auto"/>
+            <w:sz w:val="20"/>
+            <w:szCs w:val="20"/>
+            <w:u w:val="none"/>
           </w:rPr>
           <w:t>Generalized additive models: An introduction with</w:t>
         </w:r>
@@ -11562,8 +11834,10 @@
           <w:rPr>
             <w:rStyle w:val="Hyperlink"/>
             <w:rFonts w:cstheme="minorHAnsi"/>
+            <w:color w:val="auto"/>
             <w:sz w:val="20"/>
             <w:szCs w:val="20"/>
+            <w:u w:val="none"/>
           </w:rPr>
           <w:t xml:space="preserve"> </w:t>
         </w:r>
@@ -11571,8 +11845,10 @@
           <w:rPr>
             <w:rStyle w:val="Hyperlink"/>
             <w:rFonts w:cstheme="minorHAnsi"/>
+            <w:color w:val="auto"/>
             <w:sz w:val="20"/>
             <w:szCs w:val="20"/>
+            <w:u w:val="none"/>
           </w:rPr>
           <w:t>R</w:t>
         </w:r>
@@ -11588,8 +11864,8 @@
     </w:p>
     <w:p>
       <w:pPr>
-        <w:spacing w:line="276" w:lineRule="auto"/>
-        <w:ind w:left="284" w:hanging="284"/>
+        <w:spacing w:line="360" w:lineRule="auto"/>
+        <w:ind w:left="341" w:hanging="284"/>
         <w:jc w:val="left"/>
         <w:rPr>
           <w:rFonts w:cstheme="minorHAnsi"/>
@@ -11613,13 +11889,15 @@
         </w:rPr>
         <w:t xml:space="preserve"> </w:t>
       </w:r>
-      <w:hyperlink r:id="rId68" w:history="1">
+      <w:hyperlink r:id="rId73" w:history="1">
         <w:r>
           <w:rPr>
             <w:rStyle w:val="Hyperlink"/>
             <w:rFonts w:cstheme="minorHAnsi"/>
+            <w:color w:val="auto"/>
             <w:sz w:val="20"/>
             <w:szCs w:val="20"/>
+            <w:u w:val="none"/>
           </w:rPr>
           <w:t>https://doi.org/10.1038/s41467-021-22657-4</w:t>
         </w:r>
@@ -11635,8 +11913,8 @@
     </w:p>
     <w:p>
       <w:pPr>
-        <w:spacing w:line="276" w:lineRule="auto"/>
-        <w:ind w:left="284" w:hanging="284"/>
+        <w:spacing w:line="360" w:lineRule="auto"/>
+        <w:ind w:left="341" w:hanging="284"/>
         <w:jc w:val="left"/>
         <w:rPr>
           <w:rFonts w:cstheme="minorHAnsi"/>
@@ -11660,13 +11938,15 @@
         </w:rPr>
         <w:t xml:space="preserve"> </w:t>
       </w:r>
-      <w:hyperlink r:id="rId69" w:history="1">
+      <w:hyperlink r:id="rId74" w:history="1">
         <w:r>
           <w:rPr>
             <w:rStyle w:val="Hyperlink"/>
             <w:rFonts w:cstheme="minorHAnsi"/>
+            <w:color w:val="auto"/>
             <w:sz w:val="20"/>
             <w:szCs w:val="20"/>
+            <w:u w:val="none"/>
           </w:rPr>
           <w:t>https://doi.org/10.3390/w16060888</w:t>
         </w:r>
@@ -11682,8 +11962,8 @@
     </w:p>
     <w:p>
       <w:pPr>
-        <w:spacing w:line="276" w:lineRule="auto"/>
-        <w:ind w:left="284" w:hanging="284"/>
+        <w:spacing w:line="360" w:lineRule="auto"/>
+        <w:ind w:left="341" w:hanging="284"/>
         <w:jc w:val="left"/>
         <w:rPr>
           <w:rFonts w:cstheme="minorHAnsi"/>
@@ -11697,41 +11977,25 @@
           <w:sz w:val="20"/>
           <w:szCs w:val="20"/>
         </w:rPr>
-        <w:t xml:space="preserve">Zuur, A. F., E. N. </w:t>
-      </w:r>
-      <w:proofErr w:type="spellStart"/>
+        <w:t>Zuur, A. F., E. N. Ieno, N. Walker, A. A. Saveliev, &amp; G. M. Smith, 2009.</w:t>
+      </w:r>
       <w:r>
         <w:rPr>
           <w:rFonts w:cstheme="minorHAnsi"/>
           <w:sz w:val="20"/>
           <w:szCs w:val="20"/>
         </w:rPr>
-        <w:t>Ieno</w:t>
-      </w:r>
-      <w:proofErr w:type="spellEnd"/>
-      <w:r>
-        <w:rPr>
-          <w:rFonts w:cstheme="minorHAnsi"/>
-          <w:sz w:val="20"/>
-          <w:szCs w:val="20"/>
-        </w:rPr>
-        <w:t>, N. Walker, A. A. Saveliev, &amp; G. M. Smith, 2009.</w:t>
-      </w:r>
-      <w:r>
-        <w:rPr>
-          <w:rFonts w:cstheme="minorHAnsi"/>
-          <w:sz w:val="20"/>
-          <w:szCs w:val="20"/>
-        </w:rPr>
         <w:t xml:space="preserve"> </w:t>
       </w:r>
-      <w:hyperlink r:id="rId70" w:history="1">
+      <w:hyperlink r:id="rId75" w:history="1">
         <w:r>
           <w:rPr>
             <w:rStyle w:val="Hyperlink"/>
             <w:rFonts w:cstheme="minorHAnsi"/>
+            <w:color w:val="auto"/>
             <w:sz w:val="20"/>
             <w:szCs w:val="20"/>
+            <w:u w:val="none"/>
           </w:rPr>
           <w:t>Mixed effects models and extensions in ecology with</w:t>
         </w:r>
@@ -11739,8 +12003,10 @@
           <w:rPr>
             <w:rStyle w:val="Hyperlink"/>
             <w:rFonts w:cstheme="minorHAnsi"/>
+            <w:color w:val="auto"/>
             <w:sz w:val="20"/>
             <w:szCs w:val="20"/>
+            <w:u w:val="none"/>
           </w:rPr>
           <w:t xml:space="preserve"> </w:t>
         </w:r>
@@ -11748,8 +12014,10 @@
           <w:rPr>
             <w:rStyle w:val="Hyperlink"/>
             <w:rFonts w:cstheme="minorHAnsi"/>
+            <w:color w:val="auto"/>
             <w:sz w:val="20"/>
             <w:szCs w:val="20"/>
+            <w:u w:val="none"/>
           </w:rPr>
           <w:t>R</w:t>
         </w:r>
@@ -16563,7 +16831,7 @@
                     </pic:cNvPicPr>
                   </pic:nvPicPr>
                   <pic:blipFill>
-                    <a:blip r:embed="rId71" cstate="print">
+                    <a:blip r:embed="rId76" cstate="print">
                       <a:extLst>
                         <a:ext uri="{28A0092B-C50C-407E-A947-70E740481C1C}">
                           <a14:useLocalDpi xmlns:a14="http://schemas.microsoft.com/office/drawing/2010/main" val="0"/>
@@ -16714,7 +16982,7 @@
                     <pic:cNvPicPr/>
                   </pic:nvPicPr>
                   <pic:blipFill>
-                    <a:blip r:embed="rId72" cstate="print">
+                    <a:blip r:embed="rId77" cstate="print">
                       <a:extLst>
                         <a:ext uri="{28A0092B-C50C-407E-A947-70E740481C1C}">
                           <a14:useLocalDpi xmlns:a14="http://schemas.microsoft.com/office/drawing/2010/main" val="0"/>
@@ -16842,7 +17110,7 @@
                     </pic:cNvPicPr>
                   </pic:nvPicPr>
                   <pic:blipFill>
-                    <a:blip r:embed="rId73">
+                    <a:blip r:embed="rId78">
                       <a:extLst>
                         <a:ext uri="{28A0092B-C50C-407E-A947-70E740481C1C}">
                           <a14:useLocalDpi xmlns:a14="http://schemas.microsoft.com/office/drawing/2010/main" val="0"/>
@@ -16963,7 +17231,7 @@
                     </pic:cNvPicPr>
                   </pic:nvPicPr>
                   <pic:blipFill>
-                    <a:blip r:embed="rId74">
+                    <a:blip r:embed="rId79">
                       <a:extLst>
                         <a:ext uri="{28A0092B-C50C-407E-A947-70E740481C1C}">
                           <a14:useLocalDpi xmlns:a14="http://schemas.microsoft.com/office/drawing/2010/main" val="0"/>
@@ -17095,7 +17363,7 @@
                     </pic:cNvPicPr>
                   </pic:nvPicPr>
                   <pic:blipFill>
-                    <a:blip r:embed="rId75">
+                    <a:blip r:embed="rId80">
                       <a:extLst>
                         <a:ext uri="{28A0092B-C50C-407E-A947-70E740481C1C}">
                           <a14:useLocalDpi xmlns:a14="http://schemas.microsoft.com/office/drawing/2010/main" val="0"/>
@@ -17263,7 +17531,7 @@
                     <pic:cNvPicPr/>
                   </pic:nvPicPr>
                   <pic:blipFill>
-                    <a:blip r:embed="rId76" cstate="print">
+                    <a:blip r:embed="rId81" cstate="print">
                       <a:extLst>
                         <a:ext uri="{28A0092B-C50C-407E-A947-70E740481C1C}">
                           <a14:useLocalDpi xmlns:a14="http://schemas.microsoft.com/office/drawing/2010/main" val="0"/>
@@ -17321,33 +17589,19 @@
         <w:rPr>
           <w:color w:val="auto"/>
         </w:rPr>
-        <w:t xml:space="preserve">Length–weight relationship used to estimate missing kōura weights. Observed (measured) and model-predicted body weights are shown in relation to orbital carapace length (OCL). The log₁₀–log₁₀ regression was fitted to individuals with both length and weight measurements (n = 240) and used to estimate missing weights (n = 81). Predicted values were </w:t>
-      </w:r>
-      <w:proofErr w:type="gramStart"/>
+        <w:t>Length–weight relationship used to estimate missing kōura weights. Observed (measured) and model-predicted body weights are shown in relation to orbital carapace length (OCL). The log₁₀–log₁₀ regression was fitted to individuals with both length and weight measurements (n = 240) and used to estimate missing weights (n = 81). Predicted values were back</w:t>
+      </w:r>
       <w:r>
         <w:rPr>
           <w:color w:val="auto"/>
         </w:rPr>
-        <w:t>back</w:t>
+        <w:t>-</w:t>
       </w:r>
       <w:r>
         <w:rPr>
           <w:color w:val="auto"/>
         </w:rPr>
-        <w:t>-</w:t>
-      </w:r>
-      <w:r>
-        <w:rPr>
-          <w:color w:val="auto"/>
-        </w:rPr>
-        <w:t>transformed</w:t>
-      </w:r>
-      <w:proofErr w:type="gramEnd"/>
-      <w:r>
-        <w:rPr>
-          <w:color w:val="auto"/>
-        </w:rPr>
-        <w:t xml:space="preserve"> using a lognormal bias correction factor. The fitted regression equation is shown on the plot.</w:t>
+        <w:t>transformed using a lognormal bias correction factor. The fitted regression equation is shown on the plot.</w:t>
       </w:r>
       <w:r>
         <w:rPr>
@@ -17381,7 +17635,7 @@
                     <pic:cNvPicPr/>
                   </pic:nvPicPr>
                   <pic:blipFill>
-                    <a:blip r:embed="rId77"/>
+                    <a:blip r:embed="rId82"/>
                     <a:stretch>
                       <a:fillRect/>
                     </a:stretch>
@@ -52660,7 +52914,7 @@
       </w:pPr>
     </w:p>
     <w:sectPr>
-      <w:footerReference w:type="default" r:id="rId78"/>
+      <w:footerReference w:type="default" r:id="rId83"/>
       <w:pgSz w:w="11906" w:h="16838"/>
       <w:pgMar w:top="1440" w:right="1440" w:bottom="1440" w:left="1440" w:header="708" w:footer="708" w:gutter="0"/>
       <w:lnNumType w:countBy="1" w:restart="continuous"/>

--- a/manuscript/Manuscript_v4.docx
+++ b/manuscript/Manuscript_v4.docx
@@ -6327,7 +6327,13 @@
         <w:t>substrates and riparian vegetation</w:t>
       </w:r>
       <w:r>
-        <w:t xml:space="preserve">, including the targeted placement of artificial reefs in areas already used by </w:t>
+        <w:t xml:space="preserve">, including the targeted placement of </w:t>
+      </w:r>
+      <w:r>
+        <w:t>rocks</w:t>
+      </w:r>
+      <w:r>
+        <w:t xml:space="preserve"> in areas already used by </w:t>
       </w:r>
       <w:r>
         <w:t>freshwater crayfish</w:t>
@@ -6389,15 +6395,7 @@
           <w:sz w:val="20"/>
           <w:szCs w:val="20"/>
         </w:rPr>
-        <w:t>Albertson, L. K., &amp; M. D. Daniels, 2018. Crayfish ecosystem engineering effects on riverbed disturbance and topography are mediated by size and behavior. Freshwater Science 37: 836–844.</w:t>
-      </w:r>
-      <w:r>
-        <w:rPr>
-          <w:rFonts w:cstheme="minorHAnsi"/>
-          <w:sz w:val="20"/>
-          <w:szCs w:val="20"/>
-        </w:rPr>
-        <w:t xml:space="preserve"> </w:t>
+        <w:t xml:space="preserve">Albertson, L. K., &amp; M. D. Daniels, 2018. Crayfish ecosystem engineering effects on riverbed disturbance and topography are mediated by size and behavior. Freshwater Science 37: 836–844. </w:t>
       </w:r>
       <w:hyperlink r:id="rId9" w:history="1">
         <w:r>
@@ -6438,15 +6436,7 @@
           <w:sz w:val="20"/>
           <w:szCs w:val="20"/>
         </w:rPr>
-        <w:t>Angilletta, M. J., T. D. Steury, &amp; M. W. Sears, 2004. Temperature, growth rate, and body size in ectotherms: Fitting pieces of a life-history puzzle. Integrative and Comparative Biology 44: 498–509.</w:t>
-      </w:r>
-      <w:r>
-        <w:rPr>
-          <w:rFonts w:cstheme="minorHAnsi"/>
-          <w:sz w:val="20"/>
-          <w:szCs w:val="20"/>
-        </w:rPr>
-        <w:t xml:space="preserve"> </w:t>
+        <w:t xml:space="preserve">Angilletta, M. J., T. D. Steury, &amp; M. W. Sears, 2004. Temperature, growth rate, and body size in ectotherms: Fitting pieces of a life-history puzzle. Integrative and Comparative Biology 44: 498–509. </w:t>
       </w:r>
       <w:hyperlink r:id="rId10" w:history="1">
         <w:r>
@@ -6487,15 +6477,7 @@
           <w:sz w:val="20"/>
           <w:szCs w:val="20"/>
         </w:rPr>
-        <w:t>Barnes, G. E., 1996.</w:t>
-      </w:r>
-      <w:r>
-        <w:rPr>
-          <w:rFonts w:cstheme="minorHAnsi"/>
-          <w:sz w:val="20"/>
-          <w:szCs w:val="20"/>
-        </w:rPr>
-        <w:t xml:space="preserve"> </w:t>
+        <w:t xml:space="preserve">Barnes, G. E., 1996. </w:t>
       </w:r>
       <w:hyperlink r:id="rId11" w:history="1">
         <w:r>
@@ -6749,7 +6731,7 @@
           <w:sz w:val="20"/>
           <w:szCs w:val="20"/>
         </w:rPr>
-        <w:t>Brooks, M. E., K. Kristensen, K. J. van Benthem, A. Magnusson, C. W. Berg, A. Nielsen, H. J. Skaug, M. Mächler, &amp; B. M. Bolker, 2017.</w:t>
+        <w:t>Brooks, M</w:t>
       </w:r>
       <w:r>
         <w:rPr>
@@ -6757,7 +6739,7 @@
           <w:sz w:val="20"/>
           <w:szCs w:val="20"/>
         </w:rPr>
-        <w:t xml:space="preserve"> </w:t>
+        <w:t>.,</w:t>
       </w:r>
       <w:r>
         <w:rPr>
@@ -6765,7 +6747,7 @@
           <w:sz w:val="20"/>
           <w:szCs w:val="20"/>
         </w:rPr>
-        <w:t>glmmTMB</w:t>
+        <w:t xml:space="preserve"> </w:t>
       </w:r>
       <w:r>
         <w:rPr>
@@ -6773,7 +6755,7 @@
           <w:sz w:val="20"/>
           <w:szCs w:val="20"/>
         </w:rPr>
-        <w:t xml:space="preserve"> </w:t>
+        <w:t xml:space="preserve">B. </w:t>
       </w:r>
       <w:r>
         <w:rPr>
@@ -6781,7 +6763,7 @@
           <w:sz w:val="20"/>
           <w:szCs w:val="20"/>
         </w:rPr>
-        <w:t>balances speed and flexibility among packages for zero-inflated generalized linear mixed modeling. The R Journal 9: 378–400.</w:t>
+        <w:t xml:space="preserve">Bolker, </w:t>
       </w:r>
       <w:r>
         <w:rPr>
@@ -6789,21 +6771,8 @@
           <w:sz w:val="20"/>
           <w:szCs w:val="20"/>
         </w:rPr>
-        <w:t xml:space="preserve"> </w:t>
-      </w:r>
-      <w:hyperlink r:id="rId13" w:history="1">
-        <w:r>
-          <w:rPr>
-            <w:rStyle w:val="Hyperlink"/>
-            <w:rFonts w:cstheme="minorHAnsi"/>
-            <w:color w:val="auto"/>
-            <w:sz w:val="20"/>
-            <w:szCs w:val="20"/>
-            <w:u w:val="none"/>
-          </w:rPr>
-          <w:t>https://doi.org/10.32614/RJ-2017-066</w:t>
-        </w:r>
-      </w:hyperlink>
+        <w:t>K</w:t>
+      </w:r>
       <w:r>
         <w:rPr>
           <w:rFonts w:cstheme="minorHAnsi"/>
@@ -6811,6 +6780,254 @@
           <w:szCs w:val="20"/>
         </w:rPr>
         <w:t>.</w:t>
+      </w:r>
+      <w:r>
+        <w:rPr>
+          <w:rFonts w:cstheme="minorHAnsi"/>
+          <w:sz w:val="20"/>
+          <w:szCs w:val="20"/>
+        </w:rPr>
+        <w:t xml:space="preserve"> Kristensen, </w:t>
+      </w:r>
+      <w:r>
+        <w:rPr>
+          <w:rFonts w:cstheme="minorHAnsi"/>
+          <w:sz w:val="20"/>
+          <w:szCs w:val="20"/>
+        </w:rPr>
+        <w:t>M</w:t>
+      </w:r>
+      <w:r>
+        <w:rPr>
+          <w:rFonts w:cstheme="minorHAnsi"/>
+          <w:sz w:val="20"/>
+          <w:szCs w:val="20"/>
+        </w:rPr>
+        <w:t>.</w:t>
+      </w:r>
+      <w:r>
+        <w:rPr>
+          <w:rFonts w:cstheme="minorHAnsi"/>
+          <w:sz w:val="20"/>
+          <w:szCs w:val="20"/>
+        </w:rPr>
+        <w:t xml:space="preserve"> Maechler, </w:t>
+      </w:r>
+      <w:r>
+        <w:rPr>
+          <w:rFonts w:cstheme="minorHAnsi"/>
+          <w:sz w:val="20"/>
+          <w:szCs w:val="20"/>
+        </w:rPr>
+        <w:t>A.</w:t>
+      </w:r>
+      <w:r>
+        <w:rPr>
+          <w:rFonts w:cstheme="minorHAnsi"/>
+          <w:sz w:val="20"/>
+          <w:szCs w:val="20"/>
+        </w:rPr>
+        <w:t xml:space="preserve"> Magnusson, </w:t>
+      </w:r>
+      <w:r>
+        <w:rPr>
+          <w:rFonts w:cstheme="minorHAnsi"/>
+          <w:sz w:val="20"/>
+          <w:szCs w:val="20"/>
+        </w:rPr>
+        <w:t xml:space="preserve">H. </w:t>
+      </w:r>
+      <w:r>
+        <w:rPr>
+          <w:rFonts w:cstheme="minorHAnsi"/>
+          <w:sz w:val="20"/>
+          <w:szCs w:val="20"/>
+        </w:rPr>
+        <w:t xml:space="preserve">Skaug, </w:t>
+      </w:r>
+      <w:r>
+        <w:rPr>
+          <w:rFonts w:cstheme="minorHAnsi"/>
+          <w:sz w:val="20"/>
+          <w:szCs w:val="20"/>
+        </w:rPr>
+        <w:t>A.</w:t>
+      </w:r>
+      <w:r>
+        <w:rPr>
+          <w:rFonts w:cstheme="minorHAnsi"/>
+          <w:sz w:val="20"/>
+          <w:szCs w:val="20"/>
+        </w:rPr>
+        <w:t xml:space="preserve"> Nielsen, </w:t>
+      </w:r>
+      <w:r>
+        <w:rPr>
+          <w:rFonts w:cstheme="minorHAnsi"/>
+          <w:sz w:val="20"/>
+          <w:szCs w:val="20"/>
+        </w:rPr>
+        <w:t xml:space="preserve">C. </w:t>
+      </w:r>
+      <w:r>
+        <w:rPr>
+          <w:rFonts w:cstheme="minorHAnsi"/>
+          <w:sz w:val="20"/>
+          <w:szCs w:val="20"/>
+        </w:rPr>
+        <w:t xml:space="preserve">Berg, </w:t>
+      </w:r>
+      <w:r>
+        <w:rPr>
+          <w:rFonts w:cstheme="minorHAnsi"/>
+          <w:sz w:val="20"/>
+          <w:szCs w:val="20"/>
+        </w:rPr>
+        <w:t xml:space="preserve">K. </w:t>
+      </w:r>
+      <w:r>
+        <w:rPr>
+          <w:rFonts w:cstheme="minorHAnsi"/>
+          <w:sz w:val="20"/>
+          <w:szCs w:val="20"/>
+        </w:rPr>
+        <w:t xml:space="preserve">van Bentham, </w:t>
+      </w:r>
+      <w:r>
+        <w:rPr>
+          <w:rFonts w:cstheme="minorHAnsi"/>
+          <w:sz w:val="20"/>
+          <w:szCs w:val="20"/>
+        </w:rPr>
+        <w:t>2017</w:t>
+      </w:r>
+      <w:r>
+        <w:rPr>
+          <w:rFonts w:cstheme="minorHAnsi"/>
+          <w:sz w:val="20"/>
+          <w:szCs w:val="20"/>
+        </w:rPr>
+        <w:t xml:space="preserve">. </w:t>
+      </w:r>
+      <w:r>
+        <w:rPr>
+          <w:rFonts w:cstheme="minorHAnsi"/>
+          <w:sz w:val="20"/>
+          <w:szCs w:val="20"/>
+        </w:rPr>
+        <w:t xml:space="preserve">glmmTMB: Generalized </w:t>
+      </w:r>
+      <w:r>
+        <w:rPr>
+          <w:rFonts w:cstheme="minorHAnsi"/>
+          <w:sz w:val="20"/>
+          <w:szCs w:val="20"/>
+        </w:rPr>
+        <w:t>l</w:t>
+      </w:r>
+      <w:r>
+        <w:rPr>
+          <w:rFonts w:cstheme="minorHAnsi"/>
+          <w:sz w:val="20"/>
+          <w:szCs w:val="20"/>
+        </w:rPr>
+        <w:t xml:space="preserve">inear </w:t>
+      </w:r>
+      <w:r>
+        <w:rPr>
+          <w:rFonts w:cstheme="minorHAnsi"/>
+          <w:sz w:val="20"/>
+          <w:szCs w:val="20"/>
+        </w:rPr>
+        <w:t>m</w:t>
+      </w:r>
+      <w:r>
+        <w:rPr>
+          <w:rFonts w:cstheme="minorHAnsi"/>
+          <w:sz w:val="20"/>
+          <w:szCs w:val="20"/>
+        </w:rPr>
+        <w:t xml:space="preserve">ixed </w:t>
+      </w:r>
+      <w:r>
+        <w:rPr>
+          <w:rFonts w:cstheme="minorHAnsi"/>
+          <w:sz w:val="20"/>
+          <w:szCs w:val="20"/>
+        </w:rPr>
+        <w:t>m</w:t>
+      </w:r>
+      <w:r>
+        <w:rPr>
+          <w:rFonts w:cstheme="minorHAnsi"/>
+          <w:sz w:val="20"/>
+          <w:szCs w:val="20"/>
+        </w:rPr>
+        <w:t xml:space="preserve">odels using </w:t>
+      </w:r>
+      <w:r>
+        <w:rPr>
+          <w:rFonts w:cstheme="minorHAnsi"/>
+          <w:sz w:val="20"/>
+          <w:szCs w:val="20"/>
+        </w:rPr>
+        <w:t>t</w:t>
+      </w:r>
+      <w:r>
+        <w:rPr>
+          <w:rFonts w:cstheme="minorHAnsi"/>
+          <w:sz w:val="20"/>
+          <w:szCs w:val="20"/>
+        </w:rPr>
+        <w:t xml:space="preserve">emplate </w:t>
+      </w:r>
+      <w:r>
+        <w:rPr>
+          <w:rFonts w:cstheme="minorHAnsi"/>
+          <w:sz w:val="20"/>
+          <w:szCs w:val="20"/>
+        </w:rPr>
+        <w:t>m</w:t>
+      </w:r>
+      <w:r>
+        <w:rPr>
+          <w:rFonts w:cstheme="minorHAnsi"/>
+          <w:sz w:val="20"/>
+          <w:szCs w:val="20"/>
+        </w:rPr>
+        <w:t xml:space="preserve">odel </w:t>
+      </w:r>
+      <w:r>
+        <w:rPr>
+          <w:rFonts w:cstheme="minorHAnsi"/>
+          <w:sz w:val="20"/>
+          <w:szCs w:val="20"/>
+        </w:rPr>
+        <w:t>b</w:t>
+      </w:r>
+      <w:r>
+        <w:rPr>
+          <w:rFonts w:cstheme="minorHAnsi"/>
+          <w:sz w:val="20"/>
+          <w:szCs w:val="20"/>
+        </w:rPr>
+        <w:t>uilder</w:t>
+      </w:r>
+      <w:r>
+        <w:rPr>
+          <w:rFonts w:cstheme="minorHAnsi"/>
+          <w:sz w:val="20"/>
+          <w:szCs w:val="20"/>
+        </w:rPr>
+        <w:t xml:space="preserve">. </w:t>
+      </w:r>
+      <w:r>
+        <w:rPr>
+          <w:rFonts w:cstheme="minorHAnsi"/>
+          <w:sz w:val="20"/>
+          <w:szCs w:val="20"/>
+        </w:rPr>
+        <w:t>CRAN. https://doi.org/10.32614/CRAN.package.glmmtmb</w:t>
       </w:r>
     </w:p>
     <w:p>
@@ -6867,7 +7084,7 @@
         </w:rPr>
         <w:t xml:space="preserve"> </w:t>
       </w:r>
-      <w:hyperlink r:id="rId14" w:history="1">
+      <w:hyperlink r:id="rId13" w:history="1">
         <w:r>
           <w:rPr>
             <w:rStyle w:val="Hyperlink"/>
@@ -6932,7 +7149,7 @@
         </w:rPr>
         <w:t xml:space="preserve"> </w:t>
       </w:r>
-      <w:hyperlink r:id="rId15" w:history="1">
+      <w:hyperlink r:id="rId14" w:history="1">
         <w:r>
           <w:rPr>
             <w:rStyle w:val="Hyperlink"/>
@@ -6997,7 +7214,7 @@
         </w:rPr>
         <w:t xml:space="preserve"> </w:t>
       </w:r>
-      <w:hyperlink r:id="rId16" w:history="1">
+      <w:hyperlink r:id="rId15" w:history="1">
         <w:r>
           <w:rPr>
             <w:rStyle w:val="Hyperlink"/>
@@ -7046,7 +7263,7 @@
         </w:rPr>
         <w:t xml:space="preserve"> </w:t>
       </w:r>
-      <w:hyperlink r:id="rId17" w:history="1">
+      <w:hyperlink r:id="rId16" w:history="1">
         <w:r>
           <w:rPr>
             <w:rStyle w:val="Hyperlink"/>
@@ -7161,7 +7378,7 @@
         </w:rPr>
         <w:t xml:space="preserve"> </w:t>
       </w:r>
-      <w:hyperlink r:id="rId18" w:history="1">
+      <w:hyperlink r:id="rId17" w:history="1">
         <w:r>
           <w:rPr>
             <w:rStyle w:val="Hyperlink"/>
@@ -7230,7 +7447,7 @@
         </w:rPr>
         <w:t xml:space="preserve"> </w:t>
       </w:r>
-      <w:hyperlink r:id="rId19" w:history="1">
+      <w:hyperlink r:id="rId18" w:history="1">
         <w:r>
           <w:rPr>
             <w:rStyle w:val="Hyperlink"/>
@@ -7295,7 +7512,7 @@
         </w:rPr>
         <w:t xml:space="preserve"> </w:t>
       </w:r>
-      <w:hyperlink r:id="rId20" w:history="1">
+      <w:hyperlink r:id="rId19" w:history="1">
         <w:r>
           <w:rPr>
             <w:rStyle w:val="Hyperlink"/>
@@ -7344,7 +7561,7 @@
         </w:rPr>
         <w:t xml:space="preserve"> </w:t>
       </w:r>
-      <w:hyperlink r:id="rId21" w:history="1">
+      <w:hyperlink r:id="rId20" w:history="1">
         <w:r>
           <w:rPr>
             <w:rStyle w:val="Hyperlink"/>
@@ -7650,7 +7867,7 @@
         </w:rPr>
         <w:t xml:space="preserve"> </w:t>
       </w:r>
-      <w:hyperlink r:id="rId22" w:history="1">
+      <w:hyperlink r:id="rId21" w:history="1">
         <w:r>
           <w:rPr>
             <w:rStyle w:val="Hyperlink"/>
@@ -7699,7 +7916,7 @@
         </w:rPr>
         <w:t xml:space="preserve"> </w:t>
       </w:r>
-      <w:hyperlink r:id="rId23" w:history="1">
+      <w:hyperlink r:id="rId22" w:history="1">
         <w:r>
           <w:rPr>
             <w:rStyle w:val="Hyperlink"/>
@@ -7774,7 +7991,7 @@
         </w:rPr>
         <w:t xml:space="preserve"> </w:t>
       </w:r>
-      <w:hyperlink r:id="rId24" w:history="1">
+      <w:hyperlink r:id="rId23" w:history="1">
         <w:r>
           <w:rPr>
             <w:rStyle w:val="Hyperlink"/>
@@ -7823,7 +8040,7 @@
         </w:rPr>
         <w:t xml:space="preserve"> </w:t>
       </w:r>
-      <w:hyperlink r:id="rId25" w:history="1">
+      <w:hyperlink r:id="rId24" w:history="1">
         <w:r>
           <w:rPr>
             <w:rStyle w:val="Hyperlink"/>
@@ -7954,7 +8171,7 @@
         </w:rPr>
         <w:t xml:space="preserve"> </w:t>
       </w:r>
-      <w:hyperlink r:id="rId26" w:history="1">
+      <w:hyperlink r:id="rId25" w:history="1">
         <w:r>
           <w:rPr>
             <w:rStyle w:val="Hyperlink"/>
@@ -8003,7 +8220,7 @@
         </w:rPr>
         <w:t xml:space="preserve"> </w:t>
       </w:r>
-      <w:hyperlink r:id="rId27" w:history="1">
+      <w:hyperlink r:id="rId26" w:history="1">
         <w:r>
           <w:rPr>
             <w:rStyle w:val="Hyperlink"/>
@@ -8052,7 +8269,7 @@
         </w:rPr>
         <w:t xml:space="preserve"> </w:t>
       </w:r>
-      <w:hyperlink r:id="rId28" w:history="1">
+      <w:hyperlink r:id="rId27" w:history="1">
         <w:r>
           <w:rPr>
             <w:rStyle w:val="Hyperlink"/>
@@ -8285,7 +8502,7 @@
         </w:rPr>
         <w:t xml:space="preserve"> </w:t>
       </w:r>
-      <w:hyperlink r:id="rId29" w:history="1">
+      <w:hyperlink r:id="rId28" w:history="1">
         <w:r>
           <w:rPr>
             <w:rStyle w:val="Hyperlink"/>
@@ -8354,7 +8571,7 @@
         </w:rPr>
         <w:t xml:space="preserve"> </w:t>
       </w:r>
-      <w:hyperlink r:id="rId30" w:history="1">
+      <w:hyperlink r:id="rId29" w:history="1">
         <w:r>
           <w:rPr>
             <w:rStyle w:val="Hyperlink"/>
@@ -8453,7 +8670,7 @@
         </w:rPr>
         <w:t xml:space="preserve"> </w:t>
       </w:r>
-      <w:hyperlink r:id="rId31" w:history="1">
+      <w:hyperlink r:id="rId30" w:history="1">
         <w:r>
           <w:rPr>
             <w:rStyle w:val="Hyperlink"/>
@@ -8502,7 +8719,7 @@
         </w:rPr>
         <w:t xml:space="preserve"> </w:t>
       </w:r>
-      <w:hyperlink r:id="rId32" w:history="1">
+      <w:hyperlink r:id="rId31" w:history="1">
         <w:r>
           <w:rPr>
             <w:rStyle w:val="Hyperlink"/>
@@ -8685,7 +8902,7 @@
         </w:rPr>
         <w:t xml:space="preserve"> </w:t>
       </w:r>
-      <w:hyperlink r:id="rId33" w:history="1">
+      <w:hyperlink r:id="rId32" w:history="1">
         <w:r>
           <w:rPr>
             <w:rStyle w:val="Hyperlink"/>
@@ -8734,7 +8951,7 @@
         </w:rPr>
         <w:t xml:space="preserve"> </w:t>
       </w:r>
-      <w:hyperlink r:id="rId34" w:history="1">
+      <w:hyperlink r:id="rId33" w:history="1">
         <w:r>
           <w:rPr>
             <w:rStyle w:val="Hyperlink"/>
@@ -8853,7 +9070,7 @@
         </w:rPr>
         <w:t xml:space="preserve"> </w:t>
       </w:r>
-      <w:hyperlink r:id="rId35" w:history="1">
+      <w:hyperlink r:id="rId34" w:history="1">
         <w:r>
           <w:rPr>
             <w:rStyle w:val="Hyperlink"/>
@@ -8969,7 +9186,7 @@
         </w:rPr>
         <w:t xml:space="preserve"> </w:t>
       </w:r>
-      <w:hyperlink r:id="rId36" w:history="1">
+      <w:hyperlink r:id="rId35" w:history="1">
         <w:r>
           <w:rPr>
             <w:rStyle w:val="Hyperlink"/>
@@ -9050,7 +9267,7 @@
         </w:rPr>
         <w:t xml:space="preserve"> </w:t>
       </w:r>
-      <w:hyperlink r:id="rId37" w:history="1">
+      <w:hyperlink r:id="rId36" w:history="1">
         <w:r>
           <w:rPr>
             <w:rStyle w:val="Hyperlink"/>
@@ -9173,7 +9390,7 @@
         </w:rPr>
         <w:t xml:space="preserve"> </w:t>
       </w:r>
-      <w:hyperlink r:id="rId38" w:history="1">
+      <w:hyperlink r:id="rId37" w:history="1">
         <w:r>
           <w:rPr>
             <w:rStyle w:val="Hyperlink"/>
@@ -9312,7 +9529,7 @@
         </w:rPr>
         <w:t xml:space="preserve"> </w:t>
       </w:r>
-      <w:hyperlink r:id="rId39" w:history="1">
+      <w:hyperlink r:id="rId38" w:history="1">
         <w:r>
           <w:rPr>
             <w:rStyle w:val="Hyperlink"/>
@@ -9435,7 +9652,7 @@
         </w:rPr>
         <w:t xml:space="preserve"> </w:t>
       </w:r>
-      <w:hyperlink r:id="rId40" w:history="1">
+      <w:hyperlink r:id="rId39" w:history="1">
         <w:r>
           <w:rPr>
             <w:rStyle w:val="Hyperlink"/>
@@ -9536,7 +9753,7 @@
         </w:rPr>
         <w:t xml:space="preserve"> </w:t>
       </w:r>
-      <w:hyperlink r:id="rId41" w:history="1">
+      <w:hyperlink r:id="rId40" w:history="1">
         <w:r>
           <w:rPr>
             <w:rStyle w:val="Hyperlink"/>
@@ -9585,7 +9802,7 @@
         </w:rPr>
         <w:t xml:space="preserve"> </w:t>
       </w:r>
-      <w:hyperlink r:id="rId42" w:history="1">
+      <w:hyperlink r:id="rId41" w:history="1">
         <w:r>
           <w:rPr>
             <w:rStyle w:val="Hyperlink"/>
@@ -9666,7 +9883,7 @@
         </w:rPr>
         <w:t xml:space="preserve"> </w:t>
       </w:r>
-      <w:hyperlink r:id="rId43" w:history="1">
+      <w:hyperlink r:id="rId42" w:history="1">
         <w:r>
           <w:rPr>
             <w:rStyle w:val="Hyperlink"/>
@@ -9773,7 +9990,7 @@
         </w:rPr>
         <w:t xml:space="preserve"> </w:t>
       </w:r>
-      <w:hyperlink r:id="rId44" w:history="1">
+      <w:hyperlink r:id="rId43" w:history="1">
         <w:r>
           <w:rPr>
             <w:rStyle w:val="Hyperlink"/>
@@ -9822,7 +10039,7 @@
         </w:rPr>
         <w:t xml:space="preserve"> </w:t>
       </w:r>
-      <w:hyperlink r:id="rId45" w:history="1">
+      <w:hyperlink r:id="rId44" w:history="1">
         <w:r>
           <w:rPr>
             <w:rStyle w:val="Hyperlink"/>
@@ -9871,7 +10088,7 @@
         </w:rPr>
         <w:t xml:space="preserve"> </w:t>
       </w:r>
-      <w:hyperlink r:id="rId46" w:history="1">
+      <w:hyperlink r:id="rId45" w:history="1">
         <w:r>
           <w:rPr>
             <w:rStyle w:val="Hyperlink"/>
@@ -9920,7 +10137,7 @@
         </w:rPr>
         <w:t xml:space="preserve"> </w:t>
       </w:r>
-      <w:hyperlink r:id="rId47" w:history="1">
+      <w:hyperlink r:id="rId46" w:history="1">
         <w:r>
           <w:rPr>
             <w:rStyle w:val="Hyperlink"/>
@@ -10010,7 +10227,7 @@
         </w:rPr>
         <w:t xml:space="preserve"> </w:t>
       </w:r>
-      <w:hyperlink r:id="rId48" w:history="1">
+      <w:hyperlink r:id="rId47" w:history="1">
         <w:r>
           <w:rPr>
             <w:rStyle w:val="Hyperlink"/>
@@ -10097,7 +10314,7 @@
         </w:rPr>
         <w:t xml:space="preserve"> </w:t>
       </w:r>
-      <w:hyperlink r:id="rId49" w:history="1">
+      <w:hyperlink r:id="rId48" w:history="1">
         <w:r>
           <w:rPr>
             <w:rStyle w:val="Hyperlink"/>
@@ -10178,7 +10395,7 @@
         </w:rPr>
         <w:t xml:space="preserve"> </w:t>
       </w:r>
-      <w:hyperlink r:id="rId50" w:history="1">
+      <w:hyperlink r:id="rId49" w:history="1">
         <w:r>
           <w:rPr>
             <w:rStyle w:val="Hyperlink"/>
@@ -10245,7 +10462,7 @@
         </w:rPr>
         <w:t xml:space="preserve"> </w:t>
       </w:r>
-      <w:hyperlink r:id="rId51" w:history="1">
+      <w:hyperlink r:id="rId50" w:history="1">
         <w:r>
           <w:rPr>
             <w:rStyle w:val="Hyperlink"/>
@@ -10346,7 +10563,7 @@
         </w:rPr>
         <w:t xml:space="preserve"> </w:t>
       </w:r>
-      <w:hyperlink r:id="rId52" w:history="1">
+      <w:hyperlink r:id="rId51" w:history="1">
         <w:r>
           <w:rPr>
             <w:rStyle w:val="Hyperlink"/>
@@ -10395,7 +10612,7 @@
         </w:rPr>
         <w:t xml:space="preserve"> </w:t>
       </w:r>
-      <w:hyperlink r:id="rId53" w:history="1">
+      <w:hyperlink r:id="rId52" w:history="1">
         <w:r>
           <w:rPr>
             <w:rStyle w:val="Hyperlink"/>
@@ -10422,15 +10639,7 @@
           <w:sz w:val="20"/>
           <w:szCs w:val="20"/>
         </w:rPr>
-        <w:t xml:space="preserve">, </w:t>
-      </w:r>
-      <w:r>
-        <w:rPr>
-          <w:rFonts w:cstheme="minorHAnsi"/>
-          <w:sz w:val="20"/>
-          <w:szCs w:val="20"/>
-        </w:rPr>
-        <w:t>https://www.R-project.org/</w:t>
+        <w:t>, https://www.R-project.org/</w:t>
       </w:r>
       <w:r>
         <w:rPr>
@@ -10484,7 +10693,7 @@
         </w:rPr>
         <w:t xml:space="preserve"> </w:t>
       </w:r>
-      <w:hyperlink r:id="rId54" w:history="1">
+      <w:hyperlink r:id="rId53" w:history="1">
         <w:r>
           <w:rPr>
             <w:rStyle w:val="Hyperlink"/>
@@ -10551,7 +10760,7 @@
         </w:rPr>
         <w:t xml:space="preserve"> </w:t>
       </w:r>
-      <w:hyperlink r:id="rId55" w:history="1">
+      <w:hyperlink r:id="rId54" w:history="1">
         <w:r>
           <w:rPr>
             <w:rStyle w:val="Hyperlink"/>
@@ -10632,7 +10841,7 @@
         </w:rPr>
         <w:t xml:space="preserve"> </w:t>
       </w:r>
-      <w:hyperlink r:id="rId56" w:history="1">
+      <w:hyperlink r:id="rId55" w:history="1">
         <w:r>
           <w:rPr>
             <w:rStyle w:val="Hyperlink"/>
@@ -10715,7 +10924,7 @@
         </w:rPr>
         <w:t xml:space="preserve"> </w:t>
       </w:r>
-      <w:hyperlink r:id="rId57" w:history="1">
+      <w:hyperlink r:id="rId56" w:history="1">
         <w:r>
           <w:rPr>
             <w:rStyle w:val="Hyperlink"/>
@@ -10796,7 +11005,7 @@
         </w:rPr>
         <w:t xml:space="preserve"> </w:t>
       </w:r>
-      <w:hyperlink r:id="rId58" w:history="1">
+      <w:hyperlink r:id="rId57" w:history="1">
         <w:r>
           <w:rPr>
             <w:rStyle w:val="Hyperlink"/>
@@ -10948,7 +11157,7 @@
         </w:rPr>
         <w:t xml:space="preserve"> </w:t>
       </w:r>
-      <w:hyperlink r:id="rId59" w:history="1">
+      <w:hyperlink r:id="rId58" w:history="1">
         <w:r>
           <w:rPr>
             <w:rStyle w:val="Hyperlink"/>
@@ -11047,7 +11256,7 @@
         </w:rPr>
         <w:t xml:space="preserve"> </w:t>
       </w:r>
-      <w:hyperlink r:id="rId60" w:history="1">
+      <w:hyperlink r:id="rId59" w:history="1">
         <w:r>
           <w:rPr>
             <w:rStyle w:val="Hyperlink"/>
@@ -11096,7 +11305,7 @@
         </w:rPr>
         <w:t xml:space="preserve"> </w:t>
       </w:r>
-      <w:hyperlink r:id="rId61" w:history="1">
+      <w:hyperlink r:id="rId60" w:history="1">
         <w:r>
           <w:rPr>
             <w:rStyle w:val="Hyperlink"/>
@@ -11145,7 +11354,7 @@
         </w:rPr>
         <w:t xml:space="preserve"> </w:t>
       </w:r>
-      <w:hyperlink r:id="rId62" w:history="1">
+      <w:hyperlink r:id="rId61" w:history="1">
         <w:r>
           <w:rPr>
             <w:rStyle w:val="Hyperlink"/>
@@ -11194,7 +11403,7 @@
         </w:rPr>
         <w:t xml:space="preserve"> </w:t>
       </w:r>
-      <w:hyperlink r:id="rId63" w:history="1">
+      <w:hyperlink r:id="rId62" w:history="1">
         <w:r>
           <w:rPr>
             <w:rStyle w:val="Hyperlink"/>
@@ -11259,7 +11468,7 @@
         </w:rPr>
         <w:t xml:space="preserve"> </w:t>
       </w:r>
-      <w:hyperlink r:id="rId64" w:history="1">
+      <w:hyperlink r:id="rId63" w:history="1">
         <w:r>
           <w:rPr>
             <w:rStyle w:val="Hyperlink"/>
@@ -11358,7 +11567,7 @@
         </w:rPr>
         <w:t xml:space="preserve"> </w:t>
       </w:r>
-      <w:hyperlink r:id="rId65" w:history="1">
+      <w:hyperlink r:id="rId64" w:history="1">
         <w:r>
           <w:rPr>
             <w:rStyle w:val="Hyperlink"/>
@@ -11407,7 +11616,7 @@
         </w:rPr>
         <w:t xml:space="preserve"> </w:t>
       </w:r>
-      <w:hyperlink r:id="rId66" w:history="1">
+      <w:hyperlink r:id="rId65" w:history="1">
         <w:r>
           <w:rPr>
             <w:rStyle w:val="Hyperlink"/>
@@ -11472,7 +11681,7 @@
         </w:rPr>
         <w:t xml:space="preserve"> </w:t>
       </w:r>
-      <w:hyperlink r:id="rId67" w:history="1">
+      <w:hyperlink r:id="rId66" w:history="1">
         <w:r>
           <w:rPr>
             <w:rStyle w:val="Hyperlink"/>
@@ -11585,7 +11794,7 @@
         </w:rPr>
         <w:t xml:space="preserve"> </w:t>
       </w:r>
-      <w:hyperlink r:id="rId68" w:history="1">
+      <w:hyperlink r:id="rId67" w:history="1">
         <w:r>
           <w:rPr>
             <w:rStyle w:val="Hyperlink"/>
@@ -11650,7 +11859,7 @@
         </w:rPr>
         <w:t xml:space="preserve"> </w:t>
       </w:r>
-      <w:hyperlink r:id="rId69" w:history="1">
+      <w:hyperlink r:id="rId68" w:history="1">
         <w:r>
           <w:rPr>
             <w:rStyle w:val="Hyperlink"/>
@@ -11719,7 +11928,7 @@
         </w:rPr>
         <w:t xml:space="preserve"> </w:t>
       </w:r>
-      <w:hyperlink r:id="rId70" w:history="1">
+      <w:hyperlink r:id="rId69" w:history="1">
         <w:r>
           <w:rPr>
             <w:rStyle w:val="Hyperlink"/>
@@ -11769,7 +11978,7 @@
         </w:rPr>
         <w:t xml:space="preserve"> </w:t>
       </w:r>
-      <w:hyperlink r:id="rId71" w:history="1">
+      <w:hyperlink r:id="rId70" w:history="1">
         <w:r>
           <w:rPr>
             <w:rStyle w:val="Hyperlink"/>
@@ -11818,7 +12027,7 @@
         </w:rPr>
         <w:t xml:space="preserve"> </w:t>
       </w:r>
-      <w:hyperlink r:id="rId72" w:history="1">
+      <w:hyperlink r:id="rId71" w:history="1">
         <w:r>
           <w:rPr>
             <w:rStyle w:val="Hyperlink"/>
@@ -11889,7 +12098,7 @@
         </w:rPr>
         <w:t xml:space="preserve"> </w:t>
       </w:r>
-      <w:hyperlink r:id="rId73" w:history="1">
+      <w:hyperlink r:id="rId72" w:history="1">
         <w:r>
           <w:rPr>
             <w:rStyle w:val="Hyperlink"/>
@@ -11938,7 +12147,7 @@
         </w:rPr>
         <w:t xml:space="preserve"> </w:t>
       </w:r>
-      <w:hyperlink r:id="rId74" w:history="1">
+      <w:hyperlink r:id="rId73" w:history="1">
         <w:r>
           <w:rPr>
             <w:rStyle w:val="Hyperlink"/>
@@ -11987,7 +12196,7 @@
         </w:rPr>
         <w:t xml:space="preserve"> </w:t>
       </w:r>
-      <w:hyperlink r:id="rId75" w:history="1">
+      <w:hyperlink r:id="rId74" w:history="1">
         <w:r>
           <w:rPr>
             <w:rStyle w:val="Hyperlink"/>
@@ -12324,20 +12533,20 @@
         <w:tblLook w:val="04A0" w:firstRow="1" w:lastRow="0" w:firstColumn="1" w:lastColumn="0" w:noHBand="0" w:noVBand="1"/>
       </w:tblPr>
       <w:tblGrid>
-        <w:gridCol w:w="633"/>
-        <w:gridCol w:w="785"/>
-        <w:gridCol w:w="480"/>
-        <w:gridCol w:w="535"/>
-        <w:gridCol w:w="745"/>
-        <w:gridCol w:w="505"/>
-        <w:gridCol w:w="714"/>
-        <w:gridCol w:w="668"/>
-        <w:gridCol w:w="703"/>
-        <w:gridCol w:w="825"/>
-        <w:gridCol w:w="565"/>
-        <w:gridCol w:w="513"/>
-        <w:gridCol w:w="505"/>
-        <w:gridCol w:w="850"/>
+        <w:gridCol w:w="627"/>
+        <w:gridCol w:w="777"/>
+        <w:gridCol w:w="476"/>
+        <w:gridCol w:w="530"/>
+        <w:gridCol w:w="738"/>
+        <w:gridCol w:w="501"/>
+        <w:gridCol w:w="707"/>
+        <w:gridCol w:w="662"/>
+        <w:gridCol w:w="781"/>
+        <w:gridCol w:w="817"/>
+        <w:gridCol w:w="560"/>
+        <w:gridCol w:w="508"/>
+        <w:gridCol w:w="501"/>
+        <w:gridCol w:w="841"/>
       </w:tblGrid>
       <w:tr>
         <w:trPr>
@@ -13433,7 +13642,7 @@
                 <w:sz w:val="16"/>
                 <w:szCs w:val="16"/>
               </w:rPr>
-              <w:t>Stratified</w:t>
+              <w:t>Monomictic</w:t>
             </w:r>
           </w:p>
         </w:tc>
@@ -14087,7 +14296,7 @@
                 <w:sz w:val="16"/>
                 <w:szCs w:val="16"/>
               </w:rPr>
-              <w:t>Stratified</w:t>
+              <w:t>Monomictic</w:t>
             </w:r>
           </w:p>
         </w:tc>
@@ -14414,7 +14623,7 @@
                 <w:sz w:val="16"/>
                 <w:szCs w:val="16"/>
               </w:rPr>
-              <w:t>Stratified</w:t>
+              <w:t>Monomictic</w:t>
             </w:r>
           </w:p>
         </w:tc>
@@ -14612,6 +14821,8 @@
       </w:r>
       <w:r>
         <w:rPr>
+          <w:i w:val="0"/>
+          <w:iCs w:val="0"/>
           <w:color w:val="auto"/>
         </w:rPr>
         <w:t>Paranephrops planifrons</w:t>
@@ -16831,7 +17042,7 @@
                     </pic:cNvPicPr>
                   </pic:nvPicPr>
                   <pic:blipFill>
-                    <a:blip r:embed="rId76" cstate="print">
+                    <a:blip r:embed="rId75" cstate="print">
                       <a:extLst>
                         <a:ext uri="{28A0092B-C50C-407E-A947-70E740481C1C}">
                           <a14:useLocalDpi xmlns:a14="http://schemas.microsoft.com/office/drawing/2010/main" val="0"/>
@@ -16982,7 +17193,7 @@
                     <pic:cNvPicPr/>
                   </pic:nvPicPr>
                   <pic:blipFill>
-                    <a:blip r:embed="rId77" cstate="print">
+                    <a:blip r:embed="rId76" cstate="print">
                       <a:extLst>
                         <a:ext uri="{28A0092B-C50C-407E-A947-70E740481C1C}">
                           <a14:useLocalDpi xmlns:a14="http://schemas.microsoft.com/office/drawing/2010/main" val="0"/>
@@ -17110,7 +17321,7 @@
                     </pic:cNvPicPr>
                   </pic:nvPicPr>
                   <pic:blipFill>
-                    <a:blip r:embed="rId78">
+                    <a:blip r:embed="rId77">
                       <a:extLst>
                         <a:ext uri="{28A0092B-C50C-407E-A947-70E740481C1C}">
                           <a14:useLocalDpi xmlns:a14="http://schemas.microsoft.com/office/drawing/2010/main" val="0"/>
@@ -17231,7 +17442,7 @@
                     </pic:cNvPicPr>
                   </pic:nvPicPr>
                   <pic:blipFill>
-                    <a:blip r:embed="rId79">
+                    <a:blip r:embed="rId78">
                       <a:extLst>
                         <a:ext uri="{28A0092B-C50C-407E-A947-70E740481C1C}">
                           <a14:useLocalDpi xmlns:a14="http://schemas.microsoft.com/office/drawing/2010/main" val="0"/>
@@ -17363,7 +17574,7 @@
                     </pic:cNvPicPr>
                   </pic:nvPicPr>
                   <pic:blipFill>
-                    <a:blip r:embed="rId80">
+                    <a:blip r:embed="rId79">
                       <a:extLst>
                         <a:ext uri="{28A0092B-C50C-407E-A947-70E740481C1C}">
                           <a14:useLocalDpi xmlns:a14="http://schemas.microsoft.com/office/drawing/2010/main" val="0"/>
@@ -17531,7 +17742,7 @@
                     <pic:cNvPicPr/>
                   </pic:nvPicPr>
                   <pic:blipFill>
-                    <a:blip r:embed="rId81" cstate="print">
+                    <a:blip r:embed="rId80" cstate="print">
                       <a:extLst>
                         <a:ext uri="{28A0092B-C50C-407E-A947-70E740481C1C}">
                           <a14:useLocalDpi xmlns:a14="http://schemas.microsoft.com/office/drawing/2010/main" val="0"/>
@@ -17635,7 +17846,7 @@
                     <pic:cNvPicPr/>
                   </pic:nvPicPr>
                   <pic:blipFill>
-                    <a:blip r:embed="rId82"/>
+                    <a:blip r:embed="rId81"/>
                     <a:stretch>
                       <a:fillRect/>
                     </a:stretch>
@@ -52914,7 +53125,7 @@
       </w:pPr>
     </w:p>
     <w:sectPr>
-      <w:footerReference w:type="default" r:id="rId83"/>
+      <w:footerReference w:type="default" r:id="rId82"/>
       <w:pgSz w:w="11906" w:h="16838"/>
       <w:pgMar w:top="1440" w:right="1440" w:bottom="1440" w:left="1440" w:header="708" w:footer="708" w:gutter="0"/>
       <w:lnNumType w:countBy="1" w:restart="continuous"/>
